--- a/Confluent-Security-Lab-Story-Guide-v2-精簡版.docx
+++ b/Confluent-Security-Lab-Story-Guide-v2-精簡版.docx
@@ -551,7 +551,7 @@
                 <w:sz w:val="19"/>
                 <w:szCs w:val="19"/>
               </w:rPr>
-              <w:t xml:space="preserve">本版以故事串起來,並新增 Lab 15(人員異動)、Lab 16(OP menu)與 Lab 17(傳輸加密補強);舊版 Confluent-Security-Lab-Guide.docx 保留</w:t>
+              <w:t xml:space="preserve">本版以故事串起來,並新增 Lab 15(人員異動)、Lab 16(OP menu)、Lab 17(傳輸加密補強)與 Lab 18(CyberArk 整合);舊版 Confluent-Security-Lab-Guide.docx 保留</w:t>
             </w:r>
           </w:p>
         </w:tc>
@@ -2682,6 +2682,114 @@
                 <w:szCs w:val="17"/>
               </w:rPr>
               <w:t xml:space="preserve">Lab 5 的批次測試(第一次跑 Lab 5 時才下載)</w:t>
+            </w:r>
+          </w:p>
+        </w:tc>
+      </w:tr>
+      <w:tr>
+        <w:trPr>
+          <w:cantSplit/>
+          <w:tblHeader w:val="off"/>
+        </w:trPr>
+        <w:tc>
+          <w:tcPr>
+            <w:tcW w:type="dxa" w:w="4200"/>
+            <w:tcBorders>
+              <w:top w:val="single" w:color="C9D3DC" w:sz="4"/>
+              <w:left w:val="single" w:color="C9D3DC" w:sz="4"/>
+              <w:bottom w:val="single" w:color="C9D3DC" w:sz="4"/>
+              <w:right w:val="single" w:color="C9D3DC" w:sz="4"/>
+            </w:tcBorders>
+            <w:shd w:fill="F1F5F8" w:color="auto" w:val="clear"/>
+            <w:tcMar>
+              <w:top w:type="dxa" w:w="60"/>
+              <w:left w:type="dxa" w:w="100"/>
+              <w:bottom w:type="dxa" w:w="60"/>
+              <w:right w:type="dxa" w:w="100"/>
+            </w:tcMar>
+          </w:tcPr>
+          <w:p>
+            <w:pPr>
+              <w:spacing w:after="0" w:line="276"/>
+            </w:pPr>
+            <w:r>
+              <w:rPr>
+                <w:rFonts w:ascii="Microsoft JhengHei" w:cs="Microsoft JhengHei" w:eastAsia="Microsoft JhengHei" w:hAnsi="Microsoft JhengHei"/>
+                <w:b w:val="false"/>
+                <w:bCs w:val="false"/>
+                <w:color w:val="22313F"/>
+                <w:sz w:val="17"/>
+                <w:szCs w:val="17"/>
+              </w:rPr>
+              <w:t xml:space="preserve">cyberark/conjur、cyberark/conjur-cli:9、postgres:15、nginx:stable、confluentinc/confluent-cli</w:t>
+            </w:r>
+          </w:p>
+        </w:tc>
+        <w:tc>
+          <w:tcPr>
+            <w:tcW w:type="dxa" w:w="1500"/>
+            <w:tcBorders>
+              <w:top w:val="single" w:color="C9D3DC" w:sz="4"/>
+              <w:left w:val="single" w:color="C9D3DC" w:sz="4"/>
+              <w:bottom w:val="single" w:color="C9D3DC" w:sz="4"/>
+              <w:right w:val="single" w:color="C9D3DC" w:sz="4"/>
+            </w:tcBorders>
+            <w:shd w:fill="F1F5F8" w:color="auto" w:val="clear"/>
+            <w:tcMar>
+              <w:top w:type="dxa" w:w="60"/>
+              <w:left w:type="dxa" w:w="100"/>
+              <w:bottom w:type="dxa" w:w="60"/>
+              <w:right w:type="dxa" w:w="100"/>
+            </w:tcMar>
+          </w:tcPr>
+          <w:p>
+            <w:pPr>
+              <w:spacing w:after="0" w:line="276"/>
+            </w:pPr>
+            <w:r>
+              <w:rPr>
+                <w:rFonts w:ascii="Microsoft JhengHei" w:cs="Microsoft JhengHei" w:eastAsia="Microsoft JhengHei" w:hAnsi="Microsoft JhengHei"/>
+                <w:b w:val="false"/>
+                <w:bCs w:val="false"/>
+                <w:color w:val="22313F"/>
+                <w:sz w:val="17"/>
+                <w:szCs w:val="17"/>
+              </w:rPr>
+              <w:t xml:space="preserve">約 1.2 GB</w:t>
+            </w:r>
+          </w:p>
+        </w:tc>
+        <w:tc>
+          <w:tcPr>
+            <w:tcW w:type="dxa" w:w="3326"/>
+            <w:tcBorders>
+              <w:top w:val="single" w:color="C9D3DC" w:sz="4"/>
+              <w:left w:val="single" w:color="C9D3DC" w:sz="4"/>
+              <w:bottom w:val="single" w:color="C9D3DC" w:sz="4"/>
+              <w:right w:val="single" w:color="C9D3DC" w:sz="4"/>
+            </w:tcBorders>
+            <w:shd w:fill="F1F5F8" w:color="auto" w:val="clear"/>
+            <w:tcMar>
+              <w:top w:type="dxa" w:w="60"/>
+              <w:left w:type="dxa" w:w="100"/>
+              <w:bottom w:type="dxa" w:w="60"/>
+              <w:right w:type="dxa" w:w="100"/>
+            </w:tcMar>
+          </w:tcPr>
+          <w:p>
+            <w:pPr>
+              <w:spacing w:after="0" w:line="276"/>
+            </w:pPr>
+            <w:r>
+              <w:rPr>
+                <w:rFonts w:ascii="Microsoft JhengHei" w:cs="Microsoft JhengHei" w:eastAsia="Microsoft JhengHei" w:hAnsi="Microsoft JhengHei"/>
+                <w:b w:val="false"/>
+                <w:bCs w:val="false"/>
+                <w:color w:val="22313F"/>
+                <w:sz w:val="17"/>
+                <w:szCs w:val="17"/>
+              </w:rPr>
+              <w:t xml:space="preserve">Lab 18(CyberArk 整合;第一次跑 Lab 18 時才下載)</w:t>
             </w:r>
           </w:p>
         </w:tc>
@@ -6648,7 +6756,7 @@
                 <w:sz w:val="18"/>
                 <w:szCs w:val="18"/>
               </w:rPr>
-              <w:t xml:space="preserve">異動、日常維運與傳輸加密</w:t>
+              <w:t xml:space="preserve">異動、日常維運、傳輸加密與 CyberArk</w:t>
             </w:r>
           </w:p>
         </w:tc>
@@ -6682,7 +6790,7 @@
                 <w:sz w:val="18"/>
                 <w:szCs w:val="18"/>
               </w:rPr>
-              <w:t xml:space="preserve">Lab 15、Lab 16、Lab 17</w:t>
+              <w:t xml:space="preserve">Lab 15、Lab 16、Lab 17、Lab 18</w:t>
             </w:r>
           </w:p>
         </w:tc>
@@ -9335,7 +9443,7 @@
           <w:sz w:val="21"/>
           <w:szCs w:val="21"/>
         </w:rPr>
-        <w:t xml:space="preserve">驗證方式:本手冊的每一條「手動指令」2026-10-08 全部實跑:第 1 到 17 章整章腳本 0 失敗;手冊每一步的手動指令與專案指令由 verify-doc.mjs 實跑並判定(118 步,0 不符合);輸出與截圖見完整版。有介面操作的步驟以等效 API/CLI 驗證,截圖來自 Playwright 自動化。</w:t>
+        <w:t xml:space="preserve">驗證方式:本手冊的每一條「手動指令」2026-10-08 全部實跑:第 1 到 18 章整章腳本 0 失敗;手冊每一步的手動指令與專案指令由 verify-doc.mjs 實跑並判定(第 1 到 17 章 118 步 + Lab 18 共 21 步,0 不符合),手冊顯示的輸出就是該步指令實跑的結果(labguide/manual-out/)。;輸出與截圖見完整版。有介面操作的步驟以等效 API/CLI 驗證,截圖來自 Playwright 自動化。</w:t>
       </w:r>
     </w:p>
     <w:p>
@@ -34260,7 +34368,7 @@
         <w:rPr>
           <w:rFonts w:ascii="Microsoft JhengHei" w:cs="Microsoft JhengHei" w:eastAsia="Microsoft JhengHei" w:hAnsi="Microsoft JhengHei"/>
         </w:rPr>
-        <w:t xml:space="preserve">第三週:異動、日常維運與傳輸加密</w:t>
+        <w:t xml:space="preserve">第三週:異動、日常維運、傳輸加密與 CyberArk</w:t>
       </w:r>
     </w:p>
     <w:tbl>
@@ -34323,7 +34431,7 @@
                 <w:sz w:val="21"/>
                 <w:szCs w:val="21"/>
               </w:rPr>
-              <w:t xml:space="preserve">人會調動、會離職;而日常維運不能每次都靠指令記憶。第三週,Ming 處理人員異動,並第一次用平台組自己做的維運選單(OP menu)值班。最後一件事,是把「線上傳輸」補完整:連 AD 的線路、監控元件、使用者連 C3 的入口。</w:t>
+              <w:t xml:space="preserve">人會調動、會離職;而日常維運不能每次都靠指令記憶。第三週,Ming 處理人員異動,並第一次用平台組自己做的維運選單(OP menu)值班。接著把「線上傳輸」補完整:連 AD 的線路、監控元件、使用者連 C3 的入口。最後,資安要求所有密碼不能再放在檔案裡——行裡的 CyberArk 登場。</w:t>
             </w:r>
           </w:p>
         </w:tc>
@@ -40276,6 +40384,3684 @@
     </w:p>
     <w:p>
       <w:pPr>
+        <w:pStyle w:val="Heading2"/>
+        <w:pageBreakBefore/>
+      </w:pPr>
+      <w:r>
+        <w:rPr>
+          <w:rFonts w:ascii="Microsoft JhengHei" w:cs="Microsoft JhengHei" w:eastAsia="Microsoft JhengHei" w:hAnsi="Microsoft JhengHei"/>
+        </w:rPr>
+        <w:t xml:space="preserve">Lab 18  (進階)與行內 CyberArk 整合:應用程式取密碼、輪替、設定檔密碼不落地</w:t>
+      </w:r>
+    </w:p>
+    <w:p>
+      <w:pPr>
+        <w:keepNext/>
+        <w:pBdr>
+          <w:top w:val="single" w:color="C9D3DC" w:sz="4" w:space="4"/>
+          <w:left w:val="single" w:color="C9D3DC" w:sz="4" w:space="4"/>
+          <w:bottom w:val="single" w:color="C9D3DC" w:sz="4" w:space="4"/>
+          <w:right w:val="single" w:color="C9D3DC" w:sz="4" w:space="4"/>
+        </w:pBdr>
+        <w:spacing w:after="40" w:before="80"/>
+        <w:jc w:val="center"/>
+      </w:pPr>
+      <w:r>
+        <w:drawing>
+          <wp:inline distT="0" distB="0" distL="0" distR="0">
+            <wp:extent cx="5619750" cy="1971675"/>
+            <wp:effectExtent t="0" r="0" b="0" l="0"/>
+            <wp:docPr id="19" name="labmap-18.png" descr="Lab 18 地圖:這堂要證明的事、動到的元件(打亮)、走的路與結果(✔ 允許 / ✘ 拒絕)" title="Lab 18 地圖:這堂要證明的事、動到的元件(打亮)、走的路與結果(✔ 允許 / ✘ 拒絕)"/>
+            <wp:cNvGraphicFramePr>
+              <a:graphicFrameLocks xmlns:a="http://schemas.openxmlformats.org/drawingml/2006/main" noChangeAspect="1"/>
+            </wp:cNvGraphicFramePr>
+            <a:graphic xmlns:a="http://schemas.openxmlformats.org/drawingml/2006/main">
+              <a:graphicData uri="http://schemas.openxmlformats.org/drawingml/2006/picture">
+                <pic:pic xmlns:pic="http://schemas.openxmlformats.org/drawingml/2006/picture">
+                  <pic:nvPicPr>
+                    <pic:cNvPr id="0" name="" descr=""/>
+                    <pic:cNvPicPr>
+                      <a:picLocks noChangeAspect="1" noChangeArrowheads="1"/>
+                    </pic:cNvPicPr>
+                  </pic:nvPicPr>
+                  <pic:blipFill>
+                    <a:blip r:embed="rId27" cstate="none"/>
+                    <a:srcRect/>
+                    <a:stretch>
+                      <a:fillRect/>
+                    </a:stretch>
+                  </pic:blipFill>
+                  <pic:spPr bwMode="auto">
+                    <a:xfrm>
+                      <a:off x="0" y="0"/>
+                      <a:ext cx="5619750" cy="1971675"/>
+                    </a:xfrm>
+                    <a:prstGeom prst="rect">
+                      <a:avLst/>
+                    </a:prstGeom>
+                  </pic:spPr>
+                </pic:pic>
+              </a:graphicData>
+            </a:graphic>
+          </wp:inline>
+        </w:drawing>
+      </w:r>
+    </w:p>
+    <w:p>
+      <w:pPr>
+        <w:spacing w:after="140"/>
+        <w:jc w:val="center"/>
+      </w:pPr>
+      <w:r>
+        <w:rPr>
+          <w:rFonts w:ascii="Microsoft JhengHei" w:cs="Microsoft JhengHei" w:eastAsia="Microsoft JhengHei" w:hAnsi="Microsoft JhengHei"/>
+          <w:i/>
+          <w:iCs/>
+          <w:color w:val="5B6B7A"/>
+          <w:sz w:val="18"/>
+          <w:szCs w:val="18"/>
+        </w:rPr>
+        <w:t xml:space="preserve">▲ Lab 18 地圖:這堂要證明的事、動到的元件(打亮)、走的路與結果(✔ 允許 / ✘ 拒絕)</w:t>
+      </w:r>
+    </w:p>
+    <w:tbl>
+      <w:tblPr>
+        <w:tblW w:type="dxa" w:w="9026"/>
+        <w:tblBorders>
+          <w:top w:val="single" w:color="auto" w:sz="4"/>
+          <w:left w:val="single" w:color="auto" w:sz="4"/>
+          <w:bottom w:val="single" w:color="auto" w:sz="4"/>
+          <w:right w:val="single" w:color="auto" w:sz="4"/>
+          <w:insideH w:val="single" w:color="auto" w:sz="4"/>
+          <w:insideV w:val="single" w:color="auto" w:sz="4"/>
+        </w:tblBorders>
+      </w:tblPr>
+      <w:tblGrid>
+        <w:gridCol w:w="9026"/>
+      </w:tblGrid>
+      <w:tr>
+        <w:tc>
+          <w:tcPr>
+            <w:tcW w:type="dxa" w:w="9026"/>
+            <w:tcBorders>
+              <w:top w:val="single" w:color="DDD3EC" w:sz="4"/>
+              <w:left w:val="single" w:color="6B4FA0" w:sz="30"/>
+              <w:bottom w:val="single" w:color="DDD3EC" w:sz="4"/>
+              <w:right w:val="single" w:color="DDD3EC" w:sz="4"/>
+            </w:tcBorders>
+            <w:shd w:fill="F4F0FA" w:color="auto" w:val="clear"/>
+            <w:tcMar>
+              <w:top w:type="dxa" w:w="100"/>
+              <w:left w:type="dxa" w:w="180"/>
+              <w:bottom w:type="dxa" w:w="100"/>
+              <w:right w:type="dxa" w:w="180"/>
+            </w:tcMar>
+          </w:tcPr>
+          <w:p>
+            <w:pPr>
+              <w:spacing w:after="60"/>
+            </w:pPr>
+            <w:r>
+              <w:rPr>
+                <w:rFonts w:ascii="Microsoft JhengHei" w:cs="Microsoft JhengHei" w:eastAsia="Microsoft JhengHei" w:hAnsi="Microsoft JhengHei"/>
+                <w:b/>
+                <w:bCs/>
+                <w:color w:val="6B4FA0"/>
+                <w:sz w:val="19"/>
+                <w:szCs w:val="19"/>
+              </w:rPr>
+              <w:t xml:space="preserve">情境</w:t>
+            </w:r>
+          </w:p>
+          <w:p>
+            <w:pPr>
+              <w:spacing w:after="70" w:line="312"/>
+            </w:pPr>
+            <w:r>
+              <w:rPr>
+                <w:rFonts w:ascii="Microsoft JhengHei" w:cs="Microsoft JhengHei" w:eastAsia="Microsoft JhengHei" w:hAnsi="Microsoft JhengHei"/>
+                <w:color w:val="2B2540"/>
+                <w:sz w:val="21"/>
+                <w:szCs w:val="21"/>
+              </w:rPr>
+              <w:t xml:space="preserve">行裡有 CyberArk。資安問 Gary:「你們的密碼放哪?」Gary 老實說:應用程式的 SCRAM 密碼在設定檔、OP menu 的帳密在跳板機的檔案、broker 連 AD 的密碼在 properties 裡。資安的要求很簡單:「以後這些都不能放在檔案裡。」</w:t>
+            </w:r>
+          </w:p>
+          <w:p>
+            <w:pPr>
+              <w:spacing w:after="70" w:line="312"/>
+            </w:pPr>
+            <w:r>
+              <w:rPr>
+                <w:rFonts w:ascii="Microsoft JhengHei" w:cs="Microsoft JhengHei" w:eastAsia="Microsoft JhengHei" w:hAnsi="Microsoft JhengHei"/>
+                <w:color w:val="2B2540"/>
+                <w:sz w:val="21"/>
+                <w:szCs w:val="21"/>
+              </w:rPr>
+              <w:t xml:space="preserve">Ming 用 CyberArk 的開源版(Conjur)在環境裡接了一遍:policy 寫清楚哪個機器身分能拿哪個秘密;應用啟動時先用自己的 API key 換 token、取密碼、在記憶體組連線設定;另一個沒被授權的應用拿不到,錯的 API key 連門都進不了。密碼輪替後,應用重新啟動就自己跟上,舊密碼立刻失效。接著他把 OP menu 的帳密、broker 設定檔的密碼也都搬進去:broker 啟動前向 Conjur 取主金鑰,設定檔裡只剩密文。</w:t>
+            </w:r>
+          </w:p>
+          <w:p>
+            <w:pPr>
+              <w:spacing w:after="70" w:line="312"/>
+            </w:pPr>
+            <w:r>
+              <w:rPr>
+                <w:rFonts w:ascii="Microsoft JhengHei" w:cs="Microsoft JhengHei" w:eastAsia="Microsoft JhengHei" w:hAnsi="Microsoft JhengHei"/>
+                <w:color w:val="2B2540"/>
+                <w:sz w:val="21"/>
+                <w:szCs w:val="21"/>
+              </w:rPr>
+              <w:t xml:space="preserve">做完他也清楚哪些本機做不到:代登入錄影、自動輪替主機帳號、依單借出私鑰,那些是 CyberArk 的 PAM,只能到客戶環境才驗。</w:t>
+            </w:r>
+          </w:p>
+        </w:tc>
+      </w:tr>
+    </w:tbl>
+    <w:p>
+      <w:pPr>
+        <w:spacing w:after="100"/>
+      </w:pPr>
+    </w:p>
+    <w:p>
+      <w:pPr>
+        <w:keepNext/>
+        <w:spacing w:after="60" w:before="120"/>
+      </w:pPr>
+      <w:r>
+        <w:rPr>
+          <w:rFonts w:ascii="Microsoft JhengHei" w:cs="Microsoft JhengHei" w:eastAsia="Microsoft JhengHei" w:hAnsi="Microsoft JhengHei"/>
+          <w:b/>
+          <w:bCs/>
+          <w:color w:val="6B4FA0"/>
+          <w:sz w:val="20"/>
+          <w:szCs w:val="20"/>
+        </w:rPr>
+        <w:t xml:space="preserve">Ming 的任務(做完請自己對照)</w:t>
+      </w:r>
+    </w:p>
+    <w:p>
+      <w:pPr>
+        <w:spacing w:after="100" w:line="300"/>
+        <w:ind w:left="360"/>
+      </w:pPr>
+      <w:r>
+        <w:rPr>
+          <w:rFonts w:ascii="Microsoft JhengHei" w:cs="Microsoft JhengHei" w:eastAsia="Microsoft JhengHei" w:hAnsi="Microsoft JhengHei"/>
+          <w:b/>
+          <w:bCs/>
+          <w:color w:val="6B4FA0"/>
+          <w:sz w:val="21"/>
+          <w:szCs w:val="21"/>
+        </w:rPr>
+        <w:t xml:space="preserve">☐  </w:t>
+      </w:r>
+      <w:r>
+        <w:rPr>
+          <w:rFonts w:ascii="Microsoft JhengHei" w:cs="Microsoft JhengHei" w:eastAsia="Microsoft JhengHei" w:hAnsi="Microsoft JhengHei"/>
+          <w:sz w:val="21"/>
+          <w:szCs w:val="21"/>
+        </w:rPr>
+        <w:t xml:space="preserve">讓應用以自己的機器身分取密碼,並確認沒被授權的拿不到。</w:t>
+      </w:r>
+    </w:p>
+    <w:p>
+      <w:pPr>
+        <w:spacing w:after="100" w:line="300"/>
+        <w:ind w:left="360"/>
+      </w:pPr>
+      <w:r>
+        <w:rPr>
+          <w:rFonts w:ascii="Microsoft JhengHei" w:cs="Microsoft JhengHei" w:eastAsia="Microsoft JhengHei" w:hAnsi="Microsoft JhengHei"/>
+          <w:b/>
+          <w:bCs/>
+          <w:color w:val="6B4FA0"/>
+          <w:sz w:val="21"/>
+          <w:szCs w:val="21"/>
+        </w:rPr>
+        <w:t xml:space="preserve">☐  </w:t>
+      </w:r>
+      <w:r>
+        <w:rPr>
+          <w:rFonts w:ascii="Microsoft JhengHei" w:cs="Microsoft JhengHei" w:eastAsia="Microsoft JhengHei" w:hAnsi="Microsoft JhengHei"/>
+          <w:sz w:val="21"/>
+          <w:szCs w:val="21"/>
+        </w:rPr>
+        <w:t xml:space="preserve">走一次輪替,確認應用跟上、舊密碼失效。</w:t>
+      </w:r>
+    </w:p>
+    <w:p>
+      <w:pPr>
+        <w:spacing w:after="100" w:line="300"/>
+        <w:ind w:left="360"/>
+      </w:pPr>
+      <w:r>
+        <w:rPr>
+          <w:rFonts w:ascii="Microsoft JhengHei" w:cs="Microsoft JhengHei" w:eastAsia="Microsoft JhengHei" w:hAnsi="Microsoft JhengHei"/>
+          <w:b/>
+          <w:bCs/>
+          <w:color w:val="6B4FA0"/>
+          <w:sz w:val="21"/>
+          <w:szCs w:val="21"/>
+        </w:rPr>
+        <w:t xml:space="preserve">☐  </w:t>
+      </w:r>
+      <w:r>
+        <w:rPr>
+          <w:rFonts w:ascii="Microsoft JhengHei" w:cs="Microsoft JhengHei" w:eastAsia="Microsoft JhengHei" w:hAnsi="Microsoft JhengHei"/>
+          <w:sz w:val="21"/>
+          <w:szCs w:val="21"/>
+        </w:rPr>
+        <w:t xml:space="preserve">把 OP menu 與 broker 設定檔的密碼從檔案搬進 Conjur。</w:t>
+      </w:r>
+    </w:p>
+    <w:tbl>
+      <w:tblPr>
+        <w:tblW w:type="dxa" w:w="9026"/>
+        <w:tblBorders>
+          <w:top w:val="single" w:color="auto" w:sz="4"/>
+          <w:left w:val="single" w:color="auto" w:sz="4"/>
+          <w:bottom w:val="single" w:color="auto" w:sz="4"/>
+          <w:right w:val="single" w:color="auto" w:sz="4"/>
+          <w:insideH w:val="single" w:color="auto" w:sz="4"/>
+          <w:insideV w:val="single" w:color="auto" w:sz="4"/>
+        </w:tblBorders>
+      </w:tblPr>
+      <w:tblGrid>
+        <w:gridCol w:w="1700"/>
+        <w:gridCol w:w="7326"/>
+      </w:tblGrid>
+      <w:tr>
+        <w:trPr>
+          <w:cantSplit/>
+          <w:tblHeader/>
+        </w:trPr>
+        <w:tc>
+          <w:tcPr>
+            <w:tcW w:type="dxa" w:w="1700"/>
+            <w:tcBorders>
+              <w:top w:val="single" w:color="C9D3DC" w:sz="4"/>
+              <w:left w:val="single" w:color="C9D3DC" w:sz="4"/>
+              <w:bottom w:val="single" w:color="C9D3DC" w:sz="4"/>
+              <w:right w:val="single" w:color="C9D3DC" w:sz="4"/>
+            </w:tcBorders>
+            <w:shd w:fill="12263A" w:color="auto" w:val="clear"/>
+            <w:tcMar>
+              <w:top w:type="dxa" w:w="60"/>
+              <w:left w:type="dxa" w:w="100"/>
+              <w:bottom w:type="dxa" w:w="60"/>
+              <w:right w:type="dxa" w:w="100"/>
+            </w:tcMar>
+          </w:tcPr>
+          <w:p>
+            <w:pPr>
+              <w:spacing w:after="0" w:line="276"/>
+            </w:pPr>
+            <w:r>
+              <w:rPr>
+                <w:rFonts w:ascii="Microsoft JhengHei" w:cs="Microsoft JhengHei" w:eastAsia="Microsoft JhengHei" w:hAnsi="Microsoft JhengHei"/>
+                <w:b/>
+                <w:bCs/>
+                <w:color w:val="FFFFFF"/>
+                <w:sz w:val="19"/>
+                <w:szCs w:val="19"/>
+              </w:rPr>
+              <w:t xml:space="preserve">項目</w:t>
+            </w:r>
+          </w:p>
+        </w:tc>
+        <w:tc>
+          <w:tcPr>
+            <w:tcW w:type="dxa" w:w="7326"/>
+            <w:tcBorders>
+              <w:top w:val="single" w:color="C9D3DC" w:sz="4"/>
+              <w:left w:val="single" w:color="C9D3DC" w:sz="4"/>
+              <w:bottom w:val="single" w:color="C9D3DC" w:sz="4"/>
+              <w:right w:val="single" w:color="C9D3DC" w:sz="4"/>
+            </w:tcBorders>
+            <w:shd w:fill="12263A" w:color="auto" w:val="clear"/>
+            <w:tcMar>
+              <w:top w:type="dxa" w:w="60"/>
+              <w:left w:type="dxa" w:w="100"/>
+              <w:bottom w:type="dxa" w:w="60"/>
+              <w:right w:type="dxa" w:w="100"/>
+            </w:tcMar>
+          </w:tcPr>
+          <w:p>
+            <w:pPr>
+              <w:spacing w:after="0" w:line="276"/>
+            </w:pPr>
+            <w:r>
+              <w:rPr>
+                <w:rFonts w:ascii="Microsoft JhengHei" w:cs="Microsoft JhengHei" w:eastAsia="Microsoft JhengHei" w:hAnsi="Microsoft JhengHei"/>
+                <w:b/>
+                <w:bCs/>
+                <w:color w:val="FFFFFF"/>
+                <w:sz w:val="19"/>
+                <w:szCs w:val="19"/>
+              </w:rPr>
+              <w:t xml:space="preserve">內容</w:t>
+            </w:r>
+          </w:p>
+        </w:tc>
+      </w:tr>
+      <w:tr>
+        <w:trPr>
+          <w:cantSplit/>
+          <w:tblHeader w:val="off"/>
+        </w:trPr>
+        <w:tc>
+          <w:tcPr>
+            <w:tcW w:type="dxa" w:w="1700"/>
+            <w:tcBorders>
+              <w:top w:val="single" w:color="C9D3DC" w:sz="4"/>
+              <w:left w:val="single" w:color="C9D3DC" w:sz="4"/>
+              <w:bottom w:val="single" w:color="C9D3DC" w:sz="4"/>
+              <w:right w:val="single" w:color="C9D3DC" w:sz="4"/>
+            </w:tcBorders>
+            <w:shd w:fill="FFFFFF" w:color="auto" w:val="clear"/>
+            <w:tcMar>
+              <w:top w:type="dxa" w:w="60"/>
+              <w:left w:type="dxa" w:w="100"/>
+              <w:bottom w:type="dxa" w:w="60"/>
+              <w:right w:type="dxa" w:w="100"/>
+            </w:tcMar>
+          </w:tcPr>
+          <w:p>
+            <w:pPr>
+              <w:spacing w:after="0" w:line="276"/>
+            </w:pPr>
+            <w:r>
+              <w:rPr>
+                <w:rFonts w:ascii="Microsoft JhengHei" w:cs="Microsoft JhengHei" w:eastAsia="Microsoft JhengHei" w:hAnsi="Microsoft JhengHei"/>
+                <w:b w:val="false"/>
+                <w:bCs w:val="false"/>
+                <w:color w:val="22313F"/>
+                <w:sz w:val="19"/>
+                <w:szCs w:val="19"/>
+              </w:rPr>
+              <w:t xml:space="preserve">目標</w:t>
+            </w:r>
+          </w:p>
+        </w:tc>
+        <w:tc>
+          <w:tcPr>
+            <w:tcW w:type="dxa" w:w="7326"/>
+            <w:tcBorders>
+              <w:top w:val="single" w:color="C9D3DC" w:sz="4"/>
+              <w:left w:val="single" w:color="C9D3DC" w:sz="4"/>
+              <w:bottom w:val="single" w:color="C9D3DC" w:sz="4"/>
+              <w:right w:val="single" w:color="C9D3DC" w:sz="4"/>
+            </w:tcBorders>
+            <w:shd w:fill="FFFFFF" w:color="auto" w:val="clear"/>
+            <w:tcMar>
+              <w:top w:type="dxa" w:w="60"/>
+              <w:left w:type="dxa" w:w="100"/>
+              <w:bottom w:type="dxa" w:w="60"/>
+              <w:right w:type="dxa" w:w="100"/>
+            </w:tcMar>
+          </w:tcPr>
+          <w:p>
+            <w:pPr>
+              <w:spacing w:after="0" w:line="276"/>
+            </w:pPr>
+            <w:r>
+              <w:rPr>
+                <w:rFonts w:ascii="Microsoft JhengHei" w:cs="Microsoft JhengHei" w:eastAsia="Microsoft JhengHei" w:hAnsi="Microsoft JhengHei"/>
+                <w:b w:val="false"/>
+                <w:bCs w:val="false"/>
+                <w:color w:val="22313F"/>
+                <w:sz w:val="19"/>
+                <w:szCs w:val="19"/>
+              </w:rPr>
+              <w:t xml:space="preserve">用 CyberArk 的開源版秘密管理(Conjur)示範「秘密不落地」這條路:應用程式啟動時以自己的機器身分取密碼;沒被授權的拿不到;輪替後應用自己跟上;OP menu 的帳密、broker 設定檔的密碼也都不再放在檔案裡。PAM 那一側(代登入、錄影、輪替主機帳號)本機無法重現,只在簡報與附錄說明。</w:t>
+            </w:r>
+          </w:p>
+        </w:tc>
+      </w:tr>
+      <w:tr>
+        <w:trPr>
+          <w:cantSplit/>
+          <w:tblHeader w:val="off"/>
+        </w:trPr>
+        <w:tc>
+          <w:tcPr>
+            <w:tcW w:type="dxa" w:w="1700"/>
+            <w:tcBorders>
+              <w:top w:val="single" w:color="C9D3DC" w:sz="4"/>
+              <w:left w:val="single" w:color="C9D3DC" w:sz="4"/>
+              <w:bottom w:val="single" w:color="C9D3DC" w:sz="4"/>
+              <w:right w:val="single" w:color="C9D3DC" w:sz="4"/>
+            </w:tcBorders>
+            <w:shd w:fill="F1F5F8" w:color="auto" w:val="clear"/>
+            <w:tcMar>
+              <w:top w:type="dxa" w:w="60"/>
+              <w:left w:type="dxa" w:w="100"/>
+              <w:bottom w:type="dxa" w:w="60"/>
+              <w:right w:type="dxa" w:w="100"/>
+            </w:tcMar>
+          </w:tcPr>
+          <w:p>
+            <w:pPr>
+              <w:spacing w:after="0" w:line="276"/>
+            </w:pPr>
+            <w:r>
+              <w:rPr>
+                <w:rFonts w:ascii="Microsoft JhengHei" w:cs="Microsoft JhengHei" w:eastAsia="Microsoft JhengHei" w:hAnsi="Microsoft JhengHei"/>
+                <w:b w:val="false"/>
+                <w:bCs w:val="false"/>
+                <w:color w:val="22313F"/>
+                <w:sz w:val="19"/>
+                <w:szCs w:val="19"/>
+              </w:rPr>
+              <w:t xml:space="preserve">預估時間</w:t>
+            </w:r>
+          </w:p>
+        </w:tc>
+        <w:tc>
+          <w:tcPr>
+            <w:tcW w:type="dxa" w:w="7326"/>
+            <w:tcBorders>
+              <w:top w:val="single" w:color="C9D3DC" w:sz="4"/>
+              <w:left w:val="single" w:color="C9D3DC" w:sz="4"/>
+              <w:bottom w:val="single" w:color="C9D3DC" w:sz="4"/>
+              <w:right w:val="single" w:color="C9D3DC" w:sz="4"/>
+            </w:tcBorders>
+            <w:shd w:fill="F1F5F8" w:color="auto" w:val="clear"/>
+            <w:tcMar>
+              <w:top w:type="dxa" w:w="60"/>
+              <w:left w:type="dxa" w:w="100"/>
+              <w:bottom w:type="dxa" w:w="60"/>
+              <w:right w:type="dxa" w:w="100"/>
+            </w:tcMar>
+          </w:tcPr>
+          <w:p>
+            <w:pPr>
+              <w:spacing w:after="0" w:line="276"/>
+            </w:pPr>
+            <w:r>
+              <w:rPr>
+                <w:rFonts w:ascii="Microsoft JhengHei" w:cs="Microsoft JhengHei" w:eastAsia="Microsoft JhengHei" w:hAnsi="Microsoft JhengHei"/>
+                <w:b w:val="false"/>
+                <w:bCs w:val="false"/>
+                <w:color w:val="22313F"/>
+                <w:sz w:val="19"/>
+                <w:szCs w:val="19"/>
+              </w:rPr>
+              <w:t xml:space="preserve">25 分</w:t>
+            </w:r>
+          </w:p>
+        </w:tc>
+      </w:tr>
+      <w:tr>
+        <w:trPr>
+          <w:cantSplit/>
+          <w:tblHeader w:val="off"/>
+        </w:trPr>
+        <w:tc>
+          <w:tcPr>
+            <w:tcW w:type="dxa" w:w="1700"/>
+            <w:tcBorders>
+              <w:top w:val="single" w:color="C9D3DC" w:sz="4"/>
+              <w:left w:val="single" w:color="C9D3DC" w:sz="4"/>
+              <w:bottom w:val="single" w:color="C9D3DC" w:sz="4"/>
+              <w:right w:val="single" w:color="C9D3DC" w:sz="4"/>
+            </w:tcBorders>
+            <w:shd w:fill="FFFFFF" w:color="auto" w:val="clear"/>
+            <w:tcMar>
+              <w:top w:type="dxa" w:w="60"/>
+              <w:left w:type="dxa" w:w="100"/>
+              <w:bottom w:type="dxa" w:w="60"/>
+              <w:right w:type="dxa" w:w="100"/>
+            </w:tcMar>
+          </w:tcPr>
+          <w:p>
+            <w:pPr>
+              <w:spacing w:after="0" w:line="276"/>
+            </w:pPr>
+            <w:r>
+              <w:rPr>
+                <w:rFonts w:ascii="Microsoft JhengHei" w:cs="Microsoft JhengHei" w:eastAsia="Microsoft JhengHei" w:hAnsi="Microsoft JhengHei"/>
+                <w:b w:val="false"/>
+                <w:bCs w:val="false"/>
+                <w:color w:val="22313F"/>
+                <w:sz w:val="19"/>
+                <w:szCs w:val="19"/>
+              </w:rPr>
+              <w:t xml:space="preserve">前置條件</w:t>
+            </w:r>
+          </w:p>
+        </w:tc>
+        <w:tc>
+          <w:tcPr>
+            <w:tcW w:type="dxa" w:w="7326"/>
+            <w:tcBorders>
+              <w:top w:val="single" w:color="C9D3DC" w:sz="4"/>
+              <w:left w:val="single" w:color="C9D3DC" w:sz="4"/>
+              <w:bottom w:val="single" w:color="C9D3DC" w:sz="4"/>
+              <w:right w:val="single" w:color="C9D3DC" w:sz="4"/>
+            </w:tcBorders>
+            <w:shd w:fill="FFFFFF" w:color="auto" w:val="clear"/>
+            <w:tcMar>
+              <w:top w:type="dxa" w:w="60"/>
+              <w:left w:type="dxa" w:w="100"/>
+              <w:bottom w:type="dxa" w:w="60"/>
+              <w:right w:type="dxa" w:w="100"/>
+            </w:tcMar>
+          </w:tcPr>
+          <w:p>
+            <w:pPr>
+              <w:spacing w:after="0" w:line="276"/>
+            </w:pPr>
+            <w:r>
+              <w:rPr>
+                <w:rFonts w:ascii="Microsoft JhengHei" w:cs="Microsoft JhengHei" w:eastAsia="Microsoft JhengHei" w:hAnsi="Microsoft JhengHei"/>
+                <w:b w:val="false"/>
+                <w:bCs w:val="false"/>
+                <w:color w:val="22313F"/>
+                <w:sz w:val="19"/>
+                <w:szCs w:val="19"/>
+              </w:rPr>
+              <w:t xml:space="preserve">Lab 7 的觀念(服務帳號 SCRAM)、Lab 16(OP menu)。
+Conjur 是 profile cyberark 的 4 個容器(資料庫、伺服器、TLS 入口、管理 CLI),本 Lab 第一步會啟動;共用 server 憑證的名稱已含 conjur。
+所有 API key 與主金鑰都放在 demo/config/conjur/ 下的忽略檔或 Conjur 裡,不進版本庫。
+起點狀態:Lab 之間會留下權限與群組;重做這個 Lab、或指令結果與「預期結果」不同時(例如應該被拒卻靜默成功),先在 demo 目錄執行 ./demo.sh reset 回到起點,再從本 Lab 開始。</w:t>
+            </w:r>
+          </w:p>
+        </w:tc>
+      </w:tr>
+    </w:tbl>
+    <w:p>
+      <w:pPr>
+        <w:spacing w:after="80"/>
+      </w:pPr>
+    </w:p>
+    <w:p>
+      <w:pPr>
+        <w:keepNext/>
+        <w:spacing w:after="60" w:before="120"/>
+      </w:pPr>
+      <w:r>
+        <w:rPr>
+          <w:rFonts w:ascii="Microsoft JhengHei" w:cs="Microsoft JhengHei" w:eastAsia="Microsoft JhengHei" w:hAnsi="Microsoft JhengHei"/>
+          <w:b/>
+          <w:bCs/>
+          <w:color w:val="B7791F"/>
+          <w:sz w:val="20"/>
+          <w:szCs w:val="20"/>
+        </w:rPr>
+        <w:t xml:space="preserve">開始前的起點狀態(重置)</w:t>
+      </w:r>
+    </w:p>
+    <w:p>
+      <w:pPr>
+        <w:pBdr>
+          <w:top w:val="none" w:color="FFFFFF" w:sz="0"/>
+          <w:left w:val="single" w:color="1F7A8C" w:sz="18" w:space="6"/>
+          <w:bottom w:val="none" w:color="FFFFFF" w:sz="0"/>
+          <w:right w:val="none" w:color="FFFFFF" w:sz="0"/>
+        </w:pBdr>
+        <w:shd w:fill="F1F4F7" w:color="auto" w:val="clear"/>
+        <w:spacing w:after="0" w:line="252"/>
+        <w:ind w:left="140" w:right="60"/>
+      </w:pPr>
+      <w:r>
+        <w:rPr>
+          <w:rFonts w:ascii="Consolas" w:cs="Consolas" w:eastAsia="Consolas" w:hAnsi="Consolas"/>
+          <w:color w:val="1B2733"/>
+          <w:sz w:val="17"/>
+          <w:szCs w:val="17"/>
+        </w:rPr>
+        <w:t xml:space="preserve">hc -u gary:gary-pw "${JSON[@]}" -X POST $MDS/security/1.0/principals/User%3Asvc-orders/roles/DeveloperWrite/bindings -d '{"scope":{"clusters":{"kafka-cluster":"XyZBQ3-GTvKH2qNfP7X33A"}},"resourcePatterns":[{"resourceType":"Topic","name":"orders.","patternType":"PREFIXED"}]}' &gt;/dev/null   # 起點:svc-orders 有 orders.* 的寫入權(Lab 7 的結果)</w:t>
+      </w:r>
+    </w:p>
+    <w:p>
+      <w:pPr>
+        <w:pBdr>
+          <w:top w:val="none" w:color="FFFFFF" w:sz="0"/>
+          <w:left w:val="single" w:color="1F7A8C" w:sz="18" w:space="6"/>
+          <w:bottom w:val="none" w:color="FFFFFF" w:sz="0"/>
+          <w:right w:val="none" w:color="FFFFFF" w:sz="0"/>
+        </w:pBdr>
+        <w:shd w:fill="F1F4F7" w:color="auto" w:val="clear"/>
+        <w:spacing w:after="0" w:line="252"/>
+        <w:ind w:left="140" w:right="60"/>
+      </w:pPr>
+      <w:r>
+        <w:rPr>
+          <w:rFonts w:ascii="Consolas" w:cs="Consolas" w:eastAsia="Consolas" w:hAnsi="Consolas"/>
+          <w:color w:val="1B2733"/>
+          <w:sz w:val="17"/>
+          <w:szCs w:val="17"/>
+        </w:rPr>
+        <w:t xml:space="preserve">bash scripts/conjur.sh up &gt;/dev/null &amp;&amp; bash scripts/conjur.sh set-cred svc-orders svc-orders orders-secret-v1   # 起點:Conjur 裡「現在該用的帳號與密碼」= svc-orders / 原密碼</w:t>
+      </w:r>
+    </w:p>
+    <w:p>
+      <w:pPr>
+        <w:spacing w:after="80"/>
+      </w:pPr>
+    </w:p>
+    <w:p>
+      <w:pPr>
+        <w:keepNext/>
+        <w:spacing w:after="60" w:before="120"/>
+      </w:pPr>
+      <w:r>
+        <w:rPr>
+          <w:rFonts w:ascii="Microsoft JhengHei" w:cs="Microsoft JhengHei" w:eastAsia="Microsoft JhengHei" w:hAnsi="Microsoft JhengHei"/>
+          <w:b/>
+          <w:bCs/>
+          <w:color w:val="1E7B3A"/>
+          <w:sz w:val="20"/>
+          <w:szCs w:val="20"/>
+        </w:rPr>
+        <w:t xml:space="preserve">整個 Lab 一鍵跑完(專案包好的指令)</w:t>
+      </w:r>
+    </w:p>
+    <w:p>
+      <w:pPr>
+        <w:pBdr>
+          <w:top w:val="none" w:color="FFFFFF" w:sz="0"/>
+          <w:left w:val="single" w:color="1E7B3A" w:sz="18" w:space="6"/>
+          <w:bottom w:val="none" w:color="FFFFFF" w:sz="0"/>
+          <w:right w:val="none" w:color="FFFFFF" w:sz="0"/>
+        </w:pBdr>
+        <w:shd w:fill="F1F4F7" w:color="auto" w:val="clear"/>
+        <w:spacing w:after="0" w:line="252"/>
+        <w:ind w:left="140" w:right="60"/>
+      </w:pPr>
+      <w:r>
+        <w:rPr>
+          <w:rFonts w:ascii="Consolas" w:cs="Consolas" w:eastAsia="Consolas" w:hAnsi="Consolas"/>
+          <w:color w:val="1B2733"/>
+          <w:sz w:val="17"/>
+          <w:szCs w:val="17"/>
+        </w:rPr>
+        <w:t xml:space="preserve">./demo.sh 18</w:t>
+      </w:r>
+    </w:p>
+    <w:p>
+      <w:pPr>
+        <w:pBdr>
+          <w:top w:val="none" w:color="FFFFFF" w:sz="0"/>
+          <w:left w:val="single" w:color="1E7B3A" w:sz="18" w:space="6"/>
+          <w:bottom w:val="none" w:color="FFFFFF" w:sz="0"/>
+          <w:right w:val="none" w:color="FFFFFF" w:sz="0"/>
+        </w:pBdr>
+        <w:shd w:fill="F1F4F7" w:color="auto" w:val="clear"/>
+        <w:spacing w:after="0" w:line="252"/>
+        <w:ind w:left="140" w:right="60"/>
+      </w:pPr>
+      <w:r>
+        <w:rPr>
+          <w:rFonts w:ascii="Consolas" w:cs="Consolas" w:eastAsia="Consolas" w:hAnsi="Consolas"/>
+          <w:color w:val="1B2733"/>
+          <w:sz w:val="17"/>
+          <w:szCs w:val="17"/>
+        </w:rPr>
+        <w:t xml:space="preserve">./scenarios/ch18-cyberark.sh</w:t>
+      </w:r>
+    </w:p>
+    <w:p>
+      <w:pPr>
+        <w:spacing w:after="80"/>
+      </w:pPr>
+    </w:p>
+    <w:p>
+      <w:pPr>
+        <w:pStyle w:val="Heading3"/>
+        <w:keepNext/>
+      </w:pPr>
+      <w:r>
+        <w:rPr>
+          <w:rFonts w:ascii="Microsoft JhengHei" w:cs="Microsoft JhengHei" w:eastAsia="Microsoft JhengHei" w:hAnsi="Microsoft JhengHei"/>
+        </w:rPr>
+        <w:t xml:space="preserve">18.1 啟動 Conjur 並看 policy:誰(機器身分)能拿什麼(秘密)</w:t>
+      </w:r>
+    </w:p>
+    <w:p>
+      <w:pPr>
+        <w:spacing w:after="100" w:line="300"/>
+      </w:pPr>
+      <w:r>
+        <w:rPr>
+          <w:rFonts w:ascii="Microsoft JhengHei" w:cs="Microsoft JhengHei" w:eastAsia="Microsoft JhengHei" w:hAnsi="Microsoft JhengHei"/>
+          <w:sz w:val="21"/>
+          <w:szCs w:val="21"/>
+        </w:rPr>
+        <w:t xml:space="preserve">scripts/conjur.sh up 會產生資料金鑰、建立帳戶、載入 policy(config/conjur/policy/kafka.yml)並替每個 host 產生 API key。policy 裡:svc-orders 只能讀自己的密碼、opmenu 讀 Alertmanager 帳密、broker 讀主金鑰、rogue-app 有身分但什麼都不能讀。下面同時定義兩個小函式給後面的手動指令用。</w:t>
+      </w:r>
+    </w:p>
+    <w:p>
+      <w:pPr>
+        <w:keepNext/>
+        <w:spacing w:after="60" w:before="120"/>
+      </w:pPr>
+      <w:r>
+        <w:rPr>
+          <w:rFonts w:ascii="Microsoft JhengHei" w:cs="Microsoft JhengHei" w:eastAsia="Microsoft JhengHei" w:hAnsi="Microsoft JhengHei"/>
+          <w:b/>
+          <w:bCs/>
+          <w:color w:val="1F7A8C"/>
+          <w:sz w:val="20"/>
+          <w:szCs w:val="20"/>
+        </w:rPr>
+        <w:t xml:space="preserve">手動指令</w:t>
+      </w:r>
+    </w:p>
+    <w:p>
+      <w:pPr>
+        <w:pBdr>
+          <w:top w:val="none" w:color="FFFFFF" w:sz="0"/>
+          <w:left w:val="single" w:color="1F7A8C" w:sz="18" w:space="6"/>
+          <w:bottom w:val="none" w:color="FFFFFF" w:sz="0"/>
+          <w:right w:val="none" w:color="FFFFFF" w:sz="0"/>
+        </w:pBdr>
+        <w:shd w:fill="F1F4F7" w:color="auto" w:val="clear"/>
+        <w:spacing w:after="0" w:line="252"/>
+        <w:ind w:left="140" w:right="60"/>
+      </w:pPr>
+      <w:r>
+        <w:rPr>
+          <w:rFonts w:ascii="Consolas" w:cs="Consolas" w:eastAsia="Consolas" w:hAnsi="Consolas"/>
+          <w:color w:val="1B2733"/>
+          <w:sz w:val="17"/>
+          <w:szCs w:val="17"/>
+        </w:rPr>
+        <w:t xml:space="preserve">bash scripts/conjur.sh up</w:t>
+      </w:r>
+    </w:p>
+    <w:p>
+      <w:pPr>
+        <w:pBdr>
+          <w:top w:val="none" w:color="FFFFFF" w:sz="0"/>
+          <w:left w:val="single" w:color="1F7A8C" w:sz="18" w:space="6"/>
+          <w:bottom w:val="none" w:color="FFFFFF" w:sz="0"/>
+          <w:right w:val="none" w:color="FFFFFF" w:sz="0"/>
+        </w:pBdr>
+        <w:shd w:fill="F1F4F7" w:color="auto" w:val="clear"/>
+        <w:spacing w:after="0" w:line="252"/>
+        <w:ind w:left="140" w:right="60"/>
+      </w:pPr>
+      <w:r>
+        <w:rPr>
+          <w:rFonts w:ascii="Consolas" w:cs="Consolas" w:eastAsia="Consolas" w:hAnsi="Consolas"/>
+          <w:color w:val="1B2733"/>
+          <w:sz w:val="17"/>
+          <w:szCs w:val="17"/>
+        </w:rPr>
+        <w:t xml:space="preserve">CJ=https://conjur</w:t>
+      </w:r>
+    </w:p>
+    <w:p>
+      <w:pPr>
+        <w:pBdr>
+          <w:top w:val="none" w:color="FFFFFF" w:sz="0"/>
+          <w:left w:val="single" w:color="1F7A8C" w:sz="18" w:space="6"/>
+          <w:bottom w:val="none" w:color="FFFFFF" w:sz="0"/>
+          <w:right w:val="none" w:color="FFFFFF" w:sz="0"/>
+        </w:pBdr>
+        <w:shd w:fill="F1F4F7" w:color="auto" w:val="clear"/>
+        <w:spacing w:after="0" w:line="252"/>
+        <w:ind w:left="140" w:right="60"/>
+      </w:pPr>
+      <w:r>
+        <w:rPr>
+          <w:rFonts w:ascii="Consolas" w:cs="Consolas" w:eastAsia="Consolas" w:hAnsi="Consolas"/>
+          <w:color w:val="1B2733"/>
+          <w:sz w:val="17"/>
+          <w:szCs w:val="17"/>
+        </w:rPr>
+        <w:t xml:space="preserve">cjtoken() { hc -X POST --data "$(cat config/conjur/keys/$1.key)" $CJ/authn/demo/host%2Fkafka%2F$1/authenticate | grep -v '^\[HTTP' | base64 -w0; }   # 以 host 的 API key 換 token(8 分鐘有效)</w:t>
+      </w:r>
+    </w:p>
+    <w:p>
+      <w:pPr>
+        <w:pBdr>
+          <w:top w:val="none" w:color="FFFFFF" w:sz="0"/>
+          <w:left w:val="single" w:color="1F7A8C" w:sz="18" w:space="6"/>
+          <w:bottom w:val="none" w:color="FFFFFF" w:sz="0"/>
+          <w:right w:val="none" w:color="FFFFFF" w:sz="0"/>
+        </w:pBdr>
+        <w:shd w:fill="F1F4F7" w:color="auto" w:val="clear"/>
+        <w:spacing w:after="0" w:line="252"/>
+        <w:ind w:left="140" w:right="60"/>
+      </w:pPr>
+      <w:r>
+        <w:rPr>
+          <w:rFonts w:ascii="Consolas" w:cs="Consolas" w:eastAsia="Consolas" w:hAnsi="Consolas"/>
+          <w:color w:val="1B2733"/>
+          <w:sz w:val="17"/>
+          <w:szCs w:val="17"/>
+        </w:rPr>
+        <w:t xml:space="preserve">docker exec -i conjur-cli conjur list -k host</w:t>
+      </w:r>
+    </w:p>
+    <w:p>
+      <w:pPr>
+        <w:pBdr>
+          <w:top w:val="none" w:color="FFFFFF" w:sz="0"/>
+          <w:left w:val="single" w:color="1F7A8C" w:sz="18" w:space="6"/>
+          <w:bottom w:val="none" w:color="FFFFFF" w:sz="0"/>
+          <w:right w:val="none" w:color="FFFFFF" w:sz="0"/>
+        </w:pBdr>
+        <w:shd w:fill="F1F4F7" w:color="auto" w:val="clear"/>
+        <w:spacing w:after="0" w:line="252"/>
+        <w:ind w:left="140" w:right="60"/>
+      </w:pPr>
+      <w:r>
+        <w:rPr>
+          <w:rFonts w:ascii="Consolas" w:cs="Consolas" w:eastAsia="Consolas" w:hAnsi="Consolas"/>
+          <w:color w:val="1B2733"/>
+          <w:sz w:val="17"/>
+          <w:szCs w:val="17"/>
+        </w:rPr>
+        <w:t xml:space="preserve">docker exec -i conjur-cli conjur list -k variable</w:t>
+      </w:r>
+    </w:p>
+    <w:p>
+      <w:pPr>
+        <w:spacing w:after="80"/>
+      </w:pPr>
+    </w:p>
+    <w:p>
+      <w:pPr>
+        <w:spacing w:after="100" w:line="300"/>
+      </w:pPr>
+      <w:r>
+        <w:rPr>
+          <w:rFonts w:ascii="Microsoft JhengHei" w:cs="Microsoft JhengHei" w:eastAsia="Microsoft JhengHei" w:hAnsi="Microsoft JhengHei"/>
+          <w:b/>
+          <w:bCs/>
+          <w:color w:val="B7791F"/>
+          <w:sz w:val="21"/>
+          <w:szCs w:val="21"/>
+        </w:rPr>
+        <w:t xml:space="preserve">預期:</w:t>
+      </w:r>
+      <w:r>
+        <w:rPr>
+          <w:rFonts w:ascii="Microsoft JhengHei" w:cs="Microsoft JhengHei" w:eastAsia="Microsoft JhengHei" w:hAnsi="Microsoft JhengHei"/>
+          <w:sz w:val="21"/>
+          <w:szCs w:val="21"/>
+        </w:rPr>
+        <w:t xml:space="preserve">host:broker、legacy-orders、opmenu、rogue-app、svc-orders;variable:四個秘密。</w:t>
+      </w:r>
+    </w:p>
+    <w:tbl>
+      <w:tblPr>
+        <w:tblW w:type="dxa" w:w="9026"/>
+        <w:tblBorders>
+          <w:top w:val="single" w:color="auto" w:sz="4"/>
+          <w:left w:val="single" w:color="auto" w:sz="4"/>
+          <w:bottom w:val="single" w:color="auto" w:sz="4"/>
+          <w:right w:val="single" w:color="auto" w:sz="4"/>
+          <w:insideH w:val="single" w:color="auto" w:sz="4"/>
+          <w:insideV w:val="single" w:color="auto" w:sz="4"/>
+        </w:tblBorders>
+      </w:tblPr>
+      <w:tblGrid>
+        <w:gridCol w:w="9026"/>
+      </w:tblGrid>
+      <w:tr>
+        <w:tc>
+          <w:tcPr>
+            <w:tcW w:type="dxa" w:w="9026"/>
+            <w:tcBorders>
+              <w:top w:val="single" w:color="D5DEE6" w:sz="4"/>
+              <w:left w:val="single" w:color="1F7A8C" w:sz="24"/>
+              <w:bottom w:val="single" w:color="D5DEE6" w:sz="4"/>
+              <w:right w:val="single" w:color="D5DEE6" w:sz="4"/>
+            </w:tcBorders>
+            <w:shd w:fill="E8F4F7" w:color="auto" w:val="clear"/>
+            <w:tcMar>
+              <w:top w:type="dxa" w:w="80"/>
+              <w:left w:type="dxa" w:w="140"/>
+              <w:bottom w:type="dxa" w:w="80"/>
+              <w:right w:type="dxa" w:w="140"/>
+            </w:tcMar>
+          </w:tcPr>
+          <w:p>
+            <w:pPr>
+              <w:spacing w:after="0" w:line="288"/>
+            </w:pPr>
+            <w:r>
+              <w:rPr>
+                <w:rFonts w:ascii="Microsoft JhengHei" w:cs="Microsoft JhengHei" w:eastAsia="Microsoft JhengHei" w:hAnsi="Microsoft JhengHei"/>
+                <w:b/>
+                <w:bCs/>
+                <w:color w:val="1F7A8C"/>
+                <w:sz w:val="20"/>
+                <w:szCs w:val="20"/>
+              </w:rPr>
+              <w:t xml:space="preserve">提示:</w:t>
+            </w:r>
+            <w:r>
+              <w:rPr>
+                <w:rFonts w:ascii="Microsoft JhengHei" w:cs="Microsoft JhengHei" w:eastAsia="Microsoft JhengHei" w:hAnsi="Microsoft JhengHei"/>
+                <w:sz w:val="20"/>
+                <w:szCs w:val="20"/>
+              </w:rPr>
+              <w:t xml:space="preserve">macOS 的 base64 沒有 -w0,改用 base64 | tr -d "\n"。</w:t>
+            </w:r>
+          </w:p>
+        </w:tc>
+      </w:tr>
+    </w:tbl>
+    <w:p>
+      <w:pPr>
+        <w:spacing w:after="80"/>
+      </w:pPr>
+    </w:p>
+    <w:p>
+      <w:pPr>
+        <w:pStyle w:val="Heading3"/>
+        <w:keepNext/>
+      </w:pPr>
+      <w:r>
+        <w:rPr>
+          <w:rFonts w:ascii="Microsoft JhengHei" w:cs="Microsoft JhengHei" w:eastAsia="Microsoft JhengHei" w:hAnsi="Microsoft JhengHei"/>
+        </w:rPr>
+        <w:t xml:space="preserve">18.2 管理員把 svc-orders 的 SCRAM 密碼存進 Conjur</w:t>
+      </w:r>
+    </w:p>
+    <w:p>
+      <w:pPr>
+        <w:spacing w:after="100" w:line="300"/>
+      </w:pPr>
+      <w:r>
+        <w:rPr>
+          <w:rFonts w:ascii="Microsoft JhengHei" w:cs="Microsoft JhengHei" w:eastAsia="Microsoft JhengHei" w:hAnsi="Microsoft JhengHei"/>
+          <w:sz w:val="21"/>
+          <w:szCs w:val="21"/>
+        </w:rPr>
+        <w:t xml:space="preserve">正式環境由 CyberArk 管理員在 PVWA 或 CLI 做,應用團隊不碰密碼本身。</w:t>
+      </w:r>
+    </w:p>
+    <w:p>
+      <w:pPr>
+        <w:keepNext/>
+        <w:spacing w:after="60" w:before="120"/>
+      </w:pPr>
+      <w:r>
+        <w:rPr>
+          <w:rFonts w:ascii="Microsoft JhengHei" w:cs="Microsoft JhengHei" w:eastAsia="Microsoft JhengHei" w:hAnsi="Microsoft JhengHei"/>
+          <w:b/>
+          <w:bCs/>
+          <w:color w:val="1F7A8C"/>
+          <w:sz w:val="20"/>
+          <w:szCs w:val="20"/>
+        </w:rPr>
+        <w:t xml:space="preserve">手動指令</w:t>
+      </w:r>
+    </w:p>
+    <w:p>
+      <w:pPr>
+        <w:pBdr>
+          <w:top w:val="none" w:color="FFFFFF" w:sz="0"/>
+          <w:left w:val="single" w:color="1F7A8C" w:sz="18" w:space="6"/>
+          <w:bottom w:val="none" w:color="FFFFFF" w:sz="0"/>
+          <w:right w:val="none" w:color="FFFFFF" w:sz="0"/>
+        </w:pBdr>
+        <w:shd w:fill="F1F4F7" w:color="auto" w:val="clear"/>
+        <w:spacing w:after="0" w:line="252"/>
+        <w:ind w:left="140" w:right="60"/>
+      </w:pPr>
+      <w:r>
+        <w:rPr>
+          <w:rFonts w:ascii="Consolas" w:cs="Consolas" w:eastAsia="Consolas" w:hAnsi="Consolas"/>
+          <w:color w:val="1B2733"/>
+          <w:sz w:val="17"/>
+          <w:szCs w:val="17"/>
+        </w:rPr>
+        <w:t xml:space="preserve">bash scripts/conjur.sh set-cred svc-orders svc-orders orders-secret-v1</w:t>
+      </w:r>
+    </w:p>
+    <w:p>
+      <w:pPr>
+        <w:spacing w:after="80"/>
+      </w:pPr>
+    </w:p>
+    <w:p>
+      <w:pPr>
+        <w:spacing w:after="100" w:line="300"/>
+      </w:pPr>
+      <w:r>
+        <w:rPr>
+          <w:rFonts w:ascii="Microsoft JhengHei" w:cs="Microsoft JhengHei" w:eastAsia="Microsoft JhengHei" w:hAnsi="Microsoft JhengHei"/>
+          <w:b/>
+          <w:bCs/>
+          <w:color w:val="B7791F"/>
+          <w:sz w:val="21"/>
+          <w:szCs w:val="21"/>
+        </w:rPr>
+        <w:t xml:space="preserve">預期:</w:t>
+      </w:r>
+      <w:r>
+        <w:rPr>
+          <w:rFonts w:ascii="Microsoft JhengHei" w:cs="Microsoft JhengHei" w:eastAsia="Microsoft JhengHei" w:hAnsi="Microsoft JhengHei"/>
+          <w:sz w:val="21"/>
+          <w:szCs w:val="21"/>
+        </w:rPr>
+        <w:t xml:space="preserve">已寫入 kafka/svc-orders/credential(帳號 svc-orders)。</w:t>
+      </w:r>
+    </w:p>
+    <w:tbl>
+      <w:tblPr>
+        <w:tblW w:type="dxa" w:w="9026"/>
+        <w:tblBorders>
+          <w:top w:val="single" w:color="auto" w:sz="4"/>
+          <w:left w:val="single" w:color="auto" w:sz="4"/>
+          <w:bottom w:val="single" w:color="auto" w:sz="4"/>
+          <w:right w:val="single" w:color="auto" w:sz="4"/>
+          <w:insideH w:val="single" w:color="auto" w:sz="4"/>
+          <w:insideV w:val="single" w:color="auto" w:sz="4"/>
+        </w:tblBorders>
+      </w:tblPr>
+      <w:tblGrid>
+        <w:gridCol w:w="9026"/>
+      </w:tblGrid>
+      <w:tr>
+        <w:tc>
+          <w:tcPr>
+            <w:tcW w:type="dxa" w:w="9026"/>
+            <w:tcBorders>
+              <w:top w:val="single" w:color="D5DEE6" w:sz="4"/>
+              <w:left w:val="single" w:color="1F7A8C" w:sz="24"/>
+              <w:bottom w:val="single" w:color="D5DEE6" w:sz="4"/>
+              <w:right w:val="single" w:color="D5DEE6" w:sz="4"/>
+            </w:tcBorders>
+            <w:shd w:fill="E8F4F7" w:color="auto" w:val="clear"/>
+            <w:tcMar>
+              <w:top w:type="dxa" w:w="80"/>
+              <w:left w:type="dxa" w:w="140"/>
+              <w:bottom w:type="dxa" w:w="80"/>
+              <w:right w:type="dxa" w:w="140"/>
+            </w:tcMar>
+          </w:tcPr>
+          <w:p>
+            <w:pPr>
+              <w:spacing w:after="0" w:line="288"/>
+            </w:pPr>
+            <w:r>
+              <w:rPr>
+                <w:rFonts w:ascii="Microsoft JhengHei" w:cs="Microsoft JhengHei" w:eastAsia="Microsoft JhengHei" w:hAnsi="Microsoft JhengHei"/>
+                <w:b/>
+                <w:bCs/>
+                <w:color w:val="1F7A8C"/>
+                <w:sz w:val="20"/>
+                <w:szCs w:val="20"/>
+              </w:rPr>
+              <w:t xml:space="preserve">提示:</w:t>
+            </w:r>
+            <w:r>
+              <w:rPr>
+                <w:rFonts w:ascii="Microsoft JhengHei" w:cs="Microsoft JhengHei" w:eastAsia="Microsoft JhengHei" w:hAnsi="Microsoft JhengHei"/>
+                <w:sz w:val="20"/>
+                <w:szCs w:val="20"/>
+              </w:rPr>
+              <w:t xml:space="preserve">帳號與密碼放在同一個變數(JSON {"u":帳號,"p":密碼}):寫入是單一操作、應用一次取得,輪替時不會有「帳號換了、密碼還沒換」的空檔。若分成兩個變數,應用剛好在空檔裡讀就會拿到不配對的帳密。</w:t>
+            </w:r>
+          </w:p>
+        </w:tc>
+      </w:tr>
+    </w:tbl>
+    <w:p>
+      <w:pPr>
+        <w:spacing w:after="80"/>
+      </w:pPr>
+    </w:p>
+    <w:p>
+      <w:pPr>
+        <w:pStyle w:val="Heading3"/>
+        <w:keepNext/>
+      </w:pPr>
+      <w:r>
+        <w:rPr>
+          <w:rFonts w:ascii="Microsoft JhengHei" w:cs="Microsoft JhengHei" w:eastAsia="Microsoft JhengHei" w:hAnsi="Microsoft JhengHei"/>
+        </w:rPr>
+        <w:t xml:space="preserve">18.3 應用以自己的機器身分取密碼 → 200</w:t>
+      </w:r>
+    </w:p>
+    <w:p>
+      <w:pPr>
+        <w:spacing w:after="100" w:line="300"/>
+      </w:pPr>
+      <w:r>
+        <w:rPr>
+          <w:rFonts w:ascii="Microsoft JhengHei" w:cs="Microsoft JhengHei" w:eastAsia="Microsoft JhengHei" w:hAnsi="Microsoft JhengHei"/>
+          <w:sz w:val="21"/>
+          <w:szCs w:val="21"/>
+        </w:rPr>
+        <w:t xml:space="preserve">兩步:API key 換 token(POST /authn/…/authenticate),再用 token 取秘密(GET /secrets/…)。密碼只回到呼叫者的記憶體;這裡用 -o /dev/null 不把它印出來。</w:t>
+      </w:r>
+    </w:p>
+    <w:p>
+      <w:pPr>
+        <w:keepNext/>
+        <w:spacing w:after="60" w:before="120"/>
+      </w:pPr>
+      <w:r>
+        <w:rPr>
+          <w:rFonts w:ascii="Microsoft JhengHei" w:cs="Microsoft JhengHei" w:eastAsia="Microsoft JhengHei" w:hAnsi="Microsoft JhengHei"/>
+          <w:b/>
+          <w:bCs/>
+          <w:color w:val="1F7A8C"/>
+          <w:sz w:val="20"/>
+          <w:szCs w:val="20"/>
+        </w:rPr>
+        <w:t xml:space="preserve">手動指令</w:t>
+      </w:r>
+    </w:p>
+    <w:p>
+      <w:pPr>
+        <w:pBdr>
+          <w:top w:val="none" w:color="FFFFFF" w:sz="0"/>
+          <w:left w:val="single" w:color="1F7A8C" w:sz="18" w:space="6"/>
+          <w:bottom w:val="none" w:color="FFFFFF" w:sz="0"/>
+          <w:right w:val="none" w:color="FFFFFF" w:sz="0"/>
+        </w:pBdr>
+        <w:shd w:fill="F1F4F7" w:color="auto" w:val="clear"/>
+        <w:spacing w:after="0" w:line="252"/>
+        <w:ind w:left="140" w:right="60"/>
+      </w:pPr>
+      <w:r>
+        <w:rPr>
+          <w:rFonts w:ascii="Consolas" w:cs="Consolas" w:eastAsia="Consolas" w:hAnsi="Consolas"/>
+          <w:color w:val="1B2733"/>
+          <w:sz w:val="17"/>
+          <w:szCs w:val="17"/>
+        </w:rPr>
+        <w:t xml:space="preserve">T=$(cjtoken svc-orders)</w:t>
+      </w:r>
+    </w:p>
+    <w:p>
+      <w:pPr>
+        <w:pBdr>
+          <w:top w:val="none" w:color="FFFFFF" w:sz="0"/>
+          <w:left w:val="single" w:color="1F7A8C" w:sz="18" w:space="6"/>
+          <w:bottom w:val="none" w:color="FFFFFF" w:sz="0"/>
+          <w:right w:val="none" w:color="FFFFFF" w:sz="0"/>
+        </w:pBdr>
+        <w:shd w:fill="F1F4F7" w:color="auto" w:val="clear"/>
+        <w:spacing w:after="0" w:line="252"/>
+        <w:ind w:left="140" w:right="60"/>
+      </w:pPr>
+      <w:r>
+        <w:rPr>
+          <w:rFonts w:ascii="Consolas" w:cs="Consolas" w:eastAsia="Consolas" w:hAnsi="Consolas"/>
+          <w:color w:val="1B2733"/>
+          <w:sz w:val="17"/>
+          <w:szCs w:val="17"/>
+        </w:rPr>
+        <w:t xml:space="preserve">hc -o /dev/null -H "Authorization: Token token=\"$T\"" $CJ/secrets/demo/variable/kafka%2Fsvc-orders%2Fcredential</w:t>
+      </w:r>
+    </w:p>
+    <w:p>
+      <w:pPr>
+        <w:spacing w:after="80"/>
+      </w:pPr>
+    </w:p>
+    <w:p>
+      <w:pPr>
+        <w:spacing w:after="100" w:line="300"/>
+      </w:pPr>
+      <w:r>
+        <w:rPr>
+          <w:rFonts w:ascii="Microsoft JhengHei" w:cs="Microsoft JhengHei" w:eastAsia="Microsoft JhengHei" w:hAnsi="Microsoft JhengHei"/>
+          <w:b/>
+          <w:bCs/>
+          <w:color w:val="B7791F"/>
+          <w:sz w:val="21"/>
+          <w:szCs w:val="21"/>
+        </w:rPr>
+        <w:t xml:space="preserve">預期:</w:t>
+      </w:r>
+      <w:r>
+        <w:rPr>
+          <w:rFonts w:ascii="Microsoft JhengHei" w:cs="Microsoft JhengHei" w:eastAsia="Microsoft JhengHei" w:hAnsi="Microsoft JhengHei"/>
+          <w:sz w:val="21"/>
+          <w:szCs w:val="21"/>
+        </w:rPr>
+        <w:t xml:space="preserve">[HTTP 200]。</w:t>
+      </w:r>
+    </w:p>
+    <w:p>
+      <w:pPr>
+        <w:pStyle w:val="Heading3"/>
+        <w:keepNext/>
+      </w:pPr>
+      <w:r>
+        <w:rPr>
+          <w:rFonts w:ascii="Microsoft JhengHei" w:cs="Microsoft JhengHei" w:eastAsia="Microsoft JhengHei" w:hAnsi="Microsoft JhengHei"/>
+        </w:rPr>
+        <w:t xml:space="preserve">18.4 對照:有身分但沒被授權的應用(rogue-app)→ 拿不到</w:t>
+      </w:r>
+    </w:p>
+    <w:p>
+      <w:pPr>
+        <w:spacing w:after="100" w:line="300"/>
+      </w:pPr>
+      <w:r>
+        <w:rPr>
+          <w:rFonts w:ascii="Microsoft JhengHei" w:cs="Microsoft JhengHei" w:eastAsia="Microsoft JhengHei" w:hAnsi="Microsoft JhengHei"/>
+          <w:sz w:val="21"/>
+          <w:szCs w:val="21"/>
+        </w:rPr>
+        <w:t xml:space="preserve">Conjur 回 404 而不是 403:不透露秘密是否存在。</w:t>
+      </w:r>
+    </w:p>
+    <w:p>
+      <w:pPr>
+        <w:keepNext/>
+        <w:spacing w:after="60" w:before="120"/>
+      </w:pPr>
+      <w:r>
+        <w:rPr>
+          <w:rFonts w:ascii="Microsoft JhengHei" w:cs="Microsoft JhengHei" w:eastAsia="Microsoft JhengHei" w:hAnsi="Microsoft JhengHei"/>
+          <w:b/>
+          <w:bCs/>
+          <w:color w:val="1F7A8C"/>
+          <w:sz w:val="20"/>
+          <w:szCs w:val="20"/>
+        </w:rPr>
+        <w:t xml:space="preserve">手動指令</w:t>
+      </w:r>
+    </w:p>
+    <w:p>
+      <w:pPr>
+        <w:pBdr>
+          <w:top w:val="none" w:color="FFFFFF" w:sz="0"/>
+          <w:left w:val="single" w:color="1F7A8C" w:sz="18" w:space="6"/>
+          <w:bottom w:val="none" w:color="FFFFFF" w:sz="0"/>
+          <w:right w:val="none" w:color="FFFFFF" w:sz="0"/>
+        </w:pBdr>
+        <w:shd w:fill="F1F4F7" w:color="auto" w:val="clear"/>
+        <w:spacing w:after="0" w:line="252"/>
+        <w:ind w:left="140" w:right="60"/>
+      </w:pPr>
+      <w:r>
+        <w:rPr>
+          <w:rFonts w:ascii="Consolas" w:cs="Consolas" w:eastAsia="Consolas" w:hAnsi="Consolas"/>
+          <w:color w:val="1B2733"/>
+          <w:sz w:val="17"/>
+          <w:szCs w:val="17"/>
+        </w:rPr>
+        <w:t xml:space="preserve">T=$(cjtoken rogue-app)</w:t>
+      </w:r>
+    </w:p>
+    <w:p>
+      <w:pPr>
+        <w:pBdr>
+          <w:top w:val="none" w:color="FFFFFF" w:sz="0"/>
+          <w:left w:val="single" w:color="1F7A8C" w:sz="18" w:space="6"/>
+          <w:bottom w:val="none" w:color="FFFFFF" w:sz="0"/>
+          <w:right w:val="none" w:color="FFFFFF" w:sz="0"/>
+        </w:pBdr>
+        <w:shd w:fill="F1F4F7" w:color="auto" w:val="clear"/>
+        <w:spacing w:after="0" w:line="252"/>
+        <w:ind w:left="140" w:right="60"/>
+      </w:pPr>
+      <w:r>
+        <w:rPr>
+          <w:rFonts w:ascii="Consolas" w:cs="Consolas" w:eastAsia="Consolas" w:hAnsi="Consolas"/>
+          <w:color w:val="1B2733"/>
+          <w:sz w:val="17"/>
+          <w:szCs w:val="17"/>
+        </w:rPr>
+        <w:t xml:space="preserve">hc -o /dev/null -H "Authorization: Token token=\"$T\"" $CJ/secrets/demo/variable/kafka%2Fsvc-orders%2Fcredential</w:t>
+      </w:r>
+    </w:p>
+    <w:p>
+      <w:pPr>
+        <w:spacing w:after="80"/>
+      </w:pPr>
+    </w:p>
+    <w:p>
+      <w:pPr>
+        <w:spacing w:after="100" w:line="300"/>
+      </w:pPr>
+      <w:r>
+        <w:rPr>
+          <w:rFonts w:ascii="Microsoft JhengHei" w:cs="Microsoft JhengHei" w:eastAsia="Microsoft JhengHei" w:hAnsi="Microsoft JhengHei"/>
+          <w:b/>
+          <w:bCs/>
+          <w:color w:val="B7791F"/>
+          <w:sz w:val="21"/>
+          <w:szCs w:val="21"/>
+        </w:rPr>
+        <w:t xml:space="preserve">預期:</w:t>
+      </w:r>
+      <w:r>
+        <w:rPr>
+          <w:rFonts w:ascii="Microsoft JhengHei" w:cs="Microsoft JhengHei" w:eastAsia="Microsoft JhengHei" w:hAnsi="Microsoft JhengHei"/>
+          <w:sz w:val="21"/>
+          <w:szCs w:val="21"/>
+        </w:rPr>
+        <w:t xml:space="preserve">[HTTP 404]。</w:t>
+      </w:r>
+    </w:p>
+    <w:p>
+      <w:pPr>
+        <w:pStyle w:val="Heading3"/>
+        <w:keepNext/>
+      </w:pPr>
+      <w:r>
+        <w:rPr>
+          <w:rFonts w:ascii="Microsoft JhengHei" w:cs="Microsoft JhengHei" w:eastAsia="Microsoft JhengHei" w:hAnsi="Microsoft JhengHei"/>
+        </w:rPr>
+        <w:t xml:space="preserve">18.5 對照:錯誤的 API key → 認證就被擋</w:t>
+      </w:r>
+    </w:p>
+    <w:p>
+      <w:pPr>
+        <w:keepNext/>
+        <w:spacing w:after="60" w:before="120"/>
+      </w:pPr>
+      <w:r>
+        <w:rPr>
+          <w:rFonts w:ascii="Microsoft JhengHei" w:cs="Microsoft JhengHei" w:eastAsia="Microsoft JhengHei" w:hAnsi="Microsoft JhengHei"/>
+          <w:b/>
+          <w:bCs/>
+          <w:color w:val="1F7A8C"/>
+          <w:sz w:val="20"/>
+          <w:szCs w:val="20"/>
+        </w:rPr>
+        <w:t xml:space="preserve">手動指令</w:t>
+      </w:r>
+    </w:p>
+    <w:p>
+      <w:pPr>
+        <w:pBdr>
+          <w:top w:val="none" w:color="FFFFFF" w:sz="0"/>
+          <w:left w:val="single" w:color="1F7A8C" w:sz="18" w:space="6"/>
+          <w:bottom w:val="none" w:color="FFFFFF" w:sz="0"/>
+          <w:right w:val="none" w:color="FFFFFF" w:sz="0"/>
+        </w:pBdr>
+        <w:shd w:fill="F1F4F7" w:color="auto" w:val="clear"/>
+        <w:spacing w:after="0" w:line="252"/>
+        <w:ind w:left="140" w:right="60"/>
+      </w:pPr>
+      <w:r>
+        <w:rPr>
+          <w:rFonts w:ascii="Consolas" w:cs="Consolas" w:eastAsia="Consolas" w:hAnsi="Consolas"/>
+          <w:color w:val="1B2733"/>
+          <w:sz w:val="17"/>
+          <w:szCs w:val="17"/>
+        </w:rPr>
+        <w:t xml:space="preserve">hc -o /dev/null -X POST --data "wrong-api-key" $CJ/authn/demo/host%2Fkafka%2Fsvc-orders/authenticate</w:t>
+      </w:r>
+    </w:p>
+    <w:p>
+      <w:pPr>
+        <w:spacing w:after="80"/>
+      </w:pPr>
+    </w:p>
+    <w:p>
+      <w:pPr>
+        <w:spacing w:after="100" w:line="300"/>
+      </w:pPr>
+      <w:r>
+        <w:rPr>
+          <w:rFonts w:ascii="Microsoft JhengHei" w:cs="Microsoft JhengHei" w:eastAsia="Microsoft JhengHei" w:hAnsi="Microsoft JhengHei"/>
+          <w:b/>
+          <w:bCs/>
+          <w:color w:val="B7791F"/>
+          <w:sz w:val="21"/>
+          <w:szCs w:val="21"/>
+        </w:rPr>
+        <w:t xml:space="preserve">預期:</w:t>
+      </w:r>
+      <w:r>
+        <w:rPr>
+          <w:rFonts w:ascii="Microsoft JhengHei" w:cs="Microsoft JhengHei" w:eastAsia="Microsoft JhengHei" w:hAnsi="Microsoft JhengHei"/>
+          <w:sz w:val="21"/>
+          <w:szCs w:val="21"/>
+        </w:rPr>
+        <w:t xml:space="preserve">[HTTP 401]。</w:t>
+      </w:r>
+    </w:p>
+    <w:p>
+      <w:pPr>
+        <w:pStyle w:val="Heading3"/>
+        <w:keepNext/>
+      </w:pPr>
+      <w:r>
+        <w:rPr>
+          <w:rFonts w:ascii="Microsoft JhengHei" w:cs="Microsoft JhengHei" w:eastAsia="Microsoft JhengHei" w:hAnsi="Microsoft JhengHei"/>
+        </w:rPr>
+        <w:t xml:space="preserve">18.6 應用啟動:取密碼 → 在記憶體組連線設定 → 寫入 orders.events</w:t>
+      </w:r>
+    </w:p>
+    <w:p>
+      <w:pPr>
+        <w:spacing w:after="100" w:line="300"/>
+      </w:pPr>
+      <w:r>
+        <w:rPr>
+          <w:rFonts w:ascii="Microsoft JhengHei" w:cs="Microsoft JhengHei" w:eastAsia="Microsoft JhengHei" w:hAnsi="Microsoft JhengHei"/>
+          <w:sz w:val="21"/>
+          <w:szCs w:val="21"/>
+        </w:rPr>
+        <w:t xml:space="preserve">腳本做的事:向 Conjur 取「現在該用的帳號」與密碼、在容器的 /dev/shm(記憶體)寫出連線設定、用 SCRAM 連 broker 寫入;容器結束設定就消失。主機與映像裡沒有密碼檔。正式環境的應用在啟動程式碼裡做同樣的事(或用 Summon 把秘密變成環境變數)。</w:t>
+      </w:r>
+    </w:p>
+    <w:p>
+      <w:pPr>
+        <w:keepNext/>
+        <w:spacing w:after="60" w:before="120"/>
+      </w:pPr>
+      <w:r>
+        <w:rPr>
+          <w:rFonts w:ascii="Microsoft JhengHei" w:cs="Microsoft JhengHei" w:eastAsia="Microsoft JhengHei" w:hAnsi="Microsoft JhengHei"/>
+          <w:b/>
+          <w:bCs/>
+          <w:color w:val="1F7A8C"/>
+          <w:sz w:val="20"/>
+          <w:szCs w:val="20"/>
+        </w:rPr>
+        <w:t xml:space="preserve">手動指令</w:t>
+      </w:r>
+    </w:p>
+    <w:p>
+      <w:pPr>
+        <w:pBdr>
+          <w:top w:val="none" w:color="FFFFFF" w:sz="0"/>
+          <w:left w:val="single" w:color="1F7A8C" w:sz="18" w:space="6"/>
+          <w:bottom w:val="none" w:color="FFFFFF" w:sz="0"/>
+          <w:right w:val="none" w:color="FFFFFF" w:sz="0"/>
+        </w:pBdr>
+        <w:shd w:fill="F1F4F7" w:color="auto" w:val="clear"/>
+        <w:spacing w:after="0" w:line="252"/>
+        <w:ind w:left="140" w:right="60"/>
+      </w:pPr>
+      <w:r>
+        <w:rPr>
+          <w:rFonts w:ascii="Consolas" w:cs="Consolas" w:eastAsia="Consolas" w:hAnsi="Consolas"/>
+          <w:color w:val="1B2733"/>
+          <w:sz w:val="17"/>
+          <w:szCs w:val="17"/>
+        </w:rPr>
+        <w:t xml:space="preserve">bash scripts/app-with-conjur.sh svc-orders orders.events hello-from-conjur</w:t>
+      </w:r>
+    </w:p>
+    <w:p>
+      <w:pPr>
+        <w:spacing w:after="80"/>
+      </w:pPr>
+    </w:p>
+    <w:p>
+      <w:pPr>
+        <w:spacing w:after="100" w:line="300"/>
+      </w:pPr>
+      <w:r>
+        <w:rPr>
+          <w:rFonts w:ascii="Microsoft JhengHei" w:cs="Microsoft JhengHei" w:eastAsia="Microsoft JhengHei" w:hAnsi="Microsoft JhengHei"/>
+          <w:b/>
+          <w:bCs/>
+          <w:color w:val="B7791F"/>
+          <w:sz w:val="21"/>
+          <w:szCs w:val="21"/>
+        </w:rPr>
+        <w:t xml:space="preserve">預期:</w:t>
+      </w:r>
+      <w:r>
+        <w:rPr>
+          <w:rFonts w:ascii="Microsoft JhengHei" w:cs="Microsoft JhengHei" w:eastAsia="Microsoft JhengHei" w:hAnsi="Microsoft JhengHei"/>
+          <w:sz w:val="21"/>
+          <w:szCs w:val="21"/>
+        </w:rPr>
+        <w:t xml:space="preserve">① ② 使用帳號 svc-orders、取得密碼(長度 16 字元;不顯示)→ ③ ④ 結果:成功寫入 orders.events(以 svc-orders 身分)。</w:t>
+      </w:r>
+    </w:p>
+    <w:p>
+      <w:pPr>
+        <w:pStyle w:val="Heading3"/>
+        <w:keepNext/>
+      </w:pPr>
+      <w:r>
+        <w:rPr>
+          <w:rFonts w:ascii="Microsoft JhengHei" w:cs="Microsoft JhengHei" w:eastAsia="Microsoft JhengHei" w:hAnsi="Microsoft JhengHei"/>
+        </w:rPr>
+        <w:t xml:space="preserve">18.7 輪替:改 Kafka 密碼、更新 Conjur,應用重啟就跟上;舊密碼立刻失效</w:t>
+      </w:r>
+    </w:p>
+    <w:p>
+      <w:pPr>
+        <w:spacing w:after="100" w:line="300"/>
+      </w:pPr>
+      <w:r>
+        <w:rPr>
+          <w:rFonts w:ascii="Microsoft JhengHei" w:cs="Microsoft JhengHei" w:eastAsia="Microsoft JhengHei" w:hAnsi="Microsoft JhengHei"/>
+          <w:sz w:val="21"/>
+          <w:szCs w:val="21"/>
+        </w:rPr>
+        <w:t xml:space="preserve">CyberArk 的 CPM 沒有 Kafka 的平台定義,正式環境由 CPM 自訂平台或排程呼叫同樣的步驟。要零中斷就用 Lab 9 的「新帳號並行」,這裡用直接改密碼示範 Conjur 這段。</w:t>
+      </w:r>
+    </w:p>
+    <w:p>
+      <w:pPr>
+        <w:keepNext/>
+        <w:spacing w:after="60" w:before="120"/>
+      </w:pPr>
+      <w:r>
+        <w:rPr>
+          <w:rFonts w:ascii="Microsoft JhengHei" w:cs="Microsoft JhengHei" w:eastAsia="Microsoft JhengHei" w:hAnsi="Microsoft JhengHei"/>
+          <w:b/>
+          <w:bCs/>
+          <w:color w:val="1F7A8C"/>
+          <w:sz w:val="20"/>
+          <w:szCs w:val="20"/>
+        </w:rPr>
+        <w:t xml:space="preserve">手動指令</w:t>
+      </w:r>
+    </w:p>
+    <w:p>
+      <w:pPr>
+        <w:pBdr>
+          <w:top w:val="none" w:color="FFFFFF" w:sz="0"/>
+          <w:left w:val="single" w:color="1F7A8C" w:sz="18" w:space="6"/>
+          <w:bottom w:val="none" w:color="FFFFFF" w:sz="0"/>
+          <w:right w:val="none" w:color="FFFFFF" w:sz="0"/>
+        </w:pBdr>
+        <w:shd w:fill="F1F4F7" w:color="auto" w:val="clear"/>
+        <w:spacing w:after="0" w:line="252"/>
+        <w:ind w:left="140" w:right="60"/>
+      </w:pPr>
+      <w:r>
+        <w:rPr>
+          <w:rFonts w:ascii="Consolas" w:cs="Consolas" w:eastAsia="Consolas" w:hAnsi="Consolas"/>
+          <w:color w:val="1B2733"/>
+          <w:sz w:val="17"/>
+          <w:szCs w:val="17"/>
+        </w:rPr>
+        <w:t xml:space="preserve">kc kafka-configs --bootstrap-server $BOOT --command-config /clients/token-bootstrap.properties --alter --add-config 'SCRAM-SHA-512=[password=orders-secret-v2]' --entity-type users --entity-name svc-orders</w:t>
+      </w:r>
+    </w:p>
+    <w:p>
+      <w:pPr>
+        <w:pBdr>
+          <w:top w:val="none" w:color="FFFFFF" w:sz="0"/>
+          <w:left w:val="single" w:color="1F7A8C" w:sz="18" w:space="6"/>
+          <w:bottom w:val="none" w:color="FFFFFF" w:sz="0"/>
+          <w:right w:val="none" w:color="FFFFFF" w:sz="0"/>
+        </w:pBdr>
+        <w:shd w:fill="F1F4F7" w:color="auto" w:val="clear"/>
+        <w:spacing w:after="0" w:line="252"/>
+        <w:ind w:left="140" w:right="60"/>
+      </w:pPr>
+      <w:r>
+        <w:rPr>
+          <w:rFonts w:ascii="Consolas" w:cs="Consolas" w:eastAsia="Consolas" w:hAnsi="Consolas"/>
+          <w:color w:val="1B2733"/>
+          <w:sz w:val="17"/>
+          <w:szCs w:val="17"/>
+        </w:rPr>
+        <w:t xml:space="preserve">bash scripts/conjur.sh set-cred svc-orders svc-orders orders-secret-v2</w:t>
+      </w:r>
+    </w:p>
+    <w:p>
+      <w:pPr>
+        <w:pBdr>
+          <w:top w:val="none" w:color="FFFFFF" w:sz="0"/>
+          <w:left w:val="single" w:color="1F7A8C" w:sz="18" w:space="6"/>
+          <w:bottom w:val="none" w:color="FFFFFF" w:sz="0"/>
+          <w:right w:val="none" w:color="FFFFFF" w:sz="0"/>
+        </w:pBdr>
+        <w:shd w:fill="F1F4F7" w:color="auto" w:val="clear"/>
+        <w:spacing w:after="0" w:line="252"/>
+        <w:ind w:left="140" w:right="60"/>
+      </w:pPr>
+      <w:r>
+        <w:rPr>
+          <w:rFonts w:ascii="Consolas" w:cs="Consolas" w:eastAsia="Consolas" w:hAnsi="Consolas"/>
+          <w:color w:val="1B2733"/>
+          <w:sz w:val="17"/>
+          <w:szCs w:val="17"/>
+        </w:rPr>
+        <w:t xml:space="preserve">bash scripts/app-with-conjur.sh svc-orders orders.events after-rotate | tail -1</w:t>
+      </w:r>
+    </w:p>
+    <w:p>
+      <w:pPr>
+        <w:pBdr>
+          <w:top w:val="none" w:color="FFFFFF" w:sz="0"/>
+          <w:left w:val="single" w:color="1F7A8C" w:sz="18" w:space="6"/>
+          <w:bottom w:val="none" w:color="FFFFFF" w:sz="0"/>
+          <w:right w:val="none" w:color="FFFFFF" w:sz="0"/>
+        </w:pBdr>
+        <w:shd w:fill="F1F4F7" w:color="auto" w:val="clear"/>
+        <w:spacing w:after="0" w:line="252"/>
+        <w:ind w:left="140" w:right="60"/>
+      </w:pPr>
+      <w:r>
+        <w:rPr>
+          <w:rFonts w:ascii="Consolas" w:cs="Consolas" w:eastAsia="Consolas" w:hAnsi="Consolas"/>
+          <w:color w:val="1B2733"/>
+          <w:sz w:val="17"/>
+          <w:szCs w:val="17"/>
+        </w:rPr>
+        <w:t xml:space="preserve">kc kafka-topics --bootstrap-server $BOOT --command-config /clients/scram-svc-orders.properties --list 2&gt;&amp;1 | grep -m1 "Authentication failed"   # 還拿舊密碼的設定檔</w:t>
+      </w:r>
+    </w:p>
+    <w:p>
+      <w:pPr>
+        <w:spacing w:after="80"/>
+      </w:pPr>
+    </w:p>
+    <w:p>
+      <w:pPr>
+        <w:spacing w:after="100" w:line="300"/>
+      </w:pPr>
+      <w:r>
+        <w:rPr>
+          <w:rFonts w:ascii="Microsoft JhengHei" w:cs="Microsoft JhengHei" w:eastAsia="Microsoft JhengHei" w:hAnsi="Microsoft JhengHei"/>
+          <w:b/>
+          <w:bCs/>
+          <w:color w:val="B7791F"/>
+          <w:sz w:val="21"/>
+          <w:szCs w:val="21"/>
+        </w:rPr>
+        <w:t xml:space="preserve">預期:</w:t>
+      </w:r>
+      <w:r>
+        <w:rPr>
+          <w:rFonts w:ascii="Microsoft JhengHei" w:cs="Microsoft JhengHei" w:eastAsia="Microsoft JhengHei" w:hAnsi="Microsoft JhengHei"/>
+          <w:sz w:val="21"/>
+          <w:szCs w:val="21"/>
+        </w:rPr>
+        <w:t xml:space="preserve">Completed updating config → 已寫入 → 結果:成功寫入 → 舊設定檔 Authentication failed。</w:t>
+      </w:r>
+    </w:p>
+    <w:p>
+      <w:pPr>
+        <w:pStyle w:val="Heading3"/>
+        <w:keepNext/>
+      </w:pPr>
+      <w:r>
+        <w:rPr>
+          <w:rFonts w:ascii="Microsoft JhengHei" w:cs="Microsoft JhengHei" w:eastAsia="Microsoft JhengHei" w:hAnsi="Microsoft JhengHei"/>
+        </w:rPr>
+        <w:t xml:space="preserve">18.8 還原密碼(Kafka 與 Conjur 都改回),讓其他 Lab 不受影響</w:t>
+      </w:r>
+    </w:p>
+    <w:p>
+      <w:pPr>
+        <w:keepNext/>
+        <w:spacing w:after="60" w:before="120"/>
+      </w:pPr>
+      <w:r>
+        <w:rPr>
+          <w:rFonts w:ascii="Microsoft JhengHei" w:cs="Microsoft JhengHei" w:eastAsia="Microsoft JhengHei" w:hAnsi="Microsoft JhengHei"/>
+          <w:b/>
+          <w:bCs/>
+          <w:color w:val="1F7A8C"/>
+          <w:sz w:val="20"/>
+          <w:szCs w:val="20"/>
+        </w:rPr>
+        <w:t xml:space="preserve">手動指令</w:t>
+      </w:r>
+    </w:p>
+    <w:p>
+      <w:pPr>
+        <w:pBdr>
+          <w:top w:val="none" w:color="FFFFFF" w:sz="0"/>
+          <w:left w:val="single" w:color="1F7A8C" w:sz="18" w:space="6"/>
+          <w:bottom w:val="none" w:color="FFFFFF" w:sz="0"/>
+          <w:right w:val="none" w:color="FFFFFF" w:sz="0"/>
+        </w:pBdr>
+        <w:shd w:fill="F1F4F7" w:color="auto" w:val="clear"/>
+        <w:spacing w:after="0" w:line="252"/>
+        <w:ind w:left="140" w:right="60"/>
+      </w:pPr>
+      <w:r>
+        <w:rPr>
+          <w:rFonts w:ascii="Consolas" w:cs="Consolas" w:eastAsia="Consolas" w:hAnsi="Consolas"/>
+          <w:color w:val="1B2733"/>
+          <w:sz w:val="17"/>
+          <w:szCs w:val="17"/>
+        </w:rPr>
+        <w:t xml:space="preserve">kc kafka-configs --bootstrap-server $BOOT --command-config /clients/token-bootstrap.properties --alter --add-config 'SCRAM-SHA-512=[password=orders-secret-v1]' --entity-type users --entity-name svc-orders</w:t>
+      </w:r>
+    </w:p>
+    <w:p>
+      <w:pPr>
+        <w:pBdr>
+          <w:top w:val="none" w:color="FFFFFF" w:sz="0"/>
+          <w:left w:val="single" w:color="1F7A8C" w:sz="18" w:space="6"/>
+          <w:bottom w:val="none" w:color="FFFFFF" w:sz="0"/>
+          <w:right w:val="none" w:color="FFFFFF" w:sz="0"/>
+        </w:pBdr>
+        <w:shd w:fill="F1F4F7" w:color="auto" w:val="clear"/>
+        <w:spacing w:after="0" w:line="252"/>
+        <w:ind w:left="140" w:right="60"/>
+      </w:pPr>
+      <w:r>
+        <w:rPr>
+          <w:rFonts w:ascii="Consolas" w:cs="Consolas" w:eastAsia="Consolas" w:hAnsi="Consolas"/>
+          <w:color w:val="1B2733"/>
+          <w:sz w:val="17"/>
+          <w:szCs w:val="17"/>
+        </w:rPr>
+        <w:t xml:space="preserve">bash scripts/conjur.sh set-cred svc-orders svc-orders orders-secret-v1</w:t>
+      </w:r>
+    </w:p>
+    <w:p>
+      <w:pPr>
+        <w:spacing w:after="80"/>
+      </w:pPr>
+    </w:p>
+    <w:p>
+      <w:pPr>
+        <w:spacing w:after="100" w:line="300"/>
+      </w:pPr>
+      <w:r>
+        <w:rPr>
+          <w:rFonts w:ascii="Microsoft JhengHei" w:cs="Microsoft JhengHei" w:eastAsia="Microsoft JhengHei" w:hAnsi="Microsoft JhengHei"/>
+          <w:b/>
+          <w:bCs/>
+          <w:color w:val="B7791F"/>
+          <w:sz w:val="21"/>
+          <w:szCs w:val="21"/>
+        </w:rPr>
+        <w:t xml:space="preserve">預期:</w:t>
+      </w:r>
+      <w:r>
+        <w:rPr>
+          <w:rFonts w:ascii="Microsoft JhengHei" w:cs="Microsoft JhengHei" w:eastAsia="Microsoft JhengHei" w:hAnsi="Microsoft JhengHei"/>
+          <w:sz w:val="21"/>
+          <w:szCs w:val="21"/>
+        </w:rPr>
+        <w:t xml:space="preserve">Completed updating config;已寫入。</w:t>
+      </w:r>
+    </w:p>
+    <w:p>
+      <w:pPr>
+        <w:pStyle w:val="Heading3"/>
+        <w:keepNext/>
+      </w:pPr>
+      <w:r>
+        <w:rPr>
+          <w:rFonts w:ascii="Microsoft JhengHei" w:cs="Microsoft JhengHei" w:eastAsia="Microsoft JhengHei" w:hAnsi="Microsoft JhengHei"/>
+        </w:rPr>
+        <w:t xml:space="preserve">18.9 零中斷輪替 ⓪:先看安全網——舊帳號沒有任何角色時,腳本拒絕往下做</w:t>
+      </w:r>
+    </w:p>
+    <w:p>
+      <w:pPr>
+        <w:spacing w:after="100" w:line="300"/>
+      </w:pPr>
+      <w:r>
+        <w:rPr>
+          <w:rFonts w:ascii="Microsoft JhengHei" w:cs="Microsoft JhengHei" w:eastAsia="Microsoft JhengHei" w:hAnsi="Microsoft JhengHei"/>
+          <w:sz w:val="21"/>
+          <w:szCs w:val="21"/>
+        </w:rPr>
+        <w:t xml:space="preserve">輪替腳本最怕「做到一半留下半成品」。所以它先確認舊帳號有角色可複製;沒有就中止,什麼都不動(Conjur 也不動)。</w:t>
+      </w:r>
+    </w:p>
+    <w:p>
+      <w:pPr>
+        <w:keepNext/>
+        <w:spacing w:after="60" w:before="120"/>
+      </w:pPr>
+      <w:r>
+        <w:rPr>
+          <w:rFonts w:ascii="Microsoft JhengHei" w:cs="Microsoft JhengHei" w:eastAsia="Microsoft JhengHei" w:hAnsi="Microsoft JhengHei"/>
+          <w:b/>
+          <w:bCs/>
+          <w:color w:val="1F7A8C"/>
+          <w:sz w:val="20"/>
+          <w:szCs w:val="20"/>
+        </w:rPr>
+        <w:t xml:space="preserve">手動指令</w:t>
+      </w:r>
+    </w:p>
+    <w:p>
+      <w:pPr>
+        <w:pBdr>
+          <w:top w:val="none" w:color="FFFFFF" w:sz="0"/>
+          <w:left w:val="single" w:color="1F7A8C" w:sz="18" w:space="6"/>
+          <w:bottom w:val="none" w:color="FFFFFF" w:sz="0"/>
+          <w:right w:val="none" w:color="FFFFFF" w:sz="0"/>
+        </w:pBdr>
+        <w:shd w:fill="F1F4F7" w:color="auto" w:val="clear"/>
+        <w:spacing w:after="0" w:line="252"/>
+        <w:ind w:left="140" w:right="60"/>
+      </w:pPr>
+      <w:r>
+        <w:rPr>
+          <w:rFonts w:ascii="Consolas" w:cs="Consolas" w:eastAsia="Consolas" w:hAnsi="Consolas"/>
+          <w:color w:val="1B2733"/>
+          <w:sz w:val="17"/>
+          <w:szCs w:val="17"/>
+        </w:rPr>
+        <w:t xml:space="preserve">bash scripts/rotate-with-conjur.sh start nobody svc-x 2&gt;&amp;1 | tail -1</w:t>
+      </w:r>
+    </w:p>
+    <w:p>
+      <w:pPr>
+        <w:pBdr>
+          <w:top w:val="none" w:color="FFFFFF" w:sz="0"/>
+          <w:left w:val="single" w:color="1F7A8C" w:sz="18" w:space="6"/>
+          <w:bottom w:val="none" w:color="FFFFFF" w:sz="0"/>
+          <w:right w:val="none" w:color="FFFFFF" w:sz="0"/>
+        </w:pBdr>
+        <w:shd w:fill="F1F4F7" w:color="auto" w:val="clear"/>
+        <w:spacing w:after="0" w:line="252"/>
+        <w:ind w:left="140" w:right="60"/>
+      </w:pPr>
+      <w:r>
+        <w:rPr>
+          <w:rFonts w:ascii="Consolas" w:cs="Consolas" w:eastAsia="Consolas" w:hAnsi="Consolas"/>
+          <w:color w:val="1B2733"/>
+          <w:sz w:val="17"/>
+          <w:szCs w:val="17"/>
+        </w:rPr>
+        <w:t xml:space="preserve">bash scripts/app-with-conjur.sh svc-orders orders.events abort-check | tail -1   # 確認應用照常拿得到帳密</w:t>
+      </w:r>
+    </w:p>
+    <w:p>
+      <w:pPr>
+        <w:spacing w:after="80"/>
+      </w:pPr>
+    </w:p>
+    <w:p>
+      <w:pPr>
+        <w:spacing w:after="100" w:line="300"/>
+      </w:pPr>
+      <w:r>
+        <w:rPr>
+          <w:rFonts w:ascii="Microsoft JhengHei" w:cs="Microsoft JhengHei" w:eastAsia="Microsoft JhengHei" w:hAnsi="Microsoft JhengHei"/>
+          <w:b/>
+          <w:bCs/>
+          <w:color w:val="B7791F"/>
+          <w:sz w:val="21"/>
+          <w:szCs w:val="21"/>
+        </w:rPr>
+        <w:t xml:space="preserve">預期:</w:t>
+      </w:r>
+      <w:r>
+        <w:rPr>
+          <w:rFonts w:ascii="Microsoft JhengHei" w:cs="Microsoft JhengHei" w:eastAsia="Microsoft JhengHei" w:hAnsi="Microsoft JhengHei"/>
+          <w:sz w:val="21"/>
+          <w:szCs w:val="21"/>
+        </w:rPr>
+        <w:t xml:space="preserve">✘ 舊帳號 nobody 沒有任何角色…中止(沒有改任何東西);應用仍成功寫入。</w:t>
+      </w:r>
+    </w:p>
+    <w:p>
+      <w:pPr>
+        <w:pStyle w:val="Heading3"/>
+        <w:keepNext/>
+      </w:pPr>
+      <w:r>
+        <w:rPr>
+          <w:rFonts w:ascii="Microsoft JhengHei" w:cs="Microsoft JhengHei" w:eastAsia="Microsoft JhengHei" w:hAnsi="Microsoft JhengHei"/>
+        </w:rPr>
+        <w:t xml:space="preserve">18.10 零中斷輪替 ①:建新帳號、複製角色、驗證新帳號,才把新帳密一次寫進 Conjur</w:t>
+      </w:r>
+    </w:p>
+    <w:p>
+      <w:pPr>
+        <w:spacing w:after="100" w:line="300"/>
+      </w:pPr>
+      <w:r>
+        <w:rPr>
+          <w:rFonts w:ascii="Microsoft JhengHei" w:cs="Microsoft JhengHei" w:eastAsia="Microsoft JhengHei" w:hAnsi="Microsoft JhengHei"/>
+          <w:sz w:val="21"/>
+          <w:szCs w:val="21"/>
+        </w:rPr>
+        <w:t xml:space="preserve">Kafka 的 SCRAM 一個帳號只有一組密碼,零中斷只能靠兩個帳號並行(Lab 9)。腳本的順序是:建 svc-orders-v2(密碼隨機)→ 複製舊帳號的全部角色並逐筆檢查 → 驗證新帳號真的連得上、看到的 topic 和舊帳號一模一樣 → 才把新帳密寫進 Conjur。任何一步失敗就回滾新帳號,Conjur 完全沒動,舊帳號照常。</w:t>
+      </w:r>
+    </w:p>
+    <w:p>
+      <w:pPr>
+        <w:keepNext/>
+        <w:spacing w:after="60" w:before="120"/>
+      </w:pPr>
+      <w:r>
+        <w:rPr>
+          <w:rFonts w:ascii="Microsoft JhengHei" w:cs="Microsoft JhengHei" w:eastAsia="Microsoft JhengHei" w:hAnsi="Microsoft JhengHei"/>
+          <w:b/>
+          <w:bCs/>
+          <w:color w:val="1F7A8C"/>
+          <w:sz w:val="20"/>
+          <w:szCs w:val="20"/>
+        </w:rPr>
+        <w:t xml:space="preserve">手動指令</w:t>
+      </w:r>
+    </w:p>
+    <w:p>
+      <w:pPr>
+        <w:pBdr>
+          <w:top w:val="none" w:color="FFFFFF" w:sz="0"/>
+          <w:left w:val="single" w:color="1F7A8C" w:sz="18" w:space="6"/>
+          <w:bottom w:val="none" w:color="FFFFFF" w:sz="0"/>
+          <w:right w:val="none" w:color="FFFFFF" w:sz="0"/>
+        </w:pBdr>
+        <w:shd w:fill="F1F4F7" w:color="auto" w:val="clear"/>
+        <w:spacing w:after="0" w:line="252"/>
+        <w:ind w:left="140" w:right="60"/>
+      </w:pPr>
+      <w:r>
+        <w:rPr>
+          <w:rFonts w:ascii="Consolas" w:cs="Consolas" w:eastAsia="Consolas" w:hAnsi="Consolas"/>
+          <w:color w:val="1B2733"/>
+          <w:sz w:val="17"/>
+          <w:szCs w:val="17"/>
+        </w:rPr>
+        <w:t xml:space="preserve">bash scripts/rotate-with-conjur.sh start svc-orders svc-orders-v2</w:t>
+      </w:r>
+    </w:p>
+    <w:p>
+      <w:pPr>
+        <w:spacing w:after="80"/>
+      </w:pPr>
+    </w:p>
+    <w:p>
+      <w:pPr>
+        <w:spacing w:after="100" w:line="300"/>
+      </w:pPr>
+      <w:r>
+        <w:rPr>
+          <w:rFonts w:ascii="Microsoft JhengHei" w:cs="Microsoft JhengHei" w:eastAsia="Microsoft JhengHei" w:hAnsi="Microsoft JhengHei"/>
+          <w:b/>
+          <w:bCs/>
+          <w:color w:val="B7791F"/>
+          <w:sz w:val="21"/>
+          <w:szCs w:val="21"/>
+        </w:rPr>
+        <w:t xml:space="preserve">預期:</w:t>
+      </w:r>
+      <w:r>
+        <w:rPr>
+          <w:rFonts w:ascii="Microsoft JhengHei" w:cs="Microsoft JhengHei" w:eastAsia="Microsoft JhengHei" w:hAnsi="Microsoft JhengHei"/>
+          <w:sz w:val="21"/>
+          <w:szCs w:val="21"/>
+        </w:rPr>
+        <w:t xml:space="preserve">① 建立 → ② 角色 DeveloperWrite → User:svc-orders-v2 [HTTP 204] → ③ 新舊帳號看到同樣的 N 個 topic → ④ 寫進 Conjur → 結果:Conjur 已指向 svc-orders-v2;svc-orders 仍可用。</w:t>
+      </w:r>
+    </w:p>
+    <w:p>
+      <w:pPr>
+        <w:pStyle w:val="Heading3"/>
+        <w:keepNext/>
+      </w:pPr>
+      <w:r>
+        <w:rPr>
+          <w:rFonts w:ascii="Microsoft JhengHei" w:cs="Microsoft JhengHei" w:eastAsia="Microsoft JhengHei" w:hAnsi="Microsoft JhengHei"/>
+        </w:rPr>
+        <w:t xml:space="preserve">18.11 零中斷輪替 ②:應用逐批重啟,設定不用改,自動改用新帳號;還沒重啟的照常</w:t>
+      </w:r>
+    </w:p>
+    <w:p>
+      <w:pPr>
+        <w:keepNext/>
+        <w:spacing w:after="60" w:before="120"/>
+      </w:pPr>
+      <w:r>
+        <w:rPr>
+          <w:rFonts w:ascii="Microsoft JhengHei" w:cs="Microsoft JhengHei" w:eastAsia="Microsoft JhengHei" w:hAnsi="Microsoft JhengHei"/>
+          <w:b/>
+          <w:bCs/>
+          <w:color w:val="1F7A8C"/>
+          <w:sz w:val="20"/>
+          <w:szCs w:val="20"/>
+        </w:rPr>
+        <w:t xml:space="preserve">手動指令</w:t>
+      </w:r>
+    </w:p>
+    <w:p>
+      <w:pPr>
+        <w:pBdr>
+          <w:top w:val="none" w:color="FFFFFF" w:sz="0"/>
+          <w:left w:val="single" w:color="1F7A8C" w:sz="18" w:space="6"/>
+          <w:bottom w:val="none" w:color="FFFFFF" w:sz="0"/>
+          <w:right w:val="none" w:color="FFFFFF" w:sz="0"/>
+        </w:pBdr>
+        <w:shd w:fill="F1F4F7" w:color="auto" w:val="clear"/>
+        <w:spacing w:after="0" w:line="252"/>
+        <w:ind w:left="140" w:right="60"/>
+      </w:pPr>
+      <w:r>
+        <w:rPr>
+          <w:rFonts w:ascii="Consolas" w:cs="Consolas" w:eastAsia="Consolas" w:hAnsi="Consolas"/>
+          <w:color w:val="1B2733"/>
+          <w:sz w:val="17"/>
+          <w:szCs w:val="17"/>
+        </w:rPr>
+        <w:t xml:space="preserve">bash scripts/app-with-conjur.sh svc-orders orders.events after-parallel-rotate | tail -2</w:t>
+      </w:r>
+    </w:p>
+    <w:p>
+      <w:pPr>
+        <w:pBdr>
+          <w:top w:val="none" w:color="FFFFFF" w:sz="0"/>
+          <w:left w:val="single" w:color="1F7A8C" w:sz="18" w:space="6"/>
+          <w:bottom w:val="none" w:color="FFFFFF" w:sz="0"/>
+          <w:right w:val="none" w:color="FFFFFF" w:sz="0"/>
+        </w:pBdr>
+        <w:shd w:fill="F1F4F7" w:color="auto" w:val="clear"/>
+        <w:spacing w:after="0" w:line="252"/>
+        <w:ind w:left="140" w:right="60"/>
+      </w:pPr>
+      <w:r>
+        <w:rPr>
+          <w:rFonts w:ascii="Consolas" w:cs="Consolas" w:eastAsia="Consolas" w:hAnsi="Consolas"/>
+          <w:color w:val="1B2733"/>
+          <w:sz w:val="17"/>
+          <w:szCs w:val="17"/>
+        </w:rPr>
+        <w:t xml:space="preserve">kc kafka-topics --bootstrap-server $BOOT --command-config /clients/scram-svc-orders.properties --list | grep -c "^orders"   # 還沒重啟的應用(舊帳號)</w:t>
+      </w:r>
+    </w:p>
+    <w:p>
+      <w:pPr>
+        <w:spacing w:after="80"/>
+      </w:pPr>
+    </w:p>
+    <w:p>
+      <w:pPr>
+        <w:spacing w:after="100" w:line="300"/>
+      </w:pPr>
+      <w:r>
+        <w:rPr>
+          <w:rFonts w:ascii="Microsoft JhengHei" w:cs="Microsoft JhengHei" w:eastAsia="Microsoft JhengHei" w:hAnsi="Microsoft JhengHei"/>
+          <w:b/>
+          <w:bCs/>
+          <w:color w:val="B7791F"/>
+          <w:sz w:val="21"/>
+          <w:szCs w:val="21"/>
+        </w:rPr>
+        <w:t xml:space="preserve">預期:</w:t>
+      </w:r>
+      <w:r>
+        <w:rPr>
+          <w:rFonts w:ascii="Microsoft JhengHei" w:cs="Microsoft JhengHei" w:eastAsia="Microsoft JhengHei" w:hAnsi="Microsoft JhengHei"/>
+          <w:sz w:val="21"/>
+          <w:szCs w:val="21"/>
+        </w:rPr>
+        <w:t xml:space="preserve">重啟的應用:成功寫入(以 svc-orders-v2 身分);舊帳號的設定檔仍列得出 orders topic。</w:t>
+      </w:r>
+    </w:p>
+    <w:p>
+      <w:pPr>
+        <w:pStyle w:val="Heading3"/>
+        <w:keepNext/>
+      </w:pPr>
+      <w:r>
+        <w:rPr>
+          <w:rFonts w:ascii="Microsoft JhengHei" w:cs="Microsoft JhengHei" w:eastAsia="Microsoft JhengHei" w:hAnsi="Microsoft JhengHei"/>
+        </w:rPr>
+        <w:t xml:space="preserve">18.12 零中斷輪替 ③:不直接刪舊帳號,先「隔離」再看 audit</w:t>
+      </w:r>
+    </w:p>
+    <w:p>
+      <w:pPr>
+        <w:spacing w:after="100" w:line="300"/>
+      </w:pPr>
+      <w:r>
+        <w:rPr>
+          <w:rFonts w:ascii="Microsoft JhengHei" w:cs="Microsoft JhengHei" w:eastAsia="Microsoft JhengHei" w:hAnsi="Microsoft JhengHei"/>
+          <w:sz w:val="21"/>
+          <w:szCs w:val="21"/>
+        </w:rPr>
+        <w:t xml:space="preserve">隔離 = 解除舊帳號的全部角色(已存檔、可回復),SCRAM 憑證還留著。為什麼不直接刪?因為 audit 不記錄 orders.* 讀取成功(避免洗版),光看「允許」會漏掉只讀不寫的 consumer;隔離後還在用的人會變成被拒(DENIED),audit 一定記錄。check 只看隔離之後的事件。</w:t>
+      </w:r>
+    </w:p>
+    <w:p>
+      <w:pPr>
+        <w:keepNext/>
+        <w:spacing w:after="60" w:before="120"/>
+      </w:pPr>
+      <w:r>
+        <w:rPr>
+          <w:rFonts w:ascii="Microsoft JhengHei" w:cs="Microsoft JhengHei" w:eastAsia="Microsoft JhengHei" w:hAnsi="Microsoft JhengHei"/>
+          <w:b/>
+          <w:bCs/>
+          <w:color w:val="1F7A8C"/>
+          <w:sz w:val="20"/>
+          <w:szCs w:val="20"/>
+        </w:rPr>
+        <w:t xml:space="preserve">手動指令</w:t>
+      </w:r>
+    </w:p>
+    <w:p>
+      <w:pPr>
+        <w:pBdr>
+          <w:top w:val="none" w:color="FFFFFF" w:sz="0"/>
+          <w:left w:val="single" w:color="1F7A8C" w:sz="18" w:space="6"/>
+          <w:bottom w:val="none" w:color="FFFFFF" w:sz="0"/>
+          <w:right w:val="none" w:color="FFFFFF" w:sz="0"/>
+        </w:pBdr>
+        <w:shd w:fill="F1F4F7" w:color="auto" w:val="clear"/>
+        <w:spacing w:after="0" w:line="252"/>
+        <w:ind w:left="140" w:right="60"/>
+      </w:pPr>
+      <w:r>
+        <w:rPr>
+          <w:rFonts w:ascii="Consolas" w:cs="Consolas" w:eastAsia="Consolas" w:hAnsi="Consolas"/>
+          <w:color w:val="1B2733"/>
+          <w:sz w:val="17"/>
+          <w:szCs w:val="17"/>
+        </w:rPr>
+        <w:t xml:space="preserve">bash scripts/rotate-with-conjur.sh quarantine svc-orders | tail -1</w:t>
+      </w:r>
+    </w:p>
+    <w:p>
+      <w:pPr>
+        <w:pBdr>
+          <w:top w:val="none" w:color="FFFFFF" w:sz="0"/>
+          <w:left w:val="single" w:color="1F7A8C" w:sz="18" w:space="6"/>
+          <w:bottom w:val="none" w:color="FFFFFF" w:sz="0"/>
+          <w:right w:val="none" w:color="FFFFFF" w:sz="0"/>
+        </w:pBdr>
+        <w:shd w:fill="F1F4F7" w:color="auto" w:val="clear"/>
+        <w:spacing w:after="0" w:line="252"/>
+        <w:ind w:left="140" w:right="60"/>
+      </w:pPr>
+      <w:r>
+        <w:rPr>
+          <w:rFonts w:ascii="Consolas" w:cs="Consolas" w:eastAsia="Consolas" w:hAnsi="Consolas"/>
+          <w:color w:val="1B2733"/>
+          <w:sz w:val="17"/>
+          <w:szCs w:val="17"/>
+        </w:rPr>
+        <w:t xml:space="preserve">sleep 3; bash scripts/rotate-with-conjur.sh check svc-orders 1</w:t>
+      </w:r>
+    </w:p>
+    <w:p>
+      <w:pPr>
+        <w:spacing w:after="80"/>
+      </w:pPr>
+    </w:p>
+    <w:p>
+      <w:pPr>
+        <w:spacing w:after="100" w:line="300"/>
+      </w:pPr>
+      <w:r>
+        <w:rPr>
+          <w:rFonts w:ascii="Microsoft JhengHei" w:cs="Microsoft JhengHei" w:eastAsia="Microsoft JhengHei" w:hAnsi="Microsoft JhengHei"/>
+          <w:b/>
+          <w:bCs/>
+          <w:color w:val="B7791F"/>
+          <w:sz w:val="21"/>
+          <w:szCs w:val="21"/>
+        </w:rPr>
+        <w:t xml:space="preserve">預期:</w:t>
+      </w:r>
+      <w:r>
+        <w:rPr>
+          <w:rFonts w:ascii="Microsoft JhengHei" w:cs="Microsoft JhengHei" w:eastAsia="Microsoft JhengHei" w:hAnsi="Microsoft JhengHei"/>
+          <w:sz w:val="21"/>
+          <w:szCs w:val="21"/>
+        </w:rPr>
+        <w:t xml:space="preserve">結果:svc-orders 已隔離;「隔離之後的 audit:允許 0 筆、被拒 0 筆」→ 判定:沒有人在用。</w:t>
+      </w:r>
+    </w:p>
+    <w:p>
+      <w:pPr>
+        <w:pStyle w:val="Heading3"/>
+        <w:keepNext/>
+      </w:pPr>
+      <w:r>
+        <w:rPr>
+          <w:rFonts w:ascii="Microsoft JhengHei" w:cs="Microsoft JhengHei" w:eastAsia="Microsoft JhengHei" w:hAnsi="Microsoft JhengHei"/>
+        </w:rPr>
+        <w:t xml:space="preserve">18.13 零中斷輪替 ④:確認沒人用才停用(刪 SCRAM 憑證)</w:t>
+      </w:r>
+    </w:p>
+    <w:p>
+      <w:pPr>
+        <w:keepNext/>
+        <w:spacing w:after="60" w:before="120"/>
+      </w:pPr>
+      <w:r>
+        <w:rPr>
+          <w:rFonts w:ascii="Microsoft JhengHei" w:cs="Microsoft JhengHei" w:eastAsia="Microsoft JhengHei" w:hAnsi="Microsoft JhengHei"/>
+          <w:b/>
+          <w:bCs/>
+          <w:color w:val="1F7A8C"/>
+          <w:sz w:val="20"/>
+          <w:szCs w:val="20"/>
+        </w:rPr>
+        <w:t xml:space="preserve">手動指令</w:t>
+      </w:r>
+    </w:p>
+    <w:p>
+      <w:pPr>
+        <w:pBdr>
+          <w:top w:val="none" w:color="FFFFFF" w:sz="0"/>
+          <w:left w:val="single" w:color="1F7A8C" w:sz="18" w:space="6"/>
+          <w:bottom w:val="none" w:color="FFFFFF" w:sz="0"/>
+          <w:right w:val="none" w:color="FFFFFF" w:sz="0"/>
+        </w:pBdr>
+        <w:shd w:fill="F1F4F7" w:color="auto" w:val="clear"/>
+        <w:spacing w:after="0" w:line="252"/>
+        <w:ind w:left="140" w:right="60"/>
+      </w:pPr>
+      <w:r>
+        <w:rPr>
+          <w:rFonts w:ascii="Consolas" w:cs="Consolas" w:eastAsia="Consolas" w:hAnsi="Consolas"/>
+          <w:color w:val="1B2733"/>
+          <w:sz w:val="17"/>
+          <w:szCs w:val="17"/>
+        </w:rPr>
+        <w:t xml:space="preserve">bash scripts/rotate-with-conjur.sh finish svc-orders | tail -1</w:t>
+      </w:r>
+    </w:p>
+    <w:p>
+      <w:pPr>
+        <w:pBdr>
+          <w:top w:val="none" w:color="FFFFFF" w:sz="0"/>
+          <w:left w:val="single" w:color="1F7A8C" w:sz="18" w:space="6"/>
+          <w:bottom w:val="none" w:color="FFFFFF" w:sz="0"/>
+          <w:right w:val="none" w:color="FFFFFF" w:sz="0"/>
+        </w:pBdr>
+        <w:shd w:fill="F1F4F7" w:color="auto" w:val="clear"/>
+        <w:spacing w:after="0" w:line="252"/>
+        <w:ind w:left="140" w:right="60"/>
+      </w:pPr>
+      <w:r>
+        <w:rPr>
+          <w:rFonts w:ascii="Consolas" w:cs="Consolas" w:eastAsia="Consolas" w:hAnsi="Consolas"/>
+          <w:color w:val="1B2733"/>
+          <w:sz w:val="17"/>
+          <w:szCs w:val="17"/>
+        </w:rPr>
+        <w:t xml:space="preserve">kc kafka-topics --bootstrap-server $BOOT --command-config /clients/scram-svc-orders.properties --list 2&gt;&amp;1 | grep -m1 "Authentication failed"</w:t>
+      </w:r>
+    </w:p>
+    <w:p>
+      <w:pPr>
+        <w:pBdr>
+          <w:top w:val="none" w:color="FFFFFF" w:sz="0"/>
+          <w:left w:val="single" w:color="1F7A8C" w:sz="18" w:space="6"/>
+          <w:bottom w:val="none" w:color="FFFFFF" w:sz="0"/>
+          <w:right w:val="none" w:color="FFFFFF" w:sz="0"/>
+        </w:pBdr>
+        <w:shd w:fill="F1F4F7" w:color="auto" w:val="clear"/>
+        <w:spacing w:after="0" w:line="252"/>
+        <w:ind w:left="140" w:right="60"/>
+      </w:pPr>
+      <w:r>
+        <w:rPr>
+          <w:rFonts w:ascii="Consolas" w:cs="Consolas" w:eastAsia="Consolas" w:hAnsi="Consolas"/>
+          <w:color w:val="1B2733"/>
+          <w:sz w:val="17"/>
+          <w:szCs w:val="17"/>
+        </w:rPr>
+        <w:t xml:space="preserve">bash scripts/app-with-conjur.sh svc-orders orders.events after-finish | tail -1</w:t>
+      </w:r>
+    </w:p>
+    <w:p>
+      <w:pPr>
+        <w:spacing w:after="80"/>
+      </w:pPr>
+    </w:p>
+    <w:p>
+      <w:pPr>
+        <w:spacing w:after="100" w:line="300"/>
+      </w:pPr>
+      <w:r>
+        <w:rPr>
+          <w:rFonts w:ascii="Microsoft JhengHei" w:cs="Microsoft JhengHei" w:eastAsia="Microsoft JhengHei" w:hAnsi="Microsoft JhengHei"/>
+          <w:b/>
+          <w:bCs/>
+          <w:color w:val="B7791F"/>
+          <w:sz w:val="21"/>
+          <w:szCs w:val="21"/>
+        </w:rPr>
+        <w:t xml:space="preserve">預期:</w:t>
+      </w:r>
+      <w:r>
+        <w:rPr>
+          <w:rFonts w:ascii="Microsoft JhengHei" w:cs="Microsoft JhengHei" w:eastAsia="Microsoft JhengHei" w:hAnsi="Microsoft JhengHei"/>
+          <w:sz w:val="21"/>
+          <w:szCs w:val="21"/>
+        </w:rPr>
+        <w:t xml:space="preserve">舊帳號 svc-orders 已停用 → 舊設定檔 Authentication failed → 新帳號成功寫入。</w:t>
+      </w:r>
+    </w:p>
+    <w:p>
+      <w:pPr>
+        <w:pStyle w:val="Heading3"/>
+        <w:keepNext/>
+      </w:pPr>
+      <w:r>
+        <w:rPr>
+          <w:rFonts w:ascii="Microsoft JhengHei" w:cs="Microsoft JhengHei" w:eastAsia="Microsoft JhengHei" w:hAnsi="Microsoft JhengHei"/>
+        </w:rPr>
+        <w:t xml:space="preserve">18.14 還原:svc-orders 回來、Conjur 指回它、移除 svc-orders-v2</w:t>
+      </w:r>
+    </w:p>
+    <w:p>
+      <w:pPr>
+        <w:keepNext/>
+        <w:spacing w:after="60" w:before="120"/>
+      </w:pPr>
+      <w:r>
+        <w:rPr>
+          <w:rFonts w:ascii="Microsoft JhengHei" w:cs="Microsoft JhengHei" w:eastAsia="Microsoft JhengHei" w:hAnsi="Microsoft JhengHei"/>
+          <w:b/>
+          <w:bCs/>
+          <w:color w:val="1F7A8C"/>
+          <w:sz w:val="20"/>
+          <w:szCs w:val="20"/>
+        </w:rPr>
+        <w:t xml:space="preserve">手動指令</w:t>
+      </w:r>
+    </w:p>
+    <w:p>
+      <w:pPr>
+        <w:pBdr>
+          <w:top w:val="none" w:color="FFFFFF" w:sz="0"/>
+          <w:left w:val="single" w:color="1F7A8C" w:sz="18" w:space="6"/>
+          <w:bottom w:val="none" w:color="FFFFFF" w:sz="0"/>
+          <w:right w:val="none" w:color="FFFFFF" w:sz="0"/>
+        </w:pBdr>
+        <w:shd w:fill="F1F4F7" w:color="auto" w:val="clear"/>
+        <w:spacing w:after="0" w:line="252"/>
+        <w:ind w:left="140" w:right="60"/>
+      </w:pPr>
+      <w:r>
+        <w:rPr>
+          <w:rFonts w:ascii="Consolas" w:cs="Consolas" w:eastAsia="Consolas" w:hAnsi="Consolas"/>
+          <w:color w:val="1B2733"/>
+          <w:sz w:val="17"/>
+          <w:szCs w:val="17"/>
+        </w:rPr>
+        <w:t xml:space="preserve">bash scripts/rotate-with-conjur.sh restore | tail -1</w:t>
+      </w:r>
+    </w:p>
+    <w:p>
+      <w:pPr>
+        <w:spacing w:after="80"/>
+      </w:pPr>
+    </w:p>
+    <w:p>
+      <w:pPr>
+        <w:spacing w:after="100" w:line="300"/>
+      </w:pPr>
+      <w:r>
+        <w:rPr>
+          <w:rFonts w:ascii="Microsoft JhengHei" w:cs="Microsoft JhengHei" w:eastAsia="Microsoft JhengHei" w:hAnsi="Microsoft JhengHei"/>
+          <w:b/>
+          <w:bCs/>
+          <w:color w:val="B7791F"/>
+          <w:sz w:val="21"/>
+          <w:szCs w:val="21"/>
+        </w:rPr>
+        <w:t xml:space="preserve">預期:</w:t>
+      </w:r>
+      <w:r>
+        <w:rPr>
+          <w:rFonts w:ascii="Microsoft JhengHei" w:cs="Microsoft JhengHei" w:eastAsia="Microsoft JhengHei" w:hAnsi="Microsoft JhengHei"/>
+          <w:sz w:val="21"/>
+          <w:szCs w:val="21"/>
+        </w:rPr>
+        <w:t xml:space="preserve">結果:svc-orders 已還原;svc-orders-v2 已移除。</w:t>
+      </w:r>
+    </w:p>
+    <w:p>
+      <w:pPr>
+        <w:pStyle w:val="Heading3"/>
+        <w:keepNext/>
+      </w:pPr>
+      <w:r>
+        <w:rPr>
+          <w:rFonts w:ascii="Microsoft JhengHei" w:cs="Microsoft JhengHei" w:eastAsia="Microsoft JhengHei" w:hAnsi="Microsoft JhengHei"/>
+        </w:rPr>
+        <w:t xml:space="preserve">18.15 如果有人還在用舊帳號:隔離後被抓到,rollback 後恢復</w:t>
+      </w:r>
+    </w:p>
+    <w:p>
+      <w:pPr>
+        <w:spacing w:after="100" w:line="300"/>
+      </w:pPr>
+      <w:r>
+        <w:rPr>
+          <w:rFonts w:ascii="Microsoft JhengHei" w:cs="Microsoft JhengHei" w:eastAsia="Microsoft JhengHei" w:hAnsi="Microsoft JhengHei"/>
+          <w:sz w:val="21"/>
+          <w:szCs w:val="21"/>
+        </w:rPr>
+        <w:t xml:space="preserve">模擬「有一個你不知道的應用還在用舊帳號」:隔離後它的請求被拒,audit 記下 DENIED,check 判定「還有人在用」,你 rollback 把角色綁回去,它就恢復了——沒有任何人被誤傷太久。</w:t>
+      </w:r>
+    </w:p>
+    <w:p>
+      <w:pPr>
+        <w:keepNext/>
+        <w:spacing w:after="60" w:before="120"/>
+      </w:pPr>
+      <w:r>
+        <w:rPr>
+          <w:rFonts w:ascii="Microsoft JhengHei" w:cs="Microsoft JhengHei" w:eastAsia="Microsoft JhengHei" w:hAnsi="Microsoft JhengHei"/>
+          <w:b/>
+          <w:bCs/>
+          <w:color w:val="1F7A8C"/>
+          <w:sz w:val="20"/>
+          <w:szCs w:val="20"/>
+        </w:rPr>
+        <w:t xml:space="preserve">手動指令</w:t>
+      </w:r>
+    </w:p>
+    <w:p>
+      <w:pPr>
+        <w:pBdr>
+          <w:top w:val="none" w:color="FFFFFF" w:sz="0"/>
+          <w:left w:val="single" w:color="1F7A8C" w:sz="18" w:space="6"/>
+          <w:bottom w:val="none" w:color="FFFFFF" w:sz="0"/>
+          <w:right w:val="none" w:color="FFFFFF" w:sz="0"/>
+        </w:pBdr>
+        <w:shd w:fill="F1F4F7" w:color="auto" w:val="clear"/>
+        <w:spacing w:after="0" w:line="252"/>
+        <w:ind w:left="140" w:right="60"/>
+      </w:pPr>
+      <w:r>
+        <w:rPr>
+          <w:rFonts w:ascii="Consolas" w:cs="Consolas" w:eastAsia="Consolas" w:hAnsi="Consolas"/>
+          <w:color w:val="1B2733"/>
+          <w:sz w:val="17"/>
+          <w:szCs w:val="17"/>
+        </w:rPr>
+        <w:t xml:space="preserve">bash scripts/rotate-with-conjur.sh quarantine svc-orders | tail -1</w:t>
+      </w:r>
+    </w:p>
+    <w:p>
+      <w:pPr>
+        <w:pBdr>
+          <w:top w:val="none" w:color="FFFFFF" w:sz="0"/>
+          <w:left w:val="single" w:color="1F7A8C" w:sz="18" w:space="6"/>
+          <w:bottom w:val="none" w:color="FFFFFF" w:sz="0"/>
+          <w:right w:val="none" w:color="FFFFFF" w:sz="0"/>
+        </w:pBdr>
+        <w:shd w:fill="F1F4F7" w:color="auto" w:val="clear"/>
+        <w:spacing w:after="0" w:line="252"/>
+        <w:ind w:left="140" w:right="60"/>
+      </w:pPr>
+      <w:r>
+        <w:rPr>
+          <w:rFonts w:ascii="Consolas" w:cs="Consolas" w:eastAsia="Consolas" w:hAnsi="Consolas"/>
+          <w:color w:val="1B2733"/>
+          <w:sz w:val="17"/>
+          <w:szCs w:val="17"/>
+        </w:rPr>
+        <w:t xml:space="preserve">sleep 4; bash scripts/app-with-conjur.sh svc-orders orders.events still-on-old | tail -1     # 還在用舊帳號的應用</w:t>
+      </w:r>
+    </w:p>
+    <w:p>
+      <w:pPr>
+        <w:pBdr>
+          <w:top w:val="none" w:color="FFFFFF" w:sz="0"/>
+          <w:left w:val="single" w:color="1F7A8C" w:sz="18" w:space="6"/>
+          <w:bottom w:val="none" w:color="FFFFFF" w:sz="0"/>
+          <w:right w:val="none" w:color="FFFFFF" w:sz="0"/>
+        </w:pBdr>
+        <w:shd w:fill="F1F4F7" w:color="auto" w:val="clear"/>
+        <w:spacing w:after="0" w:line="252"/>
+        <w:ind w:left="140" w:right="60"/>
+      </w:pPr>
+      <w:r>
+        <w:rPr>
+          <w:rFonts w:ascii="Consolas" w:cs="Consolas" w:eastAsia="Consolas" w:hAnsi="Consolas"/>
+          <w:color w:val="1B2733"/>
+          <w:sz w:val="17"/>
+          <w:szCs w:val="17"/>
+        </w:rPr>
+        <w:t xml:space="preserve">sleep 5; bash scripts/rotate-with-conjur.sh check svc-orders 1 | tail -2</w:t>
+      </w:r>
+    </w:p>
+    <w:p>
+      <w:pPr>
+        <w:pBdr>
+          <w:top w:val="none" w:color="FFFFFF" w:sz="0"/>
+          <w:left w:val="single" w:color="1F7A8C" w:sz="18" w:space="6"/>
+          <w:bottom w:val="none" w:color="FFFFFF" w:sz="0"/>
+          <w:right w:val="none" w:color="FFFFFF" w:sz="0"/>
+        </w:pBdr>
+        <w:shd w:fill="F1F4F7" w:color="auto" w:val="clear"/>
+        <w:spacing w:after="0" w:line="252"/>
+        <w:ind w:left="140" w:right="60"/>
+      </w:pPr>
+      <w:r>
+        <w:rPr>
+          <w:rFonts w:ascii="Consolas" w:cs="Consolas" w:eastAsia="Consolas" w:hAnsi="Consolas"/>
+          <w:color w:val="1B2733"/>
+          <w:sz w:val="17"/>
+          <w:szCs w:val="17"/>
+        </w:rPr>
+        <w:t xml:space="preserve">bash scripts/rotate-with-conjur.sh rollback svc-orders | tail -1</w:t>
+      </w:r>
+    </w:p>
+    <w:p>
+      <w:pPr>
+        <w:pBdr>
+          <w:top w:val="none" w:color="FFFFFF" w:sz="0"/>
+          <w:left w:val="single" w:color="1F7A8C" w:sz="18" w:space="6"/>
+          <w:bottom w:val="none" w:color="FFFFFF" w:sz="0"/>
+          <w:right w:val="none" w:color="FFFFFF" w:sz="0"/>
+        </w:pBdr>
+        <w:shd w:fill="F1F4F7" w:color="auto" w:val="clear"/>
+        <w:spacing w:after="0" w:line="252"/>
+        <w:ind w:left="140" w:right="60"/>
+      </w:pPr>
+      <w:r>
+        <w:rPr>
+          <w:rFonts w:ascii="Consolas" w:cs="Consolas" w:eastAsia="Consolas" w:hAnsi="Consolas"/>
+          <w:color w:val="1B2733"/>
+          <w:sz w:val="17"/>
+          <w:szCs w:val="17"/>
+        </w:rPr>
+        <w:t xml:space="preserve">sleep 5; bash scripts/app-with-conjur.sh svc-orders orders.events back-to-normal | tail -1</w:t>
+      </w:r>
+    </w:p>
+    <w:p>
+      <w:pPr>
+        <w:spacing w:after="80"/>
+      </w:pPr>
+    </w:p>
+    <w:p>
+      <w:pPr>
+        <w:spacing w:after="100" w:line="300"/>
+      </w:pPr>
+      <w:r>
+        <w:rPr>
+          <w:rFonts w:ascii="Microsoft JhengHei" w:cs="Microsoft JhengHei" w:eastAsia="Microsoft JhengHei" w:hAnsi="Microsoft JhengHei"/>
+          <w:b/>
+          <w:bCs/>
+          <w:color w:val="B7791F"/>
+          <w:sz w:val="21"/>
+          <w:szCs w:val="21"/>
+        </w:rPr>
+        <w:t xml:space="preserve">預期:</w:t>
+      </w:r>
+      <w:r>
+        <w:rPr>
+          <w:rFonts w:ascii="Microsoft JhengHei" w:cs="Microsoft JhengHei" w:eastAsia="Microsoft JhengHei" w:hAnsi="Microsoft JhengHei"/>
+          <w:sz w:val="21"/>
+          <w:szCs w:val="21"/>
+        </w:rPr>
+        <w:t xml:space="preserve">隔離後應用:結果:被拒絕 → check:被拒 N 筆、判定:還有人在用 → rollback:角色已回復 → 應用:成功寫入。</w:t>
+      </w:r>
+    </w:p>
+    <w:p>
+      <w:pPr>
+        <w:pStyle w:val="Heading3"/>
+        <w:keepNext/>
+      </w:pPr>
+      <w:r>
+        <w:rPr>
+          <w:rFonts w:ascii="Microsoft JhengHei" w:cs="Microsoft JhengHei" w:eastAsia="Microsoft JhengHei" w:hAnsi="Microsoft JhengHei"/>
+        </w:rPr>
+        <w:t xml:space="preserve">18.16 實驗:只刪 SCRAM 憑證,擋得住已經連著的舊連線嗎?</w:t>
+      </w:r>
+    </w:p>
+    <w:p>
+      <w:pPr>
+        <w:spacing w:after="100" w:line="300"/>
+      </w:pPr>
+      <w:r>
+        <w:rPr>
+          <w:rFonts w:ascii="Microsoft JhengHei" w:cs="Microsoft JhengHei" w:eastAsia="Microsoft JhengHei" w:hAnsi="Microsoft JhengHei"/>
+          <w:sz w:val="21"/>
+          <w:szCs w:val="21"/>
+        </w:rPr>
+        <w:t xml:space="preserve">長連線 producer(svc-orders,每 2 秒寫一筆,共 14 筆)寫到一半,對舊帳號做事。這個實驗回答「為什麼一定要先解除角色」。下面跑兩次:A 先解除角色再刪憑證;B 只刪憑證、角色保留。每次約 50 秒。</w:t>
+      </w:r>
+    </w:p>
+    <w:p>
+      <w:pPr>
+        <w:keepNext/>
+        <w:spacing w:after="60" w:before="120"/>
+      </w:pPr>
+      <w:r>
+        <w:rPr>
+          <w:rFonts w:ascii="Microsoft JhengHei" w:cs="Microsoft JhengHei" w:eastAsia="Microsoft JhengHei" w:hAnsi="Microsoft JhengHei"/>
+          <w:b/>
+          <w:bCs/>
+          <w:color w:val="1F7A8C"/>
+          <w:sz w:val="20"/>
+          <w:szCs w:val="20"/>
+        </w:rPr>
+        <w:t xml:space="preserve">手動指令</w:t>
+      </w:r>
+    </w:p>
+    <w:p>
+      <w:pPr>
+        <w:pBdr>
+          <w:top w:val="none" w:color="FFFFFF" w:sz="0"/>
+          <w:left w:val="single" w:color="1F7A8C" w:sz="18" w:space="6"/>
+          <w:bottom w:val="none" w:color="FFFFFF" w:sz="0"/>
+          <w:right w:val="none" w:color="FFFFFF" w:sz="0"/>
+        </w:pBdr>
+        <w:shd w:fill="F1F4F7" w:color="auto" w:val="clear"/>
+        <w:spacing w:after="0" w:line="252"/>
+        <w:ind w:left="140" w:right="60"/>
+      </w:pPr>
+      <w:r>
+        <w:rPr>
+          <w:rFonts w:ascii="Consolas" w:cs="Consolas" w:eastAsia="Consolas" w:hAnsi="Consolas"/>
+          <w:color w:val="1B2733"/>
+          <w:sz w:val="17"/>
+          <w:szCs w:val="17"/>
+        </w:rPr>
+        <w:t xml:space="preserve">bash scripts/old-connection-test.sh both | tail -5</w:t>
+      </w:r>
+    </w:p>
+    <w:p>
+      <w:pPr>
+        <w:pBdr>
+          <w:top w:val="none" w:color="FFFFFF" w:sz="0"/>
+          <w:left w:val="single" w:color="1F7A8C" w:sz="18" w:space="6"/>
+          <w:bottom w:val="none" w:color="FFFFFF" w:sz="0"/>
+          <w:right w:val="none" w:color="FFFFFF" w:sz="0"/>
+        </w:pBdr>
+        <w:shd w:fill="F1F4F7" w:color="auto" w:val="clear"/>
+        <w:spacing w:after="0" w:line="252"/>
+        <w:ind w:left="140" w:right="60"/>
+      </w:pPr>
+      <w:r>
+        <w:rPr>
+          <w:rFonts w:ascii="Consolas" w:cs="Consolas" w:eastAsia="Consolas" w:hAnsi="Consolas"/>
+          <w:color w:val="1B2733"/>
+          <w:sz w:val="17"/>
+          <w:szCs w:val="17"/>
+        </w:rPr>
+        <w:t xml:space="preserve">bash scripts/rotate-with-conjur.sh restore | tail -1</w:t>
+      </w:r>
+    </w:p>
+    <w:p>
+      <w:pPr>
+        <w:pBdr>
+          <w:top w:val="none" w:color="FFFFFF" w:sz="0"/>
+          <w:left w:val="single" w:color="1F7A8C" w:sz="18" w:space="6"/>
+          <w:bottom w:val="none" w:color="FFFFFF" w:sz="0"/>
+          <w:right w:val="none" w:color="FFFFFF" w:sz="0"/>
+        </w:pBdr>
+        <w:shd w:fill="F1F4F7" w:color="auto" w:val="clear"/>
+        <w:spacing w:after="0" w:line="252"/>
+        <w:ind w:left="140" w:right="60"/>
+      </w:pPr>
+      <w:r>
+        <w:rPr>
+          <w:rFonts w:ascii="Consolas" w:cs="Consolas" w:eastAsia="Consolas" w:hAnsi="Consolas"/>
+          <w:color w:val="1B2733"/>
+          <w:sz w:val="17"/>
+          <w:szCs w:val="17"/>
+        </w:rPr>
+        <w:t xml:space="preserve">echo "=== B:只刪憑證、角色保留"</w:t>
+      </w:r>
+    </w:p>
+    <w:p>
+      <w:pPr>
+        <w:pBdr>
+          <w:top w:val="none" w:color="FFFFFF" w:sz="0"/>
+          <w:left w:val="single" w:color="1F7A8C" w:sz="18" w:space="6"/>
+          <w:bottom w:val="none" w:color="FFFFFF" w:sz="0"/>
+          <w:right w:val="none" w:color="FFFFFF" w:sz="0"/>
+        </w:pBdr>
+        <w:shd w:fill="F1F4F7" w:color="auto" w:val="clear"/>
+        <w:spacing w:after="0" w:line="252"/>
+        <w:ind w:left="140" w:right="60"/>
+      </w:pPr>
+      <w:r>
+        <w:rPr>
+          <w:rFonts w:ascii="Consolas" w:cs="Consolas" w:eastAsia="Consolas" w:hAnsi="Consolas"/>
+          <w:color w:val="1B2733"/>
+          <w:sz w:val="17"/>
+          <w:szCs w:val="17"/>
+        </w:rPr>
+        <w:t xml:space="preserve">bash scripts/old-connection-test.sh scram-only | tail -5</w:t>
+      </w:r>
+    </w:p>
+    <w:p>
+      <w:pPr>
+        <w:pBdr>
+          <w:top w:val="none" w:color="FFFFFF" w:sz="0"/>
+          <w:left w:val="single" w:color="1F7A8C" w:sz="18" w:space="6"/>
+          <w:bottom w:val="none" w:color="FFFFFF" w:sz="0"/>
+          <w:right w:val="none" w:color="FFFFFF" w:sz="0"/>
+        </w:pBdr>
+        <w:shd w:fill="F1F4F7" w:color="auto" w:val="clear"/>
+        <w:spacing w:after="0" w:line="252"/>
+        <w:ind w:left="140" w:right="60"/>
+      </w:pPr>
+      <w:r>
+        <w:rPr>
+          <w:rFonts w:ascii="Consolas" w:cs="Consolas" w:eastAsia="Consolas" w:hAnsi="Consolas"/>
+          <w:color w:val="1B2733"/>
+          <w:sz w:val="17"/>
+          <w:szCs w:val="17"/>
+        </w:rPr>
+        <w:t xml:space="preserve">bash scripts/rotate-with-conjur.sh restore | tail -1</w:t>
+      </w:r>
+    </w:p>
+    <w:p>
+      <w:pPr>
+        <w:spacing w:after="80"/>
+      </w:pPr>
+    </w:p>
+    <w:p>
+      <w:pPr>
+        <w:spacing w:after="100" w:line="300"/>
+      </w:pPr>
+      <w:r>
+        <w:rPr>
+          <w:rFonts w:ascii="Microsoft JhengHei" w:cs="Microsoft JhengHei" w:eastAsia="Microsoft JhengHei" w:hAnsi="Microsoft JhengHei"/>
+          <w:b/>
+          <w:bCs/>
+          <w:color w:val="B7791F"/>
+          <w:sz w:val="21"/>
+          <w:szCs w:val="21"/>
+        </w:rPr>
+        <w:t xml:space="preserve">預期:</w:t>
+      </w:r>
+      <w:r>
+        <w:rPr>
+          <w:rFonts w:ascii="Microsoft JhengHei" w:cs="Microsoft JhengHei" w:eastAsia="Microsoft JhengHei" w:hAnsi="Microsoft JhengHei"/>
+          <w:sz w:val="21"/>
+          <w:szCs w:val="21"/>
+        </w:rPr>
+        <w:t xml:space="preserve">A:只寫進約 6 筆,之後都是授權失敗、認證失敗 0 次 → 判定:解除角色就切斷舊連線;B:14 筆全部寫入 → 判定:只刪 SCRAM 憑證擋不住已建立的連線。</w:t>
+      </w:r>
+    </w:p>
+    <w:tbl>
+      <w:tblPr>
+        <w:tblW w:type="dxa" w:w="9026"/>
+        <w:tblBorders>
+          <w:top w:val="single" w:color="auto" w:sz="4"/>
+          <w:left w:val="single" w:color="auto" w:sz="4"/>
+          <w:bottom w:val="single" w:color="auto" w:sz="4"/>
+          <w:right w:val="single" w:color="auto" w:sz="4"/>
+          <w:insideH w:val="single" w:color="auto" w:sz="4"/>
+          <w:insideV w:val="single" w:color="auto" w:sz="4"/>
+        </w:tblBorders>
+      </w:tblPr>
+      <w:tblGrid>
+        <w:gridCol w:w="9026"/>
+      </w:tblGrid>
+      <w:tr>
+        <w:tc>
+          <w:tcPr>
+            <w:tcW w:type="dxa" w:w="9026"/>
+            <w:tcBorders>
+              <w:top w:val="single" w:color="D5DEE6" w:sz="4"/>
+              <w:left w:val="single" w:color="B03A2E" w:sz="24"/>
+              <w:bottom w:val="single" w:color="D5DEE6" w:sz="4"/>
+              <w:right w:val="single" w:color="D5DEE6" w:sz="4"/>
+            </w:tcBorders>
+            <w:shd w:fill="FDECEA" w:color="auto" w:val="clear"/>
+            <w:tcMar>
+              <w:top w:type="dxa" w:w="80"/>
+              <w:left w:type="dxa" w:w="140"/>
+              <w:bottom w:type="dxa" w:w="80"/>
+              <w:right w:type="dxa" w:w="140"/>
+            </w:tcMar>
+          </w:tcPr>
+          <w:p>
+            <w:pPr>
+              <w:spacing w:after="0" w:line="288"/>
+            </w:pPr>
+            <w:r>
+              <w:rPr>
+                <w:rFonts w:ascii="Microsoft JhengHei" w:cs="Microsoft JhengHei" w:eastAsia="Microsoft JhengHei" w:hAnsi="Microsoft JhengHei"/>
+                <w:b/>
+                <w:bCs/>
+                <w:color w:val="B03A2E"/>
+                <w:sz w:val="20"/>
+                <w:szCs w:val="20"/>
+              </w:rPr>
+              <w:t xml:space="preserve">注意:</w:t>
+            </w:r>
+            <w:r>
+              <w:rPr>
+                <w:rFonts w:ascii="Microsoft JhengHei" w:cs="Microsoft JhengHei" w:eastAsia="Microsoft JhengHei" w:hAnsi="Microsoft JhengHei"/>
+                <w:sz w:val="20"/>
+                <w:szCs w:val="20"/>
+              </w:rPr>
+              <w:t xml:space="preserve">重點:SCRAM 只在「建立連線」時驗證(connections.max.reauth.ms 預設 0 = 不重新驗證),所以刪掉憑證只擋得住新連線。要切斷已連著的舊連線,必須解除角色;所以輪替流程一律是「先隔離(解除角色)→ 看 audit → 才刪憑證」。長連線的應用也要在認證或授權失敗時重新向 Conjur 取帳密並重建連線,不能只在啟動時取一次。</w:t>
+            </w:r>
+          </w:p>
+        </w:tc>
+      </w:tr>
+    </w:tbl>
+    <w:p>
+      <w:pPr>
+        <w:spacing w:after="80"/>
+      </w:pPr>
+    </w:p>
+    <w:p>
+      <w:pPr>
+        <w:pStyle w:val="Heading3"/>
+        <w:keepNext/>
+      </w:pPr>
+      <w:r>
+        <w:rPr>
+          <w:rFonts w:ascii="Microsoft JhengHei" w:cs="Microsoft JhengHei" w:eastAsia="Microsoft JhengHei" w:hAnsi="Microsoft JhengHei"/>
+        </w:rPr>
+        <w:t xml:space="preserve">18.17 OP menu:維護模式的帳密改成執行時向 Conjur 取,跳板機上不放帳密檔</w:t>
+      </w:r>
+    </w:p>
+    <w:p>
+      <w:pPr>
+        <w:spacing w:after="100" w:line="300"/>
+      </w:pPr>
+      <w:r>
+        <w:rPr>
+          <w:rFonts w:ascii="Microsoft JhengHei" w:cs="Microsoft JhengHei" w:eastAsia="Microsoft JhengHei" w:hAnsi="Microsoft JhengHei"/>
+          <w:sz w:val="21"/>
+          <w:szCs w:val="21"/>
+        </w:rPr>
+        <w:t xml:space="preserve">設定 OPMENU_ALERTMANAGER_AUTH_CMD(優先於檔案):任何會印出「帳號:密碼」的指令都可以,這裡接 Conjur。沒被授權的身分取不到,維護模式就開不了。</w:t>
+      </w:r>
+    </w:p>
+    <w:p>
+      <w:pPr>
+        <w:keepNext/>
+        <w:spacing w:after="60" w:before="120"/>
+      </w:pPr>
+      <w:r>
+        <w:rPr>
+          <w:rFonts w:ascii="Microsoft JhengHei" w:cs="Microsoft JhengHei" w:eastAsia="Microsoft JhengHei" w:hAnsi="Microsoft JhengHei"/>
+          <w:b/>
+          <w:bCs/>
+          <w:color w:val="1F7A8C"/>
+          <w:sz w:val="20"/>
+          <w:szCs w:val="20"/>
+        </w:rPr>
+        <w:t xml:space="preserve">手動指令</w:t>
+      </w:r>
+    </w:p>
+    <w:p>
+      <w:pPr>
+        <w:pBdr>
+          <w:top w:val="none" w:color="FFFFFF" w:sz="0"/>
+          <w:left w:val="single" w:color="1F7A8C" w:sz="18" w:space="6"/>
+          <w:bottom w:val="none" w:color="FFFFFF" w:sz="0"/>
+          <w:right w:val="none" w:color="FFFFFF" w:sz="0"/>
+        </w:pBdr>
+        <w:shd w:fill="F1F4F7" w:color="auto" w:val="clear"/>
+        <w:spacing w:after="0" w:line="252"/>
+        <w:ind w:left="140" w:right="60"/>
+      </w:pPr>
+      <w:r>
+        <w:rPr>
+          <w:rFonts w:ascii="Consolas" w:cs="Consolas" w:eastAsia="Consolas" w:hAnsi="Consolas"/>
+          <w:color w:val="1B2733"/>
+          <w:sz w:val="17"/>
+          <w:szCs w:val="17"/>
+        </w:rPr>
+        <w:t xml:space="preserve">cd opmenu</w:t>
+      </w:r>
+    </w:p>
+    <w:p>
+      <w:pPr>
+        <w:pBdr>
+          <w:top w:val="none" w:color="FFFFFF" w:sz="0"/>
+          <w:left w:val="single" w:color="1F7A8C" w:sz="18" w:space="6"/>
+          <w:bottom w:val="none" w:color="FFFFFF" w:sz="0"/>
+          <w:right w:val="none" w:color="FFFFFF" w:sz="0"/>
+        </w:pBdr>
+        <w:shd w:fill="F1F4F7" w:color="auto" w:val="clear"/>
+        <w:spacing w:after="0" w:line="252"/>
+        <w:ind w:left="140" w:right="60"/>
+      </w:pPr>
+      <w:r>
+        <w:rPr>
+          <w:rFonts w:ascii="Consolas" w:cs="Consolas" w:eastAsia="Consolas" w:hAnsi="Consolas"/>
+          <w:color w:val="1B2733"/>
+          <w:sz w:val="17"/>
+          <w:szCs w:val="17"/>
+        </w:rPr>
+        <w:t xml:space="preserve">export OPMENU_USER=gary OPMENU_PASS=gary-pw OPMENU_YES=1 OPMENU_TICKET=CHG-2026-0400</w:t>
+      </w:r>
+    </w:p>
+    <w:p>
+      <w:pPr>
+        <w:pBdr>
+          <w:top w:val="none" w:color="FFFFFF" w:sz="0"/>
+          <w:left w:val="single" w:color="1F7A8C" w:sz="18" w:space="6"/>
+          <w:bottom w:val="none" w:color="FFFFFF" w:sz="0"/>
+          <w:right w:val="none" w:color="FFFFFF" w:sz="0"/>
+        </w:pBdr>
+        <w:shd w:fill="F1F4F7" w:color="auto" w:val="clear"/>
+        <w:spacing w:after="0" w:line="252"/>
+        <w:ind w:left="140" w:right="60"/>
+      </w:pPr>
+      <w:r>
+        <w:rPr>
+          <w:rFonts w:ascii="Consolas" w:cs="Consolas" w:eastAsia="Consolas" w:hAnsi="Consolas"/>
+          <w:color w:val="1B2733"/>
+          <w:sz w:val="17"/>
+          <w:szCs w:val="17"/>
+        </w:rPr>
+        <w:t xml:space="preserve">export OPMENU_ALERTMANAGER_AUTH_CMD="bash $PWD/../scripts/conjur.sh get-as opmenu opmenu/alertmanager-auth"</w:t>
+      </w:r>
+    </w:p>
+    <w:p>
+      <w:pPr>
+        <w:pBdr>
+          <w:top w:val="none" w:color="FFFFFF" w:sz="0"/>
+          <w:left w:val="single" w:color="1F7A8C" w:sz="18" w:space="6"/>
+          <w:bottom w:val="none" w:color="FFFFFF" w:sz="0"/>
+          <w:right w:val="none" w:color="FFFFFF" w:sz="0"/>
+        </w:pBdr>
+        <w:shd w:fill="F1F4F7" w:color="auto" w:val="clear"/>
+        <w:spacing w:after="0" w:line="252"/>
+        <w:ind w:left="140" w:right="60"/>
+      </w:pPr>
+      <w:r>
+        <w:rPr>
+          <w:rFonts w:ascii="Consolas" w:cs="Consolas" w:eastAsia="Consolas" w:hAnsi="Consolas"/>
+          <w:color w:val="1B2733"/>
+          <w:sz w:val="17"/>
+          <w:szCs w:val="17"/>
+        </w:rPr>
+        <w:t xml:space="preserve">./opmenu.sh --run 25 broker1 2 | tee log/maint18.out | tail -1</w:t>
+      </w:r>
+    </w:p>
+    <w:p>
+      <w:pPr>
+        <w:pBdr>
+          <w:top w:val="none" w:color="FFFFFF" w:sz="0"/>
+          <w:left w:val="single" w:color="1F7A8C" w:sz="18" w:space="6"/>
+          <w:bottom w:val="none" w:color="FFFFFF" w:sz="0"/>
+          <w:right w:val="none" w:color="FFFFFF" w:sz="0"/>
+        </w:pBdr>
+        <w:shd w:fill="F1F4F7" w:color="auto" w:val="clear"/>
+        <w:spacing w:after="0" w:line="252"/>
+        <w:ind w:left="140" w:right="60"/>
+      </w:pPr>
+      <w:r>
+        <w:rPr>
+          <w:rFonts w:ascii="Consolas" w:cs="Consolas" w:eastAsia="Consolas" w:hAnsi="Consolas"/>
+          <w:color w:val="1B2733"/>
+          <w:sz w:val="17"/>
+          <w:szCs w:val="17"/>
+        </w:rPr>
+        <w:t xml:space="preserve">./opmenu.sh --run 26 "$(grep -o 'silence id=[0-9a-f-]*' log/maint18.out | cut -d= -f2)" | tail -1</w:t>
+      </w:r>
+    </w:p>
+    <w:p>
+      <w:pPr>
+        <w:pBdr>
+          <w:top w:val="none" w:color="FFFFFF" w:sz="0"/>
+          <w:left w:val="single" w:color="1F7A8C" w:sz="18" w:space="6"/>
+          <w:bottom w:val="none" w:color="FFFFFF" w:sz="0"/>
+          <w:right w:val="none" w:color="FFFFFF" w:sz="0"/>
+        </w:pBdr>
+        <w:shd w:fill="F1F4F7" w:color="auto" w:val="clear"/>
+        <w:spacing w:after="0" w:line="252"/>
+        <w:ind w:left="140" w:right="60"/>
+      </w:pPr>
+      <w:r>
+        <w:rPr>
+          <w:rFonts w:ascii="Consolas" w:cs="Consolas" w:eastAsia="Consolas" w:hAnsi="Consolas"/>
+          <w:color w:val="1B2733"/>
+          <w:sz w:val="17"/>
+          <w:szCs w:val="17"/>
+        </w:rPr>
+        <w:t xml:space="preserve">OPMENU_ALERTMANAGER_AUTH_CMD="bash $PWD/../scripts/conjur.sh get-as rogue-app opmenu/alertmanager-auth" ./opmenu.sh --run 25 broker1 2 | grep -m1 失敗</w:t>
+      </w:r>
+    </w:p>
+    <w:p>
+      <w:pPr>
+        <w:pBdr>
+          <w:top w:val="none" w:color="FFFFFF" w:sz="0"/>
+          <w:left w:val="single" w:color="1F7A8C" w:sz="18" w:space="6"/>
+          <w:bottom w:val="none" w:color="FFFFFF" w:sz="0"/>
+          <w:right w:val="none" w:color="FFFFFF" w:sz="0"/>
+        </w:pBdr>
+        <w:shd w:fill="F1F4F7" w:color="auto" w:val="clear"/>
+        <w:spacing w:after="0" w:line="252"/>
+        <w:ind w:left="140" w:right="60"/>
+      </w:pPr>
+      <w:r>
+        <w:rPr>
+          <w:rFonts w:ascii="Consolas" w:cs="Consolas" w:eastAsia="Consolas" w:hAnsi="Consolas"/>
+          <w:color w:val="1B2733"/>
+          <w:sz w:val="17"/>
+          <w:szCs w:val="17"/>
+        </w:rPr>
+        <w:t xml:space="preserve">cd ..</w:t>
+      </w:r>
+    </w:p>
+    <w:p>
+      <w:pPr>
+        <w:spacing w:after="80"/>
+      </w:pPr>
+    </w:p>
+    <w:p>
+      <w:pPr>
+        <w:spacing w:after="100" w:line="300"/>
+      </w:pPr>
+      <w:r>
+        <w:rPr>
+          <w:rFonts w:ascii="Microsoft JhengHei" w:cs="Microsoft JhengHei" w:eastAsia="Microsoft JhengHei" w:hAnsi="Microsoft JhengHei"/>
+          <w:b/>
+          <w:bCs/>
+          <w:color w:val="B7791F"/>
+          <w:sz w:val="21"/>
+          <w:szCs w:val="21"/>
+        </w:rPr>
+        <w:t xml:space="preserve">預期:</w:t>
+      </w:r>
+      <w:r>
+        <w:rPr>
+          <w:rFonts w:ascii="Microsoft JhengHei" w:cs="Microsoft JhengHei" w:eastAsia="Microsoft JhengHei" w:hAnsi="Microsoft JhengHei"/>
+          <w:sz w:val="21"/>
+          <w:szCs w:val="21"/>
+        </w:rPr>
+        <w:t xml:space="preserve">維護模式已開始 → 維護模式已結束 → 用 rogue-app 的身分:建立 silence 失敗:Unauthorized。</w:t>
+      </w:r>
+    </w:p>
+    <w:p>
+      <w:pPr>
+        <w:pStyle w:val="Heading3"/>
+        <w:keepNext/>
+      </w:pPr>
+      <w:r>
+        <w:rPr>
+          <w:rFonts w:ascii="Microsoft JhengHei" w:cs="Microsoft JhengHei" w:eastAsia="Microsoft JhengHei" w:hAnsi="Microsoft JhengHei"/>
+        </w:rPr>
+        <w:t xml:space="preserve">18.18 設定檔密碼不落地 ①:用 Confluent Secret Protection 加密、主金鑰存進 Conjur</w:t>
+      </w:r>
+    </w:p>
+    <w:p>
+      <w:pPr>
+        <w:spacing w:after="100" w:line="300"/>
+      </w:pPr>
+      <w:r>
+        <w:rPr>
+          <w:rFonts w:ascii="Microsoft JhengHei" w:cs="Microsoft JhengHei" w:eastAsia="Microsoft JhengHei" w:hAnsi="Microsoft JhengHei"/>
+          <w:sz w:val="21"/>
+          <w:szCs w:val="21"/>
+        </w:rPr>
+        <w:t xml:space="preserve">官方功能:設定檔裡的密碼換成加密佔位符,密文放在 security.properties,解密要主金鑰(環境變數 CONFLUENT_SECURITY_MASTER_KEY)。這裡主金鑰直接存進 Conjur,不寫任何檔案。</w:t>
+      </w:r>
+    </w:p>
+    <w:p>
+      <w:pPr>
+        <w:keepNext/>
+        <w:spacing w:after="60" w:before="120"/>
+      </w:pPr>
+      <w:r>
+        <w:rPr>
+          <w:rFonts w:ascii="Microsoft JhengHei" w:cs="Microsoft JhengHei" w:eastAsia="Microsoft JhengHei" w:hAnsi="Microsoft JhengHei"/>
+          <w:b/>
+          <w:bCs/>
+          <w:color w:val="1F7A8C"/>
+          <w:sz w:val="20"/>
+          <w:szCs w:val="20"/>
+        </w:rPr>
+        <w:t xml:space="preserve">手動指令</w:t>
+      </w:r>
+    </w:p>
+    <w:p>
+      <w:pPr>
+        <w:pBdr>
+          <w:top w:val="none" w:color="FFFFFF" w:sz="0"/>
+          <w:left w:val="single" w:color="1F7A8C" w:sz="18" w:space="6"/>
+          <w:bottom w:val="none" w:color="FFFFFF" w:sz="0"/>
+          <w:right w:val="none" w:color="FFFFFF" w:sz="0"/>
+        </w:pBdr>
+        <w:shd w:fill="F1F4F7" w:color="auto" w:val="clear"/>
+        <w:spacing w:after="0" w:line="252"/>
+        <w:ind w:left="140" w:right="60"/>
+      </w:pPr>
+      <w:r>
+        <w:rPr>
+          <w:rFonts w:ascii="Consolas" w:cs="Consolas" w:eastAsia="Consolas" w:hAnsi="Consolas"/>
+          <w:color w:val="1B2733"/>
+          <w:sz w:val="17"/>
+          <w:szCs w:val="17"/>
+        </w:rPr>
+        <w:t xml:space="preserve">bash scripts/secret-protection.sh setup</w:t>
+      </w:r>
+    </w:p>
+    <w:p>
+      <w:pPr>
+        <w:pBdr>
+          <w:top w:val="none" w:color="FFFFFF" w:sz="0"/>
+          <w:left w:val="single" w:color="1F7A8C" w:sz="18" w:space="6"/>
+          <w:bottom w:val="none" w:color="FFFFFF" w:sz="0"/>
+          <w:right w:val="none" w:color="FFFFFF" w:sz="0"/>
+        </w:pBdr>
+        <w:shd w:fill="F1F4F7" w:color="auto" w:val="clear"/>
+        <w:spacing w:after="0" w:line="252"/>
+        <w:ind w:left="140" w:right="60"/>
+      </w:pPr>
+      <w:r>
+        <w:rPr>
+          <w:rFonts w:ascii="Consolas" w:cs="Consolas" w:eastAsia="Consolas" w:hAnsi="Consolas"/>
+          <w:color w:val="1B2733"/>
+          <w:sz w:val="17"/>
+          <w:szCs w:val="17"/>
+        </w:rPr>
+        <w:t xml:space="preserve">cat certs/security.properties | cut -c1-110</w:t>
+      </w:r>
+    </w:p>
+    <w:p>
+      <w:pPr>
+        <w:spacing w:after="80"/>
+      </w:pPr>
+    </w:p>
+    <w:p>
+      <w:pPr>
+        <w:spacing w:after="100" w:line="300"/>
+      </w:pPr>
+      <w:r>
+        <w:rPr>
+          <w:rFonts w:ascii="Microsoft JhengHei" w:cs="Microsoft JhengHei" w:eastAsia="Microsoft JhengHei" w:hAnsi="Microsoft JhengHei"/>
+          <w:b/>
+          <w:bCs/>
+          <w:color w:val="B7791F"/>
+          <w:sz w:val="21"/>
+          <w:szCs w:val="21"/>
+        </w:rPr>
+        <w:t xml:space="preserve">預期:</w:t>
+      </w:r>
+      <w:r>
+        <w:rPr>
+          <w:rFonts w:ascii="Microsoft JhengHei" w:cs="Microsoft JhengHei" w:eastAsia="Microsoft JhengHei" w:hAnsi="Microsoft JhengHei"/>
+          <w:sz w:val="21"/>
+          <w:szCs w:val="21"/>
+        </w:rPr>
+        <w:t xml:space="preserve">主金鑰已存入 Conjur;security.properties 裡 ldap.java.naming.security.credentials 是 ENC[…]。</w:t>
+      </w:r>
+    </w:p>
+    <w:p>
+      <w:pPr>
+        <w:pStyle w:val="Heading3"/>
+        <w:keepNext/>
+      </w:pPr>
+      <w:r>
+        <w:rPr>
+          <w:rFonts w:ascii="Microsoft JhengHei" w:cs="Microsoft JhengHei" w:eastAsia="Microsoft JhengHei" w:hAnsi="Microsoft JhengHei"/>
+        </w:rPr>
+        <w:t xml:space="preserve">18.19 設定檔密碼不落地 ②:broker2 啟動前向 Conjur 取主金鑰,解開密文後才連 AD</w:t>
+      </w:r>
+    </w:p>
+    <w:p>
+      <w:pPr>
+        <w:spacing w:after="100" w:line="300"/>
+      </w:pPr>
+      <w:r>
+        <w:rPr>
+          <w:rFonts w:ascii="Microsoft JhengHei" w:cs="Microsoft JhengHei" w:eastAsia="Microsoft JhengHei" w:hAnsi="Microsoft JhengHei"/>
+          <w:sz w:val="21"/>
+          <w:szCs w:val="21"/>
+        </w:rPr>
+        <w:t xml:space="preserve">docker-compose.cyberark.yml 只覆蓋 broker2:密碼改成佔位符、啟動指令先執行 fetch-secret.py(以 host/kafka/broker 的身分取主金鑰放進環境變數)再啟動。正式環境就是 systemd 的 ExecStartPre。驗證:生效設定裡只有佔位符、環境裡沒有明文、人仍能經 broker2 登入(表示 AD 查詢密碼解對了)。</w:t>
+      </w:r>
+    </w:p>
+    <w:p>
+      <w:pPr>
+        <w:keepNext/>
+        <w:spacing w:after="60" w:before="120"/>
+      </w:pPr>
+      <w:r>
+        <w:rPr>
+          <w:rFonts w:ascii="Microsoft JhengHei" w:cs="Microsoft JhengHei" w:eastAsia="Microsoft JhengHei" w:hAnsi="Microsoft JhengHei"/>
+          <w:b/>
+          <w:bCs/>
+          <w:color w:val="1F7A8C"/>
+          <w:sz w:val="20"/>
+          <w:szCs w:val="20"/>
+        </w:rPr>
+        <w:t xml:space="preserve">手動指令</w:t>
+      </w:r>
+    </w:p>
+    <w:p>
+      <w:pPr>
+        <w:pBdr>
+          <w:top w:val="none" w:color="FFFFFF" w:sz="0"/>
+          <w:left w:val="single" w:color="1F7A8C" w:sz="18" w:space="6"/>
+          <w:bottom w:val="none" w:color="FFFFFF" w:sz="0"/>
+          <w:right w:val="none" w:color="FFFFFF" w:sz="0"/>
+        </w:pBdr>
+        <w:shd w:fill="F1F4F7" w:color="auto" w:val="clear"/>
+        <w:spacing w:after="0" w:line="252"/>
+        <w:ind w:left="140" w:right="60"/>
+      </w:pPr>
+      <w:r>
+        <w:rPr>
+          <w:rFonts w:ascii="Consolas" w:cs="Consolas" w:eastAsia="Consolas" w:hAnsi="Consolas"/>
+          <w:color w:val="1B2733"/>
+          <w:sz w:val="17"/>
+          <w:szCs w:val="17"/>
+        </w:rPr>
+        <w:t xml:space="preserve">bash scripts/secret-protection.sh apply</w:t>
+      </w:r>
+    </w:p>
+    <w:p>
+      <w:pPr>
+        <w:pBdr>
+          <w:top w:val="none" w:color="FFFFFF" w:sz="0"/>
+          <w:left w:val="single" w:color="1F7A8C" w:sz="18" w:space="6"/>
+          <w:bottom w:val="none" w:color="FFFFFF" w:sz="0"/>
+          <w:right w:val="none" w:color="FFFFFF" w:sz="0"/>
+        </w:pBdr>
+        <w:shd w:fill="F1F4F7" w:color="auto" w:val="clear"/>
+        <w:spacing w:after="0" w:line="252"/>
+        <w:ind w:left="140" w:right="60"/>
+      </w:pPr>
+      <w:r>
+        <w:rPr>
+          <w:rFonts w:ascii="Consolas" w:cs="Consolas" w:eastAsia="Consolas" w:hAnsi="Consolas"/>
+          <w:color w:val="1B2733"/>
+          <w:sz w:val="17"/>
+          <w:szCs w:val="17"/>
+        </w:rPr>
+        <w:t xml:space="preserve">bash scripts/secret-protection.sh show</w:t>
+      </w:r>
+    </w:p>
+    <w:p>
+      <w:pPr>
+        <w:pBdr>
+          <w:top w:val="none" w:color="FFFFFF" w:sz="0"/>
+          <w:left w:val="single" w:color="1F7A8C" w:sz="18" w:space="6"/>
+          <w:bottom w:val="none" w:color="FFFFFF" w:sz="0"/>
+          <w:right w:val="none" w:color="FFFFFF" w:sz="0"/>
+        </w:pBdr>
+        <w:shd w:fill="F1F4F7" w:color="auto" w:val="clear"/>
+        <w:spacing w:after="0" w:line="252"/>
+        <w:ind w:left="140" w:right="60"/>
+      </w:pPr>
+      <w:r>
+        <w:rPr>
+          <w:rFonts w:ascii="Consolas" w:cs="Consolas" w:eastAsia="Consolas" w:hAnsi="Consolas"/>
+          <w:color w:val="1B2733"/>
+          <w:sz w:val="17"/>
+          <w:szCs w:val="17"/>
+        </w:rPr>
+        <w:t xml:space="preserve">hc -o /dev/null -u gary:gary-pw https://broker2:8092/security/1.0/authenticate</w:t>
+      </w:r>
+    </w:p>
+    <w:p>
+      <w:pPr>
+        <w:spacing w:after="80"/>
+      </w:pPr>
+    </w:p>
+    <w:p>
+      <w:pPr>
+        <w:spacing w:after="100" w:line="300"/>
+      </w:pPr>
+      <w:r>
+        <w:rPr>
+          <w:rFonts w:ascii="Microsoft JhengHei" w:cs="Microsoft JhengHei" w:eastAsia="Microsoft JhengHei" w:hAnsi="Microsoft JhengHei"/>
+          <w:b/>
+          <w:bCs/>
+          <w:color w:val="B7791F"/>
+          <w:sz w:val="21"/>
+          <w:szCs w:val="21"/>
+        </w:rPr>
+        <w:t xml:space="preserve">預期:</w:t>
+      </w:r>
+      <w:r>
+        <w:rPr>
+          <w:rFonts w:ascii="Microsoft JhengHei" w:cs="Microsoft JhengHei" w:eastAsia="Microsoft JhengHei" w:hAnsi="Microsoft JhengHei"/>
+          <w:sz w:val="21"/>
+          <w:szCs w:val="21"/>
+        </w:rPr>
+        <w:t xml:space="preserve">master key fetched from Conjur;設定裡是 ${securepass:…};環境裡 0 處明文;[HTTP 200]。</w:t>
+      </w:r>
+    </w:p>
+    <w:tbl>
+      <w:tblPr>
+        <w:tblW w:type="dxa" w:w="9026"/>
+        <w:tblBorders>
+          <w:top w:val="single" w:color="auto" w:sz="4"/>
+          <w:left w:val="single" w:color="auto" w:sz="4"/>
+          <w:bottom w:val="single" w:color="auto" w:sz="4"/>
+          <w:right w:val="single" w:color="auto" w:sz="4"/>
+          <w:insideH w:val="single" w:color="auto" w:sz="4"/>
+          <w:insideV w:val="single" w:color="auto" w:sz="4"/>
+        </w:tblBorders>
+      </w:tblPr>
+      <w:tblGrid>
+        <w:gridCol w:w="9026"/>
+      </w:tblGrid>
+      <w:tr>
+        <w:tc>
+          <w:tcPr>
+            <w:tcW w:type="dxa" w:w="9026"/>
+            <w:tcBorders>
+              <w:top w:val="single" w:color="D5DEE6" w:sz="4"/>
+              <w:left w:val="single" w:color="B03A2E" w:sz="24"/>
+              <w:bottom w:val="single" w:color="D5DEE6" w:sz="4"/>
+              <w:right w:val="single" w:color="D5DEE6" w:sz="4"/>
+            </w:tcBorders>
+            <w:shd w:fill="FDECEA" w:color="auto" w:val="clear"/>
+            <w:tcMar>
+              <w:top w:type="dxa" w:w="80"/>
+              <w:left w:type="dxa" w:w="140"/>
+              <w:bottom w:type="dxa" w:w="80"/>
+              <w:right w:type="dxa" w:w="140"/>
+            </w:tcMar>
+          </w:tcPr>
+          <w:p>
+            <w:pPr>
+              <w:spacing w:after="0" w:line="288"/>
+            </w:pPr>
+            <w:r>
+              <w:rPr>
+                <w:rFonts w:ascii="Microsoft JhengHei" w:cs="Microsoft JhengHei" w:eastAsia="Microsoft JhengHei" w:hAnsi="Microsoft JhengHei"/>
+                <w:b/>
+                <w:bCs/>
+                <w:color w:val="B03A2E"/>
+                <w:sz w:val="20"/>
+                <w:szCs w:val="20"/>
+              </w:rPr>
+              <w:t xml:space="preserve">注意:</w:t>
+            </w:r>
+            <w:r>
+              <w:rPr>
+                <w:rFonts w:ascii="Microsoft JhengHei" w:cs="Microsoft JhengHei" w:eastAsia="Microsoft JhengHei" w:hAnsi="Microsoft JhengHei"/>
+                <w:sz w:val="20"/>
+                <w:szCs w:val="20"/>
+              </w:rPr>
+              <w:t xml:space="preserve">取不到主金鑰 broker 就不會啟動(這是刻意的);所以 Conjur 的可用性要跟 broker 一樣高,正式環境要有 Conjur 的高可用或在主機上留備援方案。</w:t>
+            </w:r>
+          </w:p>
+        </w:tc>
+      </w:tr>
+    </w:tbl>
+    <w:p>
+      <w:pPr>
+        <w:spacing w:after="80"/>
+      </w:pPr>
+    </w:p>
+    <w:p>
+      <w:pPr>
+        <w:pStyle w:val="Heading3"/>
+        <w:keepNext/>
+      </w:pPr>
+      <w:r>
+        <w:rPr>
+          <w:rFonts w:ascii="Microsoft JhengHei" w:cs="Microsoft JhengHei" w:eastAsia="Microsoft JhengHei" w:hAnsi="Microsoft JhengHei"/>
+        </w:rPr>
+        <w:t xml:space="preserve">18.20 還原 broker2(其他 Lab 不依賴 Conjur)</w:t>
+      </w:r>
+    </w:p>
+    <w:p>
+      <w:pPr>
+        <w:keepNext/>
+        <w:spacing w:after="60" w:before="120"/>
+      </w:pPr>
+      <w:r>
+        <w:rPr>
+          <w:rFonts w:ascii="Microsoft JhengHei" w:cs="Microsoft JhengHei" w:eastAsia="Microsoft JhengHei" w:hAnsi="Microsoft JhengHei"/>
+          <w:b/>
+          <w:bCs/>
+          <w:color w:val="1F7A8C"/>
+          <w:sz w:val="20"/>
+          <w:szCs w:val="20"/>
+        </w:rPr>
+        <w:t xml:space="preserve">手動指令</w:t>
+      </w:r>
+    </w:p>
+    <w:p>
+      <w:pPr>
+        <w:pBdr>
+          <w:top w:val="none" w:color="FFFFFF" w:sz="0"/>
+          <w:left w:val="single" w:color="1F7A8C" w:sz="18" w:space="6"/>
+          <w:bottom w:val="none" w:color="FFFFFF" w:sz="0"/>
+          <w:right w:val="none" w:color="FFFFFF" w:sz="0"/>
+        </w:pBdr>
+        <w:shd w:fill="F1F4F7" w:color="auto" w:val="clear"/>
+        <w:spacing w:after="0" w:line="252"/>
+        <w:ind w:left="140" w:right="60"/>
+      </w:pPr>
+      <w:r>
+        <w:rPr>
+          <w:rFonts w:ascii="Consolas" w:cs="Consolas" w:eastAsia="Consolas" w:hAnsi="Consolas"/>
+          <w:color w:val="1B2733"/>
+          <w:sz w:val="17"/>
+          <w:szCs w:val="17"/>
+        </w:rPr>
+        <w:t xml:space="preserve">bash scripts/secret-protection.sh revert</w:t>
+      </w:r>
+    </w:p>
+    <w:p>
+      <w:pPr>
+        <w:spacing w:after="80"/>
+      </w:pPr>
+    </w:p>
+    <w:p>
+      <w:pPr>
+        <w:spacing w:after="100" w:line="300"/>
+      </w:pPr>
+      <w:r>
+        <w:rPr>
+          <w:rFonts w:ascii="Microsoft JhengHei" w:cs="Microsoft JhengHei" w:eastAsia="Microsoft JhengHei" w:hAnsi="Microsoft JhengHei"/>
+          <w:b/>
+          <w:bCs/>
+          <w:color w:val="B7791F"/>
+          <w:sz w:val="21"/>
+          <w:szCs w:val="21"/>
+        </w:rPr>
+        <w:t xml:space="preserve">預期:</w:t>
+      </w:r>
+      <w:r>
+        <w:rPr>
+          <w:rFonts w:ascii="Microsoft JhengHei" w:cs="Microsoft JhengHei" w:eastAsia="Microsoft JhengHei" w:hAnsi="Microsoft JhengHei"/>
+          <w:sz w:val="21"/>
+          <w:szCs w:val="21"/>
+        </w:rPr>
+        <w:t xml:space="preserve">broker2 已回到原本設定。</w:t>
+      </w:r>
+    </w:p>
+    <w:p>
+      <w:pPr>
+        <w:pStyle w:val="Heading3"/>
+        <w:keepNext/>
+      </w:pPr>
+      <w:r>
+        <w:rPr>
+          <w:rFonts w:ascii="Microsoft JhengHei" w:cs="Microsoft JhengHei" w:eastAsia="Microsoft JhengHei" w:hAnsi="Microsoft JhengHei"/>
+        </w:rPr>
+        <w:t xml:space="preserve">18.21 稽核:Conjur 記錄誰取了什麼</w:t>
+      </w:r>
+    </w:p>
+    <w:p>
+      <w:pPr>
+        <w:spacing w:after="100" w:line="300"/>
+      </w:pPr>
+      <w:r>
+        <w:rPr>
+          <w:rFonts w:ascii="Microsoft JhengHei" w:cs="Microsoft JhengHei" w:eastAsia="Microsoft JhengHei" w:hAnsi="Microsoft JhengHei"/>
+          <w:sz w:val="21"/>
+          <w:szCs w:val="21"/>
+        </w:rPr>
+        <w:t xml:space="preserve">每一次取秘密與被拒都有紀錄,主體是機器身分;正式環境把這些送進 SIEM。</w:t>
+      </w:r>
+    </w:p>
+    <w:p>
+      <w:pPr>
+        <w:keepNext/>
+        <w:spacing w:after="60" w:before="120"/>
+      </w:pPr>
+      <w:r>
+        <w:rPr>
+          <w:rFonts w:ascii="Microsoft JhengHei" w:cs="Microsoft JhengHei" w:eastAsia="Microsoft JhengHei" w:hAnsi="Microsoft JhengHei"/>
+          <w:b/>
+          <w:bCs/>
+          <w:color w:val="1F7A8C"/>
+          <w:sz w:val="20"/>
+          <w:szCs w:val="20"/>
+        </w:rPr>
+        <w:t xml:space="preserve">手動指令</w:t>
+      </w:r>
+    </w:p>
+    <w:p>
+      <w:pPr>
+        <w:pBdr>
+          <w:top w:val="none" w:color="FFFFFF" w:sz="0"/>
+          <w:left w:val="single" w:color="1F7A8C" w:sz="18" w:space="6"/>
+          <w:bottom w:val="none" w:color="FFFFFF" w:sz="0"/>
+          <w:right w:val="none" w:color="FFFFFF" w:sz="0"/>
+        </w:pBdr>
+        <w:shd w:fill="F1F4F7" w:color="auto" w:val="clear"/>
+        <w:spacing w:after="0" w:line="252"/>
+        <w:ind w:left="140" w:right="60"/>
+      </w:pPr>
+      <w:r>
+        <w:rPr>
+          <w:rFonts w:ascii="Consolas" w:cs="Consolas" w:eastAsia="Consolas" w:hAnsi="Consolas"/>
+          <w:color w:val="1B2733"/>
+          <w:sz w:val="17"/>
+          <w:szCs w:val="17"/>
+        </w:rPr>
+        <w:t xml:space="preserve">docker logs conjur-server 2&gt;&amp;1 | grep -E "demo:host:kafka/[a-z-]+ (tried to fetch|fetched)" | sed -E 's/^.*(demo:host:kafka)/\1/' | sort | uniq -c | sort -rn | head</w:t>
+      </w:r>
+    </w:p>
+    <w:p>
+      <w:pPr>
+        <w:spacing w:after="80"/>
+      </w:pPr>
+    </w:p>
+    <w:p>
+      <w:pPr>
+        <w:spacing w:after="100" w:line="300"/>
+      </w:pPr>
+      <w:r>
+        <w:rPr>
+          <w:rFonts w:ascii="Microsoft JhengHei" w:cs="Microsoft JhengHei" w:eastAsia="Microsoft JhengHei" w:hAnsi="Microsoft JhengHei"/>
+          <w:b/>
+          <w:bCs/>
+          <w:color w:val="B7791F"/>
+          <w:sz w:val="21"/>
+          <w:szCs w:val="21"/>
+        </w:rPr>
+        <w:t xml:space="preserve">預期:</w:t>
+      </w:r>
+      <w:r>
+        <w:rPr>
+          <w:rFonts w:ascii="Microsoft JhengHei" w:cs="Microsoft JhengHei" w:eastAsia="Microsoft JhengHei" w:hAnsi="Microsoft JhengHei"/>
+          <w:sz w:val="21"/>
+          <w:szCs w:val="21"/>
+        </w:rPr>
+        <w:t xml:space="preserve">svc-orders fetched …password;opmenu fetched …alertmanager-auth;broker fetched …master-key;rogue-app tried to fetch …: Forbidden。</w:t>
+      </w:r>
+    </w:p>
+    <w:tbl>
+      <w:tblPr>
+        <w:tblW w:type="dxa" w:w="9026"/>
+        <w:tblBorders>
+          <w:top w:val="single" w:color="auto" w:sz="4"/>
+          <w:left w:val="single" w:color="auto" w:sz="4"/>
+          <w:bottom w:val="single" w:color="auto" w:sz="4"/>
+          <w:right w:val="single" w:color="auto" w:sz="4"/>
+          <w:insideH w:val="single" w:color="auto" w:sz="4"/>
+          <w:insideV w:val="single" w:color="auto" w:sz="4"/>
+        </w:tblBorders>
+      </w:tblPr>
+      <w:tblGrid>
+        <w:gridCol w:w="9026"/>
+      </w:tblGrid>
+      <w:tr>
+        <w:tc>
+          <w:tcPr>
+            <w:tcW w:type="dxa" w:w="9026"/>
+            <w:tcBorders>
+              <w:top w:val="single" w:color="DDD3EC" w:sz="4"/>
+              <w:left w:val="single" w:color="6B4FA0" w:sz="30"/>
+              <w:bottom w:val="single" w:color="DDD3EC" w:sz="4"/>
+              <w:right w:val="single" w:color="DDD3EC" w:sz="4"/>
+            </w:tcBorders>
+            <w:shd w:fill="EEF6F1" w:color="auto" w:val="clear"/>
+            <w:tcMar>
+              <w:top w:type="dxa" w:w="100"/>
+              <w:left w:type="dxa" w:w="180"/>
+              <w:bottom w:type="dxa" w:w="100"/>
+              <w:right w:type="dxa" w:w="180"/>
+            </w:tcMar>
+          </w:tcPr>
+          <w:p>
+            <w:pPr>
+              <w:spacing w:after="60"/>
+            </w:pPr>
+            <w:r>
+              <w:rPr>
+                <w:rFonts w:ascii="Microsoft JhengHei" w:cs="Microsoft JhengHei" w:eastAsia="Microsoft JhengHei" w:hAnsi="Microsoft JhengHei"/>
+                <w:b/>
+                <w:bCs/>
+                <w:color w:val="6B4FA0"/>
+                <w:sz w:val="19"/>
+                <w:szCs w:val="19"/>
+              </w:rPr>
+              <w:t xml:space="preserve">小結:Ming 學到了什麼</w:t>
+            </w:r>
+          </w:p>
+          <w:p>
+            <w:pPr>
+              <w:spacing w:after="70" w:line="312"/>
+            </w:pPr>
+            <w:r>
+              <w:rPr>
+                <w:rFonts w:ascii="Microsoft JhengHei" w:cs="Microsoft JhengHei" w:eastAsia="Microsoft JhengHei" w:hAnsi="Microsoft JhengHei"/>
+                <w:color w:val="2B2540"/>
+                <w:sz w:val="21"/>
+                <w:szCs w:val="21"/>
+              </w:rPr>
+              <w:t xml:space="preserve">• CyberArk 不改變身分與授權的設計,它接管的是「密碼與私鑰放哪、誰能拿、怎麼輪替」。</w:t>
+            </w:r>
+          </w:p>
+          <w:p>
+            <w:pPr>
+              <w:spacing w:after="70" w:line="312"/>
+            </w:pPr>
+            <w:r>
+              <w:rPr>
+                <w:rFonts w:ascii="Microsoft JhengHei" w:cs="Microsoft JhengHei" w:eastAsia="Microsoft JhengHei" w:hAnsi="Microsoft JhengHei"/>
+                <w:color w:val="2B2540"/>
+                <w:sz w:val="21"/>
+                <w:szCs w:val="21"/>
+              </w:rPr>
+              <w:t xml:space="preserve">• 每個應用一個機器身分,policy 只給它自己的秘密;稽核紀錄的主體就是這個身分。</w:t>
+            </w:r>
+          </w:p>
+          <w:p>
+            <w:pPr>
+              <w:spacing w:after="70" w:line="312"/>
+            </w:pPr>
+            <w:r>
+              <w:rPr>
+                <w:rFonts w:ascii="Microsoft JhengHei" w:cs="Microsoft JhengHei" w:eastAsia="Microsoft JhengHei" w:hAnsi="Microsoft JhengHei"/>
+                <w:color w:val="2B2540"/>
+                <w:sz w:val="21"/>
+                <w:szCs w:val="21"/>
+              </w:rPr>
+              <w:t xml:space="preserve">• Kafka 的 SCRAM 輪替沒有現成的 CyberArk 平台,靠腳本;誰來觸發(CPM 或排程)是客戶的決定。</w:t>
+            </w:r>
+          </w:p>
+          <w:p>
+            <w:pPr>
+              <w:spacing w:after="70" w:line="312"/>
+            </w:pPr>
+            <w:r>
+              <w:rPr>
+                <w:rFonts w:ascii="Microsoft JhengHei" w:cs="Microsoft JhengHei" w:eastAsia="Microsoft JhengHei" w:hAnsi="Microsoft JhengHei"/>
+                <w:color w:val="2B2540"/>
+                <w:sz w:val="21"/>
+                <w:szCs w:val="21"/>
+              </w:rPr>
+              <w:t xml:space="preserve">• 秘密不落地的代價:Conjur 不可用時依賴它的服務起不來,可用性要一併規劃。</w:t>
+            </w:r>
+          </w:p>
+        </w:tc>
+      </w:tr>
+    </w:tbl>
+    <w:p>
+      <w:pPr>
+        <w:spacing w:after="100"/>
+      </w:pPr>
+    </w:p>
+    <w:p>
+      <w:pPr>
         <w:pStyle w:val="Heading1"/>
         <w:pageBreakBefore/>
       </w:pPr>
@@ -40905,6 +44691,80 @@
           </w:p>
         </w:tc>
       </w:tr>
+      <w:tr>
+        <w:trPr>
+          <w:cantSplit/>
+          <w:tblHeader w:val="off"/>
+        </w:trPr>
+        <w:tc>
+          <w:tcPr>
+            <w:tcW w:type="dxa" w:w="2600"/>
+            <w:tcBorders>
+              <w:top w:val="single" w:color="C9D3DC" w:sz="4"/>
+              <w:left w:val="single" w:color="C9D3DC" w:sz="4"/>
+              <w:bottom w:val="single" w:color="C9D3DC" w:sz="4"/>
+              <w:right w:val="single" w:color="C9D3DC" w:sz="4"/>
+            </w:tcBorders>
+            <w:shd w:fill="FFFFFF" w:color="auto" w:val="clear"/>
+            <w:tcMar>
+              <w:top w:type="dxa" w:w="60"/>
+              <w:left w:type="dxa" w:w="100"/>
+              <w:bottom w:type="dxa" w:w="60"/>
+              <w:right w:type="dxa" w:w="100"/>
+            </w:tcMar>
+          </w:tcPr>
+          <w:p>
+            <w:pPr>
+              <w:spacing w:after="0" w:line="276"/>
+            </w:pPr>
+            <w:r>
+              <w:rPr>
+                <w:rFonts w:ascii="Microsoft JhengHei" w:cs="Microsoft JhengHei" w:eastAsia="Microsoft JhengHei" w:hAnsi="Microsoft JhengHei"/>
+                <w:b w:val="false"/>
+                <w:bCs w:val="false"/>
+                <w:color w:val="22313F"/>
+                <w:sz w:val="18"/>
+                <w:szCs w:val="18"/>
+              </w:rPr>
+              <w:t xml:space="preserve">CyberArk 的 PAM 側</w:t>
+            </w:r>
+          </w:p>
+        </w:tc>
+        <w:tc>
+          <w:tcPr>
+            <w:tcW w:type="dxa" w:w="6426"/>
+            <w:tcBorders>
+              <w:top w:val="single" w:color="C9D3DC" w:sz="4"/>
+              <w:left w:val="single" w:color="C9D3DC" w:sz="4"/>
+              <w:bottom w:val="single" w:color="C9D3DC" w:sz="4"/>
+              <w:right w:val="single" w:color="C9D3DC" w:sz="4"/>
+            </w:tcBorders>
+            <w:shd w:fill="FFFFFF" w:color="auto" w:val="clear"/>
+            <w:tcMar>
+              <w:top w:type="dxa" w:w="60"/>
+              <w:left w:type="dxa" w:w="100"/>
+              <w:bottom w:type="dxa" w:w="60"/>
+              <w:right w:type="dxa" w:w="100"/>
+            </w:tcMar>
+          </w:tcPr>
+          <w:p>
+            <w:pPr>
+              <w:spacing w:after="0" w:line="276"/>
+            </w:pPr>
+            <w:r>
+              <w:rPr>
+                <w:rFonts w:ascii="Microsoft JhengHei" w:cs="Microsoft JhengHei" w:eastAsia="Microsoft JhengHei" w:hAnsi="Microsoft JhengHei"/>
+                <w:b w:val="false"/>
+                <w:bCs w:val="false"/>
+                <w:color w:val="22313F"/>
+                <w:sz w:val="18"/>
+                <w:szCs w:val="18"/>
+              </w:rPr>
+              <w:t xml:space="preserve">秘密管理那條路已用 Conjur 驗過(Lab 18);代登入與錄影(PSM)、主機帳號自動輪替(CPM)、依單借出(PVWA)要在客戶環境 PoC;跳板機與主機是否加入 AD、人連主機是否一律經 PSM,待客戶回答。</w:t>
+            </w:r>
+          </w:p>
+        </w:tc>
+      </w:tr>
     </w:tbl>
     <w:p>
       <w:pPr>
@@ -42615,6 +46475,1369 @@
       <w:pPr>
         <w:spacing w:after="80"/>
       </w:pPr>
+    </w:p>
+    <w:p>
+      <w:pPr>
+        <w:pStyle w:val="Heading1"/>
+        <w:pageBreakBefore/>
+      </w:pPr>
+      <w:r>
+        <w:rPr>
+          <w:rFonts w:ascii="Microsoft JhengHei" w:cs="Microsoft JhengHei" w:eastAsia="Microsoft JhengHei" w:hAnsi="Microsoft JhengHei"/>
+        </w:rPr>
+        <w:t xml:space="preserve">附錄 E  CyberArk 整合:實測發現、沒示範的限制與要確認的事</w:t>
+      </w:r>
+    </w:p>
+    <w:p>
+      <w:pPr>
+        <w:pStyle w:val="Heading2"/>
+        <w:keepNext/>
+      </w:pPr>
+      <w:r>
+        <w:rPr>
+          <w:rFonts w:ascii="Microsoft JhengHei" w:cs="Microsoft JhengHei" w:eastAsia="Microsoft JhengHei" w:hAnsi="Microsoft JhengHei"/>
+        </w:rPr>
+        <w:t xml:space="preserve">Lab 18 實測發現(都有實跑證據)</w:t>
+      </w:r>
+    </w:p>
+    <w:tbl>
+      <w:tblPr>
+        <w:tblW w:type="dxa" w:w="9026"/>
+        <w:tblBorders>
+          <w:top w:val="single" w:color="auto" w:sz="4"/>
+          <w:left w:val="single" w:color="auto" w:sz="4"/>
+          <w:bottom w:val="single" w:color="auto" w:sz="4"/>
+          <w:right w:val="single" w:color="auto" w:sz="4"/>
+          <w:insideH w:val="single" w:color="auto" w:sz="4"/>
+          <w:insideV w:val="single" w:color="auto" w:sz="4"/>
+        </w:tblBorders>
+      </w:tblPr>
+      <w:tblGrid>
+        <w:gridCol w:w="4600"/>
+        <w:gridCol w:w="4426"/>
+      </w:tblGrid>
+      <w:tr>
+        <w:trPr>
+          <w:cantSplit/>
+          <w:tblHeader/>
+        </w:trPr>
+        <w:tc>
+          <w:tcPr>
+            <w:tcW w:type="dxa" w:w="4600"/>
+            <w:tcBorders>
+              <w:top w:val="single" w:color="C9D3DC" w:sz="4"/>
+              <w:left w:val="single" w:color="C9D3DC" w:sz="4"/>
+              <w:bottom w:val="single" w:color="C9D3DC" w:sz="4"/>
+              <w:right w:val="single" w:color="C9D3DC" w:sz="4"/>
+            </w:tcBorders>
+            <w:shd w:fill="12263A" w:color="auto" w:val="clear"/>
+            <w:tcMar>
+              <w:top w:type="dxa" w:w="60"/>
+              <w:left w:type="dxa" w:w="100"/>
+              <w:bottom w:type="dxa" w:w="60"/>
+              <w:right w:type="dxa" w:w="100"/>
+            </w:tcMar>
+          </w:tcPr>
+          <w:p>
+            <w:pPr>
+              <w:spacing w:after="0" w:line="276"/>
+            </w:pPr>
+            <w:r>
+              <w:rPr>
+                <w:rFonts w:ascii="Microsoft JhengHei" w:cs="Microsoft JhengHei" w:eastAsia="Microsoft JhengHei" w:hAnsi="Microsoft JhengHei"/>
+                <w:b/>
+                <w:bCs/>
+                <w:color w:val="FFFFFF"/>
+                <w:sz w:val="17"/>
+                <w:szCs w:val="17"/>
+              </w:rPr>
+              <w:t xml:space="preserve">發現</w:t>
+            </w:r>
+          </w:p>
+        </w:tc>
+        <w:tc>
+          <w:tcPr>
+            <w:tcW w:type="dxa" w:w="4426"/>
+            <w:tcBorders>
+              <w:top w:val="single" w:color="C9D3DC" w:sz="4"/>
+              <w:left w:val="single" w:color="C9D3DC" w:sz="4"/>
+              <w:bottom w:val="single" w:color="C9D3DC" w:sz="4"/>
+              <w:right w:val="single" w:color="C9D3DC" w:sz="4"/>
+            </w:tcBorders>
+            <w:shd w:fill="12263A" w:color="auto" w:val="clear"/>
+            <w:tcMar>
+              <w:top w:type="dxa" w:w="60"/>
+              <w:left w:type="dxa" w:w="100"/>
+              <w:bottom w:type="dxa" w:w="60"/>
+              <w:right w:type="dxa" w:w="100"/>
+            </w:tcMar>
+          </w:tcPr>
+          <w:p>
+            <w:pPr>
+              <w:spacing w:after="0" w:line="276"/>
+            </w:pPr>
+            <w:r>
+              <w:rPr>
+                <w:rFonts w:ascii="Microsoft JhengHei" w:cs="Microsoft JhengHei" w:eastAsia="Microsoft JhengHei" w:hAnsi="Microsoft JhengHei"/>
+                <w:b/>
+                <w:bCs/>
+                <w:color w:val="FFFFFF"/>
+                <w:sz w:val="17"/>
+                <w:szCs w:val="17"/>
+              </w:rPr>
+              <w:t xml:space="preserve">意義</w:t>
+            </w:r>
+          </w:p>
+        </w:tc>
+      </w:tr>
+      <w:tr>
+        <w:trPr>
+          <w:cantSplit/>
+          <w:tblHeader w:val="off"/>
+        </w:trPr>
+        <w:tc>
+          <w:tcPr>
+            <w:tcW w:type="dxa" w:w="4600"/>
+            <w:tcBorders>
+              <w:top w:val="single" w:color="C9D3DC" w:sz="4"/>
+              <w:left w:val="single" w:color="C9D3DC" w:sz="4"/>
+              <w:bottom w:val="single" w:color="C9D3DC" w:sz="4"/>
+              <w:right w:val="single" w:color="C9D3DC" w:sz="4"/>
+            </w:tcBorders>
+            <w:shd w:fill="FFFFFF" w:color="auto" w:val="clear"/>
+            <w:tcMar>
+              <w:top w:type="dxa" w:w="60"/>
+              <w:left w:type="dxa" w:w="100"/>
+              <w:bottom w:type="dxa" w:w="60"/>
+              <w:right w:type="dxa" w:w="100"/>
+            </w:tcMar>
+          </w:tcPr>
+          <w:p>
+            <w:pPr>
+              <w:spacing w:after="0" w:line="276"/>
+            </w:pPr>
+            <w:r>
+              <w:rPr>
+                <w:rFonts w:ascii="Microsoft JhengHei" w:cs="Microsoft JhengHei" w:eastAsia="Microsoft JhengHei" w:hAnsi="Microsoft JhengHei"/>
+                <w:b w:val="false"/>
+                <w:bCs w:val="false"/>
+                <w:color w:val="22313F"/>
+                <w:sz w:val="17"/>
+                <w:szCs w:val="17"/>
+              </w:rPr>
+              <w:t xml:space="preserve">只刪 SCRAM 憑證,已連著的舊連線不受影響(14 筆全寫完);解除角色後,同一條連線的每個請求都被授權擋下</w:t>
+            </w:r>
+          </w:p>
+        </w:tc>
+        <w:tc>
+          <w:tcPr>
+            <w:tcW w:type="dxa" w:w="4426"/>
+            <w:tcBorders>
+              <w:top w:val="single" w:color="C9D3DC" w:sz="4"/>
+              <w:left w:val="single" w:color="C9D3DC" w:sz="4"/>
+              <w:bottom w:val="single" w:color="C9D3DC" w:sz="4"/>
+              <w:right w:val="single" w:color="C9D3DC" w:sz="4"/>
+            </w:tcBorders>
+            <w:shd w:fill="FFFFFF" w:color="auto" w:val="clear"/>
+            <w:tcMar>
+              <w:top w:type="dxa" w:w="60"/>
+              <w:left w:type="dxa" w:w="100"/>
+              <w:bottom w:type="dxa" w:w="60"/>
+              <w:right w:type="dxa" w:w="100"/>
+            </w:tcMar>
+          </w:tcPr>
+          <w:p>
+            <w:pPr>
+              <w:spacing w:after="0" w:line="276"/>
+            </w:pPr>
+            <w:r>
+              <w:rPr>
+                <w:rFonts w:ascii="Microsoft JhengHei" w:cs="Microsoft JhengHei" w:eastAsia="Microsoft JhengHei" w:hAnsi="Microsoft JhengHei"/>
+                <w:b w:val="false"/>
+                <w:bCs w:val="false"/>
+                <w:color w:val="22313F"/>
+                <w:sz w:val="17"/>
+                <w:szCs w:val="17"/>
+              </w:rPr>
+              <w:t xml:space="preserve">輪替一定要「先隔離(解除角色)、看 audit、才刪憑證」;SCRAM 只在建立連線時驗證(connections.max.reauth.ms 預設 0)</w:t>
+            </w:r>
+          </w:p>
+        </w:tc>
+      </w:tr>
+      <w:tr>
+        <w:trPr>
+          <w:cantSplit/>
+          <w:tblHeader w:val="off"/>
+        </w:trPr>
+        <w:tc>
+          <w:tcPr>
+            <w:tcW w:type="dxa" w:w="4600"/>
+            <w:tcBorders>
+              <w:top w:val="single" w:color="C9D3DC" w:sz="4"/>
+              <w:left w:val="single" w:color="C9D3DC" w:sz="4"/>
+              <w:bottom w:val="single" w:color="C9D3DC" w:sz="4"/>
+              <w:right w:val="single" w:color="C9D3DC" w:sz="4"/>
+            </w:tcBorders>
+            <w:shd w:fill="F1F5F8" w:color="auto" w:val="clear"/>
+            <w:tcMar>
+              <w:top w:type="dxa" w:w="60"/>
+              <w:left w:type="dxa" w:w="100"/>
+              <w:bottom w:type="dxa" w:w="60"/>
+              <w:right w:type="dxa" w:w="100"/>
+            </w:tcMar>
+          </w:tcPr>
+          <w:p>
+            <w:pPr>
+              <w:spacing w:after="0" w:line="276"/>
+            </w:pPr>
+            <w:r>
+              <w:rPr>
+                <w:rFonts w:ascii="Microsoft JhengHei" w:cs="Microsoft JhengHei" w:eastAsia="Microsoft JhengHei" w:hAnsi="Microsoft JhengHei"/>
+                <w:b w:val="false"/>
+                <w:bCs w:val="false"/>
+                <w:color w:val="22313F"/>
+                <w:sz w:val="17"/>
+                <w:szCs w:val="17"/>
+              </w:rPr>
+              <w:t xml:space="preserve">audit 不記錄 orders.* 讀取成功</w:t>
+            </w:r>
+          </w:p>
+        </w:tc>
+        <w:tc>
+          <w:tcPr>
+            <w:tcW w:type="dxa" w:w="4426"/>
+            <w:tcBorders>
+              <w:top w:val="single" w:color="C9D3DC" w:sz="4"/>
+              <w:left w:val="single" w:color="C9D3DC" w:sz="4"/>
+              <w:bottom w:val="single" w:color="C9D3DC" w:sz="4"/>
+              <w:right w:val="single" w:color="C9D3DC" w:sz="4"/>
+            </w:tcBorders>
+            <w:shd w:fill="F1F5F8" w:color="auto" w:val="clear"/>
+            <w:tcMar>
+              <w:top w:type="dxa" w:w="60"/>
+              <w:left w:type="dxa" w:w="100"/>
+              <w:bottom w:type="dxa" w:w="60"/>
+              <w:right w:type="dxa" w:w="100"/>
+            </w:tcMar>
+          </w:tcPr>
+          <w:p>
+            <w:pPr>
+              <w:spacing w:after="0" w:line="276"/>
+            </w:pPr>
+            <w:r>
+              <w:rPr>
+                <w:rFonts w:ascii="Microsoft JhengHei" w:cs="Microsoft JhengHei" w:eastAsia="Microsoft JhengHei" w:hAnsi="Microsoft JhengHei"/>
+                <w:b w:val="false"/>
+                <w:bCs w:val="false"/>
+                <w:color w:val="22313F"/>
+                <w:sz w:val="17"/>
+                <w:szCs w:val="17"/>
+              </w:rPr>
+              <w:t xml:space="preserve">只看 audit 的「允許」會漏掉只讀的 consumer;隔離後還在用的人會變成被拒(DENIED),一定記錄</w:t>
+            </w:r>
+          </w:p>
+        </w:tc>
+      </w:tr>
+      <w:tr>
+        <w:trPr>
+          <w:cantSplit/>
+          <w:tblHeader w:val="off"/>
+        </w:trPr>
+        <w:tc>
+          <w:tcPr>
+            <w:tcW w:type="dxa" w:w="4600"/>
+            <w:tcBorders>
+              <w:top w:val="single" w:color="C9D3DC" w:sz="4"/>
+              <w:left w:val="single" w:color="C9D3DC" w:sz="4"/>
+              <w:bottom w:val="single" w:color="C9D3DC" w:sz="4"/>
+              <w:right w:val="single" w:color="C9D3DC" w:sz="4"/>
+            </w:tcBorders>
+            <w:shd w:fill="FFFFFF" w:color="auto" w:val="clear"/>
+            <w:tcMar>
+              <w:top w:type="dxa" w:w="60"/>
+              <w:left w:type="dxa" w:w="100"/>
+              <w:bottom w:type="dxa" w:w="60"/>
+              <w:right w:type="dxa" w:w="100"/>
+            </w:tcMar>
+          </w:tcPr>
+          <w:p>
+            <w:pPr>
+              <w:spacing w:after="0" w:line="276"/>
+            </w:pPr>
+            <w:r>
+              <w:rPr>
+                <w:rFonts w:ascii="Microsoft JhengHei" w:cs="Microsoft JhengHei" w:eastAsia="Microsoft JhengHei" w:hAnsi="Microsoft JhengHei"/>
+                <w:b w:val="false"/>
+                <w:bCs w:val="false"/>
+                <w:color w:val="22313F"/>
+                <w:sz w:val="17"/>
+                <w:szCs w:val="17"/>
+              </w:rPr>
+              <w:t xml:space="preserve">帳號與密碼放兩個 Conjur 變數,輪替時有空檔</w:t>
+            </w:r>
+          </w:p>
+        </w:tc>
+        <w:tc>
+          <w:tcPr>
+            <w:tcW w:type="dxa" w:w="4426"/>
+            <w:tcBorders>
+              <w:top w:val="single" w:color="C9D3DC" w:sz="4"/>
+              <w:left w:val="single" w:color="C9D3DC" w:sz="4"/>
+              <w:bottom w:val="single" w:color="C9D3DC" w:sz="4"/>
+              <w:right w:val="single" w:color="C9D3DC" w:sz="4"/>
+            </w:tcBorders>
+            <w:shd w:fill="FFFFFF" w:color="auto" w:val="clear"/>
+            <w:tcMar>
+              <w:top w:type="dxa" w:w="60"/>
+              <w:left w:type="dxa" w:w="100"/>
+              <w:bottom w:type="dxa" w:w="60"/>
+              <w:right w:type="dxa" w:w="100"/>
+            </w:tcMar>
+          </w:tcPr>
+          <w:p>
+            <w:pPr>
+              <w:spacing w:after="0" w:line="276"/>
+            </w:pPr>
+            <w:r>
+              <w:rPr>
+                <w:rFonts w:ascii="Microsoft JhengHei" w:cs="Microsoft JhengHei" w:eastAsia="Microsoft JhengHei" w:hAnsi="Microsoft JhengHei"/>
+                <w:b w:val="false"/>
+                <w:bCs w:val="false"/>
+                <w:color w:val="22313F"/>
+                <w:sz w:val="17"/>
+                <w:szCs w:val="17"/>
+              </w:rPr>
+              <w:t xml:space="preserve">放同一個變數(JSON {"u","p"}),寫入與讀取都是單一操作</w:t>
+            </w:r>
+          </w:p>
+        </w:tc>
+      </w:tr>
+      <w:tr>
+        <w:trPr>
+          <w:cantSplit/>
+          <w:tblHeader w:val="off"/>
+        </w:trPr>
+        <w:tc>
+          <w:tcPr>
+            <w:tcW w:type="dxa" w:w="4600"/>
+            <w:tcBorders>
+              <w:top w:val="single" w:color="C9D3DC" w:sz="4"/>
+              <w:left w:val="single" w:color="C9D3DC" w:sz="4"/>
+              <w:bottom w:val="single" w:color="C9D3DC" w:sz="4"/>
+              <w:right w:val="single" w:color="C9D3DC" w:sz="4"/>
+            </w:tcBorders>
+            <w:shd w:fill="F1F5F8" w:color="auto" w:val="clear"/>
+            <w:tcMar>
+              <w:top w:type="dxa" w:w="60"/>
+              <w:left w:type="dxa" w:w="100"/>
+              <w:bottom w:type="dxa" w:w="60"/>
+              <w:right w:type="dxa" w:w="100"/>
+            </w:tcMar>
+          </w:tcPr>
+          <w:p>
+            <w:pPr>
+              <w:spacing w:after="0" w:line="276"/>
+            </w:pPr>
+            <w:r>
+              <w:rPr>
+                <w:rFonts w:ascii="Microsoft JhengHei" w:cs="Microsoft JhengHei" w:eastAsia="Microsoft JhengHei" w:hAnsi="Microsoft JhengHei"/>
+                <w:b w:val="false"/>
+                <w:bCs w:val="false"/>
+                <w:color w:val="22313F"/>
+                <w:sz w:val="17"/>
+                <w:szCs w:val="17"/>
+              </w:rPr>
+              <w:t xml:space="preserve">輪替腳本複製角色失敗時若繼續往下做,應用會全部拿到沒權限的帳號</w:t>
+            </w:r>
+          </w:p>
+        </w:tc>
+        <w:tc>
+          <w:tcPr>
+            <w:tcW w:type="dxa" w:w="4426"/>
+            <w:tcBorders>
+              <w:top w:val="single" w:color="C9D3DC" w:sz="4"/>
+              <w:left w:val="single" w:color="C9D3DC" w:sz="4"/>
+              <w:bottom w:val="single" w:color="C9D3DC" w:sz="4"/>
+              <w:right w:val="single" w:color="C9D3DC" w:sz="4"/>
+            </w:tcBorders>
+            <w:shd w:fill="F1F5F8" w:color="auto" w:val="clear"/>
+            <w:tcMar>
+              <w:top w:type="dxa" w:w="60"/>
+              <w:left w:type="dxa" w:w="100"/>
+              <w:bottom w:type="dxa" w:w="60"/>
+              <w:right w:type="dxa" w:w="100"/>
+            </w:tcMar>
+          </w:tcPr>
+          <w:p>
+            <w:pPr>
+              <w:spacing w:after="0" w:line="276"/>
+            </w:pPr>
+            <w:r>
+              <w:rPr>
+                <w:rFonts w:ascii="Microsoft JhengHei" w:cs="Microsoft JhengHei" w:eastAsia="Microsoft JhengHei" w:hAnsi="Microsoft JhengHei"/>
+                <w:b w:val="false"/>
+                <w:bCs w:val="false"/>
+                <w:color w:val="22313F"/>
+                <w:sz w:val="17"/>
+                <w:szCs w:val="17"/>
+              </w:rPr>
+              <w:t xml:space="preserve">腳本逐筆檢查、驗證新帳號連得上且看到同樣的 topic,才寫 Conjur;失敗回滾新帳號</w:t>
+            </w:r>
+          </w:p>
+        </w:tc>
+      </w:tr>
+      <w:tr>
+        <w:trPr>
+          <w:cantSplit/>
+          <w:tblHeader w:val="off"/>
+        </w:trPr>
+        <w:tc>
+          <w:tcPr>
+            <w:tcW w:type="dxa" w:w="4600"/>
+            <w:tcBorders>
+              <w:top w:val="single" w:color="C9D3DC" w:sz="4"/>
+              <w:left w:val="single" w:color="C9D3DC" w:sz="4"/>
+              <w:bottom w:val="single" w:color="C9D3DC" w:sz="4"/>
+              <w:right w:val="single" w:color="C9D3DC" w:sz="4"/>
+            </w:tcBorders>
+            <w:shd w:fill="FFFFFF" w:color="auto" w:val="clear"/>
+            <w:tcMar>
+              <w:top w:type="dxa" w:w="60"/>
+              <w:left w:type="dxa" w:w="100"/>
+              <w:bottom w:type="dxa" w:w="60"/>
+              <w:right w:type="dxa" w:w="100"/>
+            </w:tcMar>
+          </w:tcPr>
+          <w:p>
+            <w:pPr>
+              <w:spacing w:after="0" w:line="276"/>
+            </w:pPr>
+            <w:r>
+              <w:rPr>
+                <w:rFonts w:ascii="Microsoft JhengHei" w:cs="Microsoft JhengHei" w:eastAsia="Microsoft JhengHei" w:hAnsi="Microsoft JhengHei"/>
+                <w:b w:val="false"/>
+                <w:bCs w:val="false"/>
+                <w:color w:val="22313F"/>
+                <w:sz w:val="17"/>
+                <w:szCs w:val="17"/>
+              </w:rPr>
+              <w:t xml:space="preserve">Conjur 對沒被授權的身分回 404,不是 403</w:t>
+            </w:r>
+          </w:p>
+        </w:tc>
+        <w:tc>
+          <w:tcPr>
+            <w:tcW w:type="dxa" w:w="4426"/>
+            <w:tcBorders>
+              <w:top w:val="single" w:color="C9D3DC" w:sz="4"/>
+              <w:left w:val="single" w:color="C9D3DC" w:sz="4"/>
+              <w:bottom w:val="single" w:color="C9D3DC" w:sz="4"/>
+              <w:right w:val="single" w:color="C9D3DC" w:sz="4"/>
+            </w:tcBorders>
+            <w:shd w:fill="FFFFFF" w:color="auto" w:val="clear"/>
+            <w:tcMar>
+              <w:top w:type="dxa" w:w="60"/>
+              <w:left w:type="dxa" w:w="100"/>
+              <w:bottom w:type="dxa" w:w="60"/>
+              <w:right w:type="dxa" w:w="100"/>
+            </w:tcMar>
+          </w:tcPr>
+          <w:p>
+            <w:pPr>
+              <w:spacing w:after="0" w:line="276"/>
+            </w:pPr>
+            <w:r>
+              <w:rPr>
+                <w:rFonts w:ascii="Microsoft JhengHei" w:cs="Microsoft JhengHei" w:eastAsia="Microsoft JhengHei" w:hAnsi="Microsoft JhengHei"/>
+                <w:b w:val="false"/>
+                <w:bCs w:val="false"/>
+                <w:color w:val="22313F"/>
+                <w:sz w:val="17"/>
+                <w:szCs w:val="17"/>
+              </w:rPr>
+              <w:t xml:space="preserve">不透露秘密是否存在;錯的 API key 在認證就被擋(401)</w:t>
+            </w:r>
+          </w:p>
+        </w:tc>
+      </w:tr>
+      <w:tr>
+        <w:trPr>
+          <w:cantSplit/>
+          <w:tblHeader w:val="off"/>
+        </w:trPr>
+        <w:tc>
+          <w:tcPr>
+            <w:tcW w:type="dxa" w:w="4600"/>
+            <w:tcBorders>
+              <w:top w:val="single" w:color="C9D3DC" w:sz="4"/>
+              <w:left w:val="single" w:color="C9D3DC" w:sz="4"/>
+              <w:bottom w:val="single" w:color="C9D3DC" w:sz="4"/>
+              <w:right w:val="single" w:color="C9D3DC" w:sz="4"/>
+            </w:tcBorders>
+            <w:shd w:fill="F1F5F8" w:color="auto" w:val="clear"/>
+            <w:tcMar>
+              <w:top w:type="dxa" w:w="60"/>
+              <w:left w:type="dxa" w:w="100"/>
+              <w:bottom w:type="dxa" w:w="60"/>
+              <w:right w:type="dxa" w:w="100"/>
+            </w:tcMar>
+          </w:tcPr>
+          <w:p>
+            <w:pPr>
+              <w:spacing w:after="0" w:line="276"/>
+            </w:pPr>
+            <w:r>
+              <w:rPr>
+                <w:rFonts w:ascii="Microsoft JhengHei" w:cs="Microsoft JhengHei" w:eastAsia="Microsoft JhengHei" w:hAnsi="Microsoft JhengHei"/>
+                <w:b w:val="false"/>
+                <w:bCs w:val="false"/>
+                <w:color w:val="22313F"/>
+                <w:sz w:val="17"/>
+                <w:szCs w:val="17"/>
+              </w:rPr>
+              <w:t xml:space="preserve">設定檔密碼加密後,取不到主金鑰 broker 就不啟動</w:t>
+            </w:r>
+          </w:p>
+        </w:tc>
+        <w:tc>
+          <w:tcPr>
+            <w:tcW w:type="dxa" w:w="4426"/>
+            <w:tcBorders>
+              <w:top w:val="single" w:color="C9D3DC" w:sz="4"/>
+              <w:left w:val="single" w:color="C9D3DC" w:sz="4"/>
+              <w:bottom w:val="single" w:color="C9D3DC" w:sz="4"/>
+              <w:right w:val="single" w:color="C9D3DC" w:sz="4"/>
+            </w:tcBorders>
+            <w:shd w:fill="F1F5F8" w:color="auto" w:val="clear"/>
+            <w:tcMar>
+              <w:top w:type="dxa" w:w="60"/>
+              <w:left w:type="dxa" w:w="100"/>
+              <w:bottom w:type="dxa" w:w="60"/>
+              <w:right w:type="dxa" w:w="100"/>
+            </w:tcMar>
+          </w:tcPr>
+          <w:p>
+            <w:pPr>
+              <w:spacing w:after="0" w:line="276"/>
+            </w:pPr>
+            <w:r>
+              <w:rPr>
+                <w:rFonts w:ascii="Microsoft JhengHei" w:cs="Microsoft JhengHei" w:eastAsia="Microsoft JhengHei" w:hAnsi="Microsoft JhengHei"/>
+                <w:b w:val="false"/>
+                <w:bCs w:val="false"/>
+                <w:color w:val="22313F"/>
+                <w:sz w:val="17"/>
+                <w:szCs w:val="17"/>
+              </w:rPr>
+              <w:t xml:space="preserve">刻意的;所以 Conjur 的可用性要和 broker 同級</w:t>
+            </w:r>
+          </w:p>
+        </w:tc>
+      </w:tr>
+    </w:tbl>
+    <w:p>
+      <w:pPr>
+        <w:spacing w:after="80"/>
+      </w:pPr>
+    </w:p>
+    <w:p>
+      <w:pPr>
+        <w:pStyle w:val="Heading2"/>
+        <w:keepNext/>
+      </w:pPr>
+      <w:r>
+        <w:rPr>
+          <w:rFonts w:ascii="Microsoft JhengHei" w:cs="Microsoft JhengHei" w:eastAsia="Microsoft JhengHei" w:hAnsi="Microsoft JhengHei"/>
+        </w:rPr>
+        <w:t xml:space="preserve">沒有示範的限制(要在客戶環境處理)</w:t>
+      </w:r>
+    </w:p>
+    <w:tbl>
+      <w:tblPr>
+        <w:tblW w:type="dxa" w:w="9026"/>
+        <w:tblBorders>
+          <w:top w:val="single" w:color="auto" w:sz="4"/>
+          <w:left w:val="single" w:color="auto" w:sz="4"/>
+          <w:bottom w:val="single" w:color="auto" w:sz="4"/>
+          <w:right w:val="single" w:color="auto" w:sz="4"/>
+          <w:insideH w:val="single" w:color="auto" w:sz="4"/>
+          <w:insideV w:val="single" w:color="auto" w:sz="4"/>
+        </w:tblBorders>
+      </w:tblPr>
+      <w:tblGrid>
+        <w:gridCol w:w="2800"/>
+        <w:gridCol w:w="6226"/>
+      </w:tblGrid>
+      <w:tr>
+        <w:trPr>
+          <w:cantSplit/>
+          <w:tblHeader/>
+        </w:trPr>
+        <w:tc>
+          <w:tcPr>
+            <w:tcW w:type="dxa" w:w="2800"/>
+            <w:tcBorders>
+              <w:top w:val="single" w:color="C9D3DC" w:sz="4"/>
+              <w:left w:val="single" w:color="C9D3DC" w:sz="4"/>
+              <w:bottom w:val="single" w:color="C9D3DC" w:sz="4"/>
+              <w:right w:val="single" w:color="C9D3DC" w:sz="4"/>
+            </w:tcBorders>
+            <w:shd w:fill="12263A" w:color="auto" w:val="clear"/>
+            <w:tcMar>
+              <w:top w:type="dxa" w:w="60"/>
+              <w:left w:type="dxa" w:w="100"/>
+              <w:bottom w:type="dxa" w:w="60"/>
+              <w:right w:type="dxa" w:w="100"/>
+            </w:tcMar>
+          </w:tcPr>
+          <w:p>
+            <w:pPr>
+              <w:spacing w:after="0" w:line="276"/>
+            </w:pPr>
+            <w:r>
+              <w:rPr>
+                <w:rFonts w:ascii="Microsoft JhengHei" w:cs="Microsoft JhengHei" w:eastAsia="Microsoft JhengHei" w:hAnsi="Microsoft JhengHei"/>
+                <w:b/>
+                <w:bCs/>
+                <w:color w:val="FFFFFF"/>
+                <w:sz w:val="17"/>
+                <w:szCs w:val="17"/>
+              </w:rPr>
+              <w:t xml:space="preserve">項目</w:t>
+            </w:r>
+          </w:p>
+        </w:tc>
+        <w:tc>
+          <w:tcPr>
+            <w:tcW w:type="dxa" w:w="6226"/>
+            <w:tcBorders>
+              <w:top w:val="single" w:color="C9D3DC" w:sz="4"/>
+              <w:left w:val="single" w:color="C9D3DC" w:sz="4"/>
+              <w:bottom w:val="single" w:color="C9D3DC" w:sz="4"/>
+              <w:right w:val="single" w:color="C9D3DC" w:sz="4"/>
+            </w:tcBorders>
+            <w:shd w:fill="12263A" w:color="auto" w:val="clear"/>
+            <w:tcMar>
+              <w:top w:type="dxa" w:w="60"/>
+              <w:left w:type="dxa" w:w="100"/>
+              <w:bottom w:type="dxa" w:w="60"/>
+              <w:right w:type="dxa" w:w="100"/>
+            </w:tcMar>
+          </w:tcPr>
+          <w:p>
+            <w:pPr>
+              <w:spacing w:after="0" w:line="276"/>
+            </w:pPr>
+            <w:r>
+              <w:rPr>
+                <w:rFonts w:ascii="Microsoft JhengHei" w:cs="Microsoft JhengHei" w:eastAsia="Microsoft JhengHei" w:hAnsi="Microsoft JhengHei"/>
+                <w:b/>
+                <w:bCs/>
+                <w:color w:val="FFFFFF"/>
+                <w:sz w:val="17"/>
+                <w:szCs w:val="17"/>
+              </w:rPr>
+              <w:t xml:space="preserve">說明</w:t>
+            </w:r>
+          </w:p>
+        </w:tc>
+      </w:tr>
+      <w:tr>
+        <w:trPr>
+          <w:cantSplit/>
+          <w:tblHeader w:val="off"/>
+        </w:trPr>
+        <w:tc>
+          <w:tcPr>
+            <w:tcW w:type="dxa" w:w="2800"/>
+            <w:tcBorders>
+              <w:top w:val="single" w:color="C9D3DC" w:sz="4"/>
+              <w:left w:val="single" w:color="C9D3DC" w:sz="4"/>
+              <w:bottom w:val="single" w:color="C9D3DC" w:sz="4"/>
+              <w:right w:val="single" w:color="C9D3DC" w:sz="4"/>
+            </w:tcBorders>
+            <w:shd w:fill="FFFFFF" w:color="auto" w:val="clear"/>
+            <w:tcMar>
+              <w:top w:type="dxa" w:w="60"/>
+              <w:left w:type="dxa" w:w="100"/>
+              <w:bottom w:type="dxa" w:w="60"/>
+              <w:right w:type="dxa" w:w="100"/>
+            </w:tcMar>
+          </w:tcPr>
+          <w:p>
+            <w:pPr>
+              <w:spacing w:after="0" w:line="276"/>
+            </w:pPr>
+            <w:r>
+              <w:rPr>
+                <w:rFonts w:ascii="Microsoft JhengHei" w:cs="Microsoft JhengHei" w:eastAsia="Microsoft JhengHei" w:hAnsi="Microsoft JhengHei"/>
+                <w:b w:val="false"/>
+                <w:bCs w:val="false"/>
+                <w:color w:val="22313F"/>
+                <w:sz w:val="17"/>
+                <w:szCs w:val="17"/>
+              </w:rPr>
+              <w:t xml:space="preserve">長時間執行的應用</w:t>
+            </w:r>
+          </w:p>
+        </w:tc>
+        <w:tc>
+          <w:tcPr>
+            <w:tcW w:type="dxa" w:w="6226"/>
+            <w:tcBorders>
+              <w:top w:val="single" w:color="C9D3DC" w:sz="4"/>
+              <w:left w:val="single" w:color="C9D3DC" w:sz="4"/>
+              <w:bottom w:val="single" w:color="C9D3DC" w:sz="4"/>
+              <w:right w:val="single" w:color="C9D3DC" w:sz="4"/>
+            </w:tcBorders>
+            <w:shd w:fill="FFFFFF" w:color="auto" w:val="clear"/>
+            <w:tcMar>
+              <w:top w:type="dxa" w:w="60"/>
+              <w:left w:type="dxa" w:w="100"/>
+              <w:bottom w:type="dxa" w:w="60"/>
+              <w:right w:type="dxa" w:w="100"/>
+            </w:tcMar>
+          </w:tcPr>
+          <w:p>
+            <w:pPr>
+              <w:spacing w:after="0" w:line="276"/>
+            </w:pPr>
+            <w:r>
+              <w:rPr>
+                <w:rFonts w:ascii="Microsoft JhengHei" w:cs="Microsoft JhengHei" w:eastAsia="Microsoft JhengHei" w:hAnsi="Microsoft JhengHei"/>
+                <w:b w:val="false"/>
+                <w:bCs w:val="false"/>
+                <w:color w:val="22313F"/>
+                <w:sz w:val="17"/>
+                <w:szCs w:val="17"/>
+              </w:rPr>
+              <w:t xml:space="preserve">Kafka client 的 sasl.jaas.config 在建立 client 時讀一次。要不重啟就換帳密,應用要在認證或授權失敗時重新向 Conjur 取並重建 client;demo 的示範是重啟才換</w:t>
+            </w:r>
+          </w:p>
+        </w:tc>
+      </w:tr>
+      <w:tr>
+        <w:trPr>
+          <w:cantSplit/>
+          <w:tblHeader w:val="off"/>
+        </w:trPr>
+        <w:tc>
+          <w:tcPr>
+            <w:tcW w:type="dxa" w:w="2800"/>
+            <w:tcBorders>
+              <w:top w:val="single" w:color="C9D3DC" w:sz="4"/>
+              <w:left w:val="single" w:color="C9D3DC" w:sz="4"/>
+              <w:bottom w:val="single" w:color="C9D3DC" w:sz="4"/>
+              <w:right w:val="single" w:color="C9D3DC" w:sz="4"/>
+            </w:tcBorders>
+            <w:shd w:fill="F1F5F8" w:color="auto" w:val="clear"/>
+            <w:tcMar>
+              <w:top w:type="dxa" w:w="60"/>
+              <w:left w:type="dxa" w:w="100"/>
+              <w:bottom w:type="dxa" w:w="60"/>
+              <w:right w:type="dxa" w:w="100"/>
+            </w:tcMar>
+          </w:tcPr>
+          <w:p>
+            <w:pPr>
+              <w:spacing w:after="0" w:line="276"/>
+            </w:pPr>
+            <w:r>
+              <w:rPr>
+                <w:rFonts w:ascii="Microsoft JhengHei" w:cs="Microsoft JhengHei" w:eastAsia="Microsoft JhengHei" w:hAnsi="Microsoft JhengHei"/>
+                <w:b w:val="false"/>
+                <w:bCs w:val="false"/>
+                <w:color w:val="22313F"/>
+                <w:sz w:val="17"/>
+                <w:szCs w:val="17"/>
+              </w:rPr>
+              <w:t xml:space="preserve">Conjur 的可用性</w:t>
+            </w:r>
+          </w:p>
+        </w:tc>
+        <w:tc>
+          <w:tcPr>
+            <w:tcW w:type="dxa" w:w="6226"/>
+            <w:tcBorders>
+              <w:top w:val="single" w:color="C9D3DC" w:sz="4"/>
+              <w:left w:val="single" w:color="C9D3DC" w:sz="4"/>
+              <w:bottom w:val="single" w:color="C9D3DC" w:sz="4"/>
+              <w:right w:val="single" w:color="C9D3DC" w:sz="4"/>
+            </w:tcBorders>
+            <w:shd w:fill="F1F5F8" w:color="auto" w:val="clear"/>
+            <w:tcMar>
+              <w:top w:type="dxa" w:w="60"/>
+              <w:left w:type="dxa" w:w="100"/>
+              <w:bottom w:type="dxa" w:w="60"/>
+              <w:right w:type="dxa" w:w="100"/>
+            </w:tcMar>
+          </w:tcPr>
+          <w:p>
+            <w:pPr>
+              <w:spacing w:after="0" w:line="276"/>
+            </w:pPr>
+            <w:r>
+              <w:rPr>
+                <w:rFonts w:ascii="Microsoft JhengHei" w:cs="Microsoft JhengHei" w:eastAsia="Microsoft JhengHei" w:hAnsi="Microsoft JhengHei"/>
+                <w:b w:val="false"/>
+                <w:bCs w:val="false"/>
+                <w:color w:val="22313F"/>
+                <w:sz w:val="17"/>
+                <w:szCs w:val="17"/>
+              </w:rPr>
+              <w:t xml:space="preserve">取不到帳密,應用與 broker 起不來。需要高可用、重試,以及短暫的加密快取(記憶體)這類取捨</w:t>
+            </w:r>
+          </w:p>
+        </w:tc>
+      </w:tr>
+      <w:tr>
+        <w:trPr>
+          <w:cantSplit/>
+          <w:tblHeader w:val="off"/>
+        </w:trPr>
+        <w:tc>
+          <w:tcPr>
+            <w:tcW w:type="dxa" w:w="2800"/>
+            <w:tcBorders>
+              <w:top w:val="single" w:color="C9D3DC" w:sz="4"/>
+              <w:left w:val="single" w:color="C9D3DC" w:sz="4"/>
+              <w:bottom w:val="single" w:color="C9D3DC" w:sz="4"/>
+              <w:right w:val="single" w:color="C9D3DC" w:sz="4"/>
+            </w:tcBorders>
+            <w:shd w:fill="FFFFFF" w:color="auto" w:val="clear"/>
+            <w:tcMar>
+              <w:top w:type="dxa" w:w="60"/>
+              <w:left w:type="dxa" w:w="100"/>
+              <w:bottom w:type="dxa" w:w="60"/>
+              <w:right w:type="dxa" w:w="100"/>
+            </w:tcMar>
+          </w:tcPr>
+          <w:p>
+            <w:pPr>
+              <w:spacing w:after="0" w:line="276"/>
+            </w:pPr>
+            <w:r>
+              <w:rPr>
+                <w:rFonts w:ascii="Microsoft JhengHei" w:cs="Microsoft JhengHei" w:eastAsia="Microsoft JhengHei" w:hAnsi="Microsoft JhengHei"/>
+                <w:b w:val="false"/>
+                <w:bCs w:val="false"/>
+                <w:color w:val="22313F"/>
+                <w:sz w:val="17"/>
+                <w:szCs w:val="17"/>
+              </w:rPr>
+              <w:t xml:space="preserve">根的秘密(secret zero)</w:t>
+            </w:r>
+          </w:p>
+        </w:tc>
+        <w:tc>
+          <w:tcPr>
+            <w:tcW w:type="dxa" w:w="6226"/>
+            <w:tcBorders>
+              <w:top w:val="single" w:color="C9D3DC" w:sz="4"/>
+              <w:left w:val="single" w:color="C9D3DC" w:sz="4"/>
+              <w:bottom w:val="single" w:color="C9D3DC" w:sz="4"/>
+              <w:right w:val="single" w:color="C9D3DC" w:sz="4"/>
+            </w:tcBorders>
+            <w:shd w:fill="FFFFFF" w:color="auto" w:val="clear"/>
+            <w:tcMar>
+              <w:top w:type="dxa" w:w="60"/>
+              <w:left w:type="dxa" w:w="100"/>
+              <w:bottom w:type="dxa" w:w="60"/>
+              <w:right w:type="dxa" w:w="100"/>
+            </w:tcMar>
+          </w:tcPr>
+          <w:p>
+            <w:pPr>
+              <w:spacing w:after="0" w:line="276"/>
+            </w:pPr>
+            <w:r>
+              <w:rPr>
+                <w:rFonts w:ascii="Microsoft JhengHei" w:cs="Microsoft JhengHei" w:eastAsia="Microsoft JhengHei" w:hAnsi="Microsoft JhengHei"/>
+                <w:b w:val="false"/>
+                <w:bCs w:val="false"/>
+                <w:color w:val="22313F"/>
+                <w:sz w:val="17"/>
+                <w:szCs w:val="17"/>
+              </w:rPr>
+              <w:t xml:space="preserve">機器的 API key 放在主機檔案,被偷就等於那個身分。商業版 CCP 用 AppID + 主機 IP 或憑證認證;API key 本身的輪替也要規劃;demo 沒有示範</w:t>
+            </w:r>
+          </w:p>
+        </w:tc>
+      </w:tr>
+      <w:tr>
+        <w:trPr>
+          <w:cantSplit/>
+          <w:tblHeader w:val="off"/>
+        </w:trPr>
+        <w:tc>
+          <w:tcPr>
+            <w:tcW w:type="dxa" w:w="2800"/>
+            <w:tcBorders>
+              <w:top w:val="single" w:color="C9D3DC" w:sz="4"/>
+              <w:left w:val="single" w:color="C9D3DC" w:sz="4"/>
+              <w:bottom w:val="single" w:color="C9D3DC" w:sz="4"/>
+              <w:right w:val="single" w:color="C9D3DC" w:sz="4"/>
+            </w:tcBorders>
+            <w:shd w:fill="F1F5F8" w:color="auto" w:val="clear"/>
+            <w:tcMar>
+              <w:top w:type="dxa" w:w="60"/>
+              <w:left w:type="dxa" w:w="100"/>
+              <w:bottom w:type="dxa" w:w="60"/>
+              <w:right w:type="dxa" w:w="100"/>
+            </w:tcMar>
+          </w:tcPr>
+          <w:p>
+            <w:pPr>
+              <w:spacing w:after="0" w:line="276"/>
+            </w:pPr>
+            <w:r>
+              <w:rPr>
+                <w:rFonts w:ascii="Microsoft JhengHei" w:cs="Microsoft JhengHei" w:eastAsia="Microsoft JhengHei" w:hAnsi="Microsoft JhengHei"/>
+                <w:b w:val="false"/>
+                <w:bCs w:val="false"/>
+                <w:color w:val="22313F"/>
+                <w:sz w:val="17"/>
+                <w:szCs w:val="17"/>
+              </w:rPr>
+              <w:t xml:space="preserve">API token 只有 8 分鐘</w:t>
+            </w:r>
+          </w:p>
+        </w:tc>
+        <w:tc>
+          <w:tcPr>
+            <w:tcW w:type="dxa" w:w="6226"/>
+            <w:tcBorders>
+              <w:top w:val="single" w:color="C9D3DC" w:sz="4"/>
+              <w:left w:val="single" w:color="C9D3DC" w:sz="4"/>
+              <w:bottom w:val="single" w:color="C9D3DC" w:sz="4"/>
+              <w:right w:val="single" w:color="C9D3DC" w:sz="4"/>
+            </w:tcBorders>
+            <w:shd w:fill="F1F5F8" w:color="auto" w:val="clear"/>
+            <w:tcMar>
+              <w:top w:type="dxa" w:w="60"/>
+              <w:left w:type="dxa" w:w="100"/>
+              <w:bottom w:type="dxa" w:w="60"/>
+              <w:right w:type="dxa" w:w="100"/>
+            </w:tcMar>
+          </w:tcPr>
+          <w:p>
+            <w:pPr>
+              <w:spacing w:after="0" w:line="276"/>
+            </w:pPr>
+            <w:r>
+              <w:rPr>
+                <w:rFonts w:ascii="Microsoft JhengHei" w:cs="Microsoft JhengHei" w:eastAsia="Microsoft JhengHei" w:hAnsi="Microsoft JhengHei"/>
+                <w:b w:val="false"/>
+                <w:bCs w:val="false"/>
+                <w:color w:val="22313F"/>
+                <w:sz w:val="17"/>
+                <w:szCs w:val="17"/>
+              </w:rPr>
+              <w:t xml:space="preserve">啟動時取一次沒問題;執行中要再取就要重新認證</w:t>
+            </w:r>
+          </w:p>
+        </w:tc>
+      </w:tr>
+      <w:tr>
+        <w:trPr>
+          <w:cantSplit/>
+          <w:tblHeader w:val="off"/>
+        </w:trPr>
+        <w:tc>
+          <w:tcPr>
+            <w:tcW w:type="dxa" w:w="2800"/>
+            <w:tcBorders>
+              <w:top w:val="single" w:color="C9D3DC" w:sz="4"/>
+              <w:left w:val="single" w:color="C9D3DC" w:sz="4"/>
+              <w:bottom w:val="single" w:color="C9D3DC" w:sz="4"/>
+              <w:right w:val="single" w:color="C9D3DC" w:sz="4"/>
+            </w:tcBorders>
+            <w:shd w:fill="FFFFFF" w:color="auto" w:val="clear"/>
+            <w:tcMar>
+              <w:top w:type="dxa" w:w="60"/>
+              <w:left w:type="dxa" w:w="100"/>
+              <w:bottom w:type="dxa" w:w="60"/>
+              <w:right w:type="dxa" w:w="100"/>
+            </w:tcMar>
+          </w:tcPr>
+          <w:p>
+            <w:pPr>
+              <w:spacing w:after="0" w:line="276"/>
+            </w:pPr>
+            <w:r>
+              <w:rPr>
+                <w:rFonts w:ascii="Microsoft JhengHei" w:cs="Microsoft JhengHei" w:eastAsia="Microsoft JhengHei" w:hAnsi="Microsoft JhengHei"/>
+                <w:b w:val="false"/>
+                <w:bCs w:val="false"/>
+                <w:color w:val="22313F"/>
+                <w:sz w:val="17"/>
+                <w:szCs w:val="17"/>
+              </w:rPr>
+              <w:t xml:space="preserve">換帳號名稱的後續影響</w:t>
+            </w:r>
+          </w:p>
+        </w:tc>
+        <w:tc>
+          <w:tcPr>
+            <w:tcW w:type="dxa" w:w="6226"/>
+            <w:tcBorders>
+              <w:top w:val="single" w:color="C9D3DC" w:sz="4"/>
+              <w:left w:val="single" w:color="C9D3DC" w:sz="4"/>
+              <w:bottom w:val="single" w:color="C9D3DC" w:sz="4"/>
+              <w:right w:val="single" w:color="C9D3DC" w:sz="4"/>
+            </w:tcBorders>
+            <w:shd w:fill="FFFFFF" w:color="auto" w:val="clear"/>
+            <w:tcMar>
+              <w:top w:type="dxa" w:w="60"/>
+              <w:left w:type="dxa" w:w="100"/>
+              <w:bottom w:type="dxa" w:w="60"/>
+              <w:right w:type="dxa" w:w="100"/>
+            </w:tcMar>
+          </w:tcPr>
+          <w:p>
+            <w:pPr>
+              <w:spacing w:after="0" w:line="276"/>
+            </w:pPr>
+            <w:r>
+              <w:rPr>
+                <w:rFonts w:ascii="Microsoft JhengHei" w:cs="Microsoft JhengHei" w:eastAsia="Microsoft JhengHei" w:hAnsi="Microsoft JhengHei"/>
+                <w:b w:val="false"/>
+                <w:bCs w:val="false"/>
+                <w:color w:val="22313F"/>
+                <w:sz w:val="17"/>
+                <w:szCs w:val="17"/>
+              </w:rPr>
+              <w:t xml:space="preserve">監控、告警、配額、audit 查詢都以帳號名稱為準;svc-orders → svc-orders-v2 會讓它們失效。命名要預先設計(例如 a / b 輪流)</w:t>
+            </w:r>
+          </w:p>
+        </w:tc>
+      </w:tr>
+      <w:tr>
+        <w:trPr>
+          <w:cantSplit/>
+          <w:tblHeader w:val="off"/>
+        </w:trPr>
+        <w:tc>
+          <w:tcPr>
+            <w:tcW w:type="dxa" w:w="2800"/>
+            <w:tcBorders>
+              <w:top w:val="single" w:color="C9D3DC" w:sz="4"/>
+              <w:left w:val="single" w:color="C9D3DC" w:sz="4"/>
+              <w:bottom w:val="single" w:color="C9D3DC" w:sz="4"/>
+              <w:right w:val="single" w:color="C9D3DC" w:sz="4"/>
+            </w:tcBorders>
+            <w:shd w:fill="F1F5F8" w:color="auto" w:val="clear"/>
+            <w:tcMar>
+              <w:top w:type="dxa" w:w="60"/>
+              <w:left w:type="dxa" w:w="100"/>
+              <w:bottom w:type="dxa" w:w="60"/>
+              <w:right w:type="dxa" w:w="100"/>
+            </w:tcMar>
+          </w:tcPr>
+          <w:p>
+            <w:pPr>
+              <w:spacing w:after="0" w:line="276"/>
+            </w:pPr>
+            <w:r>
+              <w:rPr>
+                <w:rFonts w:ascii="Microsoft JhengHei" w:cs="Microsoft JhengHei" w:eastAsia="Microsoft JhengHei" w:hAnsi="Microsoft JhengHei"/>
+                <w:b w:val="false"/>
+                <w:bCs w:val="false"/>
+                <w:color w:val="22313F"/>
+                <w:sz w:val="17"/>
+                <w:szCs w:val="17"/>
+              </w:rPr>
+              <w:t xml:space="preserve">角色複製只涵蓋「綁在 User 上、有資源範圍」的角色</w:t>
+            </w:r>
+          </w:p>
+        </w:tc>
+        <w:tc>
+          <w:tcPr>
+            <w:tcW w:type="dxa" w:w="6226"/>
+            <w:tcBorders>
+              <w:top w:val="single" w:color="C9D3DC" w:sz="4"/>
+              <w:left w:val="single" w:color="C9D3DC" w:sz="4"/>
+              <w:bottom w:val="single" w:color="C9D3DC" w:sz="4"/>
+              <w:right w:val="single" w:color="C9D3DC" w:sz="4"/>
+            </w:tcBorders>
+            <w:shd w:fill="F1F5F8" w:color="auto" w:val="clear"/>
+            <w:tcMar>
+              <w:top w:type="dxa" w:w="60"/>
+              <w:left w:type="dxa" w:w="100"/>
+              <w:bottom w:type="dxa" w:w="60"/>
+              <w:right w:type="dxa" w:w="100"/>
+            </w:tcMar>
+          </w:tcPr>
+          <w:p>
+            <w:pPr>
+              <w:spacing w:after="0" w:line="276"/>
+            </w:pPr>
+            <w:r>
+              <w:rPr>
+                <w:rFonts w:ascii="Microsoft JhengHei" w:cs="Microsoft JhengHei" w:eastAsia="Microsoft JhengHei" w:hAnsi="Microsoft JhengHei"/>
+                <w:b w:val="false"/>
+                <w:bCs w:val="false"/>
+                <w:color w:val="22313F"/>
+                <w:sz w:val="17"/>
+                <w:szCs w:val="17"/>
+              </w:rPr>
+              <w:t xml:space="preserve">叢集層級角色、KRaft ACL、配額不會複製;腳本會驗證複製後的角色與舊帳號一致,不一致就中止</w:t>
+            </w:r>
+          </w:p>
+        </w:tc>
+      </w:tr>
+      <w:tr>
+        <w:trPr>
+          <w:cantSplit/>
+          <w:tblHeader w:val="off"/>
+        </w:trPr>
+        <w:tc>
+          <w:tcPr>
+            <w:tcW w:type="dxa" w:w="2800"/>
+            <w:tcBorders>
+              <w:top w:val="single" w:color="C9D3DC" w:sz="4"/>
+              <w:left w:val="single" w:color="C9D3DC" w:sz="4"/>
+              <w:bottom w:val="single" w:color="C9D3DC" w:sz="4"/>
+              <w:right w:val="single" w:color="C9D3DC" w:sz="4"/>
+            </w:tcBorders>
+            <w:shd w:fill="FFFFFF" w:color="auto" w:val="clear"/>
+            <w:tcMar>
+              <w:top w:type="dxa" w:w="60"/>
+              <w:left w:type="dxa" w:w="100"/>
+              <w:bottom w:type="dxa" w:w="60"/>
+              <w:right w:type="dxa" w:w="100"/>
+            </w:tcMar>
+          </w:tcPr>
+          <w:p>
+            <w:pPr>
+              <w:spacing w:after="0" w:line="276"/>
+            </w:pPr>
+            <w:r>
+              <w:rPr>
+                <w:rFonts w:ascii="Microsoft JhengHei" w:cs="Microsoft JhengHei" w:eastAsia="Microsoft JhengHei" w:hAnsi="Microsoft JhengHei"/>
+                <w:b w:val="false"/>
+                <w:bCs w:val="false"/>
+                <w:color w:val="22313F"/>
+                <w:sz w:val="17"/>
+                <w:szCs w:val="17"/>
+              </w:rPr>
+              <w:t xml:space="preserve">demo 與正式環境的差異</w:t>
+            </w:r>
+          </w:p>
+        </w:tc>
+        <w:tc>
+          <w:tcPr>
+            <w:tcW w:type="dxa" w:w="6226"/>
+            <w:tcBorders>
+              <w:top w:val="single" w:color="C9D3DC" w:sz="4"/>
+              <w:left w:val="single" w:color="C9D3DC" w:sz="4"/>
+              <w:bottom w:val="single" w:color="C9D3DC" w:sz="4"/>
+              <w:right w:val="single" w:color="C9D3DC" w:sz="4"/>
+            </w:tcBorders>
+            <w:shd w:fill="FFFFFF" w:color="auto" w:val="clear"/>
+            <w:tcMar>
+              <w:top w:type="dxa" w:w="60"/>
+              <w:left w:type="dxa" w:w="100"/>
+              <w:bottom w:type="dxa" w:w="60"/>
+              <w:right w:type="dxa" w:w="100"/>
+            </w:tcMar>
+          </w:tcPr>
+          <w:p>
+            <w:pPr>
+              <w:spacing w:after="0" w:line="276"/>
+            </w:pPr>
+            <w:r>
+              <w:rPr>
+                <w:rFonts w:ascii="Microsoft JhengHei" w:cs="Microsoft JhengHei" w:eastAsia="Microsoft JhengHei" w:hAnsi="Microsoft JhengHei"/>
+                <w:b w:val="false"/>
+                <w:bCs w:val="false"/>
+                <w:color w:val="22313F"/>
+                <w:sz w:val="17"/>
+                <w:szCs w:val="17"/>
+              </w:rPr>
+              <w:t xml:space="preserve">demo 以容器的 stdin 傳帳密;正式環境的應用在自己的程序內取用。demo 的 API key 在檔案裡,正式環境對應 CCP 的 AppID 認證</w:t>
+            </w:r>
+          </w:p>
+        </w:tc>
+      </w:tr>
+      <w:tr>
+        <w:trPr>
+          <w:cantSplit/>
+          <w:tblHeader w:val="off"/>
+        </w:trPr>
+        <w:tc>
+          <w:tcPr>
+            <w:tcW w:type="dxa" w:w="2800"/>
+            <w:tcBorders>
+              <w:top w:val="single" w:color="C9D3DC" w:sz="4"/>
+              <w:left w:val="single" w:color="C9D3DC" w:sz="4"/>
+              <w:bottom w:val="single" w:color="C9D3DC" w:sz="4"/>
+              <w:right w:val="single" w:color="C9D3DC" w:sz="4"/>
+            </w:tcBorders>
+            <w:shd w:fill="F1F5F8" w:color="auto" w:val="clear"/>
+            <w:tcMar>
+              <w:top w:type="dxa" w:w="60"/>
+              <w:left w:type="dxa" w:w="100"/>
+              <w:bottom w:type="dxa" w:w="60"/>
+              <w:right w:type="dxa" w:w="100"/>
+            </w:tcMar>
+          </w:tcPr>
+          <w:p>
+            <w:pPr>
+              <w:spacing w:after="0" w:line="276"/>
+            </w:pPr>
+            <w:r>
+              <w:rPr>
+                <w:rFonts w:ascii="Microsoft JhengHei" w:cs="Microsoft JhengHei" w:eastAsia="Microsoft JhengHei" w:hAnsi="Microsoft JhengHei"/>
+                <w:b w:val="false"/>
+                <w:bCs w:val="false"/>
+                <w:color w:val="22313F"/>
+                <w:sz w:val="17"/>
+                <w:szCs w:val="17"/>
+              </w:rPr>
+              <w:t xml:space="preserve">商業版 CCP 對應</w:t>
+            </w:r>
+          </w:p>
+        </w:tc>
+        <w:tc>
+          <w:tcPr>
+            <w:tcW w:type="dxa" w:w="6226"/>
+            <w:tcBorders>
+              <w:top w:val="single" w:color="C9D3DC" w:sz="4"/>
+              <w:left w:val="single" w:color="C9D3DC" w:sz="4"/>
+              <w:bottom w:val="single" w:color="C9D3DC" w:sz="4"/>
+              <w:right w:val="single" w:color="C9D3DC" w:sz="4"/>
+            </w:tcBorders>
+            <w:shd w:fill="F1F5F8" w:color="auto" w:val="clear"/>
+            <w:tcMar>
+              <w:top w:type="dxa" w:w="60"/>
+              <w:left w:type="dxa" w:w="100"/>
+              <w:bottom w:type="dxa" w:w="60"/>
+              <w:right w:type="dxa" w:w="100"/>
+            </w:tcMar>
+          </w:tcPr>
+          <w:p>
+            <w:pPr>
+              <w:spacing w:after="0" w:line="276"/>
+            </w:pPr>
+            <w:r>
+              <w:rPr>
+                <w:rFonts w:ascii="Microsoft JhengHei" w:cs="Microsoft JhengHei" w:eastAsia="Microsoft JhengHei" w:hAnsi="Microsoft JhengHei"/>
+                <w:b w:val="false"/>
+                <w:bCs w:val="false"/>
+                <w:color w:val="22313F"/>
+                <w:sz w:val="17"/>
+                <w:szCs w:val="17"/>
+              </w:rPr>
+              <w:t xml:space="preserve">CCP 一筆帳號物件就是「帳號 + 密碼」,概念與單一 credential 變數一致,但回傳格式與認證方式不同,正式環境要改寫取密碼那一段</w:t>
+            </w:r>
+          </w:p>
+        </w:tc>
+      </w:tr>
+      <w:tr>
+        <w:trPr>
+          <w:cantSplit/>
+          <w:tblHeader w:val="off"/>
+        </w:trPr>
+        <w:tc>
+          <w:tcPr>
+            <w:tcW w:type="dxa" w:w="2800"/>
+            <w:tcBorders>
+              <w:top w:val="single" w:color="C9D3DC" w:sz="4"/>
+              <w:left w:val="single" w:color="C9D3DC" w:sz="4"/>
+              <w:bottom w:val="single" w:color="C9D3DC" w:sz="4"/>
+              <w:right w:val="single" w:color="C9D3DC" w:sz="4"/>
+            </w:tcBorders>
+            <w:shd w:fill="FFFFFF" w:color="auto" w:val="clear"/>
+            <w:tcMar>
+              <w:top w:type="dxa" w:w="60"/>
+              <w:left w:type="dxa" w:w="100"/>
+              <w:bottom w:type="dxa" w:w="60"/>
+              <w:right w:type="dxa" w:w="100"/>
+            </w:tcMar>
+          </w:tcPr>
+          <w:p>
+            <w:pPr>
+              <w:spacing w:after="0" w:line="276"/>
+            </w:pPr>
+            <w:r>
+              <w:rPr>
+                <w:rFonts w:ascii="Microsoft JhengHei" w:cs="Microsoft JhengHei" w:eastAsia="Microsoft JhengHei" w:hAnsi="Microsoft JhengHei"/>
+                <w:b w:val="false"/>
+                <w:bCs w:val="false"/>
+                <w:color w:val="22313F"/>
+                <w:sz w:val="17"/>
+                <w:szCs w:val="17"/>
+              </w:rPr>
+              <w:t xml:space="preserve">Conjur 本身的維運</w:t>
+            </w:r>
+          </w:p>
+        </w:tc>
+        <w:tc>
+          <w:tcPr>
+            <w:tcW w:type="dxa" w:w="6226"/>
+            <w:tcBorders>
+              <w:top w:val="single" w:color="C9D3DC" w:sz="4"/>
+              <w:left w:val="single" w:color="C9D3DC" w:sz="4"/>
+              <w:bottom w:val="single" w:color="C9D3DC" w:sz="4"/>
+              <w:right w:val="single" w:color="C9D3DC" w:sz="4"/>
+            </w:tcBorders>
+            <w:shd w:fill="FFFFFF" w:color="auto" w:val="clear"/>
+            <w:tcMar>
+              <w:top w:type="dxa" w:w="60"/>
+              <w:left w:type="dxa" w:w="100"/>
+              <w:bottom w:type="dxa" w:w="60"/>
+              <w:right w:type="dxa" w:w="100"/>
+            </w:tcMar>
+          </w:tcPr>
+          <w:p>
+            <w:pPr>
+              <w:spacing w:after="0" w:line="276"/>
+            </w:pPr>
+            <w:r>
+              <w:rPr>
+                <w:rFonts w:ascii="Microsoft JhengHei" w:cs="Microsoft JhengHei" w:eastAsia="Microsoft JhengHei" w:hAnsi="Microsoft JhengHei"/>
+                <w:b w:val="false"/>
+                <w:bCs w:val="false"/>
+                <w:color w:val="22313F"/>
+                <w:sz w:val="17"/>
+                <w:szCs w:val="17"/>
+              </w:rPr>
+              <w:t xml:space="preserve">資料金鑰、admin key、資料庫備份、日誌保留期限</w:t>
+            </w:r>
+          </w:p>
+        </w:tc>
+      </w:tr>
+    </w:tbl>
+    <w:p>
+      <w:pPr>
+        <w:spacing w:after="80"/>
+      </w:pPr>
+    </w:p>
+    <w:p>
+      <w:pPr>
+        <w:pStyle w:val="Heading2"/>
+        <w:keepNext/>
+      </w:pPr>
+      <w:r>
+        <w:rPr>
+          <w:rFonts w:ascii="Microsoft JhengHei" w:cs="Microsoft JhengHei" w:eastAsia="Microsoft JhengHei" w:hAnsi="Microsoft JhengHei"/>
+        </w:rPr>
+        <w:t xml:space="preserve">PAM 側(PSM、CPM、PVWA):本機無法驗證</w:t>
+      </w:r>
+    </w:p>
+    <w:p>
+      <w:pPr>
+        <w:spacing w:after="100" w:line="300"/>
+      </w:pPr>
+      <w:r>
+        <w:rPr>
+          <w:rFonts w:ascii="Microsoft JhengHei" w:cs="Microsoft JhengHei" w:eastAsia="Microsoft JhengHei" w:hAnsi="Microsoft JhengHei"/>
+          <w:sz w:val="21"/>
+          <w:szCs w:val="21"/>
+        </w:rPr>
+        <w:t xml:space="preserve">代登入與錄影、主機帳號自動輪替、依單借出私鑰,需在客戶環境 PoC。要先確認:跳板機與各主機是否加入 AD;人連主機是否一律經 PSM;主機 22 埠允許哪些來源;CPM 輪替 ssh key 時 OP menu 正在連線的作業怎麼處理。</w:t>
+      </w:r>
     </w:p>
     <w:sectPr>
       <w:headerReference w:type="default" r:id="rId6"/>

--- a/Confluent-Security-Lab-Story-Guide-v2-精簡版.docx
+++ b/Confluent-Security-Lab-Story-Guide-v2-精簡版.docx
@@ -9443,7 +9443,7 @@
           <w:sz w:val="21"/>
           <w:szCs w:val="21"/>
         </w:rPr>
-        <w:t xml:space="preserve">驗證方式:本手冊的每一條「手動指令」2026-10-08 全部實跑:第 1 到 18 章整章腳本 0 失敗;手冊每一步的手動指令與專案指令由 verify-doc.mjs 實跑並判定(第 1 到 17 章 118 步 + Lab 18 共 21 步,0 不符合),手冊顯示的輸出就是該步指令實跑的結果(labguide/manual-out/)。;輸出與截圖見完整版。有介面操作的步驟以等效 API/CLI 驗證,截圖來自 Playwright 自動化。</w:t>
+        <w:t xml:space="preserve">驗證方式:本手冊的每一條「手動指令」2026-10-08 全部實跑:第 1 到 18 章整章腳本 0 失敗;手冊每一步的手動指令與專案指令由 verify-doc.mjs 實跑並判定(第 1 到 17 章 118 步 + Lab 18 共 22 步,0 不符合),手冊顯示的輸出就是該步指令實跑的結果(labguide/manual-out/)。有介面操作的步驟以等效 API/CLI 驗證,截圖來自 Playwright 自動化。</w:t>
       </w:r>
     </w:p>
     <w:p>
@@ -40538,7 +40538,7 @@
                 <w:sz w:val="21"/>
                 <w:szCs w:val="21"/>
               </w:rPr>
-              <w:t xml:space="preserve">Ming 用 CyberArk 的開源版(Conjur)在環境裡接了一遍:policy 寫清楚哪個機器身分能拿哪個秘密;應用啟動時先用自己的 API key 換 token、取密碼、在記憶體組連線設定;另一個沒被授權的應用拿不到,錯的 API key 連門都進不了。密碼輪替後,應用重新啟動就自己跟上,舊密碼立刻失效。接著他把 OP menu 的帳密、broker 設定檔的密碼也都搬進去:broker 啟動前向 Conjur 取主金鑰,設定檔裡只剩密文。</w:t>
+              <w:t xml:space="preserve">Ming 用 CyberArk 的開源版(Conjur)在環境裡接了一遍:policy 寫清楚哪個機器身分能拿哪個秘密;應用啟動時先用自己的 API key 換 token、取密碼、在記憶體組連線設定;另一個沒被授權的應用拿不到,錯的 API key 連門都進不了。密碼輪替後,應用重新啟動就自己跟上,舊密碼立刻失效。接著他把 OP menu 的帳密、broker 設定檔的密碼也都搬進去:broker 啟動前向 Conjur 取主金鑰,設定檔裡只剩密文;他也試了 CyberArk 官方的 summon 工具,正式環境的 systemd 一行就接得上。</w:t>
             </w:r>
           </w:p>
           <w:p>
@@ -41286,7 +41286,7 @@
           <w:sz w:val="21"/>
           <w:szCs w:val="21"/>
         </w:rPr>
-        <w:t xml:space="preserve">host:broker、legacy-orders、opmenu、rogue-app、svc-orders;variable:四個秘密。</w:t>
+        <w:t xml:space="preserve">host:broker、legacy-orders、opmenu、rogue-app、svc-orders;variable:四個秘密(svc-orders 的是 credential)。</w:t>
       </w:r>
     </w:p>
     <w:tbl>
@@ -43594,7 +43594,7 @@
           <w:sz w:val="21"/>
           <w:szCs w:val="21"/>
         </w:rPr>
-        <w:t xml:space="preserve">docker-compose.cyberark.yml 只覆蓋 broker2:密碼改成佔位符、啟動指令先執行 fetch-secret.py(以 host/kafka/broker 的身分取主金鑰放進環境變數)再啟動。正式環境就是 systemd 的 ExecStartPre。驗證:生效設定裡只有佔位符、環境裡沒有明文、人仍能經 broker2 登入(表示 AD 查詢密碼解對了)。</w:t>
+        <w:t xml:space="preserve">docker-compose.cyberark.yml 只覆蓋 broker2:密碼改成佔位符、啟動指令先執行 fetch-secret.py(以 host/kafka/broker 的身分取主金鑰放進環境變數)再啟動。正式環境是 systemd 的包裝腳本(注意:ExecStartPre 設的環境變數不會傳給 ExecStart)。驗證:生效設定裡只有佔位符、環境裡沒有明文、人仍能經 broker2 登入(表示 AD 查詢密碼解對了)。</w:t>
       </w:r>
     </w:p>
     <w:p>
@@ -43783,7 +43783,20 @@
         <w:rPr>
           <w:rFonts w:ascii="Microsoft JhengHei" w:cs="Microsoft JhengHei" w:eastAsia="Microsoft JhengHei" w:hAnsi="Microsoft JhengHei"/>
         </w:rPr>
-        <w:t xml:space="preserve">18.20 還原 broker2(其他 Lab 不依賴 Conjur)</w:t>
+        <w:t xml:space="preserve">18.20 設定檔密碼不落地 ③:同一件事改用 CyberArk 官方工具 summon</w:t>
+      </w:r>
+    </w:p>
+    <w:p>
+      <w:pPr>
+        <w:spacing w:after="100" w:line="300"/>
+      </w:pPr>
+      <w:r>
+        <w:rPr>
+          <w:rFonts w:ascii="Microsoft JhengHei" w:cs="Microsoft JhengHei" w:eastAsia="Microsoft JhengHei" w:hAnsi="Microsoft JhengHei"/>
+          <w:sz w:val="21"/>
+          <w:szCs w:val="21"/>
+        </w:rPr>
+        <w:t xml:space="preserve">summon + summon-conjur 是 CyberArk 的開源工具:summon 以主機身分(/etc/conjur.conf + /etc/conjur.identity)向 Conjur 取 secrets.yml 列的秘密,注入成子程序的環境變數後執行啟動程式;取不到就不執行。不用自己寫取秘密的腳本,正式環境的 systemd 只要一行:ExecStart=/usr/local/bin/summon -p summon-conjur -f /etc/kafka/secrets.yml /usr/bin/kafka-server-start /etc/kafka/server.properties。驗證:程序樹 PID 1 是 summon、java 是它的子程序;其餘與上一步相同。</w:t>
       </w:r>
     </w:p>
     <w:p>
@@ -43822,7 +43835,95 @@
           <w:sz w:val="17"/>
           <w:szCs w:val="17"/>
         </w:rPr>
-        <w:t xml:space="preserve">bash scripts/secret-protection.sh revert</w:t>
+        <w:t xml:space="preserve">bash scripts/secret-protection.sh summon-setup</w:t>
+      </w:r>
+    </w:p>
+    <w:p>
+      <w:pPr>
+        <w:pBdr>
+          <w:top w:val="none" w:color="FFFFFF" w:sz="0"/>
+          <w:left w:val="single" w:color="1F7A8C" w:sz="18" w:space="6"/>
+          <w:bottom w:val="none" w:color="FFFFFF" w:sz="0"/>
+          <w:right w:val="none" w:color="FFFFFF" w:sz="0"/>
+        </w:pBdr>
+        <w:shd w:fill="F1F4F7" w:color="auto" w:val="clear"/>
+        <w:spacing w:after="0" w:line="252"/>
+        <w:ind w:left="140" w:right="60"/>
+      </w:pPr>
+      <w:r>
+        <w:rPr>
+          <w:rFonts w:ascii="Consolas" w:cs="Consolas" w:eastAsia="Consolas" w:hAnsi="Consolas"/>
+          <w:color w:val="1B2733"/>
+          <w:sz w:val="17"/>
+          <w:szCs w:val="17"/>
+        </w:rPr>
+        <w:t xml:space="preserve">bash scripts/secret-protection.sh apply-summon</w:t>
+      </w:r>
+    </w:p>
+    <w:p>
+      <w:pPr>
+        <w:pBdr>
+          <w:top w:val="none" w:color="FFFFFF" w:sz="0"/>
+          <w:left w:val="single" w:color="1F7A8C" w:sz="18" w:space="6"/>
+          <w:bottom w:val="none" w:color="FFFFFF" w:sz="0"/>
+          <w:right w:val="none" w:color="FFFFFF" w:sz="0"/>
+        </w:pBdr>
+        <w:shd w:fill="F1F4F7" w:color="auto" w:val="clear"/>
+        <w:spacing w:after="0" w:line="252"/>
+        <w:ind w:left="140" w:right="60"/>
+      </w:pPr>
+      <w:r>
+        <w:rPr>
+          <w:rFonts w:ascii="Consolas" w:cs="Consolas" w:eastAsia="Consolas" w:hAnsi="Consolas"/>
+          <w:color w:val="1B2733"/>
+          <w:sz w:val="17"/>
+          <w:szCs w:val="17"/>
+        </w:rPr>
+        <w:t xml:space="preserve">docker exec broker2 ps -eo pid,ppid,comm | head -3</w:t>
+      </w:r>
+    </w:p>
+    <w:p>
+      <w:pPr>
+        <w:pBdr>
+          <w:top w:val="none" w:color="FFFFFF" w:sz="0"/>
+          <w:left w:val="single" w:color="1F7A8C" w:sz="18" w:space="6"/>
+          <w:bottom w:val="none" w:color="FFFFFF" w:sz="0"/>
+          <w:right w:val="none" w:color="FFFFFF" w:sz="0"/>
+        </w:pBdr>
+        <w:shd w:fill="F1F4F7" w:color="auto" w:val="clear"/>
+        <w:spacing w:after="0" w:line="252"/>
+        <w:ind w:left="140" w:right="60"/>
+      </w:pPr>
+      <w:r>
+        <w:rPr>
+          <w:rFonts w:ascii="Consolas" w:cs="Consolas" w:eastAsia="Consolas" w:hAnsi="Consolas"/>
+          <w:color w:val="1B2733"/>
+          <w:sz w:val="17"/>
+          <w:szCs w:val="17"/>
+        </w:rPr>
+        <w:t xml:space="preserve">bash scripts/secret-protection.sh show</w:t>
+      </w:r>
+    </w:p>
+    <w:p>
+      <w:pPr>
+        <w:pBdr>
+          <w:top w:val="none" w:color="FFFFFF" w:sz="0"/>
+          <w:left w:val="single" w:color="1F7A8C" w:sz="18" w:space="6"/>
+          <w:bottom w:val="none" w:color="FFFFFF" w:sz="0"/>
+          <w:right w:val="none" w:color="FFFFFF" w:sz="0"/>
+        </w:pBdr>
+        <w:shd w:fill="F1F4F7" w:color="auto" w:val="clear"/>
+        <w:spacing w:after="0" w:line="252"/>
+        <w:ind w:left="140" w:right="60"/>
+      </w:pPr>
+      <w:r>
+        <w:rPr>
+          <w:rFonts w:ascii="Consolas" w:cs="Consolas" w:eastAsia="Consolas" w:hAnsi="Consolas"/>
+          <w:color w:val="1B2733"/>
+          <w:sz w:val="17"/>
+          <w:szCs w:val="17"/>
+        </w:rPr>
+        <w:t xml:space="preserve">hc -o /dev/null -u gary:gary-pw https://broker2:8092/security/1.0/authenticate</w:t>
       </w:r>
     </w:p>
     <w:p>
@@ -43851,8 +43952,73 @@
           <w:sz w:val="21"/>
           <w:szCs w:val="21"/>
         </w:rPr>
-        <w:t xml:space="preserve">broker2 已回到原本設定。</w:t>
-      </w:r>
+        <w:t xml:space="preserve">啟動指令是 summon …;ps 裡 PID 1 = summon、java 的 PPID = 1;設定裡是 ${securepass:…};環境裡 0 處明文;[HTTP 200]。</w:t>
+      </w:r>
+    </w:p>
+    <w:tbl>
+      <w:tblPr>
+        <w:tblW w:type="dxa" w:w="9026"/>
+        <w:tblBorders>
+          <w:top w:val="single" w:color="auto" w:sz="4"/>
+          <w:left w:val="single" w:color="auto" w:sz="4"/>
+          <w:bottom w:val="single" w:color="auto" w:sz="4"/>
+          <w:right w:val="single" w:color="auto" w:sz="4"/>
+          <w:insideH w:val="single" w:color="auto" w:sz="4"/>
+          <w:insideV w:val="single" w:color="auto" w:sz="4"/>
+        </w:tblBorders>
+      </w:tblPr>
+      <w:tblGrid>
+        <w:gridCol w:w="9026"/>
+      </w:tblGrid>
+      <w:tr>
+        <w:tc>
+          <w:tcPr>
+            <w:tcW w:type="dxa" w:w="9026"/>
+            <w:tcBorders>
+              <w:top w:val="single" w:color="D5DEE6" w:sz="4"/>
+              <w:left w:val="single" w:color="B03A2E" w:sz="24"/>
+              <w:bottom w:val="single" w:color="D5DEE6" w:sz="4"/>
+              <w:right w:val="single" w:color="D5DEE6" w:sz="4"/>
+            </w:tcBorders>
+            <w:shd w:fill="FDECEA" w:color="auto" w:val="clear"/>
+            <w:tcMar>
+              <w:top w:type="dxa" w:w="80"/>
+              <w:left w:type="dxa" w:w="140"/>
+              <w:bottom w:type="dxa" w:w="80"/>
+              <w:right w:type="dxa" w:w="140"/>
+            </w:tcMar>
+          </w:tcPr>
+          <w:p>
+            <w:pPr>
+              <w:spacing w:after="0" w:line="288"/>
+            </w:pPr>
+            <w:r>
+              <w:rPr>
+                <w:rFonts w:ascii="Microsoft JhengHei" w:cs="Microsoft JhengHei" w:eastAsia="Microsoft JhengHei" w:hAnsi="Microsoft JhengHei"/>
+                <w:b/>
+                <w:bCs/>
+                <w:color w:val="B03A2E"/>
+                <w:sz w:val="20"/>
+                <w:szCs w:val="20"/>
+              </w:rPr>
+              <w:t xml:space="preserve">注意:</w:t>
+            </w:r>
+            <w:r>
+              <w:rPr>
+                <w:rFonts w:ascii="Microsoft JhengHei" w:cs="Microsoft JhengHei" w:eastAsia="Microsoft JhengHei" w:hAnsi="Microsoft JhengHei"/>
+                <w:sz w:val="20"/>
+                <w:szCs w:val="20"/>
+              </w:rPr>
+              <w:t xml:space="preserve">第一次執行 summon-setup 會從 GitHub(cyberark 官方 release)下載 summon 與 summon-conjur 共約 10 MB,並比對官方 SHA256SUMS;放在 config/conjur/bin/,不進版本庫。</w:t>
+            </w:r>
+          </w:p>
+        </w:tc>
+      </w:tr>
+    </w:tbl>
+    <w:p>
+      <w:pPr>
+        <w:spacing w:after="80"/>
+      </w:pPr>
     </w:p>
     <w:p>
       <w:pPr>
@@ -43863,7 +44029,87 @@
         <w:rPr>
           <w:rFonts w:ascii="Microsoft JhengHei" w:cs="Microsoft JhengHei" w:eastAsia="Microsoft JhengHei" w:hAnsi="Microsoft JhengHei"/>
         </w:rPr>
-        <w:t xml:space="preserve">18.21 稽核:Conjur 記錄誰取了什麼</w:t>
+        <w:t xml:space="preserve">18.21 還原 broker2(其他 Lab 不依賴 Conjur)</w:t>
+      </w:r>
+    </w:p>
+    <w:p>
+      <w:pPr>
+        <w:keepNext/>
+        <w:spacing w:after="60" w:before="120"/>
+      </w:pPr>
+      <w:r>
+        <w:rPr>
+          <w:rFonts w:ascii="Microsoft JhengHei" w:cs="Microsoft JhengHei" w:eastAsia="Microsoft JhengHei" w:hAnsi="Microsoft JhengHei"/>
+          <w:b/>
+          <w:bCs/>
+          <w:color w:val="1F7A8C"/>
+          <w:sz w:val="20"/>
+          <w:szCs w:val="20"/>
+        </w:rPr>
+        <w:t xml:space="preserve">手動指令</w:t>
+      </w:r>
+    </w:p>
+    <w:p>
+      <w:pPr>
+        <w:pBdr>
+          <w:top w:val="none" w:color="FFFFFF" w:sz="0"/>
+          <w:left w:val="single" w:color="1F7A8C" w:sz="18" w:space="6"/>
+          <w:bottom w:val="none" w:color="FFFFFF" w:sz="0"/>
+          <w:right w:val="none" w:color="FFFFFF" w:sz="0"/>
+        </w:pBdr>
+        <w:shd w:fill="F1F4F7" w:color="auto" w:val="clear"/>
+        <w:spacing w:after="0" w:line="252"/>
+        <w:ind w:left="140" w:right="60"/>
+      </w:pPr>
+      <w:r>
+        <w:rPr>
+          <w:rFonts w:ascii="Consolas" w:cs="Consolas" w:eastAsia="Consolas" w:hAnsi="Consolas"/>
+          <w:color w:val="1B2733"/>
+          <w:sz w:val="17"/>
+          <w:szCs w:val="17"/>
+        </w:rPr>
+        <w:t xml:space="preserve">bash scripts/secret-protection.sh revert</w:t>
+      </w:r>
+    </w:p>
+    <w:p>
+      <w:pPr>
+        <w:spacing w:after="80"/>
+      </w:pPr>
+    </w:p>
+    <w:p>
+      <w:pPr>
+        <w:spacing w:after="100" w:line="300"/>
+      </w:pPr>
+      <w:r>
+        <w:rPr>
+          <w:rFonts w:ascii="Microsoft JhengHei" w:cs="Microsoft JhengHei" w:eastAsia="Microsoft JhengHei" w:hAnsi="Microsoft JhengHei"/>
+          <w:b/>
+          <w:bCs/>
+          <w:color w:val="B7791F"/>
+          <w:sz w:val="21"/>
+          <w:szCs w:val="21"/>
+        </w:rPr>
+        <w:t xml:space="preserve">預期:</w:t>
+      </w:r>
+      <w:r>
+        <w:rPr>
+          <w:rFonts w:ascii="Microsoft JhengHei" w:cs="Microsoft JhengHei" w:eastAsia="Microsoft JhengHei" w:hAnsi="Microsoft JhengHei"/>
+          <w:sz w:val="21"/>
+          <w:szCs w:val="21"/>
+        </w:rPr>
+        <w:t xml:space="preserve">broker2 已回到原本設定。</w:t>
+      </w:r>
+    </w:p>
+    <w:p>
+      <w:pPr>
+        <w:pStyle w:val="Heading3"/>
+        <w:keepNext/>
+      </w:pPr>
+      <w:r>
+        <w:rPr>
+          <w:rFonts w:ascii="Microsoft JhengHei" w:cs="Microsoft JhengHei" w:eastAsia="Microsoft JhengHei" w:hAnsi="Microsoft JhengHei"/>
+        </w:rPr>
+        <w:t xml:space="preserve">18.22 稽核:Conjur 記錄誰取了什麼</w:t>
       </w:r>
     </w:p>
     <w:p>
@@ -47030,6 +47276,80 @@
                 <w:szCs w:val="17"/>
               </w:rPr>
               <w:t xml:space="preserve">刻意的;所以 Conjur 的可用性要和 broker 同級</w:t>
+            </w:r>
+          </w:p>
+        </w:tc>
+      </w:tr>
+      <w:tr>
+        <w:trPr>
+          <w:cantSplit/>
+          <w:tblHeader w:val="off"/>
+        </w:trPr>
+        <w:tc>
+          <w:tcPr>
+            <w:tcW w:type="dxa" w:w="4600"/>
+            <w:tcBorders>
+              <w:top w:val="single" w:color="C9D3DC" w:sz="4"/>
+              <w:left w:val="single" w:color="C9D3DC" w:sz="4"/>
+              <w:bottom w:val="single" w:color="C9D3DC" w:sz="4"/>
+              <w:right w:val="single" w:color="C9D3DC" w:sz="4"/>
+            </w:tcBorders>
+            <w:shd w:fill="FFFFFF" w:color="auto" w:val="clear"/>
+            <w:tcMar>
+              <w:top w:type="dxa" w:w="60"/>
+              <w:left w:type="dxa" w:w="100"/>
+              <w:bottom w:type="dxa" w:w="60"/>
+              <w:right w:type="dxa" w:w="100"/>
+            </w:tcMar>
+          </w:tcPr>
+          <w:p>
+            <w:pPr>
+              <w:spacing w:after="0" w:line="276"/>
+            </w:pPr>
+            <w:r>
+              <w:rPr>
+                <w:rFonts w:ascii="Microsoft JhengHei" w:cs="Microsoft JhengHei" w:eastAsia="Microsoft JhengHei" w:hAnsi="Microsoft JhengHei"/>
+                <w:b w:val="false"/>
+                <w:bCs w:val="false"/>
+                <w:color w:val="22313F"/>
+                <w:sz w:val="17"/>
+                <w:szCs w:val="17"/>
+              </w:rPr>
+              <w:t xml:space="preserve">CyberArk 官方 summon + summon-conjur 對開源版 Conjur 可用:主金鑰只在 java 程序的環境(容器環境、/tmp 都沒有),錯 API key 回 401、啟動程式不執行</w:t>
+            </w:r>
+          </w:p>
+        </w:tc>
+        <w:tc>
+          <w:tcPr>
+            <w:tcW w:type="dxa" w:w="4426"/>
+            <w:tcBorders>
+              <w:top w:val="single" w:color="C9D3DC" w:sz="4"/>
+              <w:left w:val="single" w:color="C9D3DC" w:sz="4"/>
+              <w:bottom w:val="single" w:color="C9D3DC" w:sz="4"/>
+              <w:right w:val="single" w:color="C9D3DC" w:sz="4"/>
+            </w:tcBorders>
+            <w:shd w:fill="FFFFFF" w:color="auto" w:val="clear"/>
+            <w:tcMar>
+              <w:top w:type="dxa" w:w="60"/>
+              <w:left w:type="dxa" w:w="100"/>
+              <w:bottom w:type="dxa" w:w="60"/>
+              <w:right w:type="dxa" w:w="100"/>
+            </w:tcMar>
+          </w:tcPr>
+          <w:p>
+            <w:pPr>
+              <w:spacing w:after="0" w:line="276"/>
+            </w:pPr>
+            <w:r>
+              <w:rPr>
+                <w:rFonts w:ascii="Microsoft JhengHei" w:cs="Microsoft JhengHei" w:eastAsia="Microsoft JhengHei" w:hAnsi="Microsoft JhengHei"/>
+                <w:b w:val="false"/>
+                <w:bCs w:val="false"/>
+                <w:color w:val="22313F"/>
+                <w:sz w:val="17"/>
+                <w:szCs w:val="17"/>
+              </w:rPr>
+              <w:t xml:space="preserve">正式環境 systemd 只要 ExecStart=summon -p summon-conjur -f secrets.yml kafka-server-start … 一行;不要用 ExecStartPre 取秘密(它設的環境變數不會傳給 ExecStart)</w:t>
             </w:r>
           </w:p>
         </w:tc>

--- a/Confluent-Security-Lab-Story-Guide-v2-精簡版.docx
+++ b/Confluent-Security-Lab-Story-Guide-v2-精簡版.docx
@@ -551,7 +551,7 @@
                 <w:sz w:val="19"/>
                 <w:szCs w:val="19"/>
               </w:rPr>
-              <w:t xml:space="preserve">本版以故事串起來,並新增 Lab 15(人員異動)、Lab 16(OP menu)、Lab 17(傳輸加密補強)與 Lab 18(CyberArk 整合);舊版 Confluent-Security-Lab-Guide.docx 保留</w:t>
+              <w:t xml:space="preserve">本版以故事串起來,並新增 Lab 15(人員異動)、Lab 16(OP menu)、Lab 17(傳輸加密補強)、Lab 18(CyberArk 整合)與 Lab 19(帳號被偷之後);舊版 Confluent-Security-Lab-Guide.docx 保留</w:t>
             </w:r>
           </w:p>
         </w:tc>
@@ -6756,7 +6756,7 @@
                 <w:sz w:val="18"/>
                 <w:szCs w:val="18"/>
               </w:rPr>
-              <w:t xml:space="preserve">異動、日常維運、傳輸加密與 CyberArk</w:t>
+              <w:t xml:space="preserve">異動、日常維運、傳輸加密、CyberArk 與帳號被偷</w:t>
             </w:r>
           </w:p>
         </w:tc>
@@ -6790,7 +6790,7 @@
                 <w:sz w:val="18"/>
                 <w:szCs w:val="18"/>
               </w:rPr>
-              <w:t xml:space="preserve">Lab 15、Lab 16、Lab 17、Lab 18</w:t>
+              <w:t xml:space="preserve">Lab 15、Lab 16、Lab 17、Lab 18、Lab 19</w:t>
             </w:r>
           </w:p>
         </w:tc>
@@ -9443,7 +9443,7 @@
           <w:sz w:val="21"/>
           <w:szCs w:val="21"/>
         </w:rPr>
-        <w:t xml:space="preserve">驗證方式:本手冊的每一條「手動指令」2026-10-08 全部實跑:第 1 到 18 章整章腳本 0 失敗;手冊每一步的手動指令與專案指令由 verify-doc.mjs 實跑並判定(第 1 到 17 章 118 步 + Lab 18 共 22 步,0 不符合),手冊顯示的輸出就是該步指令實跑的結果(labguide/manual-out/)。有介面操作的步驟以等效 API/CLI 驗證,截圖來自 Playwright 自動化。</w:t>
+        <w:t xml:space="preserve">驗證方式:本手冊的每一條「手動指令」2026-10-09 驗證:第 1 到 19 章的整章腳本在含新設定(SASL 重新認證 60 秒、TLS 套件限定、認證失敗指標)的環境重跑,0 失敗;第 18、19 章共 30 步的手動指令這次重新實跑並判定,0 不符合,手冊顯示的輸出就是該步指令實跑的結果(labguide/manual-out/);第 1 到 17 章的 118 步手動指令為上一輪(2026-10-08)實跑 0 不符合的結果,本次未逐步重跑。有介面操作的步驟以等效 API/CLI 驗證,截圖來自 Playwright 自動化。</w:t>
       </w:r>
     </w:p>
     <w:p>
@@ -34368,7 +34368,7 @@
         <w:rPr>
           <w:rFonts w:ascii="Microsoft JhengHei" w:cs="Microsoft JhengHei" w:eastAsia="Microsoft JhengHei" w:hAnsi="Microsoft JhengHei"/>
         </w:rPr>
-        <w:t xml:space="preserve">第三週:異動、日常維運、傳輸加密與 CyberArk</w:t>
+        <w:t xml:space="preserve">第三週:異動、日常維運、傳輸加密、CyberArk 與帳號被偷</w:t>
       </w:r>
     </w:p>
     <w:tbl>
@@ -44308,6 +44308,2373 @@
     </w:p>
     <w:p>
       <w:pPr>
+        <w:pStyle w:val="Heading2"/>
+        <w:pageBreakBefore/>
+      </w:pPr>
+      <w:r>
+        <w:rPr>
+          <w:rFonts w:ascii="Microsoft JhengHei" w:cs="Microsoft JhengHei" w:eastAsia="Microsoft JhengHei" w:hAnsi="Microsoft JhengHei"/>
+        </w:rPr>
+        <w:t xml:space="preserve">Lab 19  (進階)帳號被偷之後:失效、告警、限速、限連線、鎖定</w:t>
+      </w:r>
+    </w:p>
+    <w:p>
+      <w:pPr>
+        <w:keepNext/>
+        <w:pBdr>
+          <w:top w:val="single" w:color="C9D3DC" w:sz="4" w:space="4"/>
+          <w:left w:val="single" w:color="C9D3DC" w:sz="4" w:space="4"/>
+          <w:bottom w:val="single" w:color="C9D3DC" w:sz="4" w:space="4"/>
+          <w:right w:val="single" w:color="C9D3DC" w:sz="4" w:space="4"/>
+        </w:pBdr>
+        <w:spacing w:after="40" w:before="80"/>
+        <w:jc w:val="center"/>
+      </w:pPr>
+      <w:r>
+        <w:drawing>
+          <wp:inline distT="0" distB="0" distL="0" distR="0">
+            <wp:extent cx="5619750" cy="1790700"/>
+            <wp:effectExtent t="0" r="0" b="0" l="0"/>
+            <wp:docPr id="20" name="labmap-19.png" descr="Lab 19 地圖:這堂要證明的事、動到的元件(打亮)、走的路與結果(✔ 允許 / ✘ 拒絕)" title="Lab 19 地圖:這堂要證明的事、動到的元件(打亮)、走的路與結果(✔ 允許 / ✘ 拒絕)"/>
+            <wp:cNvGraphicFramePr>
+              <a:graphicFrameLocks xmlns:a="http://schemas.openxmlformats.org/drawingml/2006/main" noChangeAspect="1"/>
+            </wp:cNvGraphicFramePr>
+            <a:graphic xmlns:a="http://schemas.openxmlformats.org/drawingml/2006/main">
+              <a:graphicData uri="http://schemas.openxmlformats.org/drawingml/2006/picture">
+                <pic:pic xmlns:pic="http://schemas.openxmlformats.org/drawingml/2006/picture">
+                  <pic:nvPicPr>
+                    <pic:cNvPr id="0" name="" descr=""/>
+                    <pic:cNvPicPr>
+                      <a:picLocks noChangeAspect="1" noChangeArrowheads="1"/>
+                    </pic:cNvPicPr>
+                  </pic:nvPicPr>
+                  <pic:blipFill>
+                    <a:blip r:embed="rId28" cstate="none"/>
+                    <a:srcRect/>
+                    <a:stretch>
+                      <a:fillRect/>
+                    </a:stretch>
+                  </pic:blipFill>
+                  <pic:spPr bwMode="auto">
+                    <a:xfrm>
+                      <a:off x="0" y="0"/>
+                      <a:ext cx="5619750" cy="1790700"/>
+                    </a:xfrm>
+                    <a:prstGeom prst="rect">
+                      <a:avLst/>
+                    </a:prstGeom>
+                  </pic:spPr>
+                </pic:pic>
+              </a:graphicData>
+            </a:graphic>
+          </wp:inline>
+        </w:drawing>
+      </w:r>
+    </w:p>
+    <w:p>
+      <w:pPr>
+        <w:spacing w:after="140"/>
+        <w:jc w:val="center"/>
+      </w:pPr>
+      <w:r>
+        <w:rPr>
+          <w:rFonts w:ascii="Microsoft JhengHei" w:cs="Microsoft JhengHei" w:eastAsia="Microsoft JhengHei" w:hAnsi="Microsoft JhengHei"/>
+          <w:i/>
+          <w:iCs/>
+          <w:color w:val="5B6B7A"/>
+          <w:sz w:val="18"/>
+          <w:szCs w:val="18"/>
+        </w:rPr>
+        <w:t xml:space="preserve">▲ Lab 19 地圖:這堂要證明的事、動到的元件(打亮)、走的路與結果(✔ 允許 / ✘ 拒絕)</w:t>
+      </w:r>
+    </w:p>
+    <w:tbl>
+      <w:tblPr>
+        <w:tblW w:type="dxa" w:w="9026"/>
+        <w:tblBorders>
+          <w:top w:val="single" w:color="auto" w:sz="4"/>
+          <w:left w:val="single" w:color="auto" w:sz="4"/>
+          <w:bottom w:val="single" w:color="auto" w:sz="4"/>
+          <w:right w:val="single" w:color="auto" w:sz="4"/>
+          <w:insideH w:val="single" w:color="auto" w:sz="4"/>
+          <w:insideV w:val="single" w:color="auto" w:sz="4"/>
+        </w:tblBorders>
+      </w:tblPr>
+      <w:tblGrid>
+        <w:gridCol w:w="9026"/>
+      </w:tblGrid>
+      <w:tr>
+        <w:tc>
+          <w:tcPr>
+            <w:tcW w:type="dxa" w:w="9026"/>
+            <w:tcBorders>
+              <w:top w:val="single" w:color="DDD3EC" w:sz="4"/>
+              <w:left w:val="single" w:color="6B4FA0" w:sz="30"/>
+              <w:bottom w:val="single" w:color="DDD3EC" w:sz="4"/>
+              <w:right w:val="single" w:color="DDD3EC" w:sz="4"/>
+            </w:tcBorders>
+            <w:shd w:fill="F4F0FA" w:color="auto" w:val="clear"/>
+            <w:tcMar>
+              <w:top w:type="dxa" w:w="100"/>
+              <w:left w:type="dxa" w:w="180"/>
+              <w:bottom w:type="dxa" w:w="100"/>
+              <w:right w:type="dxa" w:w="180"/>
+            </w:tcMar>
+          </w:tcPr>
+          <w:p>
+            <w:pPr>
+              <w:spacing w:after="60"/>
+            </w:pPr>
+            <w:r>
+              <w:rPr>
+                <w:rFonts w:ascii="Microsoft JhengHei" w:cs="Microsoft JhengHei" w:eastAsia="Microsoft JhengHei" w:hAnsi="Microsoft JhengHei"/>
+                <w:b/>
+                <w:bCs/>
+                <w:color w:val="6B4FA0"/>
+                <w:sz w:val="19"/>
+                <w:szCs w:val="19"/>
+              </w:rPr>
+              <w:t xml:space="preserve">情境</w:t>
+            </w:r>
+          </w:p>
+          <w:p>
+            <w:pPr>
+              <w:spacing w:after="70" w:line="312"/>
+            </w:pPr>
+            <w:r>
+              <w:rPr>
+                <w:rFonts w:ascii="Microsoft JhengHei" w:cs="Microsoft JhengHei" w:eastAsia="Microsoft JhengHei" w:hAnsi="Microsoft JhengHei"/>
+                <w:color w:val="2B2540"/>
+                <w:sz w:val="21"/>
+                <w:szCs w:val="21"/>
+              </w:rPr>
+              <w:t xml:space="preserve">資安的下一個問題:「如果某個應用的帳密被偷了,你們多久能發現?它能做多少事?多久會失效?」Gary 想到 Ming 在 Lab 18 的實驗——只刪 SCRAM 憑證,舊連線還是照寫。這個答案資安不會接受。</w:t>
+            </w:r>
+          </w:p>
+          <w:p>
+            <w:pPr>
+              <w:spacing w:after="70" w:line="312"/>
+            </w:pPr>
+            <w:r>
+              <w:rPr>
+                <w:rFonts w:ascii="Microsoft JhengHei" w:cs="Microsoft JhengHei" w:eastAsia="Microsoft JhengHei" w:hAnsi="Microsoft JhengHei"/>
+                <w:color w:val="2B2540"/>
+                <w:sz w:val="21"/>
+                <w:szCs w:val="21"/>
+              </w:rPr>
+              <w:t xml:space="preserve">Ming 一項一項補:broker 開了重新認證,同樣的實驗,舊連線在一分鐘內被切斷;故意連續輸入錯誤密碼,Prometheus 的規則觸發,告警送到 Alertmanager;TLS 把 CBC 加 SHA-1 的弱套件拒掉;同一個來源的連線數、一個帳號的流量都加上限,他親眼看到吞吐量從每秒兩千多筆掉到一百多筆。</w:t>
+            </w:r>
+          </w:p>
+          <w:p>
+            <w:pPr>
+              <w:spacing w:after="70" w:line="312"/>
+            </w:pPr>
+            <w:r>
+              <w:rPr>
+                <w:rFonts w:ascii="Microsoft JhengHei" w:cs="Microsoft JhengHei" w:eastAsia="Microsoft JhengHei" w:hAnsi="Microsoft JhengHei"/>
+                <w:color w:val="2B2540"/>
+                <w:sz w:val="21"/>
+                <w:szCs w:val="21"/>
+              </w:rPr>
+              <w:t xml:space="preserve">最後一項讓 Gary 沉默了一下:AD 的帳戶鎖定原則本來是保護,但攻擊者對 GARY 亂試六次,GARY 自己就被鎖在外面,連 C3 都進不去。Ming 示範了管理員解鎖,也指出:機器帳號與緊急路徑不經過 AD,不受影響,所以那條路要保留、要保護好。</w:t>
+            </w:r>
+          </w:p>
+        </w:tc>
+      </w:tr>
+    </w:tbl>
+    <w:p>
+      <w:pPr>
+        <w:spacing w:after="100"/>
+      </w:pPr>
+    </w:p>
+    <w:p>
+      <w:pPr>
+        <w:keepNext/>
+        <w:spacing w:after="60" w:before="120"/>
+      </w:pPr>
+      <w:r>
+        <w:rPr>
+          <w:rFonts w:ascii="Microsoft JhengHei" w:cs="Microsoft JhengHei" w:eastAsia="Microsoft JhengHei" w:hAnsi="Microsoft JhengHei"/>
+          <w:b/>
+          <w:bCs/>
+          <w:color w:val="6B4FA0"/>
+          <w:sz w:val="20"/>
+          <w:szCs w:val="20"/>
+        </w:rPr>
+        <w:t xml:space="preserve">Ming 的任務(做完請自己對照)</w:t>
+      </w:r>
+    </w:p>
+    <w:p>
+      <w:pPr>
+        <w:spacing w:after="100" w:line="300"/>
+        <w:ind w:left="360"/>
+      </w:pPr>
+      <w:r>
+        <w:rPr>
+          <w:rFonts w:ascii="Microsoft JhengHei" w:cs="Microsoft JhengHei" w:eastAsia="Microsoft JhengHei" w:hAnsi="Microsoft JhengHei"/>
+          <w:b/>
+          <w:bCs/>
+          <w:color w:val="6B4FA0"/>
+          <w:sz w:val="21"/>
+          <w:szCs w:val="21"/>
+        </w:rPr>
+        <w:t xml:space="preserve">☐  </w:t>
+      </w:r>
+      <w:r>
+        <w:rPr>
+          <w:rFonts w:ascii="Microsoft JhengHei" w:cs="Microsoft JhengHei" w:eastAsia="Microsoft JhengHei" w:hAnsi="Microsoft JhengHei"/>
+          <w:sz w:val="21"/>
+          <w:szCs w:val="21"/>
+        </w:rPr>
+        <w:t xml:space="preserve">讓被停用的帳號,舊連線在固定時間內失效。</w:t>
+      </w:r>
+    </w:p>
+    <w:p>
+      <w:pPr>
+        <w:spacing w:after="100" w:line="300"/>
+        <w:ind w:left="360"/>
+      </w:pPr>
+      <w:r>
+        <w:rPr>
+          <w:rFonts w:ascii="Microsoft JhengHei" w:cs="Microsoft JhengHei" w:eastAsia="Microsoft JhengHei" w:hAnsi="Microsoft JhengHei"/>
+          <w:b/>
+          <w:bCs/>
+          <w:color w:val="6B4FA0"/>
+          <w:sz w:val="21"/>
+          <w:szCs w:val="21"/>
+        </w:rPr>
+        <w:t xml:space="preserve">☐  </w:t>
+      </w:r>
+      <w:r>
+        <w:rPr>
+          <w:rFonts w:ascii="Microsoft JhengHei" w:cs="Microsoft JhengHei" w:eastAsia="Microsoft JhengHei" w:hAnsi="Microsoft JhengHei"/>
+          <w:sz w:val="21"/>
+          <w:szCs w:val="21"/>
+        </w:rPr>
+        <w:t xml:space="preserve">讓認證失敗暴增被看見(告警送到 Alertmanager)。</w:t>
+      </w:r>
+    </w:p>
+    <w:p>
+      <w:pPr>
+        <w:spacing w:after="100" w:line="300"/>
+        <w:ind w:left="360"/>
+      </w:pPr>
+      <w:r>
+        <w:rPr>
+          <w:rFonts w:ascii="Microsoft JhengHei" w:cs="Microsoft JhengHei" w:eastAsia="Microsoft JhengHei" w:hAnsi="Microsoft JhengHei"/>
+          <w:b/>
+          <w:bCs/>
+          <w:color w:val="6B4FA0"/>
+          <w:sz w:val="21"/>
+          <w:szCs w:val="21"/>
+        </w:rPr>
+        <w:t xml:space="preserve">☐  </w:t>
+      </w:r>
+      <w:r>
+        <w:rPr>
+          <w:rFonts w:ascii="Microsoft JhengHei" w:cs="Microsoft JhengHei" w:eastAsia="Microsoft JhengHei" w:hAnsi="Microsoft JhengHei"/>
+          <w:sz w:val="21"/>
+          <w:szCs w:val="21"/>
+        </w:rPr>
+        <w:t xml:space="preserve">限制單一來源與單一帳號能造成的影響,並理解 AD 鎖定的反向風險。</w:t>
+      </w:r>
+    </w:p>
+    <w:tbl>
+      <w:tblPr>
+        <w:tblW w:type="dxa" w:w="9026"/>
+        <w:tblBorders>
+          <w:top w:val="single" w:color="auto" w:sz="4"/>
+          <w:left w:val="single" w:color="auto" w:sz="4"/>
+          <w:bottom w:val="single" w:color="auto" w:sz="4"/>
+          <w:right w:val="single" w:color="auto" w:sz="4"/>
+          <w:insideH w:val="single" w:color="auto" w:sz="4"/>
+          <w:insideV w:val="single" w:color="auto" w:sz="4"/>
+        </w:tblBorders>
+      </w:tblPr>
+      <w:tblGrid>
+        <w:gridCol w:w="1700"/>
+        <w:gridCol w:w="7326"/>
+      </w:tblGrid>
+      <w:tr>
+        <w:trPr>
+          <w:cantSplit/>
+          <w:tblHeader/>
+        </w:trPr>
+        <w:tc>
+          <w:tcPr>
+            <w:tcW w:type="dxa" w:w="1700"/>
+            <w:tcBorders>
+              <w:top w:val="single" w:color="C9D3DC" w:sz="4"/>
+              <w:left w:val="single" w:color="C9D3DC" w:sz="4"/>
+              <w:bottom w:val="single" w:color="C9D3DC" w:sz="4"/>
+              <w:right w:val="single" w:color="C9D3DC" w:sz="4"/>
+            </w:tcBorders>
+            <w:shd w:fill="12263A" w:color="auto" w:val="clear"/>
+            <w:tcMar>
+              <w:top w:type="dxa" w:w="60"/>
+              <w:left w:type="dxa" w:w="100"/>
+              <w:bottom w:type="dxa" w:w="60"/>
+              <w:right w:type="dxa" w:w="100"/>
+            </w:tcMar>
+          </w:tcPr>
+          <w:p>
+            <w:pPr>
+              <w:spacing w:after="0" w:line="276"/>
+            </w:pPr>
+            <w:r>
+              <w:rPr>
+                <w:rFonts w:ascii="Microsoft JhengHei" w:cs="Microsoft JhengHei" w:eastAsia="Microsoft JhengHei" w:hAnsi="Microsoft JhengHei"/>
+                <w:b/>
+                <w:bCs/>
+                <w:color w:val="FFFFFF"/>
+                <w:sz w:val="19"/>
+                <w:szCs w:val="19"/>
+              </w:rPr>
+              <w:t xml:space="preserve">項目</w:t>
+            </w:r>
+          </w:p>
+        </w:tc>
+        <w:tc>
+          <w:tcPr>
+            <w:tcW w:type="dxa" w:w="7326"/>
+            <w:tcBorders>
+              <w:top w:val="single" w:color="C9D3DC" w:sz="4"/>
+              <w:left w:val="single" w:color="C9D3DC" w:sz="4"/>
+              <w:bottom w:val="single" w:color="C9D3DC" w:sz="4"/>
+              <w:right w:val="single" w:color="C9D3DC" w:sz="4"/>
+            </w:tcBorders>
+            <w:shd w:fill="12263A" w:color="auto" w:val="clear"/>
+            <w:tcMar>
+              <w:top w:type="dxa" w:w="60"/>
+              <w:left w:type="dxa" w:w="100"/>
+              <w:bottom w:type="dxa" w:w="60"/>
+              <w:right w:type="dxa" w:w="100"/>
+            </w:tcMar>
+          </w:tcPr>
+          <w:p>
+            <w:pPr>
+              <w:spacing w:after="0" w:line="276"/>
+            </w:pPr>
+            <w:r>
+              <w:rPr>
+                <w:rFonts w:ascii="Microsoft JhengHei" w:cs="Microsoft JhengHei" w:eastAsia="Microsoft JhengHei" w:hAnsi="Microsoft JhengHei"/>
+                <w:b/>
+                <w:bCs/>
+                <w:color w:val="FFFFFF"/>
+                <w:sz w:val="19"/>
+                <w:szCs w:val="19"/>
+              </w:rPr>
+              <w:t xml:space="preserve">內容</w:t>
+            </w:r>
+          </w:p>
+        </w:tc>
+      </w:tr>
+      <w:tr>
+        <w:trPr>
+          <w:cantSplit/>
+          <w:tblHeader w:val="off"/>
+        </w:trPr>
+        <w:tc>
+          <w:tcPr>
+            <w:tcW w:type="dxa" w:w="1700"/>
+            <w:tcBorders>
+              <w:top w:val="single" w:color="C9D3DC" w:sz="4"/>
+              <w:left w:val="single" w:color="C9D3DC" w:sz="4"/>
+              <w:bottom w:val="single" w:color="C9D3DC" w:sz="4"/>
+              <w:right w:val="single" w:color="C9D3DC" w:sz="4"/>
+            </w:tcBorders>
+            <w:shd w:fill="FFFFFF" w:color="auto" w:val="clear"/>
+            <w:tcMar>
+              <w:top w:type="dxa" w:w="60"/>
+              <w:left w:type="dxa" w:w="100"/>
+              <w:bottom w:type="dxa" w:w="60"/>
+              <w:right w:type="dxa" w:w="100"/>
+            </w:tcMar>
+          </w:tcPr>
+          <w:p>
+            <w:pPr>
+              <w:spacing w:after="0" w:line="276"/>
+            </w:pPr>
+            <w:r>
+              <w:rPr>
+                <w:rFonts w:ascii="Microsoft JhengHei" w:cs="Microsoft JhengHei" w:eastAsia="Microsoft JhengHei" w:hAnsi="Microsoft JhengHei"/>
+                <w:b w:val="false"/>
+                <w:bCs w:val="false"/>
+                <w:color w:val="22313F"/>
+                <w:sz w:val="19"/>
+                <w:szCs w:val="19"/>
+              </w:rPr>
+              <w:t xml:space="preserve">目標</w:t>
+            </w:r>
+          </w:p>
+        </w:tc>
+        <w:tc>
+          <w:tcPr>
+            <w:tcW w:type="dxa" w:w="7326"/>
+            <w:tcBorders>
+              <w:top w:val="single" w:color="C9D3DC" w:sz="4"/>
+              <w:left w:val="single" w:color="C9D3DC" w:sz="4"/>
+              <w:bottom w:val="single" w:color="C9D3DC" w:sz="4"/>
+              <w:right w:val="single" w:color="C9D3DC" w:sz="4"/>
+            </w:tcBorders>
+            <w:shd w:fill="FFFFFF" w:color="auto" w:val="clear"/>
+            <w:tcMar>
+              <w:top w:type="dxa" w:w="60"/>
+              <w:left w:type="dxa" w:w="100"/>
+              <w:bottom w:type="dxa" w:w="60"/>
+              <w:right w:type="dxa" w:w="100"/>
+            </w:tcMar>
+          </w:tcPr>
+          <w:p>
+            <w:pPr>
+              <w:spacing w:after="0" w:line="276"/>
+            </w:pPr>
+            <w:r>
+              <w:rPr>
+                <w:rFonts w:ascii="Microsoft JhengHei" w:cs="Microsoft JhengHei" w:eastAsia="Microsoft JhengHei" w:hAnsi="Microsoft JhengHei"/>
+                <w:b w:val="false"/>
+                <w:bCs w:val="false"/>
+                <w:color w:val="22313F"/>
+                <w:sz w:val="19"/>
+                <w:szCs w:val="19"/>
+              </w:rPr>
+              <w:t xml:space="preserve">第 18 章發現「只刪 SCRAM 憑證,已連著的舊連線不會斷」。這個 Lab 假設一個帳號已經被偷,逐項證明平台怎麼讓它撐不久、灌不大、被發現、而且不會連累管理員:① SASL 重新認證讓被停用的帳號在固定時間內被切斷;② 認證失敗暴增會觸發告警並送到 Alertmanager;③ TLS 只收 1.2/1.3 與 AEAD 套件;④ 單一來源的連線數上限;⑤ client quota 限制吞吐量;⑥ AD 的帳戶鎖定原則是雙面刃(攻擊者可以故意把管理員鎖住),以及緊急路徑不受影響。</w:t>
+            </w:r>
+          </w:p>
+        </w:tc>
+      </w:tr>
+      <w:tr>
+        <w:trPr>
+          <w:cantSplit/>
+          <w:tblHeader w:val="off"/>
+        </w:trPr>
+        <w:tc>
+          <w:tcPr>
+            <w:tcW w:type="dxa" w:w="1700"/>
+            <w:tcBorders>
+              <w:top w:val="single" w:color="C9D3DC" w:sz="4"/>
+              <w:left w:val="single" w:color="C9D3DC" w:sz="4"/>
+              <w:bottom w:val="single" w:color="C9D3DC" w:sz="4"/>
+              <w:right w:val="single" w:color="C9D3DC" w:sz="4"/>
+            </w:tcBorders>
+            <w:shd w:fill="F1F5F8" w:color="auto" w:val="clear"/>
+            <w:tcMar>
+              <w:top w:type="dxa" w:w="60"/>
+              <w:left w:type="dxa" w:w="100"/>
+              <w:bottom w:type="dxa" w:w="60"/>
+              <w:right w:type="dxa" w:w="100"/>
+            </w:tcMar>
+          </w:tcPr>
+          <w:p>
+            <w:pPr>
+              <w:spacing w:after="0" w:line="276"/>
+            </w:pPr>
+            <w:r>
+              <w:rPr>
+                <w:rFonts w:ascii="Microsoft JhengHei" w:cs="Microsoft JhengHei" w:eastAsia="Microsoft JhengHei" w:hAnsi="Microsoft JhengHei"/>
+                <w:b w:val="false"/>
+                <w:bCs w:val="false"/>
+                <w:color w:val="22313F"/>
+                <w:sz w:val="19"/>
+                <w:szCs w:val="19"/>
+              </w:rPr>
+              <w:t xml:space="preserve">預估時間</w:t>
+            </w:r>
+          </w:p>
+        </w:tc>
+        <w:tc>
+          <w:tcPr>
+            <w:tcW w:type="dxa" w:w="7326"/>
+            <w:tcBorders>
+              <w:top w:val="single" w:color="C9D3DC" w:sz="4"/>
+              <w:left w:val="single" w:color="C9D3DC" w:sz="4"/>
+              <w:bottom w:val="single" w:color="C9D3DC" w:sz="4"/>
+              <w:right w:val="single" w:color="C9D3DC" w:sz="4"/>
+            </w:tcBorders>
+            <w:shd w:fill="F1F5F8" w:color="auto" w:val="clear"/>
+            <w:tcMar>
+              <w:top w:type="dxa" w:w="60"/>
+              <w:left w:type="dxa" w:w="100"/>
+              <w:bottom w:type="dxa" w:w="60"/>
+              <w:right w:type="dxa" w:w="100"/>
+            </w:tcMar>
+          </w:tcPr>
+          <w:p>
+            <w:pPr>
+              <w:spacing w:after="0" w:line="276"/>
+            </w:pPr>
+            <w:r>
+              <w:rPr>
+                <w:rFonts w:ascii="Microsoft JhengHei" w:cs="Microsoft JhengHei" w:eastAsia="Microsoft JhengHei" w:hAnsi="Microsoft JhengHei"/>
+                <w:b w:val="false"/>
+                <w:bCs w:val="false"/>
+                <w:color w:val="22313F"/>
+                <w:sz w:val="19"/>
+                <w:szCs w:val="19"/>
+              </w:rPr>
+              <w:t xml:space="preserve">20 分</w:t>
+            </w:r>
+          </w:p>
+        </w:tc>
+      </w:tr>
+      <w:tr>
+        <w:trPr>
+          <w:cantSplit/>
+          <w:tblHeader w:val="off"/>
+        </w:trPr>
+        <w:tc>
+          <w:tcPr>
+            <w:tcW w:type="dxa" w:w="1700"/>
+            <w:tcBorders>
+              <w:top w:val="single" w:color="C9D3DC" w:sz="4"/>
+              <w:left w:val="single" w:color="C9D3DC" w:sz="4"/>
+              <w:bottom w:val="single" w:color="C9D3DC" w:sz="4"/>
+              <w:right w:val="single" w:color="C9D3DC" w:sz="4"/>
+            </w:tcBorders>
+            <w:shd w:fill="FFFFFF" w:color="auto" w:val="clear"/>
+            <w:tcMar>
+              <w:top w:type="dxa" w:w="60"/>
+              <w:left w:type="dxa" w:w="100"/>
+              <w:bottom w:type="dxa" w:w="60"/>
+              <w:right w:type="dxa" w:w="100"/>
+            </w:tcMar>
+          </w:tcPr>
+          <w:p>
+            <w:pPr>
+              <w:spacing w:after="0" w:line="276"/>
+            </w:pPr>
+            <w:r>
+              <w:rPr>
+                <w:rFonts w:ascii="Microsoft JhengHei" w:cs="Microsoft JhengHei" w:eastAsia="Microsoft JhengHei" w:hAnsi="Microsoft JhengHei"/>
+                <w:b w:val="false"/>
+                <w:bCs w:val="false"/>
+                <w:color w:val="22313F"/>
+                <w:sz w:val="19"/>
+                <w:szCs w:val="19"/>
+              </w:rPr>
+              <w:t xml:space="preserve">前置條件</w:t>
+            </w:r>
+          </w:p>
+        </w:tc>
+        <w:tc>
+          <w:tcPr>
+            <w:tcW w:type="dxa" w:w="7326"/>
+            <w:tcBorders>
+              <w:top w:val="single" w:color="C9D3DC" w:sz="4"/>
+              <w:left w:val="single" w:color="C9D3DC" w:sz="4"/>
+              <w:bottom w:val="single" w:color="C9D3DC" w:sz="4"/>
+              <w:right w:val="single" w:color="C9D3DC" w:sz="4"/>
+            </w:tcBorders>
+            <w:shd w:fill="FFFFFF" w:color="auto" w:val="clear"/>
+            <w:tcMar>
+              <w:top w:type="dxa" w:w="60"/>
+              <w:left w:type="dxa" w:w="100"/>
+              <w:bottom w:type="dxa" w:w="60"/>
+              <w:right w:type="dxa" w:w="100"/>
+            </w:tcMar>
+          </w:tcPr>
+          <w:p>
+            <w:pPr>
+              <w:spacing w:after="0" w:line="276"/>
+            </w:pPr>
+            <w:r>
+              <w:rPr>
+                <w:rFonts w:ascii="Microsoft JhengHei" w:cs="Microsoft JhengHei" w:eastAsia="Microsoft JhengHei" w:hAnsi="Microsoft JhengHei"/>
+                <w:b w:val="false"/>
+                <w:bCs w:val="false"/>
+                <w:color w:val="22313F"/>
+                <w:sz w:val="19"/>
+                <w:szCs w:val="19"/>
+              </w:rPr>
+              <w:t xml:space="preserve">Lab 0 完成(含 Control Center 與 Prometheus / Alertmanager:docker compose --profile c3 …)。
+重新認證間隔(60 秒)、TLS 套件限定、telemetry 的認證失敗指標、Prometheus 規則 config/c3/security_rules.yml、AD 的密碼政策(ppolicy)都已經在 compose 與 config 裡(demo 已套用);鎖定預設關閉,第 19.7 才打開、19.8 關回去。
+起點狀態:Lab 之間會留下權限與群組;重做這個 Lab、或指令結果與「預期結果」不同時(例如應該被拒卻靜默成功),先在 demo 目錄執行 ./demo.sh reset 回到起點,再從本 Lab 開始。</w:t>
+            </w:r>
+          </w:p>
+        </w:tc>
+      </w:tr>
+    </w:tbl>
+    <w:p>
+      <w:pPr>
+        <w:spacing w:after="80"/>
+      </w:pPr>
+    </w:p>
+    <w:p>
+      <w:pPr>
+        <w:keepNext/>
+        <w:spacing w:after="60" w:before="120"/>
+      </w:pPr>
+      <w:r>
+        <w:rPr>
+          <w:rFonts w:ascii="Microsoft JhengHei" w:cs="Microsoft JhengHei" w:eastAsia="Microsoft JhengHei" w:hAnsi="Microsoft JhengHei"/>
+          <w:b/>
+          <w:bCs/>
+          <w:color w:val="1E7B3A"/>
+          <w:sz w:val="20"/>
+          <w:szCs w:val="20"/>
+        </w:rPr>
+        <w:t xml:space="preserve">整個 Lab 一鍵跑完(專案包好的指令)</w:t>
+      </w:r>
+    </w:p>
+    <w:p>
+      <w:pPr>
+        <w:pBdr>
+          <w:top w:val="none" w:color="FFFFFF" w:sz="0"/>
+          <w:left w:val="single" w:color="1E7B3A" w:sz="18" w:space="6"/>
+          <w:bottom w:val="none" w:color="FFFFFF" w:sz="0"/>
+          <w:right w:val="none" w:color="FFFFFF" w:sz="0"/>
+        </w:pBdr>
+        <w:shd w:fill="F1F4F7" w:color="auto" w:val="clear"/>
+        <w:spacing w:after="0" w:line="252"/>
+        <w:ind w:left="140" w:right="60"/>
+      </w:pPr>
+      <w:r>
+        <w:rPr>
+          <w:rFonts w:ascii="Consolas" w:cs="Consolas" w:eastAsia="Consolas" w:hAnsi="Consolas"/>
+          <w:color w:val="1B2733"/>
+          <w:sz w:val="17"/>
+          <w:szCs w:val="17"/>
+        </w:rPr>
+        <w:t xml:space="preserve">./demo.sh 19</w:t>
+      </w:r>
+    </w:p>
+    <w:p>
+      <w:pPr>
+        <w:pBdr>
+          <w:top w:val="none" w:color="FFFFFF" w:sz="0"/>
+          <w:left w:val="single" w:color="1E7B3A" w:sz="18" w:space="6"/>
+          <w:bottom w:val="none" w:color="FFFFFF" w:sz="0"/>
+          <w:right w:val="none" w:color="FFFFFF" w:sz="0"/>
+        </w:pBdr>
+        <w:shd w:fill="F1F4F7" w:color="auto" w:val="clear"/>
+        <w:spacing w:after="0" w:line="252"/>
+        <w:ind w:left="140" w:right="60"/>
+      </w:pPr>
+      <w:r>
+        <w:rPr>
+          <w:rFonts w:ascii="Consolas" w:cs="Consolas" w:eastAsia="Consolas" w:hAnsi="Consolas"/>
+          <w:color w:val="1B2733"/>
+          <w:sz w:val="17"/>
+          <w:szCs w:val="17"/>
+        </w:rPr>
+        <w:t xml:space="preserve">./scenarios/ch19-stolen-account.sh</w:t>
+      </w:r>
+    </w:p>
+    <w:p>
+      <w:pPr>
+        <w:spacing w:after="80"/>
+      </w:pPr>
+    </w:p>
+    <w:p>
+      <w:pPr>
+        <w:pStyle w:val="Heading3"/>
+        <w:keepNext/>
+      </w:pPr>
+      <w:r>
+        <w:rPr>
+          <w:rFonts w:ascii="Microsoft JhengHei" w:cs="Microsoft JhengHei" w:eastAsia="Microsoft JhengHei" w:hAnsi="Microsoft JhengHei"/>
+        </w:rPr>
+        <w:t xml:space="preserve">19.1 失效 ①:基準設定——SASL 連線每 60 秒重新認證一次</w:t>
+      </w:r>
+    </w:p>
+    <w:p>
+      <w:pPr>
+        <w:spacing w:after="100" w:line="300"/>
+      </w:pPr>
+      <w:r>
+        <w:rPr>
+          <w:rFonts w:ascii="Microsoft JhengHei" w:cs="Microsoft JhengHei" w:eastAsia="Microsoft JhengHei" w:hAnsi="Microsoft JhengHei"/>
+          <w:sz w:val="21"/>
+          <w:szCs w:val="21"/>
+        </w:rPr>
+        <w:t xml:space="preserve">預設 connections.max.reauth.ms = 0,代表連線建立後就永遠有效(第 18 章實驗看到的)。設成非 0 之後,broker 會要求 client 定期重新認證;帳號被停用,下一次重新認證就失敗、連線被切斷。demo 設 60 秒讓實驗看得到效果;正式環境建議 1 小時,依 client 數量與 SCRAM 驗證負載評估。</w:t>
+      </w:r>
+    </w:p>
+    <w:p>
+      <w:pPr>
+        <w:keepNext/>
+        <w:spacing w:after="60" w:before="120"/>
+      </w:pPr>
+      <w:r>
+        <w:rPr>
+          <w:rFonts w:ascii="Microsoft JhengHei" w:cs="Microsoft JhengHei" w:eastAsia="Microsoft JhengHei" w:hAnsi="Microsoft JhengHei"/>
+          <w:b/>
+          <w:bCs/>
+          <w:color w:val="1F7A8C"/>
+          <w:sz w:val="20"/>
+          <w:szCs w:val="20"/>
+        </w:rPr>
+        <w:t xml:space="preserve">手動指令</w:t>
+      </w:r>
+    </w:p>
+    <w:p>
+      <w:pPr>
+        <w:pBdr>
+          <w:top w:val="none" w:color="FFFFFF" w:sz="0"/>
+          <w:left w:val="single" w:color="1F7A8C" w:sz="18" w:space="6"/>
+          <w:bottom w:val="none" w:color="FFFFFF" w:sz="0"/>
+          <w:right w:val="none" w:color="FFFFFF" w:sz="0"/>
+        </w:pBdr>
+        <w:shd w:fill="F1F4F7" w:color="auto" w:val="clear"/>
+        <w:spacing w:after="0" w:line="252"/>
+        <w:ind w:left="140" w:right="60"/>
+      </w:pPr>
+      <w:r>
+        <w:rPr>
+          <w:rFonts w:ascii="Consolas" w:cs="Consolas" w:eastAsia="Consolas" w:hAnsi="Consolas"/>
+          <w:color w:val="1B2733"/>
+          <w:sz w:val="17"/>
+          <w:szCs w:val="17"/>
+        </w:rPr>
+        <w:t xml:space="preserve">docker exec broker1 grep connections.max.reauth.ms /etc/kafka/kafka.properties</w:t>
+      </w:r>
+    </w:p>
+    <w:p>
+      <w:pPr>
+        <w:pBdr>
+          <w:top w:val="none" w:color="FFFFFF" w:sz="0"/>
+          <w:left w:val="single" w:color="1F7A8C" w:sz="18" w:space="6"/>
+          <w:bottom w:val="none" w:color="FFFFFF" w:sz="0"/>
+          <w:right w:val="none" w:color="FFFFFF" w:sz="0"/>
+        </w:pBdr>
+        <w:shd w:fill="F1F4F7" w:color="auto" w:val="clear"/>
+        <w:spacing w:after="0" w:line="252"/>
+        <w:ind w:left="140" w:right="60"/>
+      </w:pPr>
+      <w:r>
+        <w:rPr>
+          <w:rFonts w:ascii="Consolas" w:cs="Consolas" w:eastAsia="Consolas" w:hAnsi="Consolas"/>
+          <w:color w:val="1B2733"/>
+          <w:sz w:val="17"/>
+          <w:szCs w:val="17"/>
+        </w:rPr>
+        <w:t xml:space="preserve">docker exec broker2 grep connections.max.reauth.ms /etc/kafka/kafka.properties</w:t>
+      </w:r>
+    </w:p>
+    <w:p>
+      <w:pPr>
+        <w:spacing w:after="80"/>
+      </w:pPr>
+    </w:p>
+    <w:p>
+      <w:pPr>
+        <w:spacing w:after="100" w:line="300"/>
+      </w:pPr>
+      <w:r>
+        <w:rPr>
+          <w:rFonts w:ascii="Microsoft JhengHei" w:cs="Microsoft JhengHei" w:eastAsia="Microsoft JhengHei" w:hAnsi="Microsoft JhengHei"/>
+          <w:b/>
+          <w:bCs/>
+          <w:color w:val="B7791F"/>
+          <w:sz w:val="21"/>
+          <w:szCs w:val="21"/>
+        </w:rPr>
+        <w:t xml:space="preserve">預期:</w:t>
+      </w:r>
+      <w:r>
+        <w:rPr>
+          <w:rFonts w:ascii="Microsoft JhengHei" w:cs="Microsoft JhengHei" w:eastAsia="Microsoft JhengHei" w:hAnsi="Microsoft JhengHei"/>
+          <w:sz w:val="21"/>
+          <w:szCs w:val="21"/>
+        </w:rPr>
+        <w:t xml:space="preserve">兩台 broker 都是 listener.name.client.connections.max.reauth.ms=60000。</w:t>
+      </w:r>
+    </w:p>
+    <w:tbl>
+      <w:tblPr>
+        <w:tblW w:type="dxa" w:w="9026"/>
+        <w:tblBorders>
+          <w:top w:val="single" w:color="auto" w:sz="4"/>
+          <w:left w:val="single" w:color="auto" w:sz="4"/>
+          <w:bottom w:val="single" w:color="auto" w:sz="4"/>
+          <w:right w:val="single" w:color="auto" w:sz="4"/>
+          <w:insideH w:val="single" w:color="auto" w:sz="4"/>
+          <w:insideV w:val="single" w:color="auto" w:sz="4"/>
+        </w:tblBorders>
+      </w:tblPr>
+      <w:tblGrid>
+        <w:gridCol w:w="9026"/>
+      </w:tblGrid>
+      <w:tr>
+        <w:tc>
+          <w:tcPr>
+            <w:tcW w:type="dxa" w:w="9026"/>
+            <w:tcBorders>
+              <w:top w:val="single" w:color="D5DEE6" w:sz="4"/>
+              <w:left w:val="single" w:color="B03A2E" w:sz="24"/>
+              <w:bottom w:val="single" w:color="D5DEE6" w:sz="4"/>
+              <w:right w:val="single" w:color="D5DEE6" w:sz="4"/>
+            </w:tcBorders>
+            <w:shd w:fill="FDECEA" w:color="auto" w:val="clear"/>
+            <w:tcMar>
+              <w:top w:type="dxa" w:w="80"/>
+              <w:left w:type="dxa" w:w="140"/>
+              <w:bottom w:type="dxa" w:w="80"/>
+              <w:right w:type="dxa" w:w="140"/>
+            </w:tcMar>
+          </w:tcPr>
+          <w:p>
+            <w:pPr>
+              <w:spacing w:after="0" w:line="288"/>
+            </w:pPr>
+            <w:r>
+              <w:rPr>
+                <w:rFonts w:ascii="Microsoft JhengHei" w:cs="Microsoft JhengHei" w:eastAsia="Microsoft JhengHei" w:hAnsi="Microsoft JhengHei"/>
+                <w:b/>
+                <w:bCs/>
+                <w:color w:val="B03A2E"/>
+                <w:sz w:val="20"/>
+                <w:szCs w:val="20"/>
+              </w:rPr>
+              <w:t xml:space="preserve">注意:</w:t>
+            </w:r>
+            <w:r>
+              <w:rPr>
+                <w:rFonts w:ascii="Microsoft JhengHei" w:cs="Microsoft JhengHei" w:eastAsia="Microsoft JhengHei" w:hAnsi="Microsoft JhengHei"/>
+                <w:sz w:val="20"/>
+                <w:szCs w:val="20"/>
+              </w:rPr>
+              <w:t xml:space="preserve">這個設定不能動態改:kafka-configs 對 connections.max.reauth.ms 回 Cannot update these configs dynamically;per-listener 的寫法(listener.name.client.…)會被接受,但實測對連線不生效。要改只能改 compose / server.properties 再滾動重啟 broker。</w:t>
+            </w:r>
+          </w:p>
+        </w:tc>
+      </w:tr>
+    </w:tbl>
+    <w:p>
+      <w:pPr>
+        <w:spacing w:after="80"/>
+      </w:pPr>
+    </w:p>
+    <w:p>
+      <w:pPr>
+        <w:pStyle w:val="Heading3"/>
+        <w:keepNext/>
+      </w:pPr>
+      <w:r>
+        <w:rPr>
+          <w:rFonts w:ascii="Microsoft JhengHei" w:cs="Microsoft JhengHei" w:eastAsia="Microsoft JhengHei" w:hAnsi="Microsoft JhengHei"/>
+        </w:rPr>
+        <w:t xml:space="preserve">19.2 失效 ②:停用一個「連著的」帳號,舊連線還能寫幾筆?</w:t>
+      </w:r>
+    </w:p>
+    <w:p>
+      <w:pPr>
+        <w:spacing w:after="100" w:line="300"/>
+      </w:pPr>
+      <w:r>
+        <w:rPr>
+          <w:rFonts w:ascii="Microsoft JhengHei" w:cs="Microsoft JhengHei" w:eastAsia="Microsoft JhengHei" w:hAnsi="Microsoft JhengHei"/>
+          <w:sz w:val="21"/>
+          <w:szCs w:val="21"/>
+        </w:rPr>
+        <w:t xml:space="preserve">對照第 18 章:當時只刪 SCRAM 憑證,舊連線 14 筆全寫入。現在同樣的動作(角色保留、只刪憑證),在下一次重新認證時失敗,連線被切斷。腳本用臨時帳號 svc-reauth,每 2 秒寫 1 筆、共 45 筆,第 10 秒刪它的憑證。</w:t>
+      </w:r>
+    </w:p>
+    <w:p>
+      <w:pPr>
+        <w:keepNext/>
+        <w:spacing w:after="60" w:before="120"/>
+      </w:pPr>
+      <w:r>
+        <w:rPr>
+          <w:rFonts w:ascii="Microsoft JhengHei" w:cs="Microsoft JhengHei" w:eastAsia="Microsoft JhengHei" w:hAnsi="Microsoft JhengHei"/>
+          <w:b/>
+          <w:bCs/>
+          <w:color w:val="1F7A8C"/>
+          <w:sz w:val="20"/>
+          <w:szCs w:val="20"/>
+        </w:rPr>
+        <w:t xml:space="preserve">手動指令</w:t>
+      </w:r>
+    </w:p>
+    <w:p>
+      <w:pPr>
+        <w:pBdr>
+          <w:top w:val="none" w:color="FFFFFF" w:sz="0"/>
+          <w:left w:val="single" w:color="1F7A8C" w:sz="18" w:space="6"/>
+          <w:bottom w:val="none" w:color="FFFFFF" w:sz="0"/>
+          <w:right w:val="none" w:color="FFFFFF" w:sz="0"/>
+        </w:pBdr>
+        <w:shd w:fill="F1F4F7" w:color="auto" w:val="clear"/>
+        <w:spacing w:after="0" w:line="252"/>
+        <w:ind w:left="140" w:right="60"/>
+      </w:pPr>
+      <w:r>
+        <w:rPr>
+          <w:rFonts w:ascii="Consolas" w:cs="Consolas" w:eastAsia="Consolas" w:hAnsi="Consolas"/>
+          <w:color w:val="1B2733"/>
+          <w:sz w:val="17"/>
+          <w:szCs w:val="17"/>
+        </w:rPr>
+        <w:t xml:space="preserve">bash scripts/reauth-test.sh run</w:t>
+      </w:r>
+    </w:p>
+    <w:p>
+      <w:pPr>
+        <w:spacing w:after="80"/>
+      </w:pPr>
+    </w:p>
+    <w:p>
+      <w:pPr>
+        <w:spacing w:after="100" w:line="300"/>
+      </w:pPr>
+      <w:r>
+        <w:rPr>
+          <w:rFonts w:ascii="Microsoft JhengHei" w:cs="Microsoft JhengHei" w:eastAsia="Microsoft JhengHei" w:hAnsi="Microsoft JhengHei"/>
+          <w:b/>
+          <w:bCs/>
+          <w:color w:val="B7791F"/>
+          <w:sz w:val="21"/>
+          <w:szCs w:val="21"/>
+        </w:rPr>
+        <w:t xml:space="preserve">預期:</w:t>
+      </w:r>
+      <w:r>
+        <w:rPr>
+          <w:rFonts w:ascii="Microsoft JhengHei" w:cs="Microsoft JhengHei" w:eastAsia="Microsoft JhengHei" w:hAnsi="Microsoft JhengHei"/>
+          <w:sz w:val="21"/>
+          <w:szCs w:val="21"/>
+        </w:rPr>
+        <w:t xml:space="preserve">寫進 topic 的筆數少於 45;producer 的第一個錯誤是 Authentication failed during re-authentication;判定:60 秒內舊連線被切斷。</w:t>
+      </w:r>
+    </w:p>
+    <w:tbl>
+      <w:tblPr>
+        <w:tblW w:type="dxa" w:w="9026"/>
+        <w:tblBorders>
+          <w:top w:val="single" w:color="auto" w:sz="4"/>
+          <w:left w:val="single" w:color="auto" w:sz="4"/>
+          <w:bottom w:val="single" w:color="auto" w:sz="4"/>
+          <w:right w:val="single" w:color="auto" w:sz="4"/>
+          <w:insideH w:val="single" w:color="auto" w:sz="4"/>
+          <w:insideV w:val="single" w:color="auto" w:sz="4"/>
+        </w:tblBorders>
+      </w:tblPr>
+      <w:tblGrid>
+        <w:gridCol w:w="9026"/>
+      </w:tblGrid>
+      <w:tr>
+        <w:tc>
+          <w:tcPr>
+            <w:tcW w:type="dxa" w:w="9026"/>
+            <w:tcBorders>
+              <w:top w:val="single" w:color="D5DEE6" w:sz="4"/>
+              <w:left w:val="single" w:color="B03A2E" w:sz="24"/>
+              <w:bottom w:val="single" w:color="D5DEE6" w:sz="4"/>
+              <w:right w:val="single" w:color="D5DEE6" w:sz="4"/>
+            </w:tcBorders>
+            <w:shd w:fill="FDECEA" w:color="auto" w:val="clear"/>
+            <w:tcMar>
+              <w:top w:type="dxa" w:w="80"/>
+              <w:left w:type="dxa" w:w="140"/>
+              <w:bottom w:type="dxa" w:w="80"/>
+              <w:right w:type="dxa" w:w="140"/>
+            </w:tcMar>
+          </w:tcPr>
+          <w:p>
+            <w:pPr>
+              <w:spacing w:after="0" w:line="288"/>
+            </w:pPr>
+            <w:r>
+              <w:rPr>
+                <w:rFonts w:ascii="Microsoft JhengHei" w:cs="Microsoft JhengHei" w:eastAsia="Microsoft JhengHei" w:hAnsi="Microsoft JhengHei"/>
+                <w:b/>
+                <w:bCs/>
+                <w:color w:val="B03A2E"/>
+                <w:sz w:val="20"/>
+                <w:szCs w:val="20"/>
+              </w:rPr>
+              <w:t xml:space="preserve">注意:</w:t>
+            </w:r>
+            <w:r>
+              <w:rPr>
+                <w:rFonts w:ascii="Microsoft JhengHei" w:cs="Microsoft JhengHei" w:eastAsia="Microsoft JhengHei" w:hAnsi="Microsoft JhengHei"/>
+                <w:sz w:val="20"/>
+                <w:szCs w:val="20"/>
+              </w:rPr>
+              <w:t xml:space="preserve">重新認證只擋「憑證」。這是第二道防線:要立刻切斷,仍然是解除角色(第 18 章的隔離流程);重新認證確保即使忘了,最慢也在設定的間隔內失效。</w:t>
+            </w:r>
+          </w:p>
+        </w:tc>
+      </w:tr>
+    </w:tbl>
+    <w:p>
+      <w:pPr>
+        <w:spacing w:after="80"/>
+      </w:pPr>
+    </w:p>
+    <w:p>
+      <w:pPr>
+        <w:pStyle w:val="Heading3"/>
+        <w:keepNext/>
+      </w:pPr>
+      <w:r>
+        <w:rPr>
+          <w:rFonts w:ascii="Microsoft JhengHei" w:cs="Microsoft JhengHei" w:eastAsia="Microsoft JhengHei" w:hAnsi="Microsoft JhengHei"/>
+        </w:rPr>
+        <w:t xml:space="preserve">19.3 發現:連續認證失敗 → 告警送到 Alertmanager</w:t>
+      </w:r>
+    </w:p>
+    <w:p>
+      <w:pPr>
+        <w:spacing w:after="100" w:line="300"/>
+      </w:pPr>
+      <w:r>
+        <w:rPr>
+          <w:rFonts w:ascii="Microsoft JhengHei" w:cs="Microsoft JhengHei" w:eastAsia="Microsoft JhengHei" w:hAnsi="Microsoft JhengHei"/>
+          <w:sz w:val="21"/>
+          <w:szCs w:val="21"/>
+        </w:rPr>
+        <w:t xml:space="preserve">broker 的 telemetry 會送 failed_authentication_total 到 Prometheus(docker-compose.yml 的 metrics.include 已加這個指標)。規則 KafkaAuthFailuresBurst:5 分鐘內失敗超過 3 次就觸發。這裡故意製造 5 次錯誤登入(SCRAM 錯誤密碼 3 次、PLAIN 錯誤密碼 2 次),等規則評估(每 60 秒一次)。</w:t>
+      </w:r>
+    </w:p>
+    <w:p>
+      <w:pPr>
+        <w:keepNext/>
+        <w:spacing w:after="60" w:before="120"/>
+      </w:pPr>
+      <w:r>
+        <w:rPr>
+          <w:rFonts w:ascii="Microsoft JhengHei" w:cs="Microsoft JhengHei" w:eastAsia="Microsoft JhengHei" w:hAnsi="Microsoft JhengHei"/>
+          <w:b/>
+          <w:bCs/>
+          <w:color w:val="1F7A8C"/>
+          <w:sz w:val="20"/>
+          <w:szCs w:val="20"/>
+        </w:rPr>
+        <w:t xml:space="preserve">手動指令</w:t>
+      </w:r>
+    </w:p>
+    <w:p>
+      <w:pPr>
+        <w:pBdr>
+          <w:top w:val="none" w:color="FFFFFF" w:sz="0"/>
+          <w:left w:val="single" w:color="1F7A8C" w:sz="18" w:space="6"/>
+          <w:bottom w:val="none" w:color="FFFFFF" w:sz="0"/>
+          <w:right w:val="none" w:color="FFFFFF" w:sz="0"/>
+        </w:pBdr>
+        <w:shd w:fill="F1F4F7" w:color="auto" w:val="clear"/>
+        <w:spacing w:after="0" w:line="252"/>
+        <w:ind w:left="140" w:right="60"/>
+      </w:pPr>
+      <w:r>
+        <w:rPr>
+          <w:rFonts w:ascii="Consolas" w:cs="Consolas" w:eastAsia="Consolas" w:hAnsi="Consolas"/>
+          <w:color w:val="1B2733"/>
+          <w:sz w:val="17"/>
+          <w:szCs w:val="17"/>
+        </w:rPr>
+        <w:t xml:space="preserve">for i in 1 2 3; do kc kafka-topics --bootstrap-server $BOOT --command-config /clients/scram-svc-orders-wrong.properties --list &gt;/dev/null 2&gt;&amp;1; done</w:t>
+      </w:r>
+    </w:p>
+    <w:p>
+      <w:pPr>
+        <w:pBdr>
+          <w:top w:val="none" w:color="FFFFFF" w:sz="0"/>
+          <w:left w:val="single" w:color="1F7A8C" w:sz="18" w:space="6"/>
+          <w:bottom w:val="none" w:color="FFFFFF" w:sz="0"/>
+          <w:right w:val="none" w:color="FFFFFF" w:sz="0"/>
+        </w:pBdr>
+        <w:shd w:fill="F1F4F7" w:color="auto" w:val="clear"/>
+        <w:spacing w:after="0" w:line="252"/>
+        <w:ind w:left="140" w:right="60"/>
+      </w:pPr>
+      <w:r>
+        <w:rPr>
+          <w:rFonts w:ascii="Consolas" w:cs="Consolas" w:eastAsia="Consolas" w:hAnsi="Consolas"/>
+          <w:color w:val="1B2733"/>
+          <w:sz w:val="17"/>
+          <w:szCs w:val="17"/>
+        </w:rPr>
+        <w:t xml:space="preserve">for i in 1 2; do kc kafka-topics --bootstrap-server $BOOT --command-config /clients/plain-yujie-wrong.properties --list &gt;/dev/null 2&gt;&amp;1; done</w:t>
+      </w:r>
+    </w:p>
+    <w:p>
+      <w:pPr>
+        <w:pBdr>
+          <w:top w:val="none" w:color="FFFFFF" w:sz="0"/>
+          <w:left w:val="single" w:color="1F7A8C" w:sz="18" w:space="6"/>
+          <w:bottom w:val="none" w:color="FFFFFF" w:sz="0"/>
+          <w:right w:val="none" w:color="FFFFFF" w:sz="0"/>
+        </w:pBdr>
+        <w:shd w:fill="F1F4F7" w:color="auto" w:val="clear"/>
+        <w:spacing w:after="0" w:line="252"/>
+        <w:ind w:left="140" w:right="60"/>
+      </w:pPr>
+      <w:r>
+        <w:rPr>
+          <w:rFonts w:ascii="Consolas" w:cs="Consolas" w:eastAsia="Consolas" w:hAnsi="Consolas"/>
+          <w:color w:val="1B2733"/>
+          <w:sz w:val="17"/>
+          <w:szCs w:val="17"/>
+        </w:rPr>
+        <w:t xml:space="preserve">for i in $(seq 1 24); do r=$(hc -u c3:prom-pw https://prometheus:9090/api/v1/alerts | head -1); echo "$r" | grep -q KafkaAuthFailuresBurst &amp;&amp; break; sleep 15; done</w:t>
+      </w:r>
+    </w:p>
+    <w:p>
+      <w:pPr>
+        <w:pBdr>
+          <w:top w:val="none" w:color="FFFFFF" w:sz="0"/>
+          <w:left w:val="single" w:color="1F7A8C" w:sz="18" w:space="6"/>
+          <w:bottom w:val="none" w:color="FFFFFF" w:sz="0"/>
+          <w:right w:val="none" w:color="FFFFFF" w:sz="0"/>
+        </w:pBdr>
+        <w:shd w:fill="F1F4F7" w:color="auto" w:val="clear"/>
+        <w:spacing w:after="0" w:line="252"/>
+        <w:ind w:left="140" w:right="60"/>
+      </w:pPr>
+      <w:r>
+        <w:rPr>
+          <w:rFonts w:ascii="Consolas" w:cs="Consolas" w:eastAsia="Consolas" w:hAnsi="Consolas"/>
+          <w:color w:val="1B2733"/>
+          <w:sz w:val="17"/>
+          <w:szCs w:val="17"/>
+        </w:rPr>
+        <w:t xml:space="preserve">echo "Prometheus: $(echo "$r" | grep -o '"alertname":"KafkaAuthFailuresBurst"\|"state":"[a-z]*"\|"listener":"[A-Z]*"' | tr '\n' ' ')"</w:t>
+      </w:r>
+    </w:p>
+    <w:p>
+      <w:pPr>
+        <w:pBdr>
+          <w:top w:val="none" w:color="FFFFFF" w:sz="0"/>
+          <w:left w:val="single" w:color="1F7A8C" w:sz="18" w:space="6"/>
+          <w:bottom w:val="none" w:color="FFFFFF" w:sz="0"/>
+          <w:right w:val="none" w:color="FFFFFF" w:sz="0"/>
+        </w:pBdr>
+        <w:shd w:fill="F1F4F7" w:color="auto" w:val="clear"/>
+        <w:spacing w:after="0" w:line="252"/>
+        <w:ind w:left="140" w:right="60"/>
+      </w:pPr>
+      <w:r>
+        <w:rPr>
+          <w:rFonts w:ascii="Consolas" w:cs="Consolas" w:eastAsia="Consolas" w:hAnsi="Consolas"/>
+          <w:color w:val="1B2733"/>
+          <w:sz w:val="17"/>
+          <w:szCs w:val="17"/>
+        </w:rPr>
+        <w:t xml:space="preserve">sleep 20</w:t>
+      </w:r>
+    </w:p>
+    <w:p>
+      <w:pPr>
+        <w:pBdr>
+          <w:top w:val="none" w:color="FFFFFF" w:sz="0"/>
+          <w:left w:val="single" w:color="1F7A8C" w:sz="18" w:space="6"/>
+          <w:bottom w:val="none" w:color="FFFFFF" w:sz="0"/>
+          <w:right w:val="none" w:color="FFFFFF" w:sz="0"/>
+        </w:pBdr>
+        <w:shd w:fill="F1F4F7" w:color="auto" w:val="clear"/>
+        <w:spacing w:after="0" w:line="252"/>
+        <w:ind w:left="140" w:right="60"/>
+      </w:pPr>
+      <w:r>
+        <w:rPr>
+          <w:rFonts w:ascii="Consolas" w:cs="Consolas" w:eastAsia="Consolas" w:hAnsi="Consolas"/>
+          <w:color w:val="1B2733"/>
+          <w:sz w:val="17"/>
+          <w:szCs w:val="17"/>
+        </w:rPr>
+        <w:t xml:space="preserve">echo "Alertmanager: $(hc -u c3:am-pw https://alertmanager:9093/api/v2/alerts | head -1 | grep -o '"summary":"[^"]*"' | head -1)"</w:t>
+      </w:r>
+    </w:p>
+    <w:p>
+      <w:pPr>
+        <w:spacing w:after="80"/>
+      </w:pPr>
+    </w:p>
+    <w:p>
+      <w:pPr>
+        <w:spacing w:after="100" w:line="300"/>
+      </w:pPr>
+      <w:r>
+        <w:rPr>
+          <w:rFonts w:ascii="Microsoft JhengHei" w:cs="Microsoft JhengHei" w:eastAsia="Microsoft JhengHei" w:hAnsi="Microsoft JhengHei"/>
+          <w:b/>
+          <w:bCs/>
+          <w:color w:val="B7791F"/>
+          <w:sz w:val="21"/>
+          <w:szCs w:val="21"/>
+        </w:rPr>
+        <w:t xml:space="preserve">預期:</w:t>
+      </w:r>
+      <w:r>
+        <w:rPr>
+          <w:rFonts w:ascii="Microsoft JhengHei" w:cs="Microsoft JhengHei" w:eastAsia="Microsoft JhengHei" w:hAnsi="Microsoft JhengHei"/>
+          <w:sz w:val="21"/>
+          <w:szCs w:val="21"/>
+        </w:rPr>
+        <w:t xml:space="preserve">Prometheus:KafkaAuthFailuresBurst、listener CLIENT、state firing;Alertmanager:摘要「5 分鐘內 SASL 認證失敗超過 3 次(listener CLIENT)」。需要 2 到 4 分鐘。</w:t>
+      </w:r>
+    </w:p>
+    <w:tbl>
+      <w:tblPr>
+        <w:tblW w:type="dxa" w:w="9026"/>
+        <w:tblBorders>
+          <w:top w:val="single" w:color="auto" w:sz="4"/>
+          <w:left w:val="single" w:color="auto" w:sz="4"/>
+          <w:bottom w:val="single" w:color="auto" w:sz="4"/>
+          <w:right w:val="single" w:color="auto" w:sz="4"/>
+          <w:insideH w:val="single" w:color="auto" w:sz="4"/>
+          <w:insideV w:val="single" w:color="auto" w:sz="4"/>
+        </w:tblBorders>
+      </w:tblPr>
+      <w:tblGrid>
+        <w:gridCol w:w="9026"/>
+      </w:tblGrid>
+      <w:tr>
+        <w:tc>
+          <w:tcPr>
+            <w:tcW w:type="dxa" w:w="9026"/>
+            <w:tcBorders>
+              <w:top w:val="single" w:color="D5DEE6" w:sz="4"/>
+              <w:left w:val="single" w:color="B03A2E" w:sz="24"/>
+              <w:bottom w:val="single" w:color="D5DEE6" w:sz="4"/>
+              <w:right w:val="single" w:color="D5DEE6" w:sz="4"/>
+            </w:tcBorders>
+            <w:shd w:fill="FDECEA" w:color="auto" w:val="clear"/>
+            <w:tcMar>
+              <w:top w:type="dxa" w:w="80"/>
+              <w:left w:type="dxa" w:w="140"/>
+              <w:bottom w:type="dxa" w:w="80"/>
+              <w:right w:type="dxa" w:w="140"/>
+            </w:tcMar>
+          </w:tcPr>
+          <w:p>
+            <w:pPr>
+              <w:spacing w:after="0" w:line="288"/>
+            </w:pPr>
+            <w:r>
+              <w:rPr>
+                <w:rFonts w:ascii="Microsoft JhengHei" w:cs="Microsoft JhengHei" w:eastAsia="Microsoft JhengHei" w:hAnsi="Microsoft JhengHei"/>
+                <w:b/>
+                <w:bCs/>
+                <w:color w:val="B03A2E"/>
+                <w:sz w:val="20"/>
+                <w:szCs w:val="20"/>
+              </w:rPr>
+              <w:t xml:space="preserve">注意:</w:t>
+            </w:r>
+            <w:r>
+              <w:rPr>
+                <w:rFonts w:ascii="Microsoft JhengHei" w:cs="Microsoft JhengHei" w:eastAsia="Microsoft JhengHei" w:hAnsi="Microsoft JhengHei"/>
+                <w:sz w:val="20"/>
+                <w:szCs w:val="20"/>
+              </w:rPr>
+              <w:t xml:space="preserve">重點是「失敗次數的突增」而不是單次失敗:應用拿到舊密碼、攻擊者猜密碼,都會讓這個指標上升。正式環境把門檻改成客戶的基準值,並把告警轉到 SIEM 或值班群組。telemetry 的 metrics.include 每個名稱後面要加 (?!.*delta).*,同名的 delta 型態 Prometheus 不收,整批會被拒(連原本的監控指標也跟著丟)——實測踩過。</w:t>
+            </w:r>
+          </w:p>
+        </w:tc>
+      </w:tr>
+    </w:tbl>
+    <w:p>
+      <w:pPr>
+        <w:spacing w:after="80"/>
+      </w:pPr>
+    </w:p>
+    <w:p>
+      <w:pPr>
+        <w:pStyle w:val="Heading3"/>
+        <w:keepNext/>
+      </w:pPr>
+      <w:r>
+        <w:rPr>
+          <w:rFonts w:ascii="Microsoft JhengHei" w:cs="Microsoft JhengHei" w:eastAsia="Microsoft JhengHei" w:hAnsi="Microsoft JhengHei"/>
+        </w:rPr>
+        <w:t xml:space="preserve">19.4 傳輸:TLS 只收 1.2 / 1.3 與 AEAD 套件</w:t>
+      </w:r>
+    </w:p>
+    <w:p>
+      <w:pPr>
+        <w:spacing w:after="100" w:line="300"/>
+      </w:pPr>
+      <w:r>
+        <w:rPr>
+          <w:rFonts w:ascii="Microsoft JhengHei" w:cs="Microsoft JhengHei" w:eastAsia="Microsoft JhengHei" w:hAnsi="Microsoft JhengHei"/>
+          <w:sz w:val="21"/>
+          <w:szCs w:val="21"/>
+        </w:rPr>
+        <w:t xml:space="preserve">未設定前,broker 的 CLIENT listener 接受 ECDHE-RSA-AES128-SHA(CBC + SHA-1)這類弱套件。現在 ssl.enabled.protocols=TLSv1.3,TLSv1.2、ssl.cipher.suites 只列 GCM / ChaCha20。用 openssl 指定套件逐一嘗試。</w:t>
+      </w:r>
+    </w:p>
+    <w:p>
+      <w:pPr>
+        <w:keepNext/>
+        <w:spacing w:after="60" w:before="120"/>
+      </w:pPr>
+      <w:r>
+        <w:rPr>
+          <w:rFonts w:ascii="Microsoft JhengHei" w:cs="Microsoft JhengHei" w:eastAsia="Microsoft JhengHei" w:hAnsi="Microsoft JhengHei"/>
+          <w:b/>
+          <w:bCs/>
+          <w:color w:val="1F7A8C"/>
+          <w:sz w:val="20"/>
+          <w:szCs w:val="20"/>
+        </w:rPr>
+        <w:t xml:space="preserve">手動指令</w:t>
+      </w:r>
+    </w:p>
+    <w:p>
+      <w:pPr>
+        <w:pBdr>
+          <w:top w:val="none" w:color="FFFFFF" w:sz="0"/>
+          <w:left w:val="single" w:color="1F7A8C" w:sz="18" w:space="6"/>
+          <w:bottom w:val="none" w:color="FFFFFF" w:sz="0"/>
+          <w:right w:val="none" w:color="FFFFFF" w:sz="0"/>
+        </w:pBdr>
+        <w:shd w:fill="F1F4F7" w:color="auto" w:val="clear"/>
+        <w:spacing w:after="0" w:line="252"/>
+        <w:ind w:left="140" w:right="60"/>
+      </w:pPr>
+      <w:r>
+        <w:rPr>
+          <w:rFonts w:ascii="Consolas" w:cs="Consolas" w:eastAsia="Consolas" w:hAnsi="Consolas"/>
+          <w:color w:val="1B2733"/>
+          <w:sz w:val="17"/>
+          <w:szCs w:val="17"/>
+        </w:rPr>
+        <w:t xml:space="preserve">for c in ECDHE-RSA-AES256-GCM-SHA384 ECDHE-RSA-AES128-SHA AES128-SHA; do echo "--- $c"; docker run --rm --network $NET --entrypoint sh alpine/openssl -c "echo | openssl s_client -connect broker1:9094 -tls1_2 -cipher $c 2&gt;&amp;1 | grep -E 'Cipher is|alert handshake' | head -1 | cut -c1-110"; done</w:t>
+      </w:r>
+    </w:p>
+    <w:p>
+      <w:pPr>
+        <w:pBdr>
+          <w:top w:val="none" w:color="FFFFFF" w:sz="0"/>
+          <w:left w:val="single" w:color="1F7A8C" w:sz="18" w:space="6"/>
+          <w:bottom w:val="none" w:color="FFFFFF" w:sz="0"/>
+          <w:right w:val="none" w:color="FFFFFF" w:sz="0"/>
+        </w:pBdr>
+        <w:shd w:fill="F1F4F7" w:color="auto" w:val="clear"/>
+        <w:spacing w:after="0" w:line="252"/>
+        <w:ind w:left="140" w:right="60"/>
+      </w:pPr>
+      <w:r>
+        <w:rPr>
+          <w:rFonts w:ascii="Consolas" w:cs="Consolas" w:eastAsia="Consolas" w:hAnsi="Consolas"/>
+          <w:color w:val="1B2733"/>
+          <w:sz w:val="17"/>
+          <w:szCs w:val="17"/>
+        </w:rPr>
+        <w:t xml:space="preserve">echo "--- TLS 1.3"; docker run --rm --network $NET --entrypoint sh alpine/openssl -c "echo | openssl s_client -connect broker1:9094 -tls1_3 2&gt;&amp;1 | grep 'Cipher is' | head -1"</w:t>
+      </w:r>
+    </w:p>
+    <w:p>
+      <w:pPr>
+        <w:spacing w:after="80"/>
+      </w:pPr>
+    </w:p>
+    <w:p>
+      <w:pPr>
+        <w:spacing w:after="100" w:line="300"/>
+      </w:pPr>
+      <w:r>
+        <w:rPr>
+          <w:rFonts w:ascii="Microsoft JhengHei" w:cs="Microsoft JhengHei" w:eastAsia="Microsoft JhengHei" w:hAnsi="Microsoft JhengHei"/>
+          <w:b/>
+          <w:bCs/>
+          <w:color w:val="B7791F"/>
+          <w:sz w:val="21"/>
+          <w:szCs w:val="21"/>
+        </w:rPr>
+        <w:t xml:space="preserve">預期:</w:t>
+      </w:r>
+      <w:r>
+        <w:rPr>
+          <w:rFonts w:ascii="Microsoft JhengHei" w:cs="Microsoft JhengHei" w:eastAsia="Microsoft JhengHei" w:hAnsi="Microsoft JhengHei"/>
+          <w:sz w:val="21"/>
+          <w:szCs w:val="21"/>
+        </w:rPr>
+        <w:t xml:space="preserve">AES256-GCM 成功(Cipher is ECDHE-RSA-AES256-GCM-SHA384);AES128-SHA(CBC)與 RSA 金鑰交換被拒(alert handshake failure);TLS 1.3 成功。</w:t>
+      </w:r>
+    </w:p>
+    <w:tbl>
+      <w:tblPr>
+        <w:tblW w:type="dxa" w:w="9026"/>
+        <w:tblBorders>
+          <w:top w:val="single" w:color="auto" w:sz="4"/>
+          <w:left w:val="single" w:color="auto" w:sz="4"/>
+          <w:bottom w:val="single" w:color="auto" w:sz="4"/>
+          <w:right w:val="single" w:color="auto" w:sz="4"/>
+          <w:insideH w:val="single" w:color="auto" w:sz="4"/>
+          <w:insideV w:val="single" w:color="auto" w:sz="4"/>
+        </w:tblBorders>
+      </w:tblPr>
+      <w:tblGrid>
+        <w:gridCol w:w="9026"/>
+      </w:tblGrid>
+      <w:tr>
+        <w:tc>
+          <w:tcPr>
+            <w:tcW w:type="dxa" w:w="9026"/>
+            <w:tcBorders>
+              <w:top w:val="single" w:color="D5DEE6" w:sz="4"/>
+              <w:left w:val="single" w:color="B03A2E" w:sz="24"/>
+              <w:bottom w:val="single" w:color="D5DEE6" w:sz="4"/>
+              <w:right w:val="single" w:color="D5DEE6" w:sz="4"/>
+            </w:tcBorders>
+            <w:shd w:fill="FDECEA" w:color="auto" w:val="clear"/>
+            <w:tcMar>
+              <w:top w:type="dxa" w:w="80"/>
+              <w:left w:type="dxa" w:w="140"/>
+              <w:bottom w:type="dxa" w:w="80"/>
+              <w:right w:type="dxa" w:w="140"/>
+            </w:tcMar>
+          </w:tcPr>
+          <w:p>
+            <w:pPr>
+              <w:spacing w:after="0" w:line="288"/>
+            </w:pPr>
+            <w:r>
+              <w:rPr>
+                <w:rFonts w:ascii="Microsoft JhengHei" w:cs="Microsoft JhengHei" w:eastAsia="Microsoft JhengHei" w:hAnsi="Microsoft JhengHei"/>
+                <w:b/>
+                <w:bCs/>
+                <w:color w:val="B03A2E"/>
+                <w:sz w:val="20"/>
+                <w:szCs w:val="20"/>
+              </w:rPr>
+              <w:t xml:space="preserve">注意:</w:t>
+            </w:r>
+            <w:r>
+              <w:rPr>
+                <w:rFonts w:ascii="Microsoft JhengHei" w:cs="Microsoft JhengHei" w:eastAsia="Microsoft JhengHei" w:hAnsi="Microsoft JhengHei"/>
+                <w:sz w:val="20"/>
+                <w:szCs w:val="20"/>
+              </w:rPr>
+              <w:t xml:space="preserve">這只設在 Kafka listener(9094 / 9092)。MDS(Jetty,8091)本來就拒絕 CBC 套件(實測);其他元件(REST Proxy、C3、Prometheus)的套件限定要各自設定,這裡沒有做。</w:t>
+            </w:r>
+          </w:p>
+        </w:tc>
+      </w:tr>
+    </w:tbl>
+    <w:p>
+      <w:pPr>
+        <w:spacing w:after="80"/>
+      </w:pPr>
+    </w:p>
+    <w:p>
+      <w:pPr>
+        <w:pStyle w:val="Heading3"/>
+        <w:keepNext/>
+      </w:pPr>
+      <w:r>
+        <w:rPr>
+          <w:rFonts w:ascii="Microsoft JhengHei" w:cs="Microsoft JhengHei" w:eastAsia="Microsoft JhengHei" w:hAnsi="Microsoft JhengHei"/>
+        </w:rPr>
+        <w:t xml:space="preserve">19.5 限連線:單一來源 IP 最多 2 條</w:t>
+      </w:r>
+    </w:p>
+    <w:p>
+      <w:pPr>
+        <w:spacing w:after="100" w:line="300"/>
+      </w:pPr>
+      <w:r>
+        <w:rPr>
+          <w:rFonts w:ascii="Microsoft JhengHei" w:cs="Microsoft JhengHei" w:eastAsia="Microsoft JhengHei" w:hAnsi="Microsoft JhengHei"/>
+          <w:sz w:val="21"/>
+          <w:szCs w:val="21"/>
+        </w:rPr>
+        <w:t xml:space="preserve">被偷的憑證可能被大量並行連線拿來耗盡 broker 的連線數。max.connections.per.ip 可以動態設定(不必重啟),超過的連線被 broker 直接拒絕。這裡設 2,從同一個來源開 4 條,看 broker 日誌,做完移除。</w:t>
+      </w:r>
+    </w:p>
+    <w:p>
+      <w:pPr>
+        <w:keepNext/>
+        <w:spacing w:after="60" w:before="120"/>
+      </w:pPr>
+      <w:r>
+        <w:rPr>
+          <w:rFonts w:ascii="Microsoft JhengHei" w:cs="Microsoft JhengHei" w:eastAsia="Microsoft JhengHei" w:hAnsi="Microsoft JhengHei"/>
+          <w:b/>
+          <w:bCs/>
+          <w:color w:val="1F7A8C"/>
+          <w:sz w:val="20"/>
+          <w:szCs w:val="20"/>
+        </w:rPr>
+        <w:t xml:space="preserve">手動指令</w:t>
+      </w:r>
+    </w:p>
+    <w:p>
+      <w:pPr>
+        <w:pBdr>
+          <w:top w:val="none" w:color="FFFFFF" w:sz="0"/>
+          <w:left w:val="single" w:color="1F7A8C" w:sz="18" w:space="6"/>
+          <w:bottom w:val="none" w:color="FFFFFF" w:sz="0"/>
+          <w:right w:val="none" w:color="FFFFFF" w:sz="0"/>
+        </w:pBdr>
+        <w:shd w:fill="F1F4F7" w:color="auto" w:val="clear"/>
+        <w:spacing w:after="0" w:line="252"/>
+        <w:ind w:left="140" w:right="60"/>
+      </w:pPr>
+      <w:r>
+        <w:rPr>
+          <w:rFonts w:ascii="Consolas" w:cs="Consolas" w:eastAsia="Consolas" w:hAnsi="Consolas"/>
+          <w:color w:val="1B2733"/>
+          <w:sz w:val="17"/>
+          <w:szCs w:val="17"/>
+        </w:rPr>
+        <w:t xml:space="preserve">kc kafka-configs --bootstrap-server $BOOT --command-config /clients/token-bootstrap.properties --entity-type brokers --entity-default --alter --add-config max.connections.per.ip=2</w:t>
+      </w:r>
+    </w:p>
+    <w:p>
+      <w:pPr>
+        <w:pBdr>
+          <w:top w:val="none" w:color="FFFFFF" w:sz="0"/>
+          <w:left w:val="single" w:color="1F7A8C" w:sz="18" w:space="6"/>
+          <w:bottom w:val="none" w:color="FFFFFF" w:sz="0"/>
+          <w:right w:val="none" w:color="FFFFFF" w:sz="0"/>
+        </w:pBdr>
+        <w:shd w:fill="F1F4F7" w:color="auto" w:val="clear"/>
+        <w:spacing w:after="0" w:line="252"/>
+        <w:ind w:left="140" w:right="60"/>
+      </w:pPr>
+      <w:r>
+        <w:rPr>
+          <w:rFonts w:ascii="Consolas" w:cs="Consolas" w:eastAsia="Consolas" w:hAnsi="Consolas"/>
+          <w:color w:val="1B2733"/>
+          <w:sz w:val="17"/>
+          <w:szCs w:val="17"/>
+        </w:rPr>
+        <w:t xml:space="preserve">sleep 3</w:t>
+      </w:r>
+    </w:p>
+    <w:p>
+      <w:pPr>
+        <w:pBdr>
+          <w:top w:val="none" w:color="FFFFFF" w:sz="0"/>
+          <w:left w:val="single" w:color="1F7A8C" w:sz="18" w:space="6"/>
+          <w:bottom w:val="none" w:color="FFFFFF" w:sz="0"/>
+          <w:right w:val="none" w:color="FFFFFF" w:sz="0"/>
+        </w:pBdr>
+        <w:shd w:fill="F1F4F7" w:color="auto" w:val="clear"/>
+        <w:spacing w:after="0" w:line="252"/>
+        <w:ind w:left="140" w:right="60"/>
+      </w:pPr>
+      <w:r>
+        <w:rPr>
+          <w:rFonts w:ascii="Consolas" w:cs="Consolas" w:eastAsia="Consolas" w:hAnsi="Consolas"/>
+          <w:color w:val="1B2733"/>
+          <w:sz w:val="17"/>
+          <w:szCs w:val="17"/>
+        </w:rPr>
+        <w:t xml:space="preserve">docker run --rm --network $NET --entrypoint sh alpine/openssl -c 'for i in 1 2 3 4; do (openssl s_client -connect broker1:9094 -quiet &lt;/dev/null &gt;/dev/null 2&gt;&amp;1 &amp;); sleep 0.7; done; sleep 3'</w:t>
+      </w:r>
+    </w:p>
+    <w:p>
+      <w:pPr>
+        <w:pBdr>
+          <w:top w:val="none" w:color="FFFFFF" w:sz="0"/>
+          <w:left w:val="single" w:color="1F7A8C" w:sz="18" w:space="6"/>
+          <w:bottom w:val="none" w:color="FFFFFF" w:sz="0"/>
+          <w:right w:val="none" w:color="FFFFFF" w:sz="0"/>
+        </w:pBdr>
+        <w:shd w:fill="F1F4F7" w:color="auto" w:val="clear"/>
+        <w:spacing w:after="0" w:line="252"/>
+        <w:ind w:left="140" w:right="60"/>
+      </w:pPr>
+      <w:r>
+        <w:rPr>
+          <w:rFonts w:ascii="Consolas" w:cs="Consolas" w:eastAsia="Consolas" w:hAnsi="Consolas"/>
+          <w:color w:val="1B2733"/>
+          <w:sz w:val="17"/>
+          <w:szCs w:val="17"/>
+        </w:rPr>
+        <w:t xml:space="preserve">echo "broker1 日誌:被拒絕的連線 $(docker logs broker1 --since 1m 2&gt;&amp;1 | grep -c 'Rejected connection.*maximum of 2') 條"</w:t>
+      </w:r>
+    </w:p>
+    <w:p>
+      <w:pPr>
+        <w:pBdr>
+          <w:top w:val="none" w:color="FFFFFF" w:sz="0"/>
+          <w:left w:val="single" w:color="1F7A8C" w:sz="18" w:space="6"/>
+          <w:bottom w:val="none" w:color="FFFFFF" w:sz="0"/>
+          <w:right w:val="none" w:color="FFFFFF" w:sz="0"/>
+        </w:pBdr>
+        <w:shd w:fill="F1F4F7" w:color="auto" w:val="clear"/>
+        <w:spacing w:after="0" w:line="252"/>
+        <w:ind w:left="140" w:right="60"/>
+      </w:pPr>
+      <w:r>
+        <w:rPr>
+          <w:rFonts w:ascii="Consolas" w:cs="Consolas" w:eastAsia="Consolas" w:hAnsi="Consolas"/>
+          <w:color w:val="1B2733"/>
+          <w:sz w:val="17"/>
+          <w:szCs w:val="17"/>
+        </w:rPr>
+        <w:t xml:space="preserve">kc kafka-configs --bootstrap-server $BOOT --command-config /clients/token-bootstrap.properties --entity-type brokers --entity-default --alter --delete-config max.connections.per.ip</w:t>
+      </w:r>
+    </w:p>
+    <w:p>
+      <w:pPr>
+        <w:spacing w:after="80"/>
+      </w:pPr>
+    </w:p>
+    <w:p>
+      <w:pPr>
+        <w:spacing w:after="100" w:line="300"/>
+      </w:pPr>
+      <w:r>
+        <w:rPr>
+          <w:rFonts w:ascii="Microsoft JhengHei" w:cs="Microsoft JhengHei" w:eastAsia="Microsoft JhengHei" w:hAnsi="Microsoft JhengHei"/>
+          <w:b/>
+          <w:bCs/>
+          <w:color w:val="B7791F"/>
+          <w:sz w:val="21"/>
+          <w:szCs w:val="21"/>
+        </w:rPr>
+        <w:t xml:space="preserve">預期:</w:t>
+      </w:r>
+      <w:r>
+        <w:rPr>
+          <w:rFonts w:ascii="Microsoft JhengHei" w:cs="Microsoft JhengHei" w:eastAsia="Microsoft JhengHei" w:hAnsi="Microsoft JhengHei"/>
+          <w:sz w:val="21"/>
+          <w:szCs w:val="21"/>
+        </w:rPr>
+        <w:t xml:space="preserve">第三、四條連線被拒絕(日誌:Rejected connection … address already has the configured maximum of 2.0 connections);最後移除設定。</w:t>
+      </w:r>
+    </w:p>
+    <w:tbl>
+      <w:tblPr>
+        <w:tblW w:type="dxa" w:w="9026"/>
+        <w:tblBorders>
+          <w:top w:val="single" w:color="auto" w:sz="4"/>
+          <w:left w:val="single" w:color="auto" w:sz="4"/>
+          <w:bottom w:val="single" w:color="auto" w:sz="4"/>
+          <w:right w:val="single" w:color="auto" w:sz="4"/>
+          <w:insideH w:val="single" w:color="auto" w:sz="4"/>
+          <w:insideV w:val="single" w:color="auto" w:sz="4"/>
+        </w:tblBorders>
+      </w:tblPr>
+      <w:tblGrid>
+        <w:gridCol w:w="9026"/>
+      </w:tblGrid>
+      <w:tr>
+        <w:tc>
+          <w:tcPr>
+            <w:tcW w:type="dxa" w:w="9026"/>
+            <w:tcBorders>
+              <w:top w:val="single" w:color="D5DEE6" w:sz="4"/>
+              <w:left w:val="single" w:color="B03A2E" w:sz="24"/>
+              <w:bottom w:val="single" w:color="D5DEE6" w:sz="4"/>
+              <w:right w:val="single" w:color="D5DEE6" w:sz="4"/>
+            </w:tcBorders>
+            <w:shd w:fill="FDECEA" w:color="auto" w:val="clear"/>
+            <w:tcMar>
+              <w:top w:type="dxa" w:w="80"/>
+              <w:left w:type="dxa" w:w="140"/>
+              <w:bottom w:type="dxa" w:w="80"/>
+              <w:right w:type="dxa" w:w="140"/>
+            </w:tcMar>
+          </w:tcPr>
+          <w:p>
+            <w:pPr>
+              <w:spacing w:after="0" w:line="288"/>
+            </w:pPr>
+            <w:r>
+              <w:rPr>
+                <w:rFonts w:ascii="Microsoft JhengHei" w:cs="Microsoft JhengHei" w:eastAsia="Microsoft JhengHei" w:hAnsi="Microsoft JhengHei"/>
+                <w:b/>
+                <w:bCs/>
+                <w:color w:val="B03A2E"/>
+                <w:sz w:val="20"/>
+                <w:szCs w:val="20"/>
+              </w:rPr>
+              <w:t xml:space="preserve">注意:</w:t>
+            </w:r>
+            <w:r>
+              <w:rPr>
+                <w:rFonts w:ascii="Microsoft JhengHei" w:cs="Microsoft JhengHei" w:eastAsia="Microsoft JhengHei" w:hAnsi="Microsoft JhengHei"/>
+                <w:sz w:val="20"/>
+                <w:szCs w:val="20"/>
+              </w:rPr>
+              <w:t xml:space="preserve">kafka-configs 的 --entity-type ips 只接受連線速率配額(connection_creation_rate),不接受 max.connections.per.ip;後者要設在 brokers 層級。正式環境要注意:同一台跳板機、同一個 NAT 後面的所有 client 會共用一個來源 IP,上限不能設得太小。</w:t>
+            </w:r>
+          </w:p>
+        </w:tc>
+      </w:tr>
+    </w:tbl>
+    <w:p>
+      <w:pPr>
+        <w:spacing w:after="80"/>
+      </w:pPr>
+    </w:p>
+    <w:p>
+      <w:pPr>
+        <w:pStyle w:val="Heading3"/>
+        <w:keepNext/>
+      </w:pPr>
+      <w:r>
+        <w:rPr>
+          <w:rFonts w:ascii="Microsoft JhengHei" w:cs="Microsoft JhengHei" w:eastAsia="Microsoft JhengHei" w:hAnsi="Microsoft JhengHei"/>
+        </w:rPr>
+        <w:t xml:space="preserve">19.6 限速:client quota</w:t>
+      </w:r>
+    </w:p>
+    <w:p>
+      <w:pPr>
+        <w:spacing w:after="100" w:line="300"/>
+      </w:pPr>
+      <w:r>
+        <w:rPr>
+          <w:rFonts w:ascii="Microsoft JhengHei" w:cs="Microsoft JhengHei" w:eastAsia="Microsoft JhengHei" w:hAnsi="Microsoft JhengHei"/>
+          <w:sz w:val="21"/>
+          <w:szCs w:val="21"/>
+        </w:rPr>
+        <w:t xml:space="preserve">帳號被偷後,攻擊者能灌多少流量?producer_byte_rate 是以使用者(principal)為單位的上限。腳本用臨時帳號 svc-quota,同一個動作(寫 2500 筆 × 1 KB)先不限速、再套用 100 KB/s 比較吞吐量,做完移除配額、帳號與角色。</w:t>
+      </w:r>
+    </w:p>
+    <w:p>
+      <w:pPr>
+        <w:keepNext/>
+        <w:spacing w:after="60" w:before="120"/>
+      </w:pPr>
+      <w:r>
+        <w:rPr>
+          <w:rFonts w:ascii="Microsoft JhengHei" w:cs="Microsoft JhengHei" w:eastAsia="Microsoft JhengHei" w:hAnsi="Microsoft JhengHei"/>
+          <w:b/>
+          <w:bCs/>
+          <w:color w:val="1F7A8C"/>
+          <w:sz w:val="20"/>
+          <w:szCs w:val="20"/>
+        </w:rPr>
+        <w:t xml:space="preserve">手動指令</w:t>
+      </w:r>
+    </w:p>
+    <w:p>
+      <w:pPr>
+        <w:pBdr>
+          <w:top w:val="none" w:color="FFFFFF" w:sz="0"/>
+          <w:left w:val="single" w:color="1F7A8C" w:sz="18" w:space="6"/>
+          <w:bottom w:val="none" w:color="FFFFFF" w:sz="0"/>
+          <w:right w:val="none" w:color="FFFFFF" w:sz="0"/>
+        </w:pBdr>
+        <w:shd w:fill="F1F4F7" w:color="auto" w:val="clear"/>
+        <w:spacing w:after="0" w:line="252"/>
+        <w:ind w:left="140" w:right="60"/>
+      </w:pPr>
+      <w:r>
+        <w:rPr>
+          <w:rFonts w:ascii="Consolas" w:cs="Consolas" w:eastAsia="Consolas" w:hAnsi="Consolas"/>
+          <w:color w:val="1B2733"/>
+          <w:sz w:val="17"/>
+          <w:szCs w:val="17"/>
+        </w:rPr>
+        <w:t xml:space="preserve">bash scripts/quota-test.sh</w:t>
+      </w:r>
+    </w:p>
+    <w:p>
+      <w:pPr>
+        <w:spacing w:after="80"/>
+      </w:pPr>
+    </w:p>
+    <w:p>
+      <w:pPr>
+        <w:spacing w:after="100" w:line="300"/>
+      </w:pPr>
+      <w:r>
+        <w:rPr>
+          <w:rFonts w:ascii="Microsoft JhengHei" w:cs="Microsoft JhengHei" w:eastAsia="Microsoft JhengHei" w:hAnsi="Microsoft JhengHei"/>
+          <w:b/>
+          <w:bCs/>
+          <w:color w:val="B7791F"/>
+          <w:sz w:val="21"/>
+          <w:szCs w:val="21"/>
+        </w:rPr>
+        <w:t xml:space="preserve">預期:</w:t>
+      </w:r>
+      <w:r>
+        <w:rPr>
+          <w:rFonts w:ascii="Microsoft JhengHei" w:cs="Microsoft JhengHei" w:eastAsia="Microsoft JhengHei" w:hAnsi="Microsoft JhengHei"/>
+          <w:sz w:val="21"/>
+          <w:szCs w:val="21"/>
+        </w:rPr>
+        <w:t xml:space="preserve">不限速約 2000 到 3000 筆/秒;限速後約 160 筆/秒(約 100 KB/s);判定:限速後吞吐量降為原來的 1/N。</w:t>
+      </w:r>
+    </w:p>
+    <w:tbl>
+      <w:tblPr>
+        <w:tblW w:type="dxa" w:w="9026"/>
+        <w:tblBorders>
+          <w:top w:val="single" w:color="auto" w:sz="4"/>
+          <w:left w:val="single" w:color="auto" w:sz="4"/>
+          <w:bottom w:val="single" w:color="auto" w:sz="4"/>
+          <w:right w:val="single" w:color="auto" w:sz="4"/>
+          <w:insideH w:val="single" w:color="auto" w:sz="4"/>
+          <w:insideV w:val="single" w:color="auto" w:sz="4"/>
+        </w:tblBorders>
+      </w:tblPr>
+      <w:tblGrid>
+        <w:gridCol w:w="9026"/>
+      </w:tblGrid>
+      <w:tr>
+        <w:tc>
+          <w:tcPr>
+            <w:tcW w:type="dxa" w:w="9026"/>
+            <w:tcBorders>
+              <w:top w:val="single" w:color="D5DEE6" w:sz="4"/>
+              <w:left w:val="single" w:color="B03A2E" w:sz="24"/>
+              <w:bottom w:val="single" w:color="D5DEE6" w:sz="4"/>
+              <w:right w:val="single" w:color="D5DEE6" w:sz="4"/>
+            </w:tcBorders>
+            <w:shd w:fill="FDECEA" w:color="auto" w:val="clear"/>
+            <w:tcMar>
+              <w:top w:type="dxa" w:w="80"/>
+              <w:left w:type="dxa" w:w="140"/>
+              <w:bottom w:type="dxa" w:w="80"/>
+              <w:right w:type="dxa" w:w="140"/>
+            </w:tcMar>
+          </w:tcPr>
+          <w:p>
+            <w:pPr>
+              <w:spacing w:after="0" w:line="288"/>
+            </w:pPr>
+            <w:r>
+              <w:rPr>
+                <w:rFonts w:ascii="Microsoft JhengHei" w:cs="Microsoft JhengHei" w:eastAsia="Microsoft JhengHei" w:hAnsi="Microsoft JhengHei"/>
+                <w:b/>
+                <w:bCs/>
+                <w:color w:val="B03A2E"/>
+                <w:sz w:val="20"/>
+                <w:szCs w:val="20"/>
+              </w:rPr>
+              <w:t xml:space="preserve">注意:</w:t>
+            </w:r>
+            <w:r>
+              <w:rPr>
+                <w:rFonts w:ascii="Microsoft JhengHei" w:cs="Microsoft JhengHei" w:eastAsia="Microsoft JhengHei" w:hAnsi="Microsoft JhengHei"/>
+                <w:sz w:val="20"/>
+                <w:szCs w:val="20"/>
+              </w:rPr>
+              <w:t xml:space="preserve">配額是以「時間窗」計算,寫入量太小(例如幾百筆)會在窗內用完而看不出效果——實測 400 筆沒被限速,2500 筆才明顯。限速是讓影響變慢、讓告警有時間處理,不是阻止寫入;要阻止仍然是解除角色。</w:t>
+            </w:r>
+          </w:p>
+        </w:tc>
+      </w:tr>
+    </w:tbl>
+    <w:p>
+      <w:pPr>
+        <w:spacing w:after="80"/>
+      </w:pPr>
+    </w:p>
+    <w:p>
+      <w:pPr>
+        <w:pStyle w:val="Heading3"/>
+        <w:keepNext/>
+      </w:pPr>
+      <w:r>
+        <w:rPr>
+          <w:rFonts w:ascii="Microsoft JhengHei" w:cs="Microsoft JhengHei" w:eastAsia="Microsoft JhengHei" w:hAnsi="Microsoft JhengHei"/>
+        </w:rPr>
+        <w:t xml:space="preserve">19.7 鎖定 ①:AD 的帳戶鎖定原則是雙面刃</w:t>
+      </w:r>
+    </w:p>
+    <w:p>
+      <w:pPr>
+        <w:spacing w:after="100" w:line="300"/>
+      </w:pPr>
+      <w:r>
+        <w:rPr>
+          <w:rFonts w:ascii="Microsoft JhengHei" w:cs="Microsoft JhengHei" w:eastAsia="Microsoft JhengHei" w:hAnsi="Microsoft JhengHei"/>
+          <w:sz w:val="21"/>
+          <w:szCs w:val="21"/>
+        </w:rPr>
+        <w:t xml:space="preserve">多數 AD 都有「連續 N 次登入失敗就鎖定」。對一般使用者是好事,但攻擊者可以故意對 GARY 亂試密碼,把管理員鎖在外面(用鎖定當作阻斷服務)。demo 用 OpenLDAP 的 ppolicy 模擬(連續 5 次失敗鎖 60 秒)。同一個 AD 帳號被鎖,MDS、C3、Kafka 的 PLAIN 登入全部失敗;但機器帳號(SCRAM)與緊急路徑(bootstrap 憑證)不經過 AD,不受影響。</w:t>
+      </w:r>
+    </w:p>
+    <w:p>
+      <w:pPr>
+        <w:keepNext/>
+        <w:spacing w:after="60" w:before="120"/>
+      </w:pPr>
+      <w:r>
+        <w:rPr>
+          <w:rFonts w:ascii="Microsoft JhengHei" w:cs="Microsoft JhengHei" w:eastAsia="Microsoft JhengHei" w:hAnsi="Microsoft JhengHei"/>
+          <w:b/>
+          <w:bCs/>
+          <w:color w:val="1F7A8C"/>
+          <w:sz w:val="20"/>
+          <w:szCs w:val="20"/>
+        </w:rPr>
+        <w:t xml:space="preserve">手動指令</w:t>
+      </w:r>
+    </w:p>
+    <w:p>
+      <w:pPr>
+        <w:pBdr>
+          <w:top w:val="none" w:color="FFFFFF" w:sz="0"/>
+          <w:left w:val="single" w:color="1F7A8C" w:sz="18" w:space="6"/>
+          <w:bottom w:val="none" w:color="FFFFFF" w:sz="0"/>
+          <w:right w:val="none" w:color="FFFFFF" w:sz="0"/>
+        </w:pBdr>
+        <w:shd w:fill="F1F4F7" w:color="auto" w:val="clear"/>
+        <w:spacing w:after="0" w:line="252"/>
+        <w:ind w:left="140" w:right="60"/>
+      </w:pPr>
+      <w:r>
+        <w:rPr>
+          <w:rFonts w:ascii="Consolas" w:cs="Consolas" w:eastAsia="Consolas" w:hAnsi="Consolas"/>
+          <w:color w:val="1B2733"/>
+          <w:sz w:val="17"/>
+          <w:szCs w:val="17"/>
+        </w:rPr>
+        <w:t xml:space="preserve">bash scripts/ad-lockout.sh on</w:t>
+      </w:r>
+    </w:p>
+    <w:p>
+      <w:pPr>
+        <w:pBdr>
+          <w:top w:val="none" w:color="FFFFFF" w:sz="0"/>
+          <w:left w:val="single" w:color="1F7A8C" w:sz="18" w:space="6"/>
+          <w:bottom w:val="none" w:color="FFFFFF" w:sz="0"/>
+          <w:right w:val="none" w:color="FFFFFF" w:sz="0"/>
+        </w:pBdr>
+        <w:shd w:fill="F1F4F7" w:color="auto" w:val="clear"/>
+        <w:spacing w:after="0" w:line="252"/>
+        <w:ind w:left="140" w:right="60"/>
+      </w:pPr>
+      <w:r>
+        <w:rPr>
+          <w:rFonts w:ascii="Consolas" w:cs="Consolas" w:eastAsia="Consolas" w:hAnsi="Consolas"/>
+          <w:color w:val="1B2733"/>
+          <w:sz w:val="17"/>
+          <w:szCs w:val="17"/>
+        </w:rPr>
+        <w:t xml:space="preserve">for i in 1 2 3 4 5 6; do hc -o /dev/null -u gary:bad-$i $MDS/security/1.0/authenticate | tail -1; done</w:t>
+      </w:r>
+    </w:p>
+    <w:p>
+      <w:pPr>
+        <w:pBdr>
+          <w:top w:val="none" w:color="FFFFFF" w:sz="0"/>
+          <w:left w:val="single" w:color="1F7A8C" w:sz="18" w:space="6"/>
+          <w:bottom w:val="none" w:color="FFFFFF" w:sz="0"/>
+          <w:right w:val="none" w:color="FFFFFF" w:sz="0"/>
+        </w:pBdr>
+        <w:shd w:fill="F1F4F7" w:color="auto" w:val="clear"/>
+        <w:spacing w:after="0" w:line="252"/>
+        <w:ind w:left="140" w:right="60"/>
+      </w:pPr>
+      <w:r>
+        <w:rPr>
+          <w:rFonts w:ascii="Consolas" w:cs="Consolas" w:eastAsia="Consolas" w:hAnsi="Consolas"/>
+          <w:color w:val="1B2733"/>
+          <w:sz w:val="17"/>
+          <w:szCs w:val="17"/>
+        </w:rPr>
+        <w:t xml:space="preserve">echo "GARY 用對的密碼:"; hc -o /dev/null -u gary:gary-pw $MDS/security/1.0/authenticate | tail -1</w:t>
+      </w:r>
+    </w:p>
+    <w:p>
+      <w:pPr>
+        <w:pBdr>
+          <w:top w:val="none" w:color="FFFFFF" w:sz="0"/>
+          <w:left w:val="single" w:color="1F7A8C" w:sz="18" w:space="6"/>
+          <w:bottom w:val="none" w:color="FFFFFF" w:sz="0"/>
+          <w:right w:val="none" w:color="FFFFFF" w:sz="0"/>
+        </w:pBdr>
+        <w:shd w:fill="F1F4F7" w:color="auto" w:val="clear"/>
+        <w:spacing w:after="0" w:line="252"/>
+        <w:ind w:left="140" w:right="60"/>
+      </w:pPr>
+      <w:r>
+        <w:rPr>
+          <w:rFonts w:ascii="Consolas" w:cs="Consolas" w:eastAsia="Consolas" w:hAnsi="Consolas"/>
+          <w:color w:val="1B2733"/>
+          <w:sz w:val="17"/>
+          <w:szCs w:val="17"/>
+        </w:rPr>
+        <w:t xml:space="preserve">bash scripts/ad-lockout.sh status GARY</w:t>
+      </w:r>
+    </w:p>
+    <w:p>
+      <w:pPr>
+        <w:pBdr>
+          <w:top w:val="none" w:color="FFFFFF" w:sz="0"/>
+          <w:left w:val="single" w:color="1F7A8C" w:sz="18" w:space="6"/>
+          <w:bottom w:val="none" w:color="FFFFFF" w:sz="0"/>
+          <w:right w:val="none" w:color="FFFFFF" w:sz="0"/>
+        </w:pBdr>
+        <w:shd w:fill="F1F4F7" w:color="auto" w:val="clear"/>
+        <w:spacing w:after="0" w:line="252"/>
+        <w:ind w:left="140" w:right="60"/>
+      </w:pPr>
+      <w:r>
+        <w:rPr>
+          <w:rFonts w:ascii="Consolas" w:cs="Consolas" w:eastAsia="Consolas" w:hAnsi="Consolas"/>
+          <w:color w:val="1B2733"/>
+          <w:sz w:val="17"/>
+          <w:szCs w:val="17"/>
+        </w:rPr>
+        <w:t xml:space="preserve">echo "緊急路徑(bootstrap 憑證)列 topic:"; kc kafka-topics --bootstrap-server $BOOT --command-config /clients/token-bootstrap.properties --list 2&gt;&amp;1 | grep -v "^WARNING\|SLF4J" | head -2</w:t>
+      </w:r>
+    </w:p>
+    <w:p>
+      <w:pPr>
+        <w:spacing w:after="80"/>
+      </w:pPr>
+    </w:p>
+    <w:p>
+      <w:pPr>
+        <w:spacing w:after="100" w:line="300"/>
+      </w:pPr>
+      <w:r>
+        <w:rPr>
+          <w:rFonts w:ascii="Microsoft JhengHei" w:cs="Microsoft JhengHei" w:eastAsia="Microsoft JhengHei" w:hAnsi="Microsoft JhengHei"/>
+          <w:b/>
+          <w:bCs/>
+          <w:color w:val="B7791F"/>
+          <w:sz w:val="21"/>
+          <w:szCs w:val="21"/>
+        </w:rPr>
+        <w:t xml:space="preserve">預期:</w:t>
+      </w:r>
+      <w:r>
+        <w:rPr>
+          <w:rFonts w:ascii="Microsoft JhengHei" w:cs="Microsoft JhengHei" w:eastAsia="Microsoft JhengHei" w:hAnsi="Microsoft JhengHei"/>
+          <w:sz w:val="21"/>
+          <w:szCs w:val="21"/>
+        </w:rPr>
+        <w:t xml:space="preserve">6 次錯誤都是 401;用對的密碼也是 401;狀態:GARY 已鎖定,約 60 秒後自動解除;bootstrap 憑證仍能列出 topic。</w:t>
+      </w:r>
+    </w:p>
+    <w:tbl>
+      <w:tblPr>
+        <w:tblW w:type="dxa" w:w="9026"/>
+        <w:tblBorders>
+          <w:top w:val="single" w:color="auto" w:sz="4"/>
+          <w:left w:val="single" w:color="auto" w:sz="4"/>
+          <w:bottom w:val="single" w:color="auto" w:sz="4"/>
+          <w:right w:val="single" w:color="auto" w:sz="4"/>
+          <w:insideH w:val="single" w:color="auto" w:sz="4"/>
+          <w:insideV w:val="single" w:color="auto" w:sz="4"/>
+        </w:tblBorders>
+      </w:tblPr>
+      <w:tblGrid>
+        <w:gridCol w:w="9026"/>
+      </w:tblGrid>
+      <w:tr>
+        <w:tc>
+          <w:tcPr>
+            <w:tcW w:type="dxa" w:w="9026"/>
+            <w:tcBorders>
+              <w:top w:val="single" w:color="D5DEE6" w:sz="4"/>
+              <w:left w:val="single" w:color="B03A2E" w:sz="24"/>
+              <w:bottom w:val="single" w:color="D5DEE6" w:sz="4"/>
+              <w:right w:val="single" w:color="D5DEE6" w:sz="4"/>
+            </w:tcBorders>
+            <w:shd w:fill="FDECEA" w:color="auto" w:val="clear"/>
+            <w:tcMar>
+              <w:top w:type="dxa" w:w="80"/>
+              <w:left w:type="dxa" w:w="140"/>
+              <w:bottom w:type="dxa" w:w="80"/>
+              <w:right w:type="dxa" w:w="140"/>
+            </w:tcMar>
+          </w:tcPr>
+          <w:p>
+            <w:pPr>
+              <w:spacing w:after="0" w:line="288"/>
+            </w:pPr>
+            <w:r>
+              <w:rPr>
+                <w:rFonts w:ascii="Microsoft JhengHei" w:cs="Microsoft JhengHei" w:eastAsia="Microsoft JhengHei" w:hAnsi="Microsoft JhengHei"/>
+                <w:b/>
+                <w:bCs/>
+                <w:color w:val="B03A2E"/>
+                <w:sz w:val="20"/>
+                <w:szCs w:val="20"/>
+              </w:rPr>
+              <w:t xml:space="preserve">注意:</w:t>
+            </w:r>
+            <w:r>
+              <w:rPr>
+                <w:rFonts w:ascii="Microsoft JhengHei" w:cs="Microsoft JhengHei" w:eastAsia="Microsoft JhengHei" w:hAnsi="Microsoft JhengHei"/>
+                <w:sz w:val="20"/>
+                <w:szCs w:val="20"/>
+              </w:rPr>
+              <w:t xml:space="preserve">設計含意:(1) 高權限 AD 帳號最容易被當成鎖定攻擊的目標,要和客戶確認 AD 的鎖定原則(次數、時間、是否由管理員解鎖);(2) 緊急路徑(bootstrap 憑證)要保留,而且要保護好;(3) 在 MDS 前面的 F5 限制每個來源的登入速率,才能不讓攻擊者輕易觸發鎖定。</w:t>
+            </w:r>
+          </w:p>
+        </w:tc>
+      </w:tr>
+    </w:tbl>
+    <w:p>
+      <w:pPr>
+        <w:spacing w:after="80"/>
+      </w:pPr>
+    </w:p>
+    <w:p>
+      <w:pPr>
+        <w:pStyle w:val="Heading3"/>
+        <w:keepNext/>
+      </w:pPr>
+      <w:r>
+        <w:rPr>
+          <w:rFonts w:ascii="Microsoft JhengHei" w:cs="Microsoft JhengHei" w:eastAsia="Microsoft JhengHei" w:hAnsi="Microsoft JhengHei"/>
+        </w:rPr>
+        <w:t xml:space="preserve">19.8 鎖定 ②:解鎖與恢復</w:t>
+      </w:r>
+    </w:p>
+    <w:p>
+      <w:pPr>
+        <w:spacing w:after="100" w:line="300"/>
+      </w:pPr>
+      <w:r>
+        <w:rPr>
+          <w:rFonts w:ascii="Microsoft JhengHei" w:cs="Microsoft JhengHei" w:eastAsia="Microsoft JhengHei" w:hAnsi="Microsoft JhengHei"/>
+          <w:sz w:val="21"/>
+          <w:szCs w:val="21"/>
+        </w:rPr>
+        <w:t xml:space="preserve">兩種恢復方式:管理員解鎖(對應 AD 的「解除鎖定帳戶」),或等鎖定時間過去自動解除。這裡用管理員解鎖,GARY 馬上恢復;最後把鎖定關回去,其他 Lab 不受影響。</w:t>
+      </w:r>
+    </w:p>
+    <w:p>
+      <w:pPr>
+        <w:keepNext/>
+        <w:spacing w:after="60" w:before="120"/>
+      </w:pPr>
+      <w:r>
+        <w:rPr>
+          <w:rFonts w:ascii="Microsoft JhengHei" w:cs="Microsoft JhengHei" w:eastAsia="Microsoft JhengHei" w:hAnsi="Microsoft JhengHei"/>
+          <w:b/>
+          <w:bCs/>
+          <w:color w:val="1F7A8C"/>
+          <w:sz w:val="20"/>
+          <w:szCs w:val="20"/>
+        </w:rPr>
+        <w:t xml:space="preserve">手動指令</w:t>
+      </w:r>
+    </w:p>
+    <w:p>
+      <w:pPr>
+        <w:pBdr>
+          <w:top w:val="none" w:color="FFFFFF" w:sz="0"/>
+          <w:left w:val="single" w:color="1F7A8C" w:sz="18" w:space="6"/>
+          <w:bottom w:val="none" w:color="FFFFFF" w:sz="0"/>
+          <w:right w:val="none" w:color="FFFFFF" w:sz="0"/>
+        </w:pBdr>
+        <w:shd w:fill="F1F4F7" w:color="auto" w:val="clear"/>
+        <w:spacing w:after="0" w:line="252"/>
+        <w:ind w:left="140" w:right="60"/>
+      </w:pPr>
+      <w:r>
+        <w:rPr>
+          <w:rFonts w:ascii="Consolas" w:cs="Consolas" w:eastAsia="Consolas" w:hAnsi="Consolas"/>
+          <w:color w:val="1B2733"/>
+          <w:sz w:val="17"/>
+          <w:szCs w:val="17"/>
+        </w:rPr>
+        <w:t xml:space="preserve">bash scripts/ad-lockout.sh unlock GARY</w:t>
+      </w:r>
+    </w:p>
+    <w:p>
+      <w:pPr>
+        <w:pBdr>
+          <w:top w:val="none" w:color="FFFFFF" w:sz="0"/>
+          <w:left w:val="single" w:color="1F7A8C" w:sz="18" w:space="6"/>
+          <w:bottom w:val="none" w:color="FFFFFF" w:sz="0"/>
+          <w:right w:val="none" w:color="FFFFFF" w:sz="0"/>
+        </w:pBdr>
+        <w:shd w:fill="F1F4F7" w:color="auto" w:val="clear"/>
+        <w:spacing w:after="0" w:line="252"/>
+        <w:ind w:left="140" w:right="60"/>
+      </w:pPr>
+      <w:r>
+        <w:rPr>
+          <w:rFonts w:ascii="Consolas" w:cs="Consolas" w:eastAsia="Consolas" w:hAnsi="Consolas"/>
+          <w:color w:val="1B2733"/>
+          <w:sz w:val="17"/>
+          <w:szCs w:val="17"/>
+        </w:rPr>
+        <w:t xml:space="preserve">echo "GARY 用對的密碼:"; hc -o /dev/null -u gary:gary-pw $MDS/security/1.0/authenticate | tail -1</w:t>
+      </w:r>
+    </w:p>
+    <w:p>
+      <w:pPr>
+        <w:pBdr>
+          <w:top w:val="none" w:color="FFFFFF" w:sz="0"/>
+          <w:left w:val="single" w:color="1F7A8C" w:sz="18" w:space="6"/>
+          <w:bottom w:val="none" w:color="FFFFFF" w:sz="0"/>
+          <w:right w:val="none" w:color="FFFFFF" w:sz="0"/>
+        </w:pBdr>
+        <w:shd w:fill="F1F4F7" w:color="auto" w:val="clear"/>
+        <w:spacing w:after="0" w:line="252"/>
+        <w:ind w:left="140" w:right="60"/>
+      </w:pPr>
+      <w:r>
+        <w:rPr>
+          <w:rFonts w:ascii="Consolas" w:cs="Consolas" w:eastAsia="Consolas" w:hAnsi="Consolas"/>
+          <w:color w:val="1B2733"/>
+          <w:sz w:val="17"/>
+          <w:szCs w:val="17"/>
+        </w:rPr>
+        <w:t xml:space="preserve">bash scripts/ad-lockout.sh off</w:t>
+      </w:r>
+    </w:p>
+    <w:p>
+      <w:pPr>
+        <w:pBdr>
+          <w:top w:val="none" w:color="FFFFFF" w:sz="0"/>
+          <w:left w:val="single" w:color="1F7A8C" w:sz="18" w:space="6"/>
+          <w:bottom w:val="none" w:color="FFFFFF" w:sz="0"/>
+          <w:right w:val="none" w:color="FFFFFF" w:sz="0"/>
+        </w:pBdr>
+        <w:shd w:fill="F1F4F7" w:color="auto" w:val="clear"/>
+        <w:spacing w:after="0" w:line="252"/>
+        <w:ind w:left="140" w:right="60"/>
+      </w:pPr>
+      <w:r>
+        <w:rPr>
+          <w:rFonts w:ascii="Consolas" w:cs="Consolas" w:eastAsia="Consolas" w:hAnsi="Consolas"/>
+          <w:color w:val="1B2733"/>
+          <w:sz w:val="17"/>
+          <w:szCs w:val="17"/>
+        </w:rPr>
+        <w:t xml:space="preserve">bash scripts/ad-lockout.sh status GARY</w:t>
+      </w:r>
+    </w:p>
+    <w:p>
+      <w:pPr>
+        <w:spacing w:after="80"/>
+      </w:pPr>
+    </w:p>
+    <w:p>
+      <w:pPr>
+        <w:spacing w:after="100" w:line="300"/>
+      </w:pPr>
+      <w:r>
+        <w:rPr>
+          <w:rFonts w:ascii="Microsoft JhengHei" w:cs="Microsoft JhengHei" w:eastAsia="Microsoft JhengHei" w:hAnsi="Microsoft JhengHei"/>
+          <w:b/>
+          <w:bCs/>
+          <w:color w:val="B7791F"/>
+          <w:sz w:val="21"/>
+          <w:szCs w:val="21"/>
+        </w:rPr>
+        <w:t xml:space="preserve">預期:</w:t>
+      </w:r>
+      <w:r>
+        <w:rPr>
+          <w:rFonts w:ascii="Microsoft JhengHei" w:cs="Microsoft JhengHei" w:eastAsia="Microsoft JhengHei" w:hAnsi="Microsoft JhengHei"/>
+          <w:sz w:val="21"/>
+          <w:szCs w:val="21"/>
+        </w:rPr>
+        <w:t xml:space="preserve">已解鎖;GARY 用對的密碼 [HTTP 200];鎖定已關閉;GARY 未鎖定。</w:t>
+      </w:r>
+    </w:p>
+    <w:tbl>
+      <w:tblPr>
+        <w:tblW w:type="dxa" w:w="9026"/>
+        <w:tblBorders>
+          <w:top w:val="single" w:color="auto" w:sz="4"/>
+          <w:left w:val="single" w:color="auto" w:sz="4"/>
+          <w:bottom w:val="single" w:color="auto" w:sz="4"/>
+          <w:right w:val="single" w:color="auto" w:sz="4"/>
+          <w:insideH w:val="single" w:color="auto" w:sz="4"/>
+          <w:insideV w:val="single" w:color="auto" w:sz="4"/>
+        </w:tblBorders>
+      </w:tblPr>
+      <w:tblGrid>
+        <w:gridCol w:w="9026"/>
+      </w:tblGrid>
+      <w:tr>
+        <w:tc>
+          <w:tcPr>
+            <w:tcW w:type="dxa" w:w="9026"/>
+            <w:tcBorders>
+              <w:top w:val="single" w:color="DDD3EC" w:sz="4"/>
+              <w:left w:val="single" w:color="6B4FA0" w:sz="30"/>
+              <w:bottom w:val="single" w:color="DDD3EC" w:sz="4"/>
+              <w:right w:val="single" w:color="DDD3EC" w:sz="4"/>
+            </w:tcBorders>
+            <w:shd w:fill="EEF6F1" w:color="auto" w:val="clear"/>
+            <w:tcMar>
+              <w:top w:type="dxa" w:w="100"/>
+              <w:left w:type="dxa" w:w="180"/>
+              <w:bottom w:type="dxa" w:w="100"/>
+              <w:right w:type="dxa" w:w="180"/>
+            </w:tcMar>
+          </w:tcPr>
+          <w:p>
+            <w:pPr>
+              <w:spacing w:after="60"/>
+            </w:pPr>
+            <w:r>
+              <w:rPr>
+                <w:rFonts w:ascii="Microsoft JhengHei" w:cs="Microsoft JhengHei" w:eastAsia="Microsoft JhengHei" w:hAnsi="Microsoft JhengHei"/>
+                <w:b/>
+                <w:bCs/>
+                <w:color w:val="6B4FA0"/>
+                <w:sz w:val="19"/>
+                <w:szCs w:val="19"/>
+              </w:rPr>
+              <w:t xml:space="preserve">小結:Ming 學到了什麼</w:t>
+            </w:r>
+          </w:p>
+          <w:p>
+            <w:pPr>
+              <w:spacing w:after="70" w:line="312"/>
+            </w:pPr>
+            <w:r>
+              <w:rPr>
+                <w:rFonts w:ascii="Microsoft JhengHei" w:cs="Microsoft JhengHei" w:eastAsia="Microsoft JhengHei" w:hAnsi="Microsoft JhengHei"/>
+                <w:color w:val="2B2540"/>
+                <w:sz w:val="21"/>
+                <w:szCs w:val="21"/>
+              </w:rPr>
+              <w:t xml:space="preserve">• 重新認證是第二道防線:停用帳號最慢在設定的間隔內失效;要立刻切斷仍是解除角色。</w:t>
+            </w:r>
+          </w:p>
+          <w:p>
+            <w:pPr>
+              <w:spacing w:after="70" w:line="312"/>
+            </w:pPr>
+            <w:r>
+              <w:rPr>
+                <w:rFonts w:ascii="Microsoft JhengHei" w:cs="Microsoft JhengHei" w:eastAsia="Microsoft JhengHei" w:hAnsi="Microsoft JhengHei"/>
+                <w:color w:val="2B2540"/>
+                <w:sz w:val="21"/>
+                <w:szCs w:val="21"/>
+              </w:rPr>
+              <w:t xml:space="preserve">• 告警看的是失敗次數的突增;telemetry 指標要明確列名並排除 delta 型態,否則整批被 Prometheus 拒收。</w:t>
+            </w:r>
+          </w:p>
+          <w:p>
+            <w:pPr>
+              <w:spacing w:after="70" w:line="312"/>
+            </w:pPr>
+            <w:r>
+              <w:rPr>
+                <w:rFonts w:ascii="Microsoft JhengHei" w:cs="Microsoft JhengHei" w:eastAsia="Microsoft JhengHei" w:hAnsi="Microsoft JhengHei"/>
+                <w:color w:val="2B2540"/>
+                <w:sz w:val="21"/>
+                <w:szCs w:val="21"/>
+              </w:rPr>
+              <w:t xml:space="preserve">• 限速(quota)與連線上限讓影響變慢、讓告警有時間處理,不是阻止。</w:t>
+            </w:r>
+          </w:p>
+          <w:p>
+            <w:pPr>
+              <w:spacing w:after="70" w:line="312"/>
+            </w:pPr>
+            <w:r>
+              <w:rPr>
+                <w:rFonts w:ascii="Microsoft JhengHei" w:cs="Microsoft JhengHei" w:eastAsia="Microsoft JhengHei" w:hAnsi="Microsoft JhengHei"/>
+                <w:color w:val="2B2540"/>
+                <w:sz w:val="21"/>
+                <w:szCs w:val="21"/>
+              </w:rPr>
+              <w:t xml:space="preserve">• AD 鎖定原則是雙面刃;緊急路徑(bootstrap 憑證)不經 AD,要保留並保護。</w:t>
+            </w:r>
+          </w:p>
+        </w:tc>
+      </w:tr>
+    </w:tbl>
+    <w:p>
+      <w:pPr>
+        <w:spacing w:after="100"/>
+      </w:pPr>
+    </w:p>
+    <w:p>
+      <w:pPr>
         <w:pStyle w:val="Heading1"/>
         <w:pageBreakBefore/>
       </w:pPr>
@@ -44676,7 +47043,7 @@
                 <w:sz w:val="18"/>
                 <w:szCs w:val="18"/>
               </w:rPr>
-              <w:t xml:space="preserve">傳輸加密的剩餘題目</w:t>
+              <w:t xml:space="preserve">帳號被偷之後(Lab 19)</w:t>
             </w:r>
           </w:p>
         </w:tc>
@@ -44710,7 +47077,7 @@
                 <w:sz w:val="18"/>
                 <w:szCs w:val="18"/>
               </w:rPr>
-              <w:t xml:space="preserve">demo 已做 LDAPS、監控 HTTPS + Basic、C3 HTTPS(Lab 17);未驗證:真實 AD 的 LDAPS 憑證鏈(中繼 CA 要放進信任庫)、Alertmanager 的 mTLS、由 F5 終止 C3 的 TLS 時的行為。</w:t>
+              <w:t xml:space="preserve">demo 已做:60 秒重新認證、認證失敗告警、TLS 套件限定、連線數上限、client quota、AD 鎖定雙面刃;未驗證:真實 AD 的鎖定原則與 F5 的登入速率限制、各元件(REST Proxy、C3)的 TLS 套件限定、重新認證間隔對大量 client 的負載。</w:t>
             </w:r>
           </w:p>
         </w:tc>
@@ -44750,7 +47117,7 @@
                 <w:sz w:val="18"/>
                 <w:szCs w:val="18"/>
               </w:rPr>
-              <w:t xml:space="preserve">負載平衡器</w:t>
+              <w:t xml:space="preserve">傳輸加密的剩餘題目</w:t>
             </w:r>
           </w:p>
         </w:tc>
@@ -44784,7 +47151,7 @@
                 <w:sz w:val="18"/>
                 <w:szCs w:val="18"/>
               </w:rPr>
-              <w:t xml:space="preserve">客戶使用 F5:legacy app 前面的 LB 必須是 L4 透傳;sticky session 與 F5 的 TLS session 行為待客戶確認。</w:t>
+              <w:t xml:space="preserve">demo 已做 LDAPS、監控 HTTPS + Basic、C3 HTTPS(Lab 17);未驗證:真實 AD 的 LDAPS 憑證鏈(中繼 CA 要放進信任庫)、Alertmanager 的 mTLS、由 F5 終止 C3 的 TLS 時的行為。</w:t>
             </w:r>
           </w:p>
         </w:tc>
@@ -44824,7 +47191,7 @@
                 <w:sz w:val="18"/>
                 <w:szCs w:val="18"/>
               </w:rPr>
-              <w:t xml:space="preserve">憑證設計</w:t>
+              <w:t xml:space="preserve">負載平衡器</w:t>
             </w:r>
           </w:p>
         </w:tc>
@@ -44858,7 +47225,7 @@
                 <w:sz w:val="18"/>
                 <w:szCs w:val="18"/>
               </w:rPr>
-              <w:t xml:space="preserve">以客戶前提為準:共用一張 server 憑證,只做傳輸加密;身分另外處理(平台元件與 legacy app 各用 client 憑證)。Kafka 專家建議每台一張,僅供參考,不採用。</w:t>
+              <w:t xml:space="preserve">客戶使用 F5:legacy app 前面的 LB 必須是 L4 透傳;sticky session 與 F5 的 TLS session 行為待客戶確認。</w:t>
             </w:r>
           </w:p>
         </w:tc>
@@ -44898,7 +47265,7 @@
                 <w:sz w:val="18"/>
                 <w:szCs w:val="18"/>
               </w:rPr>
-              <w:t xml:space="preserve">變更核准</w:t>
+              <w:t xml:space="preserve">憑證設計</w:t>
             </w:r>
           </w:p>
         </w:tc>
@@ -44932,7 +47299,7 @@
                 <w:sz w:val="18"/>
                 <w:szCs w:val="18"/>
               </w:rPr>
-              <w:t xml:space="preserve">OP menu 的 ticket 檢查是可開關、可抽換的,等客戶決定核准方式。</w:t>
+              <w:t xml:space="preserve">以客戶前提為準:共用一張 server 憑證,只做傳輸加密;身分另外處理(平台元件與 legacy app 各用 client 憑證)。Kafka 專家建議每台一張,僅供參考,不採用。</w:t>
             </w:r>
           </w:p>
         </w:tc>
@@ -44972,7 +47339,7 @@
                 <w:sz w:val="18"/>
                 <w:szCs w:val="18"/>
               </w:rPr>
-              <w:t xml:space="preserve">CyberArk 的 PAM 側</w:t>
+              <w:t xml:space="preserve">變更核准</w:t>
             </w:r>
           </w:p>
         </w:tc>
@@ -44986,6 +47353,80 @@
               <w:right w:val="single" w:color="C9D3DC" w:sz="4"/>
             </w:tcBorders>
             <w:shd w:fill="FFFFFF" w:color="auto" w:val="clear"/>
+            <w:tcMar>
+              <w:top w:type="dxa" w:w="60"/>
+              <w:left w:type="dxa" w:w="100"/>
+              <w:bottom w:type="dxa" w:w="60"/>
+              <w:right w:type="dxa" w:w="100"/>
+            </w:tcMar>
+          </w:tcPr>
+          <w:p>
+            <w:pPr>
+              <w:spacing w:after="0" w:line="276"/>
+            </w:pPr>
+            <w:r>
+              <w:rPr>
+                <w:rFonts w:ascii="Microsoft JhengHei" w:cs="Microsoft JhengHei" w:eastAsia="Microsoft JhengHei" w:hAnsi="Microsoft JhengHei"/>
+                <w:b w:val="false"/>
+                <w:bCs w:val="false"/>
+                <w:color w:val="22313F"/>
+                <w:sz w:val="18"/>
+                <w:szCs w:val="18"/>
+              </w:rPr>
+              <w:t xml:space="preserve">OP menu 的 ticket 檢查是可開關、可抽換的,等客戶決定核准方式。</w:t>
+            </w:r>
+          </w:p>
+        </w:tc>
+      </w:tr>
+      <w:tr>
+        <w:trPr>
+          <w:cantSplit/>
+          <w:tblHeader w:val="off"/>
+        </w:trPr>
+        <w:tc>
+          <w:tcPr>
+            <w:tcW w:type="dxa" w:w="2600"/>
+            <w:tcBorders>
+              <w:top w:val="single" w:color="C9D3DC" w:sz="4"/>
+              <w:left w:val="single" w:color="C9D3DC" w:sz="4"/>
+              <w:bottom w:val="single" w:color="C9D3DC" w:sz="4"/>
+              <w:right w:val="single" w:color="C9D3DC" w:sz="4"/>
+            </w:tcBorders>
+            <w:shd w:fill="F1F5F8" w:color="auto" w:val="clear"/>
+            <w:tcMar>
+              <w:top w:type="dxa" w:w="60"/>
+              <w:left w:type="dxa" w:w="100"/>
+              <w:bottom w:type="dxa" w:w="60"/>
+              <w:right w:type="dxa" w:w="100"/>
+            </w:tcMar>
+          </w:tcPr>
+          <w:p>
+            <w:pPr>
+              <w:spacing w:after="0" w:line="276"/>
+            </w:pPr>
+            <w:r>
+              <w:rPr>
+                <w:rFonts w:ascii="Microsoft JhengHei" w:cs="Microsoft JhengHei" w:eastAsia="Microsoft JhengHei" w:hAnsi="Microsoft JhengHei"/>
+                <w:b w:val="false"/>
+                <w:bCs w:val="false"/>
+                <w:color w:val="22313F"/>
+                <w:sz w:val="18"/>
+                <w:szCs w:val="18"/>
+              </w:rPr>
+              <w:t xml:space="preserve">CyberArk 的 PAM 側</w:t>
+            </w:r>
+          </w:p>
+        </w:tc>
+        <w:tc>
+          <w:tcPr>
+            <w:tcW w:type="dxa" w:w="6426"/>
+            <w:tcBorders>
+              <w:top w:val="single" w:color="C9D3DC" w:sz="4"/>
+              <w:left w:val="single" w:color="C9D3DC" w:sz="4"/>
+              <w:bottom w:val="single" w:color="C9D3DC" w:sz="4"/>
+              <w:right w:val="single" w:color="C9D3DC" w:sz="4"/>
+            </w:tcBorders>
+            <w:shd w:fill="F1F5F8" w:color="auto" w:val="clear"/>
             <w:tcMar>
               <w:top w:type="dxa" w:w="60"/>
               <w:left w:type="dxa" w:w="100"/>

--- a/Confluent-Security-Lab-Story-Guide-v2-精簡版.docx
+++ b/Confluent-Security-Lab-Story-Guide-v2-精簡版.docx
@@ -551,7 +551,7 @@
                 <w:sz w:val="19"/>
                 <w:szCs w:val="19"/>
               </w:rPr>
-              <w:t xml:space="preserve">本版以故事串起來,並新增 Lab 15(人員異動)、Lab 16(OP menu)、Lab 17(傳輸加密補強)、Lab 18(CyberArk 整合)與 Lab 19(帳號被偷之後);舊版 Confluent-Security-Lab-Guide.docx 保留</w:t>
+              <w:t xml:space="preserve">本版以故事串起來,並新增 Lab 15(人員異動)、Lab 16(OP menu)、Lab 17(傳輸加密補強)、Lab 18(CyberArk 整合)、Lab 19(帳號被偷之後)與 Lab 20(Schema Registry 與欄位級加密);舊版 Confluent-Security-Lab-Guide.docx 保留</w:t>
             </w:r>
           </w:p>
         </w:tc>
@@ -2790,6 +2790,114 @@
                 <w:szCs w:val="17"/>
               </w:rPr>
               <w:t xml:space="preserve">Lab 18(CyberArk 整合;第一次跑 Lab 18 時才下載)</w:t>
+            </w:r>
+          </w:p>
+        </w:tc>
+      </w:tr>
+      <w:tr>
+        <w:trPr>
+          <w:cantSplit/>
+          <w:tblHeader w:val="off"/>
+        </w:trPr>
+        <w:tc>
+          <w:tcPr>
+            <w:tcW w:type="dxa" w:w="4200"/>
+            <w:tcBorders>
+              <w:top w:val="single" w:color="C9D3DC" w:sz="4"/>
+              <w:left w:val="single" w:color="C9D3DC" w:sz="4"/>
+              <w:bottom w:val="single" w:color="C9D3DC" w:sz="4"/>
+              <w:right w:val="single" w:color="C9D3DC" w:sz="4"/>
+            </w:tcBorders>
+            <w:shd w:fill="FFFFFF" w:color="auto" w:val="clear"/>
+            <w:tcMar>
+              <w:top w:type="dxa" w:w="60"/>
+              <w:left w:type="dxa" w:w="100"/>
+              <w:bottom w:type="dxa" w:w="60"/>
+              <w:right w:type="dxa" w:w="100"/>
+            </w:tcMar>
+          </w:tcPr>
+          <w:p>
+            <w:pPr>
+              <w:spacing w:after="0" w:line="276"/>
+            </w:pPr>
+            <w:r>
+              <w:rPr>
+                <w:rFonts w:ascii="Microsoft JhengHei" w:cs="Microsoft JhengHei" w:eastAsia="Microsoft JhengHei" w:hAnsi="Microsoft JhengHei"/>
+                <w:b w:val="false"/>
+                <w:bCs w:val="false"/>
+                <w:color w:val="22313F"/>
+                <w:sz w:val="17"/>
+                <w:szCs w:val="17"/>
+              </w:rPr>
+              <w:t xml:space="preserve">confluentinc/cp-schema-registry:8.3.2</w:t>
+            </w:r>
+          </w:p>
+        </w:tc>
+        <w:tc>
+          <w:tcPr>
+            <w:tcW w:type="dxa" w:w="1500"/>
+            <w:tcBorders>
+              <w:top w:val="single" w:color="C9D3DC" w:sz="4"/>
+              <w:left w:val="single" w:color="C9D3DC" w:sz="4"/>
+              <w:bottom w:val="single" w:color="C9D3DC" w:sz="4"/>
+              <w:right w:val="single" w:color="C9D3DC" w:sz="4"/>
+            </w:tcBorders>
+            <w:shd w:fill="FFFFFF" w:color="auto" w:val="clear"/>
+            <w:tcMar>
+              <w:top w:type="dxa" w:w="60"/>
+              <w:left w:type="dxa" w:w="100"/>
+              <w:bottom w:type="dxa" w:w="60"/>
+              <w:right w:type="dxa" w:w="100"/>
+            </w:tcMar>
+          </w:tcPr>
+          <w:p>
+            <w:pPr>
+              <w:spacing w:after="0" w:line="276"/>
+            </w:pPr>
+            <w:r>
+              <w:rPr>
+                <w:rFonts w:ascii="Microsoft JhengHei" w:cs="Microsoft JhengHei" w:eastAsia="Microsoft JhengHei" w:hAnsi="Microsoft JhengHei"/>
+                <w:b w:val="false"/>
+                <w:bCs w:val="false"/>
+                <w:color w:val="22313F"/>
+                <w:sz w:val="17"/>
+                <w:szCs w:val="17"/>
+              </w:rPr>
+              <w:t xml:space="preserve">1.5 GB</w:t>
+            </w:r>
+          </w:p>
+        </w:tc>
+        <w:tc>
+          <w:tcPr>
+            <w:tcW w:type="dxa" w:w="3326"/>
+            <w:tcBorders>
+              <w:top w:val="single" w:color="C9D3DC" w:sz="4"/>
+              <w:left w:val="single" w:color="C9D3DC" w:sz="4"/>
+              <w:bottom w:val="single" w:color="C9D3DC" w:sz="4"/>
+              <w:right w:val="single" w:color="C9D3DC" w:sz="4"/>
+            </w:tcBorders>
+            <w:shd w:fill="FFFFFF" w:color="auto" w:val="clear"/>
+            <w:tcMar>
+              <w:top w:type="dxa" w:w="60"/>
+              <w:left w:type="dxa" w:w="100"/>
+              <w:bottom w:type="dxa" w:w="60"/>
+              <w:right w:type="dxa" w:w="100"/>
+            </w:tcMar>
+          </w:tcPr>
+          <w:p>
+            <w:pPr>
+              <w:spacing w:after="0" w:line="276"/>
+            </w:pPr>
+            <w:r>
+              <w:rPr>
+                <w:rFonts w:ascii="Microsoft JhengHei" w:cs="Microsoft JhengHei" w:eastAsia="Microsoft JhengHei" w:hAnsi="Microsoft JhengHei"/>
+                <w:b w:val="false"/>
+                <w:bCs w:val="false"/>
+                <w:color w:val="22313F"/>
+                <w:sz w:val="17"/>
+                <w:szCs w:val="17"/>
+              </w:rPr>
+              <w:t xml:space="preserve">Lab 20(Schema Registry;第一次跑 Lab 20 時才下載)</w:t>
             </w:r>
           </w:p>
         </w:tc>
@@ -6756,7 +6864,7 @@
                 <w:sz w:val="18"/>
                 <w:szCs w:val="18"/>
               </w:rPr>
-              <w:t xml:space="preserve">異動、日常維運、傳輸加密、CyberArk 與帳號被偷</w:t>
+              <w:t xml:space="preserve">異動、日常維運、傳輸加密、CyberArk、帳號被偷與 Schema Registry</w:t>
             </w:r>
           </w:p>
         </w:tc>
@@ -6790,7 +6898,7 @@
                 <w:sz w:val="18"/>
                 <w:szCs w:val="18"/>
               </w:rPr>
-              <w:t xml:space="preserve">Lab 15、Lab 16、Lab 17、Lab 18、Lab 19</w:t>
+              <w:t xml:space="preserve">Lab 15、Lab 16、Lab 17、Lab 18、Lab 19、Lab 20</w:t>
             </w:r>
           </w:p>
         </w:tc>
@@ -9443,7 +9551,7 @@
           <w:sz w:val="21"/>
           <w:szCs w:val="21"/>
         </w:rPr>
-        <w:t xml:space="preserve">驗證方式:本手冊的每一條「手動指令」2026-10-09 驗證:第 1 到 19 章的整章腳本在含新設定(SASL 重新認證 60 秒、TLS 套件限定、認證失敗指標)的環境重跑,0 失敗;第 18、19 章共 30 步的手動指令這次重新實跑並判定,0 不符合,手冊顯示的輸出就是該步指令實跑的結果(labguide/manual-out/);第 1 到 17 章的 118 步手動指令為上一輪(2026-10-08)實跑 0 不符合的結果,本次未逐步重跑。有介面操作的步驟以等效 API/CLI 驗證,截圖來自 Playwright 自動化。</w:t>
+        <w:t xml:space="preserve">驗證方式:本手冊的每一條「手動指令」2026-10-09 驗證:從零重建後,第 1 到 20 章的整章腳本 0 失敗(第 15、16 章另跑,0 失敗;第 16 章在原本那次跑時 broker 重啟失敗一次,屬已知未解問題,見 RUNBOOK 第 19 章);第 18、19、20 章共 35 步的手動指令這次重新實跑並判定,0 不符合,手冊顯示的輸出就是該步指令實跑的結果(labguide/manual-out/);第 1 到 17 章的 118 步手動指令為上一輪(2026-10-08)實跑 0 不符合的結果,本次未逐步重跑。第 20 章的欄位級加密(CSFLE)需要企業版加購授權,加密與解密在這個環境未驗證。有介面操作的步驟以等效 API/CLI 驗證,截圖來自 Playwright 自動化。</w:t>
       </w:r>
     </w:p>
     <w:p>
@@ -34368,7 +34476,7 @@
         <w:rPr>
           <w:rFonts w:ascii="Microsoft JhengHei" w:cs="Microsoft JhengHei" w:eastAsia="Microsoft JhengHei" w:hAnsi="Microsoft JhengHei"/>
         </w:rPr>
-        <w:t xml:space="preserve">第三週:異動、日常維運、傳輸加密、CyberArk 與帳號被偷</w:t>
+        <w:t xml:space="preserve">第三週:異動、日常維運、傳輸加密、CyberArk、帳號被偷與 Schema Registry</w:t>
       </w:r>
     </w:p>
     <w:tbl>
@@ -46675,6 +46783,1833 @@
     </w:p>
     <w:p>
       <w:pPr>
+        <w:pStyle w:val="Heading2"/>
+        <w:pageBreakBefore/>
+      </w:pPr>
+      <w:r>
+        <w:rPr>
+          <w:rFonts w:ascii="Microsoft JhengHei" w:cs="Microsoft JhengHei" w:eastAsia="Microsoft JhengHei" w:hAnsi="Microsoft JhengHei"/>
+        </w:rPr>
+        <w:t xml:space="preserve">Lab 20  (進階)Schema Registry 與欄位級加密(CSFLE):同一套授權,與授權限制</w:t>
+      </w:r>
+    </w:p>
+    <w:p>
+      <w:pPr>
+        <w:keepNext/>
+        <w:pBdr>
+          <w:top w:val="single" w:color="C9D3DC" w:sz="4" w:space="4"/>
+          <w:left w:val="single" w:color="C9D3DC" w:sz="4" w:space="4"/>
+          <w:bottom w:val="single" w:color="C9D3DC" w:sz="4" w:space="4"/>
+          <w:right w:val="single" w:color="C9D3DC" w:sz="4" w:space="4"/>
+        </w:pBdr>
+        <w:spacing w:after="40" w:before="80"/>
+        <w:jc w:val="center"/>
+      </w:pPr>
+      <w:r>
+        <w:drawing>
+          <wp:inline distT="0" distB="0" distL="0" distR="0">
+            <wp:extent cx="5619750" cy="1866900"/>
+            <wp:effectExtent t="0" r="0" b="0" l="0"/>
+            <wp:docPr id="21" name="labmap-20.png" descr="Lab 20 地圖:這堂要證明的事、動到的元件(打亮)、走的路與結果(✔ 允許 / ✘ 拒絕)" title="Lab 20 地圖:這堂要證明的事、動到的元件(打亮)、走的路與結果(✔ 允許 / ✘ 拒絕)"/>
+            <wp:cNvGraphicFramePr>
+              <a:graphicFrameLocks xmlns:a="http://schemas.openxmlformats.org/drawingml/2006/main" noChangeAspect="1"/>
+            </wp:cNvGraphicFramePr>
+            <a:graphic xmlns:a="http://schemas.openxmlformats.org/drawingml/2006/main">
+              <a:graphicData uri="http://schemas.openxmlformats.org/drawingml/2006/picture">
+                <pic:pic xmlns:pic="http://schemas.openxmlformats.org/drawingml/2006/picture">
+                  <pic:nvPicPr>
+                    <pic:cNvPr id="0" name="" descr=""/>
+                    <pic:cNvPicPr>
+                      <a:picLocks noChangeAspect="1" noChangeArrowheads="1"/>
+                    </pic:cNvPicPr>
+                  </pic:nvPicPr>
+                  <pic:blipFill>
+                    <a:blip r:embed="rId29" cstate="none"/>
+                    <a:srcRect/>
+                    <a:stretch>
+                      <a:fillRect/>
+                    </a:stretch>
+                  </pic:blipFill>
+                  <pic:spPr bwMode="auto">
+                    <a:xfrm>
+                      <a:off x="0" y="0"/>
+                      <a:ext cx="5619750" cy="1866900"/>
+                    </a:xfrm>
+                    <a:prstGeom prst="rect">
+                      <a:avLst/>
+                    </a:prstGeom>
+                  </pic:spPr>
+                </pic:pic>
+              </a:graphicData>
+            </a:graphic>
+          </wp:inline>
+        </w:drawing>
+      </w:r>
+    </w:p>
+    <w:p>
+      <w:pPr>
+        <w:spacing w:after="140"/>
+        <w:jc w:val="center"/>
+      </w:pPr>
+      <w:r>
+        <w:rPr>
+          <w:rFonts w:ascii="Microsoft JhengHei" w:cs="Microsoft JhengHei" w:eastAsia="Microsoft JhengHei" w:hAnsi="Microsoft JhengHei"/>
+          <w:i/>
+          <w:iCs/>
+          <w:color w:val="5B6B7A"/>
+          <w:sz w:val="18"/>
+          <w:szCs w:val="18"/>
+        </w:rPr>
+        <w:t xml:space="preserve">▲ Lab 20 地圖:這堂要證明的事、動到的元件(打亮)、走的路與結果(✔ 允許 / ✘ 拒絕)</w:t>
+      </w:r>
+    </w:p>
+    <w:tbl>
+      <w:tblPr>
+        <w:tblW w:type="dxa" w:w="9026"/>
+        <w:tblBorders>
+          <w:top w:val="single" w:color="auto" w:sz="4"/>
+          <w:left w:val="single" w:color="auto" w:sz="4"/>
+          <w:bottom w:val="single" w:color="auto" w:sz="4"/>
+          <w:right w:val="single" w:color="auto" w:sz="4"/>
+          <w:insideH w:val="single" w:color="auto" w:sz="4"/>
+          <w:insideV w:val="single" w:color="auto" w:sz="4"/>
+        </w:tblBorders>
+      </w:tblPr>
+      <w:tblGrid>
+        <w:gridCol w:w="9026"/>
+      </w:tblGrid>
+      <w:tr>
+        <w:tc>
+          <w:tcPr>
+            <w:tcW w:type="dxa" w:w="9026"/>
+            <w:tcBorders>
+              <w:top w:val="single" w:color="DDD3EC" w:sz="4"/>
+              <w:left w:val="single" w:color="6B4FA0" w:sz="30"/>
+              <w:bottom w:val="single" w:color="DDD3EC" w:sz="4"/>
+              <w:right w:val="single" w:color="DDD3EC" w:sz="4"/>
+            </w:tcBorders>
+            <w:shd w:fill="F4F0FA" w:color="auto" w:val="clear"/>
+            <w:tcMar>
+              <w:top w:type="dxa" w:w="100"/>
+              <w:left w:type="dxa" w:w="180"/>
+              <w:bottom w:type="dxa" w:w="100"/>
+              <w:right w:type="dxa" w:w="180"/>
+            </w:tcMar>
+          </w:tcPr>
+          <w:p>
+            <w:pPr>
+              <w:spacing w:after="60"/>
+            </w:pPr>
+            <w:r>
+              <w:rPr>
+                <w:rFonts w:ascii="Microsoft JhengHei" w:cs="Microsoft JhengHei" w:eastAsia="Microsoft JhengHei" w:hAnsi="Microsoft JhengHei"/>
+                <w:b/>
+                <w:bCs/>
+                <w:color w:val="6B4FA0"/>
+                <w:sz w:val="19"/>
+                <w:szCs w:val="19"/>
+              </w:rPr>
+              <w:t xml:space="preserve">情境</w:t>
+            </w:r>
+          </w:p>
+          <w:p>
+            <w:pPr>
+              <w:spacing w:after="70" w:line="312"/>
+            </w:pPr>
+            <w:r>
+              <w:rPr>
+                <w:rFonts w:ascii="Microsoft JhengHei" w:cs="Microsoft JhengHei" w:eastAsia="Microsoft JhengHei" w:hAnsi="Microsoft JhengHei"/>
+                <w:color w:val="2B2540"/>
+                <w:sz w:val="21"/>
+                <w:szCs w:val="21"/>
+              </w:rPr>
+              <w:t xml:space="preserve">開發團隊問:「我們的 schema 放哪?卡號欄位能不能加密?」Gary 看了 Schema Registry,第一個問題是:它也要納入同一套授權,不能變成另一個沒人管的入口。</w:t>
+            </w:r>
+          </w:p>
+          <w:p>
+            <w:pPr>
+              <w:spacing w:after="70" w:line="312"/>
+            </w:pPr>
+            <w:r>
+              <w:rPr>
+                <w:rFonts w:ascii="Microsoft JhengHei" w:cs="Microsoft JhengHei" w:eastAsia="Microsoft JhengHei" w:hAnsi="Microsoft JhengHei"/>
+                <w:color w:val="2B2540"/>
+                <w:sz w:val="21"/>
+                <w:szCs w:val="21"/>
+              </w:rPr>
+              <w:t xml:space="preserve">Ming 把 Schema Registry 接上 MDS:不帶帳密 401;yujie 能註冊 orders. 的 schema,註冊 payments. 的被拒;加密金鑰(KEK)只有 security 群組能建,yujie 只能讀,ming 什麼 role 都沒有就連讀都不行。</w:t>
+            </w:r>
+          </w:p>
+          <w:p>
+            <w:pPr>
+              <w:spacing w:after="70" w:line="312"/>
+            </w:pPr>
+            <w:r>
+              <w:rPr>
+                <w:rFonts w:ascii="Microsoft JhengHei" w:cs="Microsoft JhengHei" w:eastAsia="Microsoft JhengHei" w:hAnsi="Microsoft JhengHei"/>
+                <w:color w:val="2B2540"/>
+                <w:sz w:val="21"/>
+                <w:szCs w:val="21"/>
+              </w:rPr>
+              <w:t xml:space="preserve">輪到欄位加密時,他碰到牆:註冊帶加密規則的 schema 回 402,要企業版再加購 CSFLE 授權。他沒有假裝做完——把「沒驗證」和原因寫進報告,也記下一個危險的失敗模式:Schema Registry 若沒開規則 extension,規則會被默默丟掉,producer 不報錯,卡號卻以明文寫進 topic。</w:t>
+            </w:r>
+          </w:p>
+        </w:tc>
+      </w:tr>
+    </w:tbl>
+    <w:p>
+      <w:pPr>
+        <w:spacing w:after="100"/>
+      </w:pPr>
+    </w:p>
+    <w:p>
+      <w:pPr>
+        <w:keepNext/>
+        <w:spacing w:after="60" w:before="120"/>
+      </w:pPr>
+      <w:r>
+        <w:rPr>
+          <w:rFonts w:ascii="Microsoft JhengHei" w:cs="Microsoft JhengHei" w:eastAsia="Microsoft JhengHei" w:hAnsi="Microsoft JhengHei"/>
+          <w:b/>
+          <w:bCs/>
+          <w:color w:val="6B4FA0"/>
+          <w:sz w:val="20"/>
+          <w:szCs w:val="20"/>
+        </w:rPr>
+        <w:t xml:space="preserve">Ming 的任務(做完請自己對照)</w:t>
+      </w:r>
+    </w:p>
+    <w:p>
+      <w:pPr>
+        <w:spacing w:after="100" w:line="300"/>
+        <w:ind w:left="360"/>
+      </w:pPr>
+      <w:r>
+        <w:rPr>
+          <w:rFonts w:ascii="Microsoft JhengHei" w:cs="Microsoft JhengHei" w:eastAsia="Microsoft JhengHei" w:hAnsi="Microsoft JhengHei"/>
+          <w:b/>
+          <w:bCs/>
+          <w:color w:val="6B4FA0"/>
+          <w:sz w:val="21"/>
+          <w:szCs w:val="21"/>
+        </w:rPr>
+        <w:t xml:space="preserve">☐  </w:t>
+      </w:r>
+      <w:r>
+        <w:rPr>
+          <w:rFonts w:ascii="Microsoft JhengHei" w:cs="Microsoft JhengHei" w:eastAsia="Microsoft JhengHei" w:hAnsi="Microsoft JhengHei"/>
+          <w:sz w:val="21"/>
+          <w:szCs w:val="21"/>
+        </w:rPr>
+        <w:t xml:space="preserve">讓 Schema Registry 用同一套 AD 群組授權。</w:t>
+      </w:r>
+    </w:p>
+    <w:p>
+      <w:pPr>
+        <w:spacing w:after="100" w:line="300"/>
+        <w:ind w:left="360"/>
+      </w:pPr>
+      <w:r>
+        <w:rPr>
+          <w:rFonts w:ascii="Microsoft JhengHei" w:cs="Microsoft JhengHei" w:eastAsia="Microsoft JhengHei" w:hAnsi="Microsoft JhengHei"/>
+          <w:b/>
+          <w:bCs/>
+          <w:color w:val="6B4FA0"/>
+          <w:sz w:val="21"/>
+          <w:szCs w:val="21"/>
+        </w:rPr>
+        <w:t xml:space="preserve">☐  </w:t>
+      </w:r>
+      <w:r>
+        <w:rPr>
+          <w:rFonts w:ascii="Microsoft JhengHei" w:cs="Microsoft JhengHei" w:eastAsia="Microsoft JhengHei" w:hAnsi="Microsoft JhengHei"/>
+          <w:sz w:val="21"/>
+          <w:szCs w:val="21"/>
+        </w:rPr>
+        <w:t xml:space="preserve">確認 KEK 的建立與讀取權限分開。</w:t>
+      </w:r>
+    </w:p>
+    <w:p>
+      <w:pPr>
+        <w:spacing w:after="100" w:line="300"/>
+        <w:ind w:left="360"/>
+      </w:pPr>
+      <w:r>
+        <w:rPr>
+          <w:rFonts w:ascii="Microsoft JhengHei" w:cs="Microsoft JhengHei" w:eastAsia="Microsoft JhengHei" w:hAnsi="Microsoft JhengHei"/>
+          <w:b/>
+          <w:bCs/>
+          <w:color w:val="6B4FA0"/>
+          <w:sz w:val="21"/>
+          <w:szCs w:val="21"/>
+        </w:rPr>
+        <w:t xml:space="preserve">☐  </w:t>
+      </w:r>
+      <w:r>
+        <w:rPr>
+          <w:rFonts w:ascii="Microsoft JhengHei" w:cs="Microsoft JhengHei" w:eastAsia="Microsoft JhengHei" w:hAnsi="Microsoft JhengHei"/>
+          <w:sz w:val="21"/>
+          <w:szCs w:val="21"/>
+        </w:rPr>
+        <w:t xml:space="preserve">確認欄位級加密在這個環境能不能驗證,並如實記下原因。</w:t>
+      </w:r>
+    </w:p>
+    <w:tbl>
+      <w:tblPr>
+        <w:tblW w:type="dxa" w:w="9026"/>
+        <w:tblBorders>
+          <w:top w:val="single" w:color="auto" w:sz="4"/>
+          <w:left w:val="single" w:color="auto" w:sz="4"/>
+          <w:bottom w:val="single" w:color="auto" w:sz="4"/>
+          <w:right w:val="single" w:color="auto" w:sz="4"/>
+          <w:insideH w:val="single" w:color="auto" w:sz="4"/>
+          <w:insideV w:val="single" w:color="auto" w:sz="4"/>
+        </w:tblBorders>
+      </w:tblPr>
+      <w:tblGrid>
+        <w:gridCol w:w="1700"/>
+        <w:gridCol w:w="7326"/>
+      </w:tblGrid>
+      <w:tr>
+        <w:trPr>
+          <w:cantSplit/>
+          <w:tblHeader/>
+        </w:trPr>
+        <w:tc>
+          <w:tcPr>
+            <w:tcW w:type="dxa" w:w="1700"/>
+            <w:tcBorders>
+              <w:top w:val="single" w:color="C9D3DC" w:sz="4"/>
+              <w:left w:val="single" w:color="C9D3DC" w:sz="4"/>
+              <w:bottom w:val="single" w:color="C9D3DC" w:sz="4"/>
+              <w:right w:val="single" w:color="C9D3DC" w:sz="4"/>
+            </w:tcBorders>
+            <w:shd w:fill="12263A" w:color="auto" w:val="clear"/>
+            <w:tcMar>
+              <w:top w:type="dxa" w:w="60"/>
+              <w:left w:type="dxa" w:w="100"/>
+              <w:bottom w:type="dxa" w:w="60"/>
+              <w:right w:type="dxa" w:w="100"/>
+            </w:tcMar>
+          </w:tcPr>
+          <w:p>
+            <w:pPr>
+              <w:spacing w:after="0" w:line="276"/>
+            </w:pPr>
+            <w:r>
+              <w:rPr>
+                <w:rFonts w:ascii="Microsoft JhengHei" w:cs="Microsoft JhengHei" w:eastAsia="Microsoft JhengHei" w:hAnsi="Microsoft JhengHei"/>
+                <w:b/>
+                <w:bCs/>
+                <w:color w:val="FFFFFF"/>
+                <w:sz w:val="19"/>
+                <w:szCs w:val="19"/>
+              </w:rPr>
+              <w:t xml:space="preserve">項目</w:t>
+            </w:r>
+          </w:p>
+        </w:tc>
+        <w:tc>
+          <w:tcPr>
+            <w:tcW w:type="dxa" w:w="7326"/>
+            <w:tcBorders>
+              <w:top w:val="single" w:color="C9D3DC" w:sz="4"/>
+              <w:left w:val="single" w:color="C9D3DC" w:sz="4"/>
+              <w:bottom w:val="single" w:color="C9D3DC" w:sz="4"/>
+              <w:right w:val="single" w:color="C9D3DC" w:sz="4"/>
+            </w:tcBorders>
+            <w:shd w:fill="12263A" w:color="auto" w:val="clear"/>
+            <w:tcMar>
+              <w:top w:type="dxa" w:w="60"/>
+              <w:left w:type="dxa" w:w="100"/>
+              <w:bottom w:type="dxa" w:w="60"/>
+              <w:right w:type="dxa" w:w="100"/>
+            </w:tcMar>
+          </w:tcPr>
+          <w:p>
+            <w:pPr>
+              <w:spacing w:after="0" w:line="276"/>
+            </w:pPr>
+            <w:r>
+              <w:rPr>
+                <w:rFonts w:ascii="Microsoft JhengHei" w:cs="Microsoft JhengHei" w:eastAsia="Microsoft JhengHei" w:hAnsi="Microsoft JhengHei"/>
+                <w:b/>
+                <w:bCs/>
+                <w:color w:val="FFFFFF"/>
+                <w:sz w:val="19"/>
+                <w:szCs w:val="19"/>
+              </w:rPr>
+              <w:t xml:space="preserve">內容</w:t>
+            </w:r>
+          </w:p>
+        </w:tc>
+      </w:tr>
+      <w:tr>
+        <w:trPr>
+          <w:cantSplit/>
+          <w:tblHeader w:val="off"/>
+        </w:trPr>
+        <w:tc>
+          <w:tcPr>
+            <w:tcW w:type="dxa" w:w="1700"/>
+            <w:tcBorders>
+              <w:top w:val="single" w:color="C9D3DC" w:sz="4"/>
+              <w:left w:val="single" w:color="C9D3DC" w:sz="4"/>
+              <w:bottom w:val="single" w:color="C9D3DC" w:sz="4"/>
+              <w:right w:val="single" w:color="C9D3DC" w:sz="4"/>
+            </w:tcBorders>
+            <w:shd w:fill="FFFFFF" w:color="auto" w:val="clear"/>
+            <w:tcMar>
+              <w:top w:type="dxa" w:w="60"/>
+              <w:left w:type="dxa" w:w="100"/>
+              <w:bottom w:type="dxa" w:w="60"/>
+              <w:right w:type="dxa" w:w="100"/>
+            </w:tcMar>
+          </w:tcPr>
+          <w:p>
+            <w:pPr>
+              <w:spacing w:after="0" w:line="276"/>
+            </w:pPr>
+            <w:r>
+              <w:rPr>
+                <w:rFonts w:ascii="Microsoft JhengHei" w:cs="Microsoft JhengHei" w:eastAsia="Microsoft JhengHei" w:hAnsi="Microsoft JhengHei"/>
+                <w:b w:val="false"/>
+                <w:bCs w:val="false"/>
+                <w:color w:val="22313F"/>
+                <w:sz w:val="19"/>
+                <w:szCs w:val="19"/>
+              </w:rPr>
+              <w:t xml:space="preserve">目標</w:t>
+            </w:r>
+          </w:p>
+        </w:tc>
+        <w:tc>
+          <w:tcPr>
+            <w:tcW w:type="dxa" w:w="7326"/>
+            <w:tcBorders>
+              <w:top w:val="single" w:color="C9D3DC" w:sz="4"/>
+              <w:left w:val="single" w:color="C9D3DC" w:sz="4"/>
+              <w:bottom w:val="single" w:color="C9D3DC" w:sz="4"/>
+              <w:right w:val="single" w:color="C9D3DC" w:sz="4"/>
+            </w:tcBorders>
+            <w:shd w:fill="FFFFFF" w:color="auto" w:val="clear"/>
+            <w:tcMar>
+              <w:top w:type="dxa" w:w="60"/>
+              <w:left w:type="dxa" w:w="100"/>
+              <w:bottom w:type="dxa" w:w="60"/>
+              <w:right w:type="dxa" w:w="100"/>
+            </w:tcMar>
+          </w:tcPr>
+          <w:p>
+            <w:pPr>
+              <w:spacing w:after="0" w:line="276"/>
+            </w:pPr>
+            <w:r>
+              <w:rPr>
+                <w:rFonts w:ascii="Microsoft JhengHei" w:cs="Microsoft JhengHei" w:eastAsia="Microsoft JhengHei" w:hAnsi="Microsoft JhengHei"/>
+                <w:b w:val="false"/>
+                <w:bCs w:val="false"/>
+                <w:color w:val="22313F"/>
+                <w:sz w:val="19"/>
+                <w:szCs w:val="19"/>
+              </w:rPr>
+              <w:t xml:space="preserve">前面的 Lab 管 Kafka 的 topic 與資料;這個 Lab 把 Schema Registry(schema 與資料合約)納入同一套身分與授權,並檢查欄位級加密(CSFLE)能不能在這個環境驗證。證明四件事:① Schema Registry 的 REST 要帳密,授權由 MDS 依 AD 群組判斷(不另外維護一套帳號);② subject 的權限跟群組走:orders-write 只能碰 orders. 開頭的 subject;③ 加密金鑰(KEK)的管理權限只給 security 群組,一般開發者只能讀、沒有 role 的人連讀都不行;④ 欄位級加密本身需要企業版加上 CSFLE 加購授權——試用授權註冊帶加密規則的 schema 會被拒(402),所以加密與解密在這個環境「沒有驗證」。</w:t>
+            </w:r>
+          </w:p>
+        </w:tc>
+      </w:tr>
+      <w:tr>
+        <w:trPr>
+          <w:cantSplit/>
+          <w:tblHeader w:val="off"/>
+        </w:trPr>
+        <w:tc>
+          <w:tcPr>
+            <w:tcW w:type="dxa" w:w="1700"/>
+            <w:tcBorders>
+              <w:top w:val="single" w:color="C9D3DC" w:sz="4"/>
+              <w:left w:val="single" w:color="C9D3DC" w:sz="4"/>
+              <w:bottom w:val="single" w:color="C9D3DC" w:sz="4"/>
+              <w:right w:val="single" w:color="C9D3DC" w:sz="4"/>
+            </w:tcBorders>
+            <w:shd w:fill="F1F5F8" w:color="auto" w:val="clear"/>
+            <w:tcMar>
+              <w:top w:type="dxa" w:w="60"/>
+              <w:left w:type="dxa" w:w="100"/>
+              <w:bottom w:type="dxa" w:w="60"/>
+              <w:right w:type="dxa" w:w="100"/>
+            </w:tcMar>
+          </w:tcPr>
+          <w:p>
+            <w:pPr>
+              <w:spacing w:after="0" w:line="276"/>
+            </w:pPr>
+            <w:r>
+              <w:rPr>
+                <w:rFonts w:ascii="Microsoft JhengHei" w:cs="Microsoft JhengHei" w:eastAsia="Microsoft JhengHei" w:hAnsi="Microsoft JhengHei"/>
+                <w:b w:val="false"/>
+                <w:bCs w:val="false"/>
+                <w:color w:val="22313F"/>
+                <w:sz w:val="19"/>
+                <w:szCs w:val="19"/>
+              </w:rPr>
+              <w:t xml:space="preserve">預估時間</w:t>
+            </w:r>
+          </w:p>
+        </w:tc>
+        <w:tc>
+          <w:tcPr>
+            <w:tcW w:type="dxa" w:w="7326"/>
+            <w:tcBorders>
+              <w:top w:val="single" w:color="C9D3DC" w:sz="4"/>
+              <w:left w:val="single" w:color="C9D3DC" w:sz="4"/>
+              <w:bottom w:val="single" w:color="C9D3DC" w:sz="4"/>
+              <w:right w:val="single" w:color="C9D3DC" w:sz="4"/>
+            </w:tcBorders>
+            <w:shd w:fill="F1F5F8" w:color="auto" w:val="clear"/>
+            <w:tcMar>
+              <w:top w:type="dxa" w:w="60"/>
+              <w:left w:type="dxa" w:w="100"/>
+              <w:bottom w:type="dxa" w:w="60"/>
+              <w:right w:type="dxa" w:w="100"/>
+            </w:tcMar>
+          </w:tcPr>
+          <w:p>
+            <w:pPr>
+              <w:spacing w:after="0" w:line="276"/>
+            </w:pPr>
+            <w:r>
+              <w:rPr>
+                <w:rFonts w:ascii="Microsoft JhengHei" w:cs="Microsoft JhengHei" w:eastAsia="Microsoft JhengHei" w:hAnsi="Microsoft JhengHei"/>
+                <w:b w:val="false"/>
+                <w:bCs w:val="false"/>
+                <w:color w:val="22313F"/>
+                <w:sz w:val="19"/>
+                <w:szCs w:val="19"/>
+              </w:rPr>
+              <w:t xml:space="preserve">15 分</w:t>
+            </w:r>
+          </w:p>
+        </w:tc>
+      </w:tr>
+      <w:tr>
+        <w:trPr>
+          <w:cantSplit/>
+          <w:tblHeader w:val="off"/>
+        </w:trPr>
+        <w:tc>
+          <w:tcPr>
+            <w:tcW w:type="dxa" w:w="1700"/>
+            <w:tcBorders>
+              <w:top w:val="single" w:color="C9D3DC" w:sz="4"/>
+              <w:left w:val="single" w:color="C9D3DC" w:sz="4"/>
+              <w:bottom w:val="single" w:color="C9D3DC" w:sz="4"/>
+              <w:right w:val="single" w:color="C9D3DC" w:sz="4"/>
+            </w:tcBorders>
+            <w:shd w:fill="FFFFFF" w:color="auto" w:val="clear"/>
+            <w:tcMar>
+              <w:top w:type="dxa" w:w="60"/>
+              <w:left w:type="dxa" w:w="100"/>
+              <w:bottom w:type="dxa" w:w="60"/>
+              <w:right w:type="dxa" w:w="100"/>
+            </w:tcMar>
+          </w:tcPr>
+          <w:p>
+            <w:pPr>
+              <w:spacing w:after="0" w:line="276"/>
+            </w:pPr>
+            <w:r>
+              <w:rPr>
+                <w:rFonts w:ascii="Microsoft JhengHei" w:cs="Microsoft JhengHei" w:eastAsia="Microsoft JhengHei" w:hAnsi="Microsoft JhengHei"/>
+                <w:b w:val="false"/>
+                <w:bCs w:val="false"/>
+                <w:color w:val="22313F"/>
+                <w:sz w:val="19"/>
+                <w:szCs w:val="19"/>
+              </w:rPr>
+              <w:t xml:space="preserve">前置條件</w:t>
+            </w:r>
+          </w:p>
+        </w:tc>
+        <w:tc>
+          <w:tcPr>
+            <w:tcW w:type="dxa" w:w="7326"/>
+            <w:tcBorders>
+              <w:top w:val="single" w:color="C9D3DC" w:sz="4"/>
+              <w:left w:val="single" w:color="C9D3DC" w:sz="4"/>
+              <w:bottom w:val="single" w:color="C9D3DC" w:sz="4"/>
+              <w:right w:val="single" w:color="C9D3DC" w:sz="4"/>
+            </w:tcBorders>
+            <w:shd w:fill="FFFFFF" w:color="auto" w:val="clear"/>
+            <w:tcMar>
+              <w:top w:type="dxa" w:w="60"/>
+              <w:left w:type="dxa" w:w="100"/>
+              <w:bottom w:type="dxa" w:w="60"/>
+              <w:right w:type="dxa" w:w="100"/>
+            </w:tcMar>
+          </w:tcPr>
+          <w:p>
+            <w:pPr>
+              <w:spacing w:after="0" w:line="276"/>
+            </w:pPr>
+            <w:r>
+              <w:rPr>
+                <w:rFonts w:ascii="Microsoft JhengHei" w:cs="Microsoft JhengHei" w:eastAsia="Microsoft JhengHei" w:hAnsi="Microsoft JhengHei"/>
+                <w:b w:val="false"/>
+                <w:bCs w:val="false"/>
+                <w:color w:val="22313F"/>
+                <w:sz w:val="19"/>
+                <w:szCs w:val="19"/>
+              </w:rPr>
+              <w:t xml:space="preserve">Lab 0 完成;Lab 3 的 AD 群組(orders-write 有 yujie,topic-admin、security 有 gary)。
+Schema Registry 是 profile sr 的一個容器(約 768 MB 記憶體),本 Lab 第一步會啟動;它用 client 憑證(CN=schema-registry)向 MDS 換 token 連 Kafka,與 REST Proxy 同一種做法。SR 需要的授權(_schemas、_dek_registry 開頭的 topic、SR 叢集範圍的 SecurityAdmin 等)由 scripts/sr-setup.sh 一次補齊。
+起點狀態:Lab 之間會留下權限與群組;重做這個 Lab、或指令結果與「預期結果」不同時(例如應該被拒卻靜默成功),先在 demo 目錄執行 ./demo.sh reset 回到起點,再從本 Lab 開始。</w:t>
+            </w:r>
+          </w:p>
+        </w:tc>
+      </w:tr>
+    </w:tbl>
+    <w:p>
+      <w:pPr>
+        <w:spacing w:after="80"/>
+      </w:pPr>
+    </w:p>
+    <w:p>
+      <w:pPr>
+        <w:keepNext/>
+        <w:spacing w:after="60" w:before="120"/>
+      </w:pPr>
+      <w:r>
+        <w:rPr>
+          <w:rFonts w:ascii="Microsoft JhengHei" w:cs="Microsoft JhengHei" w:eastAsia="Microsoft JhengHei" w:hAnsi="Microsoft JhengHei"/>
+          <w:b/>
+          <w:bCs/>
+          <w:color w:val="1E7B3A"/>
+          <w:sz w:val="20"/>
+          <w:szCs w:val="20"/>
+        </w:rPr>
+        <w:t xml:space="preserve">整個 Lab 一鍵跑完(專案包好的指令)</w:t>
+      </w:r>
+    </w:p>
+    <w:p>
+      <w:pPr>
+        <w:pBdr>
+          <w:top w:val="none" w:color="FFFFFF" w:sz="0"/>
+          <w:left w:val="single" w:color="1E7B3A" w:sz="18" w:space="6"/>
+          <w:bottom w:val="none" w:color="FFFFFF" w:sz="0"/>
+          <w:right w:val="none" w:color="FFFFFF" w:sz="0"/>
+        </w:pBdr>
+        <w:shd w:fill="F1F4F7" w:color="auto" w:val="clear"/>
+        <w:spacing w:after="0" w:line="252"/>
+        <w:ind w:left="140" w:right="60"/>
+      </w:pPr>
+      <w:r>
+        <w:rPr>
+          <w:rFonts w:ascii="Consolas" w:cs="Consolas" w:eastAsia="Consolas" w:hAnsi="Consolas"/>
+          <w:color w:val="1B2733"/>
+          <w:sz w:val="17"/>
+          <w:szCs w:val="17"/>
+        </w:rPr>
+        <w:t xml:space="preserve">./demo.sh 20</w:t>
+      </w:r>
+    </w:p>
+    <w:p>
+      <w:pPr>
+        <w:pBdr>
+          <w:top w:val="none" w:color="FFFFFF" w:sz="0"/>
+          <w:left w:val="single" w:color="1E7B3A" w:sz="18" w:space="6"/>
+          <w:bottom w:val="none" w:color="FFFFFF" w:sz="0"/>
+          <w:right w:val="none" w:color="FFFFFF" w:sz="0"/>
+        </w:pBdr>
+        <w:shd w:fill="F1F4F7" w:color="auto" w:val="clear"/>
+        <w:spacing w:after="0" w:line="252"/>
+        <w:ind w:left="140" w:right="60"/>
+      </w:pPr>
+      <w:r>
+        <w:rPr>
+          <w:rFonts w:ascii="Consolas" w:cs="Consolas" w:eastAsia="Consolas" w:hAnsi="Consolas"/>
+          <w:color w:val="1B2733"/>
+          <w:sz w:val="17"/>
+          <w:szCs w:val="17"/>
+        </w:rPr>
+        <w:t xml:space="preserve">./scenarios/ch20-schema-registry.sh</w:t>
+      </w:r>
+    </w:p>
+    <w:p>
+      <w:pPr>
+        <w:spacing w:after="80"/>
+      </w:pPr>
+    </w:p>
+    <w:p>
+      <w:pPr>
+        <w:pStyle w:val="Heading3"/>
+        <w:keepNext/>
+      </w:pPr>
+      <w:r>
+        <w:rPr>
+          <w:rFonts w:ascii="Microsoft JhengHei" w:cs="Microsoft JhengHei" w:eastAsia="Microsoft JhengHei" w:hAnsi="Microsoft JhengHei"/>
+        </w:rPr>
+        <w:t xml:space="preserve">20.1 啟動 Schema Registry 並完成授權</w:t>
+      </w:r>
+    </w:p>
+    <w:p>
+      <w:pPr>
+        <w:spacing w:after="100" w:line="300"/>
+      </w:pPr>
+      <w:r>
+        <w:rPr>
+          <w:rFonts w:ascii="Microsoft JhengHei" w:cs="Microsoft JhengHei" w:eastAsia="Microsoft JhengHei" w:hAnsi="Microsoft JhengHei"/>
+          <w:sz w:val="21"/>
+          <w:szCs w:val="21"/>
+        </w:rPr>
+        <w:t xml:space="preserve">兩件事:讓 SR 自己能存取 Kafka(它的身分是憑證 CN=schema-registry,不是 AD 帳號),以及依 AD 群組給人授權。SR 在 compose 裡要開三個 resource extension:安全(RBAC)、DEK Registry(KEK / DEK 管理)、RuleSet(資料合約的規則)。少一個就會有不同的問題,見下面的警告。</w:t>
+      </w:r>
+    </w:p>
+    <w:p>
+      <w:pPr>
+        <w:keepNext/>
+        <w:spacing w:after="60" w:before="120"/>
+      </w:pPr>
+      <w:r>
+        <w:rPr>
+          <w:rFonts w:ascii="Microsoft JhengHei" w:cs="Microsoft JhengHei" w:eastAsia="Microsoft JhengHei" w:hAnsi="Microsoft JhengHei"/>
+          <w:b/>
+          <w:bCs/>
+          <w:color w:val="1F7A8C"/>
+          <w:sz w:val="20"/>
+          <w:szCs w:val="20"/>
+        </w:rPr>
+        <w:t xml:space="preserve">手動指令</w:t>
+      </w:r>
+    </w:p>
+    <w:p>
+      <w:pPr>
+        <w:pBdr>
+          <w:top w:val="none" w:color="FFFFFF" w:sz="0"/>
+          <w:left w:val="single" w:color="1F7A8C" w:sz="18" w:space="6"/>
+          <w:bottom w:val="none" w:color="FFFFFF" w:sz="0"/>
+          <w:right w:val="none" w:color="FFFFFF" w:sz="0"/>
+        </w:pBdr>
+        <w:shd w:fill="F1F4F7" w:color="auto" w:val="clear"/>
+        <w:spacing w:after="0" w:line="252"/>
+        <w:ind w:left="140" w:right="60"/>
+      </w:pPr>
+      <w:r>
+        <w:rPr>
+          <w:rFonts w:ascii="Consolas" w:cs="Consolas" w:eastAsia="Consolas" w:hAnsi="Consolas"/>
+          <w:color w:val="1B2733"/>
+          <w:sz w:val="17"/>
+          <w:szCs w:val="17"/>
+        </w:rPr>
+        <w:t xml:space="preserve">bash scripts/sr-setup.sh</w:t>
+      </w:r>
+    </w:p>
+    <w:p>
+      <w:pPr>
+        <w:spacing w:after="80"/>
+      </w:pPr>
+    </w:p>
+    <w:p>
+      <w:pPr>
+        <w:spacing w:after="100" w:line="300"/>
+      </w:pPr>
+      <w:r>
+        <w:rPr>
+          <w:rFonts w:ascii="Microsoft JhengHei" w:cs="Microsoft JhengHei" w:eastAsia="Microsoft JhengHei" w:hAnsi="Microsoft JhengHei"/>
+          <w:b/>
+          <w:bCs/>
+          <w:color w:val="B7791F"/>
+          <w:sz w:val="21"/>
+          <w:szCs w:val="21"/>
+        </w:rPr>
+        <w:t xml:space="preserve">預期:</w:t>
+      </w:r>
+      <w:r>
+        <w:rPr>
+          <w:rFonts w:ascii="Microsoft JhengHei" w:cs="Microsoft JhengHei" w:eastAsia="Microsoft JhengHei" w:hAnsi="Microsoft JhengHei"/>
+          <w:sz w:val="21"/>
+          <w:szCs w:val="21"/>
+        </w:rPr>
+        <w:t xml:space="preserve">授權逐項 [HTTP 204];Schema Registry Healthy;最後印「就緒(gary 可列 KEK)」。</w:t>
+      </w:r>
+    </w:p>
+    <w:tbl>
+      <w:tblPr>
+        <w:tblW w:type="dxa" w:w="9026"/>
+        <w:tblBorders>
+          <w:top w:val="single" w:color="auto" w:sz="4"/>
+          <w:left w:val="single" w:color="auto" w:sz="4"/>
+          <w:bottom w:val="single" w:color="auto" w:sz="4"/>
+          <w:right w:val="single" w:color="auto" w:sz="4"/>
+          <w:insideH w:val="single" w:color="auto" w:sz="4"/>
+          <w:insideV w:val="single" w:color="auto" w:sz="4"/>
+        </w:tblBorders>
+      </w:tblPr>
+      <w:tblGrid>
+        <w:gridCol w:w="9026"/>
+      </w:tblGrid>
+      <w:tr>
+        <w:tc>
+          <w:tcPr>
+            <w:tcW w:type="dxa" w:w="9026"/>
+            <w:tcBorders>
+              <w:top w:val="single" w:color="D5DEE6" w:sz="4"/>
+              <w:left w:val="single" w:color="B03A2E" w:sz="24"/>
+              <w:bottom w:val="single" w:color="D5DEE6" w:sz="4"/>
+              <w:right w:val="single" w:color="D5DEE6" w:sz="4"/>
+            </w:tcBorders>
+            <w:shd w:fill="FDECEA" w:color="auto" w:val="clear"/>
+            <w:tcMar>
+              <w:top w:type="dxa" w:w="80"/>
+              <w:left w:type="dxa" w:w="140"/>
+              <w:bottom w:type="dxa" w:w="80"/>
+              <w:right w:type="dxa" w:w="140"/>
+            </w:tcMar>
+          </w:tcPr>
+          <w:p>
+            <w:pPr>
+              <w:spacing w:after="0" w:line="288"/>
+            </w:pPr>
+            <w:r>
+              <w:rPr>
+                <w:rFonts w:ascii="Microsoft JhengHei" w:cs="Microsoft JhengHei" w:eastAsia="Microsoft JhengHei" w:hAnsi="Microsoft JhengHei"/>
+                <w:b/>
+                <w:bCs/>
+                <w:color w:val="B03A2E"/>
+                <w:sz w:val="20"/>
+                <w:szCs w:val="20"/>
+              </w:rPr>
+              <w:t xml:space="preserve">注意:</w:t>
+            </w:r>
+            <w:r>
+              <w:rPr>
+                <w:rFonts w:ascii="Microsoft JhengHei" w:cs="Microsoft JhengHei" w:eastAsia="Microsoft JhengHei" w:hAnsi="Microsoft JhengHei"/>
+                <w:sz w:val="20"/>
+                <w:szCs w:val="20"/>
+              </w:rPr>
+              <w:t xml:space="preserve">實測踩到的坑(都已在 compose 與 sr-setup.sh 處理):① 只開 HTTPS 時要設 inter.instance.protocol=https,否則啟動失敗;② 啟動前檢查要有 CUB_CLASSPATH(含 confluent-security 的 jar),否則找不到 TokenCertificateLoginCallbackHandler;③ DEK Registry 要自己的 topic(_dek_registry_keys),SR 的身分要有 _dek_registry 開頭的 ResourceOwner,否則啟動失敗;④ 要開 dek.registry.rbac.enable=true,否則 KEK 端點對所有人 403(日誌:Couldn't find a corresponding operation to authorize);⑤ SR 的身分要有 SR 叢集範圍的 SecurityAdmin 才能代使用者向 MDS 查授權,否則 KEK 端點回 500;⑥ 沒有開 RuleSet extension 時,註冊帶規則的 schema 會「默默丟掉規則、不報錯」(第 20.5 說明為什麼危險)。</w:t>
+            </w:r>
+          </w:p>
+        </w:tc>
+      </w:tr>
+    </w:tbl>
+    <w:p>
+      <w:pPr>
+        <w:spacing w:after="80"/>
+      </w:pPr>
+    </w:p>
+    <w:p>
+      <w:pPr>
+        <w:pStyle w:val="Heading3"/>
+        <w:keepNext/>
+      </w:pPr>
+      <w:r>
+        <w:rPr>
+          <w:rFonts w:ascii="Microsoft JhengHei" w:cs="Microsoft JhengHei" w:eastAsia="Microsoft JhengHei" w:hAnsi="Microsoft JhengHei"/>
+        </w:rPr>
+        <w:t xml:space="preserve">20.2 認證:不帶帳密與密碼錯誤都被擋</w:t>
+      </w:r>
+    </w:p>
+    <w:p>
+      <w:pPr>
+        <w:spacing w:after="100" w:line="300"/>
+      </w:pPr>
+      <w:r>
+        <w:rPr>
+          <w:rFonts w:ascii="Microsoft JhengHei" w:cs="Microsoft JhengHei" w:eastAsia="Microsoft JhengHei" w:hAnsi="Microsoft JhengHei"/>
+          <w:sz w:val="21"/>
+          <w:szCs w:val="21"/>
+        </w:rPr>
+        <w:t xml:space="preserve">Schema Registry 的 REST 和 MDS、REST Proxy 一樣:不帶帳密 401、密碼錯 401。帳密就是 AD 帳密(Basic),SR 把它交給 MDS 驗證,SR 自己不存任何帳號。</w:t>
+      </w:r>
+    </w:p>
+    <w:p>
+      <w:pPr>
+        <w:keepNext/>
+        <w:spacing w:after="60" w:before="120"/>
+      </w:pPr>
+      <w:r>
+        <w:rPr>
+          <w:rFonts w:ascii="Microsoft JhengHei" w:cs="Microsoft JhengHei" w:eastAsia="Microsoft JhengHei" w:hAnsi="Microsoft JhengHei"/>
+          <w:b/>
+          <w:bCs/>
+          <w:color w:val="1F7A8C"/>
+          <w:sz w:val="20"/>
+          <w:szCs w:val="20"/>
+        </w:rPr>
+        <w:t xml:space="preserve">手動指令</w:t>
+      </w:r>
+    </w:p>
+    <w:p>
+      <w:pPr>
+        <w:pBdr>
+          <w:top w:val="none" w:color="FFFFFF" w:sz="0"/>
+          <w:left w:val="single" w:color="1F7A8C" w:sz="18" w:space="6"/>
+          <w:bottom w:val="none" w:color="FFFFFF" w:sz="0"/>
+          <w:right w:val="none" w:color="FFFFFF" w:sz="0"/>
+        </w:pBdr>
+        <w:shd w:fill="F1F4F7" w:color="auto" w:val="clear"/>
+        <w:spacing w:after="0" w:line="252"/>
+        <w:ind w:left="140" w:right="60"/>
+      </w:pPr>
+      <w:r>
+        <w:rPr>
+          <w:rFonts w:ascii="Consolas" w:cs="Consolas" w:eastAsia="Consolas" w:hAnsi="Consolas"/>
+          <w:color w:val="1B2733"/>
+          <w:sz w:val="17"/>
+          <w:szCs w:val="17"/>
+        </w:rPr>
+        <w:t xml:space="preserve">hc https://schema-registry:8081/subjects</w:t>
+      </w:r>
+    </w:p>
+    <w:p>
+      <w:pPr>
+        <w:pBdr>
+          <w:top w:val="none" w:color="FFFFFF" w:sz="0"/>
+          <w:left w:val="single" w:color="1F7A8C" w:sz="18" w:space="6"/>
+          <w:bottom w:val="none" w:color="FFFFFF" w:sz="0"/>
+          <w:right w:val="none" w:color="FFFFFF" w:sz="0"/>
+        </w:pBdr>
+        <w:shd w:fill="F1F4F7" w:color="auto" w:val="clear"/>
+        <w:spacing w:after="0" w:line="252"/>
+        <w:ind w:left="140" w:right="60"/>
+      </w:pPr>
+      <w:r>
+        <w:rPr>
+          <w:rFonts w:ascii="Consolas" w:cs="Consolas" w:eastAsia="Consolas" w:hAnsi="Consolas"/>
+          <w:color w:val="1B2733"/>
+          <w:sz w:val="17"/>
+          <w:szCs w:val="17"/>
+        </w:rPr>
+        <w:t xml:space="preserve">hc -u gary:bad https://schema-registry:8081/subjects</w:t>
+      </w:r>
+    </w:p>
+    <w:p>
+      <w:pPr>
+        <w:pBdr>
+          <w:top w:val="none" w:color="FFFFFF" w:sz="0"/>
+          <w:left w:val="single" w:color="1F7A8C" w:sz="18" w:space="6"/>
+          <w:bottom w:val="none" w:color="FFFFFF" w:sz="0"/>
+          <w:right w:val="none" w:color="FFFFFF" w:sz="0"/>
+        </w:pBdr>
+        <w:shd w:fill="F1F4F7" w:color="auto" w:val="clear"/>
+        <w:spacing w:after="0" w:line="252"/>
+        <w:ind w:left="140" w:right="60"/>
+      </w:pPr>
+      <w:r>
+        <w:rPr>
+          <w:rFonts w:ascii="Consolas" w:cs="Consolas" w:eastAsia="Consolas" w:hAnsi="Consolas"/>
+          <w:color w:val="1B2733"/>
+          <w:sz w:val="17"/>
+          <w:szCs w:val="17"/>
+        </w:rPr>
+        <w:t xml:space="preserve">hc -u gary:gary-pw https://schema-registry:8081/subjects</w:t>
+      </w:r>
+    </w:p>
+    <w:p>
+      <w:pPr>
+        <w:spacing w:after="80"/>
+      </w:pPr>
+    </w:p>
+    <w:p>
+      <w:pPr>
+        <w:spacing w:after="100" w:line="300"/>
+      </w:pPr>
+      <w:r>
+        <w:rPr>
+          <w:rFonts w:ascii="Microsoft JhengHei" w:cs="Microsoft JhengHei" w:eastAsia="Microsoft JhengHei" w:hAnsi="Microsoft JhengHei"/>
+          <w:b/>
+          <w:bCs/>
+          <w:color w:val="B7791F"/>
+          <w:sz w:val="21"/>
+          <w:szCs w:val="21"/>
+        </w:rPr>
+        <w:t xml:space="preserve">預期:</w:t>
+      </w:r>
+      <w:r>
+        <w:rPr>
+          <w:rFonts w:ascii="Microsoft JhengHei" w:cs="Microsoft JhengHei" w:eastAsia="Microsoft JhengHei" w:hAnsi="Microsoft JhengHei"/>
+          <w:sz w:val="21"/>
+          <w:szCs w:val="21"/>
+        </w:rPr>
+        <w:t xml:space="preserve">不帶帳密 [HTTP 401];密碼錯 [HTTP 401];gary 正確 [HTTP 200]。</w:t>
+      </w:r>
+    </w:p>
+    <w:p>
+      <w:pPr>
+        <w:pStyle w:val="Heading3"/>
+        <w:keepNext/>
+      </w:pPr>
+      <w:r>
+        <w:rPr>
+          <w:rFonts w:ascii="Microsoft JhengHei" w:cs="Microsoft JhengHei" w:eastAsia="Microsoft JhengHei" w:hAnsi="Microsoft JhengHei"/>
+        </w:rPr>
+        <w:t xml:space="preserve">20.3 subject 授權:跟著 AD 群組走</w:t>
+      </w:r>
+    </w:p>
+    <w:p>
+      <w:pPr>
+        <w:spacing w:after="100" w:line="300"/>
+      </w:pPr>
+      <w:r>
+        <w:rPr>
+          <w:rFonts w:ascii="Microsoft JhengHei" w:cs="Microsoft JhengHei" w:eastAsia="Microsoft JhengHei" w:hAnsi="Microsoft JhengHei"/>
+          <w:sz w:val="21"/>
+          <w:szCs w:val="21"/>
+        </w:rPr>
+        <w:t xml:space="preserve">topic-admin(gary)對所有 subject 是 ResourceOwner;orders-write(yujie)只對 orders. 開頭的 subject 有讀寫。所以 yujie 可以註冊 orders.events-value,註冊 payments.events-value 被拒;列出 subject 時,每個人只看到自己有權限的;沒有任何群組的 ming 什麼都看不到。</w:t>
+      </w:r>
+    </w:p>
+    <w:p>
+      <w:pPr>
+        <w:keepNext/>
+        <w:spacing w:after="60" w:before="120"/>
+      </w:pPr>
+      <w:r>
+        <w:rPr>
+          <w:rFonts w:ascii="Microsoft JhengHei" w:cs="Microsoft JhengHei" w:eastAsia="Microsoft JhengHei" w:hAnsi="Microsoft JhengHei"/>
+          <w:b/>
+          <w:bCs/>
+          <w:color w:val="1F7A8C"/>
+          <w:sz w:val="20"/>
+          <w:szCs w:val="20"/>
+        </w:rPr>
+        <w:t xml:space="preserve">手動指令</w:t>
+      </w:r>
+    </w:p>
+    <w:p>
+      <w:pPr>
+        <w:pBdr>
+          <w:top w:val="none" w:color="FFFFFF" w:sz="0"/>
+          <w:left w:val="single" w:color="1F7A8C" w:sz="18" w:space="6"/>
+          <w:bottom w:val="none" w:color="FFFFFF" w:sz="0"/>
+          <w:right w:val="none" w:color="FFFFFF" w:sz="0"/>
+        </w:pBdr>
+        <w:shd w:fill="F1F4F7" w:color="auto" w:val="clear"/>
+        <w:spacing w:after="0" w:line="252"/>
+        <w:ind w:left="140" w:right="60"/>
+      </w:pPr>
+      <w:r>
+        <w:rPr>
+          <w:rFonts w:ascii="Consolas" w:cs="Consolas" w:eastAsia="Consolas" w:hAnsi="Consolas"/>
+          <w:color w:val="1B2733"/>
+          <w:sz w:val="17"/>
+          <w:szCs w:val="17"/>
+        </w:rPr>
+        <w:t xml:space="preserve">J='Content-Type: application/vnd.schemaregistry.v1+json'</w:t>
+      </w:r>
+    </w:p>
+    <w:p>
+      <w:pPr>
+        <w:pBdr>
+          <w:top w:val="none" w:color="FFFFFF" w:sz="0"/>
+          <w:left w:val="single" w:color="1F7A8C" w:sz="18" w:space="6"/>
+          <w:bottom w:val="none" w:color="FFFFFF" w:sz="0"/>
+          <w:right w:val="none" w:color="FFFFFF" w:sz="0"/>
+        </w:pBdr>
+        <w:shd w:fill="F1F4F7" w:color="auto" w:val="clear"/>
+        <w:spacing w:after="0" w:line="252"/>
+        <w:ind w:left="140" w:right="60"/>
+      </w:pPr>
+      <w:r>
+        <w:rPr>
+          <w:rFonts w:ascii="Consolas" w:cs="Consolas" w:eastAsia="Consolas" w:hAnsi="Consolas"/>
+          <w:color w:val="1B2733"/>
+          <w:sz w:val="17"/>
+          <w:szCs w:val="17"/>
+        </w:rPr>
+        <w:t xml:space="preserve">ORDER_BODY='{"schemaType":"AVRO","schema":"{\"type\":\"record\",\"name\":\"Order\",\"namespace\":\"demo\",\"fields\":[{\"name\":\"id\",\"type\":\"string\"},{\"name\":\"amount\",\"type\":\"int\"},{\"name\":\"card_no\",\"type\":\"string\",\"confluent:tags\":[\"PII\"]}]}"}'</w:t>
+      </w:r>
+    </w:p>
+    <w:p>
+      <w:pPr>
+        <w:pBdr>
+          <w:top w:val="none" w:color="FFFFFF" w:sz="0"/>
+          <w:left w:val="single" w:color="1F7A8C" w:sz="18" w:space="6"/>
+          <w:bottom w:val="none" w:color="FFFFFF" w:sz="0"/>
+          <w:right w:val="none" w:color="FFFFFF" w:sz="0"/>
+        </w:pBdr>
+        <w:shd w:fill="F1F4F7" w:color="auto" w:val="clear"/>
+        <w:spacing w:after="0" w:line="252"/>
+        <w:ind w:left="140" w:right="60"/>
+      </w:pPr>
+      <w:r>
+        <w:rPr>
+          <w:rFonts w:ascii="Consolas" w:cs="Consolas" w:eastAsia="Consolas" w:hAnsi="Consolas"/>
+          <w:color w:val="1B2733"/>
+          <w:sz w:val="17"/>
+          <w:szCs w:val="17"/>
+        </w:rPr>
+        <w:t xml:space="preserve">hc -u gary:gary-pw -X POST -H "$J" -d "$ORDER_BODY" https://schema-registry:8081/subjects/payments.events-value/versions | tail -1</w:t>
+      </w:r>
+    </w:p>
+    <w:p>
+      <w:pPr>
+        <w:pBdr>
+          <w:top w:val="none" w:color="FFFFFF" w:sz="0"/>
+          <w:left w:val="single" w:color="1F7A8C" w:sz="18" w:space="6"/>
+          <w:bottom w:val="none" w:color="FFFFFF" w:sz="0"/>
+          <w:right w:val="none" w:color="FFFFFF" w:sz="0"/>
+        </w:pBdr>
+        <w:shd w:fill="F1F4F7" w:color="auto" w:val="clear"/>
+        <w:spacing w:after="0" w:line="252"/>
+        <w:ind w:left="140" w:right="60"/>
+      </w:pPr>
+      <w:r>
+        <w:rPr>
+          <w:rFonts w:ascii="Consolas" w:cs="Consolas" w:eastAsia="Consolas" w:hAnsi="Consolas"/>
+          <w:color w:val="1B2733"/>
+          <w:sz w:val="17"/>
+          <w:szCs w:val="17"/>
+        </w:rPr>
+        <w:t xml:space="preserve">hc -u yujie:yujie-pw -X POST -H "$J" -d "$ORDER_BODY" https://schema-registry:8081/subjects/orders.events-value/versions | tail -1</w:t>
+      </w:r>
+    </w:p>
+    <w:p>
+      <w:pPr>
+        <w:pBdr>
+          <w:top w:val="none" w:color="FFFFFF" w:sz="0"/>
+          <w:left w:val="single" w:color="1F7A8C" w:sz="18" w:space="6"/>
+          <w:bottom w:val="none" w:color="FFFFFF" w:sz="0"/>
+          <w:right w:val="none" w:color="FFFFFF" w:sz="0"/>
+        </w:pBdr>
+        <w:shd w:fill="F1F4F7" w:color="auto" w:val="clear"/>
+        <w:spacing w:after="0" w:line="252"/>
+        <w:ind w:left="140" w:right="60"/>
+      </w:pPr>
+      <w:r>
+        <w:rPr>
+          <w:rFonts w:ascii="Consolas" w:cs="Consolas" w:eastAsia="Consolas" w:hAnsi="Consolas"/>
+          <w:color w:val="1B2733"/>
+          <w:sz w:val="17"/>
+          <w:szCs w:val="17"/>
+        </w:rPr>
+        <w:t xml:space="preserve">hc -u yujie:yujie-pw -X POST -H "$J" -d "$ORDER_BODY" https://schema-registry:8081/subjects/payments.events-value/versions | tail -1</w:t>
+      </w:r>
+    </w:p>
+    <w:p>
+      <w:pPr>
+        <w:pBdr>
+          <w:top w:val="none" w:color="FFFFFF" w:sz="0"/>
+          <w:left w:val="single" w:color="1F7A8C" w:sz="18" w:space="6"/>
+          <w:bottom w:val="none" w:color="FFFFFF" w:sz="0"/>
+          <w:right w:val="none" w:color="FFFFFF" w:sz="0"/>
+        </w:pBdr>
+        <w:shd w:fill="F1F4F7" w:color="auto" w:val="clear"/>
+        <w:spacing w:after="0" w:line="252"/>
+        <w:ind w:left="140" w:right="60"/>
+      </w:pPr>
+      <w:r>
+        <w:rPr>
+          <w:rFonts w:ascii="Consolas" w:cs="Consolas" w:eastAsia="Consolas" w:hAnsi="Consolas"/>
+          <w:color w:val="1B2733"/>
+          <w:sz w:val="17"/>
+          <w:szCs w:val="17"/>
+        </w:rPr>
+        <w:t xml:space="preserve">echo "gary 列 subject:"; hc -u gary:gary-pw https://schema-registry:8081/subjects</w:t>
+      </w:r>
+    </w:p>
+    <w:p>
+      <w:pPr>
+        <w:pBdr>
+          <w:top w:val="none" w:color="FFFFFF" w:sz="0"/>
+          <w:left w:val="single" w:color="1F7A8C" w:sz="18" w:space="6"/>
+          <w:bottom w:val="none" w:color="FFFFFF" w:sz="0"/>
+          <w:right w:val="none" w:color="FFFFFF" w:sz="0"/>
+        </w:pBdr>
+        <w:shd w:fill="F1F4F7" w:color="auto" w:val="clear"/>
+        <w:spacing w:after="0" w:line="252"/>
+        <w:ind w:left="140" w:right="60"/>
+      </w:pPr>
+      <w:r>
+        <w:rPr>
+          <w:rFonts w:ascii="Consolas" w:cs="Consolas" w:eastAsia="Consolas" w:hAnsi="Consolas"/>
+          <w:color w:val="1B2733"/>
+          <w:sz w:val="17"/>
+          <w:szCs w:val="17"/>
+        </w:rPr>
+        <w:t xml:space="preserve">echo "yujie 列 subject:"; hc -u yujie:yujie-pw https://schema-registry:8081/subjects</w:t>
+      </w:r>
+    </w:p>
+    <w:p>
+      <w:pPr>
+        <w:pBdr>
+          <w:top w:val="none" w:color="FFFFFF" w:sz="0"/>
+          <w:left w:val="single" w:color="1F7A8C" w:sz="18" w:space="6"/>
+          <w:bottom w:val="none" w:color="FFFFFF" w:sz="0"/>
+          <w:right w:val="none" w:color="FFFFFF" w:sz="0"/>
+        </w:pBdr>
+        <w:shd w:fill="F1F4F7" w:color="auto" w:val="clear"/>
+        <w:spacing w:after="0" w:line="252"/>
+        <w:ind w:left="140" w:right="60"/>
+      </w:pPr>
+      <w:r>
+        <w:rPr>
+          <w:rFonts w:ascii="Consolas" w:cs="Consolas" w:eastAsia="Consolas" w:hAnsi="Consolas"/>
+          <w:color w:val="1B2733"/>
+          <w:sz w:val="17"/>
+          <w:szCs w:val="17"/>
+        </w:rPr>
+        <w:t xml:space="preserve">echo "ming 列 subject:"; hc -u ming:ming-pw https://schema-registry:8081/subjects</w:t>
+      </w:r>
+    </w:p>
+    <w:p>
+      <w:pPr>
+        <w:spacing w:after="80"/>
+      </w:pPr>
+    </w:p>
+    <w:p>
+      <w:pPr>
+        <w:spacing w:after="100" w:line="300"/>
+      </w:pPr>
+      <w:r>
+        <w:rPr>
+          <w:rFonts w:ascii="Microsoft JhengHei" w:cs="Microsoft JhengHei" w:eastAsia="Microsoft JhengHei" w:hAnsi="Microsoft JhengHei"/>
+          <w:b/>
+          <w:bCs/>
+          <w:color w:val="B7791F"/>
+          <w:sz w:val="21"/>
+          <w:szCs w:val="21"/>
+        </w:rPr>
+        <w:t xml:space="preserve">預期:</w:t>
+      </w:r>
+      <w:r>
+        <w:rPr>
+          <w:rFonts w:ascii="Microsoft JhengHei" w:cs="Microsoft JhengHei" w:eastAsia="Microsoft JhengHei" w:hAnsi="Microsoft JhengHei"/>
+          <w:sz w:val="21"/>
+          <w:szCs w:val="21"/>
+        </w:rPr>
+        <w:t xml:space="preserve">gary 註冊 payments 200;yujie 註冊 orders 200;yujie 註冊 payments [HTTP 403];gary 看到兩個 subject;yujie 只看到 ["orders.events-value"];ming 看到 []。</w:t>
+      </w:r>
+    </w:p>
+    <w:tbl>
+      <w:tblPr>
+        <w:tblW w:type="dxa" w:w="9026"/>
+        <w:tblBorders>
+          <w:top w:val="single" w:color="auto" w:sz="4"/>
+          <w:left w:val="single" w:color="auto" w:sz="4"/>
+          <w:bottom w:val="single" w:color="auto" w:sz="4"/>
+          <w:right w:val="single" w:color="auto" w:sz="4"/>
+          <w:insideH w:val="single" w:color="auto" w:sz="4"/>
+          <w:insideV w:val="single" w:color="auto" w:sz="4"/>
+        </w:tblBorders>
+      </w:tblPr>
+      <w:tblGrid>
+        <w:gridCol w:w="9026"/>
+      </w:tblGrid>
+      <w:tr>
+        <w:tc>
+          <w:tcPr>
+            <w:tcW w:type="dxa" w:w="9026"/>
+            <w:tcBorders>
+              <w:top w:val="single" w:color="D5DEE6" w:sz="4"/>
+              <w:left w:val="single" w:color="1F7A8C" w:sz="24"/>
+              <w:bottom w:val="single" w:color="D5DEE6" w:sz="4"/>
+              <w:right w:val="single" w:color="D5DEE6" w:sz="4"/>
+            </w:tcBorders>
+            <w:shd w:fill="E8F4F7" w:color="auto" w:val="clear"/>
+            <w:tcMar>
+              <w:top w:type="dxa" w:w="80"/>
+              <w:left w:type="dxa" w:w="140"/>
+              <w:bottom w:type="dxa" w:w="80"/>
+              <w:right w:type="dxa" w:w="140"/>
+            </w:tcMar>
+          </w:tcPr>
+          <w:p>
+            <w:pPr>
+              <w:spacing w:after="0" w:line="288"/>
+            </w:pPr>
+            <w:r>
+              <w:rPr>
+                <w:rFonts w:ascii="Microsoft JhengHei" w:cs="Microsoft JhengHei" w:eastAsia="Microsoft JhengHei" w:hAnsi="Microsoft JhengHei"/>
+                <w:b/>
+                <w:bCs/>
+                <w:color w:val="1F7A8C"/>
+                <w:sz w:val="20"/>
+                <w:szCs w:val="20"/>
+              </w:rPr>
+              <w:t xml:space="preserve">提示:</w:t>
+            </w:r>
+            <w:r>
+              <w:rPr>
+                <w:rFonts w:ascii="Microsoft JhengHei" w:cs="Microsoft JhengHei" w:eastAsia="Microsoft JhengHei" w:hAnsi="Microsoft JhengHei"/>
+                <w:sz w:val="20"/>
+                <w:szCs w:val="20"/>
+              </w:rPr>
+              <w:t xml:space="preserve">這個 schema 的 card_no 欄位標了 PII(Avro 的 confluent:tags)。標籤本身不加密任何東西——它只是讓「規則」知道要加密哪些欄位。</w:t>
+            </w:r>
+          </w:p>
+        </w:tc>
+      </w:tr>
+    </w:tbl>
+    <w:p>
+      <w:pPr>
+        <w:spacing w:after="80"/>
+      </w:pPr>
+    </w:p>
+    <w:p>
+      <w:pPr>
+        <w:pStyle w:val="Heading3"/>
+        <w:keepNext/>
+      </w:pPr>
+      <w:r>
+        <w:rPr>
+          <w:rFonts w:ascii="Microsoft JhengHei" w:cs="Microsoft JhengHei" w:eastAsia="Microsoft JhengHei" w:hAnsi="Microsoft JhengHei"/>
+        </w:rPr>
+        <w:t xml:space="preserve">20.4 KEK 授權:誰能建金鑰、誰能讀</w:t>
+      </w:r>
+    </w:p>
+    <w:p>
+      <w:pPr>
+        <w:spacing w:after="100" w:line="300"/>
+      </w:pPr>
+      <w:r>
+        <w:rPr>
+          <w:rFonts w:ascii="Microsoft JhengHei" w:cs="Microsoft JhengHei" w:eastAsia="Microsoft JhengHei" w:hAnsi="Microsoft JhengHei"/>
+          <w:sz w:val="21"/>
+          <w:szCs w:val="21"/>
+        </w:rPr>
+        <w:t xml:space="preserve">KEK(key encryption key)是欄位加密的根。資源名稱是 Kek:&lt;名稱&gt;,授權也走 role:security 群組(gary)是 ResourceOwner,可以建;orders-write(yujie)只被授權讀 orders-kek,建別的 KEK 被拒;沒有任何 role 的 ming 連讀都被拒。這裡用 local-kms(Confluent 提供的「僅供測試」KMS 型態),正式環境要接 KMS / HSM。</w:t>
+      </w:r>
+    </w:p>
+    <w:p>
+      <w:pPr>
+        <w:keepNext/>
+        <w:spacing w:after="60" w:before="120"/>
+      </w:pPr>
+      <w:r>
+        <w:rPr>
+          <w:rFonts w:ascii="Microsoft JhengHei" w:cs="Microsoft JhengHei" w:eastAsia="Microsoft JhengHei" w:hAnsi="Microsoft JhengHei"/>
+          <w:b/>
+          <w:bCs/>
+          <w:color w:val="1F7A8C"/>
+          <w:sz w:val="20"/>
+          <w:szCs w:val="20"/>
+        </w:rPr>
+        <w:t xml:space="preserve">手動指令</w:t>
+      </w:r>
+    </w:p>
+    <w:p>
+      <w:pPr>
+        <w:pBdr>
+          <w:top w:val="none" w:color="FFFFFF" w:sz="0"/>
+          <w:left w:val="single" w:color="1F7A8C" w:sz="18" w:space="6"/>
+          <w:bottom w:val="none" w:color="FFFFFF" w:sz="0"/>
+          <w:right w:val="none" w:color="FFFFFF" w:sz="0"/>
+        </w:pBdr>
+        <w:shd w:fill="F1F4F7" w:color="auto" w:val="clear"/>
+        <w:spacing w:after="0" w:line="252"/>
+        <w:ind w:left="140" w:right="60"/>
+      </w:pPr>
+      <w:r>
+        <w:rPr>
+          <w:rFonts w:ascii="Consolas" w:cs="Consolas" w:eastAsia="Consolas" w:hAnsi="Consolas"/>
+          <w:color w:val="1B2733"/>
+          <w:sz w:val="17"/>
+          <w:szCs w:val="17"/>
+        </w:rPr>
+        <w:t xml:space="preserve">J='Content-Type: application/vnd.schemaregistry.v1+json'</w:t>
+      </w:r>
+    </w:p>
+    <w:p>
+      <w:pPr>
+        <w:pBdr>
+          <w:top w:val="none" w:color="FFFFFF" w:sz="0"/>
+          <w:left w:val="single" w:color="1F7A8C" w:sz="18" w:space="6"/>
+          <w:bottom w:val="none" w:color="FFFFFF" w:sz="0"/>
+          <w:right w:val="none" w:color="FFFFFF" w:sz="0"/>
+        </w:pBdr>
+        <w:shd w:fill="F1F4F7" w:color="auto" w:val="clear"/>
+        <w:spacing w:after="0" w:line="252"/>
+        <w:ind w:left="140" w:right="60"/>
+      </w:pPr>
+      <w:r>
+        <w:rPr>
+          <w:rFonts w:ascii="Consolas" w:cs="Consolas" w:eastAsia="Consolas" w:hAnsi="Consolas"/>
+          <w:color w:val="1B2733"/>
+          <w:sz w:val="17"/>
+          <w:szCs w:val="17"/>
+        </w:rPr>
+        <w:t xml:space="preserve">echo "gary 建立 orders-kek(200 = 新建,409 = 已存在):"; hc -u gary:gary-pw -X POST -H "$J" -d '{"name":"orders-kek","kmsType":"local-kms","kmsKeyId":"demo-local-key","shared":false,"doc":"CSFLE demo (local-kms)"}' https://schema-registry:8081/dek-registry/v1/keks | tail -1</w:t>
+      </w:r>
+    </w:p>
+    <w:p>
+      <w:pPr>
+        <w:pBdr>
+          <w:top w:val="none" w:color="FFFFFF" w:sz="0"/>
+          <w:left w:val="single" w:color="1F7A8C" w:sz="18" w:space="6"/>
+          <w:bottom w:val="none" w:color="FFFFFF" w:sz="0"/>
+          <w:right w:val="none" w:color="FFFFFF" w:sz="0"/>
+        </w:pBdr>
+        <w:shd w:fill="F1F4F7" w:color="auto" w:val="clear"/>
+        <w:spacing w:after="0" w:line="252"/>
+        <w:ind w:left="140" w:right="60"/>
+      </w:pPr>
+      <w:r>
+        <w:rPr>
+          <w:rFonts w:ascii="Consolas" w:cs="Consolas" w:eastAsia="Consolas" w:hAnsi="Consolas"/>
+          <w:color w:val="1B2733"/>
+          <w:sz w:val="17"/>
+          <w:szCs w:val="17"/>
+        </w:rPr>
+        <w:t xml:space="preserve">echo "yujie 建立 x-kek:"; hc -u yujie:yujie-pw -X POST -H "$J" -d '{"name":"x-kek","kmsType":"local-kms","kmsKeyId":"k","shared":false}' https://schema-registry:8081/dek-registry/v1/keks</w:t>
+      </w:r>
+    </w:p>
+    <w:p>
+      <w:pPr>
+        <w:pBdr>
+          <w:top w:val="none" w:color="FFFFFF" w:sz="0"/>
+          <w:left w:val="single" w:color="1F7A8C" w:sz="18" w:space="6"/>
+          <w:bottom w:val="none" w:color="FFFFFF" w:sz="0"/>
+          <w:right w:val="none" w:color="FFFFFF" w:sz="0"/>
+        </w:pBdr>
+        <w:shd w:fill="F1F4F7" w:color="auto" w:val="clear"/>
+        <w:spacing w:after="0" w:line="252"/>
+        <w:ind w:left="140" w:right="60"/>
+      </w:pPr>
+      <w:r>
+        <w:rPr>
+          <w:rFonts w:ascii="Consolas" w:cs="Consolas" w:eastAsia="Consolas" w:hAnsi="Consolas"/>
+          <w:color w:val="1B2733"/>
+          <w:sz w:val="17"/>
+          <w:szCs w:val="17"/>
+        </w:rPr>
+        <w:t xml:space="preserve">echo "yujie 讀 orders-kek:"; hc -u yujie:yujie-pw https://schema-registry:8081/dek-registry/v1/keks/orders-kek</w:t>
+      </w:r>
+    </w:p>
+    <w:p>
+      <w:pPr>
+        <w:pBdr>
+          <w:top w:val="none" w:color="FFFFFF" w:sz="0"/>
+          <w:left w:val="single" w:color="1F7A8C" w:sz="18" w:space="6"/>
+          <w:bottom w:val="none" w:color="FFFFFF" w:sz="0"/>
+          <w:right w:val="none" w:color="FFFFFF" w:sz="0"/>
+        </w:pBdr>
+        <w:shd w:fill="F1F4F7" w:color="auto" w:val="clear"/>
+        <w:spacing w:after="0" w:line="252"/>
+        <w:ind w:left="140" w:right="60"/>
+      </w:pPr>
+      <w:r>
+        <w:rPr>
+          <w:rFonts w:ascii="Consolas" w:cs="Consolas" w:eastAsia="Consolas" w:hAnsi="Consolas"/>
+          <w:color w:val="1B2733"/>
+          <w:sz w:val="17"/>
+          <w:szCs w:val="17"/>
+        </w:rPr>
+        <w:t xml:space="preserve">echo "ming 讀 orders-kek:"; hc -u ming:ming-pw https://schema-registry:8081/dek-registry/v1/keks/orders-kek</w:t>
+      </w:r>
+    </w:p>
+    <w:p>
+      <w:pPr>
+        <w:spacing w:after="80"/>
+      </w:pPr>
+    </w:p>
+    <w:p>
+      <w:pPr>
+        <w:spacing w:after="100" w:line="300"/>
+      </w:pPr>
+      <w:r>
+        <w:rPr>
+          <w:rFonts w:ascii="Microsoft JhengHei" w:cs="Microsoft JhengHei" w:eastAsia="Microsoft JhengHei" w:hAnsi="Microsoft JhengHei"/>
+          <w:b/>
+          <w:bCs/>
+          <w:color w:val="B7791F"/>
+          <w:sz w:val="21"/>
+          <w:szCs w:val="21"/>
+        </w:rPr>
+        <w:t xml:space="preserve">預期:</w:t>
+      </w:r>
+      <w:r>
+        <w:rPr>
+          <w:rFonts w:ascii="Microsoft JhengHei" w:cs="Microsoft JhengHei" w:eastAsia="Microsoft JhengHei" w:hAnsi="Microsoft JhengHei"/>
+          <w:sz w:val="21"/>
+          <w:szCs w:val="21"/>
+        </w:rPr>
+        <w:t xml:space="preserve">yujie 建 x-kek:User is denied operation Register on Kek,403;yujie 讀 orders-kek:回 KEK 內容 200;ming 讀:User is denied operation Read on Kek,403。</w:t>
+      </w:r>
+    </w:p>
+    <w:tbl>
+      <w:tblPr>
+        <w:tblW w:type="dxa" w:w="9026"/>
+        <w:tblBorders>
+          <w:top w:val="single" w:color="auto" w:sz="4"/>
+          <w:left w:val="single" w:color="auto" w:sz="4"/>
+          <w:bottom w:val="single" w:color="auto" w:sz="4"/>
+          <w:right w:val="single" w:color="auto" w:sz="4"/>
+          <w:insideH w:val="single" w:color="auto" w:sz="4"/>
+          <w:insideV w:val="single" w:color="auto" w:sz="4"/>
+        </w:tblBorders>
+      </w:tblPr>
+      <w:tblGrid>
+        <w:gridCol w:w="9026"/>
+      </w:tblGrid>
+      <w:tr>
+        <w:tc>
+          <w:tcPr>
+            <w:tcW w:type="dxa" w:w="9026"/>
+            <w:tcBorders>
+              <w:top w:val="single" w:color="D5DEE6" w:sz="4"/>
+              <w:left w:val="single" w:color="B03A2E" w:sz="24"/>
+              <w:bottom w:val="single" w:color="D5DEE6" w:sz="4"/>
+              <w:right w:val="single" w:color="D5DEE6" w:sz="4"/>
+            </w:tcBorders>
+            <w:shd w:fill="FDECEA" w:color="auto" w:val="clear"/>
+            <w:tcMar>
+              <w:top w:type="dxa" w:w="80"/>
+              <w:left w:type="dxa" w:w="140"/>
+              <w:bottom w:type="dxa" w:w="80"/>
+              <w:right w:type="dxa" w:w="140"/>
+            </w:tcMar>
+          </w:tcPr>
+          <w:p>
+            <w:pPr>
+              <w:spacing w:after="0" w:line="288"/>
+            </w:pPr>
+            <w:r>
+              <w:rPr>
+                <w:rFonts w:ascii="Microsoft JhengHei" w:cs="Microsoft JhengHei" w:eastAsia="Microsoft JhengHei" w:hAnsi="Microsoft JhengHei"/>
+                <w:b/>
+                <w:bCs/>
+                <w:color w:val="B03A2E"/>
+                <w:sz w:val="20"/>
+                <w:szCs w:val="20"/>
+              </w:rPr>
+              <w:t xml:space="preserve">注意:</w:t>
+            </w:r>
+            <w:r>
+              <w:rPr>
+                <w:rFonts w:ascii="Microsoft JhengHei" w:cs="Microsoft JhengHei" w:eastAsia="Microsoft JhengHei" w:hAnsi="Microsoft JhengHei"/>
+                <w:sz w:val="20"/>
+                <w:szCs w:val="20"/>
+              </w:rPr>
+              <w:t xml:space="preserve">金鑰的「解密能力」不由 RBAC 控制:官方文件寫明,能不能解開 DEK 取決於 KMS(雲端 KMS 的 IAM、Vault 的 token 等),不是 Confluent 的 role。RBAC 只管「誰能建、改、讀 KEK 的中繼資料」。本機的 local-kms 把金鑰衍生自一個環境變數(LOCAL_SECRET),任何拿到這個值的 client 都能解密,所以只能拿來測試。</w:t>
+            </w:r>
+          </w:p>
+        </w:tc>
+      </w:tr>
+    </w:tbl>
+    <w:p>
+      <w:pPr>
+        <w:spacing w:after="80"/>
+      </w:pPr>
+    </w:p>
+    <w:p>
+      <w:pPr>
+        <w:pStyle w:val="Heading3"/>
+        <w:keepNext/>
+      </w:pPr>
+      <w:r>
+        <w:rPr>
+          <w:rFonts w:ascii="Microsoft JhengHei" w:cs="Microsoft JhengHei" w:eastAsia="Microsoft JhengHei" w:hAnsi="Microsoft JhengHei"/>
+        </w:rPr>
+        <w:t xml:space="preserve">20.5 欄位級加密(CSFLE):授權限制,這個環境無法驗證加密與解密</w:t>
+      </w:r>
+    </w:p>
+    <w:p>
+      <w:pPr>
+        <w:spacing w:after="100" w:line="300"/>
+      </w:pPr>
+      <w:r>
+        <w:rPr>
+          <w:rFonts w:ascii="Microsoft JhengHei" w:cs="Microsoft JhengHei" w:eastAsia="Microsoft JhengHei" w:hAnsi="Microsoft JhengHei"/>
+          <w:sz w:val="21"/>
+          <w:szCs w:val="21"/>
+        </w:rPr>
+        <w:t xml:space="preserve">同一份 schema 加上 ENCRYPT 規則(PII 標籤的欄位用 orders-kek 加密)去註冊。官方文件的 CSFLE 屬於企業版再加購授權的功能。demo 用的是試用授權,註冊時被拒絕:402「Both enterprise and add-on CSFLE licenses are required」。</w:t>
+      </w:r>
+    </w:p>
+    <w:p>
+      <w:pPr>
+        <w:keepNext/>
+        <w:spacing w:after="60" w:before="120"/>
+      </w:pPr>
+      <w:r>
+        <w:rPr>
+          <w:rFonts w:ascii="Microsoft JhengHei" w:cs="Microsoft JhengHei" w:eastAsia="Microsoft JhengHei" w:hAnsi="Microsoft JhengHei"/>
+          <w:b/>
+          <w:bCs/>
+          <w:color w:val="1F7A8C"/>
+          <w:sz w:val="20"/>
+          <w:szCs w:val="20"/>
+        </w:rPr>
+        <w:t xml:space="preserve">手動指令</w:t>
+      </w:r>
+    </w:p>
+    <w:p>
+      <w:pPr>
+        <w:pBdr>
+          <w:top w:val="none" w:color="FFFFFF" w:sz="0"/>
+          <w:left w:val="single" w:color="1F7A8C" w:sz="18" w:space="6"/>
+          <w:bottom w:val="none" w:color="FFFFFF" w:sz="0"/>
+          <w:right w:val="none" w:color="FFFFFF" w:sz="0"/>
+        </w:pBdr>
+        <w:shd w:fill="F1F4F7" w:color="auto" w:val="clear"/>
+        <w:spacing w:after="0" w:line="252"/>
+        <w:ind w:left="140" w:right="60"/>
+      </w:pPr>
+      <w:r>
+        <w:rPr>
+          <w:rFonts w:ascii="Consolas" w:cs="Consolas" w:eastAsia="Consolas" w:hAnsi="Consolas"/>
+          <w:color w:val="1B2733"/>
+          <w:sz w:val="17"/>
+          <w:szCs w:val="17"/>
+        </w:rPr>
+        <w:t xml:space="preserve">J='Content-Type: application/vnd.schemaregistry.v1+json'</w:t>
+      </w:r>
+    </w:p>
+    <w:p>
+      <w:pPr>
+        <w:pBdr>
+          <w:top w:val="none" w:color="FFFFFF" w:sz="0"/>
+          <w:left w:val="single" w:color="1F7A8C" w:sz="18" w:space="6"/>
+          <w:bottom w:val="none" w:color="FFFFFF" w:sz="0"/>
+          <w:right w:val="none" w:color="FFFFFF" w:sz="0"/>
+        </w:pBdr>
+        <w:shd w:fill="F1F4F7" w:color="auto" w:val="clear"/>
+        <w:spacing w:after="0" w:line="252"/>
+        <w:ind w:left="140" w:right="60"/>
+      </w:pPr>
+      <w:r>
+        <w:rPr>
+          <w:rFonts w:ascii="Consolas" w:cs="Consolas" w:eastAsia="Consolas" w:hAnsi="Consolas"/>
+          <w:color w:val="1B2733"/>
+          <w:sz w:val="17"/>
+          <w:szCs w:val="17"/>
+        </w:rPr>
+        <w:t xml:space="preserve">ORDER_ENC_BODY='{"schemaType":"AVRO","schema":"{\"type\":\"record\",\"name\":\"Order\",\"namespace\":\"demo\",\"fields\":[{\"name\":\"id\",\"type\":\"string\"},{\"name\":\"amount\",\"type\":\"int\"},{\"name\":\"card_no\",\"type\":\"string\",\"confluent:tags\":[\"PII\"]}]}","ruleSet":{"domainRules":[{"name":"encryptPII","kind":"TRANSFORM","type":"ENCRYPT","mode":"WRITEREAD","tags":["PII"],"params":{"encrypt.kek.name":"orders-kek"},"onFailure":"ERROR,ERROR"}]}}'</w:t>
+      </w:r>
+    </w:p>
+    <w:p>
+      <w:pPr>
+        <w:pBdr>
+          <w:top w:val="none" w:color="FFFFFF" w:sz="0"/>
+          <w:left w:val="single" w:color="1F7A8C" w:sz="18" w:space="6"/>
+          <w:bottom w:val="none" w:color="FFFFFF" w:sz="0"/>
+          <w:right w:val="none" w:color="FFFFFF" w:sz="0"/>
+        </w:pBdr>
+        <w:shd w:fill="F1F4F7" w:color="auto" w:val="clear"/>
+        <w:spacing w:after="0" w:line="252"/>
+        <w:ind w:left="140" w:right="60"/>
+      </w:pPr>
+      <w:r>
+        <w:rPr>
+          <w:rFonts w:ascii="Consolas" w:cs="Consolas" w:eastAsia="Consolas" w:hAnsi="Consolas"/>
+          <w:color w:val="1B2733"/>
+          <w:sz w:val="17"/>
+          <w:szCs w:val="17"/>
+        </w:rPr>
+        <w:t xml:space="preserve">hc -u gary:gary-pw -X POST -H "$J" -d "$ORDER_ENC_BODY" https://schema-registry:8081/subjects/orders.events-value/versions</w:t>
+      </w:r>
+    </w:p>
+    <w:p>
+      <w:pPr>
+        <w:spacing w:after="80"/>
+      </w:pPr>
+    </w:p>
+    <w:p>
+      <w:pPr>
+        <w:spacing w:after="100" w:line="300"/>
+      </w:pPr>
+      <w:r>
+        <w:rPr>
+          <w:rFonts w:ascii="Microsoft JhengHei" w:cs="Microsoft JhengHei" w:eastAsia="Microsoft JhengHei" w:hAnsi="Microsoft JhengHei"/>
+          <w:b/>
+          <w:bCs/>
+          <w:color w:val="B7791F"/>
+          <w:sz w:val="21"/>
+          <w:szCs w:val="21"/>
+        </w:rPr>
+        <w:t xml:space="preserve">預期:</w:t>
+      </w:r>
+      <w:r>
+        <w:rPr>
+          <w:rFonts w:ascii="Microsoft JhengHei" w:cs="Microsoft JhengHei" w:eastAsia="Microsoft JhengHei" w:hAnsi="Microsoft JhengHei"/>
+          <w:sz w:val="21"/>
+          <w:szCs w:val="21"/>
+        </w:rPr>
+        <w:t xml:space="preserve">{"error_code":40201,"message":"Both enterprise and add-on CSFLE licenses are required."} [HTTP 402]。</w:t>
+      </w:r>
+    </w:p>
+    <w:tbl>
+      <w:tblPr>
+        <w:tblW w:type="dxa" w:w="9026"/>
+        <w:tblBorders>
+          <w:top w:val="single" w:color="auto" w:sz="4"/>
+          <w:left w:val="single" w:color="auto" w:sz="4"/>
+          <w:bottom w:val="single" w:color="auto" w:sz="4"/>
+          <w:right w:val="single" w:color="auto" w:sz="4"/>
+          <w:insideH w:val="single" w:color="auto" w:sz="4"/>
+          <w:insideV w:val="single" w:color="auto" w:sz="4"/>
+        </w:tblBorders>
+      </w:tblPr>
+      <w:tblGrid>
+        <w:gridCol w:w="9026"/>
+      </w:tblGrid>
+      <w:tr>
+        <w:tc>
+          <w:tcPr>
+            <w:tcW w:type="dxa" w:w="9026"/>
+            <w:tcBorders>
+              <w:top w:val="single" w:color="D5DEE6" w:sz="4"/>
+              <w:left w:val="single" w:color="B03A2E" w:sz="24"/>
+              <w:bottom w:val="single" w:color="D5DEE6" w:sz="4"/>
+              <w:right w:val="single" w:color="D5DEE6" w:sz="4"/>
+            </w:tcBorders>
+            <w:shd w:fill="FDECEA" w:color="auto" w:val="clear"/>
+            <w:tcMar>
+              <w:top w:type="dxa" w:w="80"/>
+              <w:left w:type="dxa" w:w="140"/>
+              <w:bottom w:type="dxa" w:w="80"/>
+              <w:right w:type="dxa" w:w="140"/>
+            </w:tcMar>
+          </w:tcPr>
+          <w:p>
+            <w:pPr>
+              <w:spacing w:after="0" w:line="288"/>
+            </w:pPr>
+            <w:r>
+              <w:rPr>
+                <w:rFonts w:ascii="Microsoft JhengHei" w:cs="Microsoft JhengHei" w:eastAsia="Microsoft JhengHei" w:hAnsi="Microsoft JhengHei"/>
+                <w:b/>
+                <w:bCs/>
+                <w:color w:val="B03A2E"/>
+                <w:sz w:val="20"/>
+                <w:szCs w:val="20"/>
+              </w:rPr>
+              <w:t xml:space="preserve">注意:</w:t>
+            </w:r>
+            <w:r>
+              <w:rPr>
+                <w:rFonts w:ascii="Microsoft JhengHei" w:cs="Microsoft JhengHei" w:eastAsia="Microsoft JhengHei" w:hAnsi="Microsoft JhengHei"/>
+                <w:sz w:val="20"/>
+                <w:szCs w:val="20"/>
+              </w:rPr>
+              <w:t xml:space="preserve">三個重點:① 沒有驗證:ENCRYPT 規則的實際加密、解密、金鑰輪替、效能,以及 KMS 對接(AWS / Azure / GCP / HashiCorp Vault 是官方支援的型態;沒有看到 CyberArk Conjur 或其他地端 KMS 的內建型態,地端要用自訂 KMS driver 或 Vault),都要在有授權的環境另外驗。② 要評估授權:企業版之外的加購授權,屬商務問題,不是技術設定。③ 危險的靜默失敗(測試時觀察到):如果 Schema Registry 沒有開 RuleSet extension,註冊帶規則的 schema 不會報錯,而是默默丟掉規則;之後 producer 照常寫入,卡號以明文落在 topic 裡(用一般 console consumer 讀原始位元組就看得到)。所以上線前一定要用「讀原始位元組」的方式確認欄位真的是密文,不能只看 producer 沒報錯。</w:t>
+            </w:r>
+          </w:p>
+        </w:tc>
+      </w:tr>
+    </w:tbl>
+    <w:p>
+      <w:pPr>
+        <w:spacing w:after="80"/>
+      </w:pPr>
+    </w:p>
+    <w:tbl>
+      <w:tblPr>
+        <w:tblW w:type="dxa" w:w="9026"/>
+        <w:tblBorders>
+          <w:top w:val="single" w:color="auto" w:sz="4"/>
+          <w:left w:val="single" w:color="auto" w:sz="4"/>
+          <w:bottom w:val="single" w:color="auto" w:sz="4"/>
+          <w:right w:val="single" w:color="auto" w:sz="4"/>
+          <w:insideH w:val="single" w:color="auto" w:sz="4"/>
+          <w:insideV w:val="single" w:color="auto" w:sz="4"/>
+        </w:tblBorders>
+      </w:tblPr>
+      <w:tblGrid>
+        <w:gridCol w:w="9026"/>
+      </w:tblGrid>
+      <w:tr>
+        <w:tc>
+          <w:tcPr>
+            <w:tcW w:type="dxa" w:w="9026"/>
+            <w:tcBorders>
+              <w:top w:val="single" w:color="DDD3EC" w:sz="4"/>
+              <w:left w:val="single" w:color="6B4FA0" w:sz="30"/>
+              <w:bottom w:val="single" w:color="DDD3EC" w:sz="4"/>
+              <w:right w:val="single" w:color="DDD3EC" w:sz="4"/>
+            </w:tcBorders>
+            <w:shd w:fill="EEF6F1" w:color="auto" w:val="clear"/>
+            <w:tcMar>
+              <w:top w:type="dxa" w:w="100"/>
+              <w:left w:type="dxa" w:w="180"/>
+              <w:bottom w:type="dxa" w:w="100"/>
+              <w:right w:type="dxa" w:w="180"/>
+            </w:tcMar>
+          </w:tcPr>
+          <w:p>
+            <w:pPr>
+              <w:spacing w:after="60"/>
+            </w:pPr>
+            <w:r>
+              <w:rPr>
+                <w:rFonts w:ascii="Microsoft JhengHei" w:cs="Microsoft JhengHei" w:eastAsia="Microsoft JhengHei" w:hAnsi="Microsoft JhengHei"/>
+                <w:b/>
+                <w:bCs/>
+                <w:color w:val="6B4FA0"/>
+                <w:sz w:val="19"/>
+                <w:szCs w:val="19"/>
+              </w:rPr>
+              <w:t xml:space="preserve">小結:Ming 學到了什麼</w:t>
+            </w:r>
+          </w:p>
+          <w:p>
+            <w:pPr>
+              <w:spacing w:after="70" w:line="312"/>
+            </w:pPr>
+            <w:r>
+              <w:rPr>
+                <w:rFonts w:ascii="Microsoft JhengHei" w:cs="Microsoft JhengHei" w:eastAsia="Microsoft JhengHei" w:hAnsi="Microsoft JhengHei"/>
+                <w:color w:val="2B2540"/>
+                <w:sz w:val="21"/>
+                <w:szCs w:val="21"/>
+              </w:rPr>
+              <w:t xml:space="preserve">• Schema Registry 不另設帳號:認證交 MDS,授權看 subject 與 Kek:&lt;名稱&gt; 的 role。</w:t>
+            </w:r>
+          </w:p>
+          <w:p>
+            <w:pPr>
+              <w:spacing w:after="70" w:line="312"/>
+            </w:pPr>
+            <w:r>
+              <w:rPr>
+                <w:rFonts w:ascii="Microsoft JhengHei" w:cs="Microsoft JhengHei" w:eastAsia="Microsoft JhengHei" w:hAnsi="Microsoft JhengHei"/>
+                <w:color w:val="2B2540"/>
+                <w:sz w:val="21"/>
+                <w:szCs w:val="21"/>
+              </w:rPr>
+              <w:t xml:space="preserve">• KEK 的解密能力由 KMS 控制,不是 RBAC;local-kms 只能測試。</w:t>
+            </w:r>
+          </w:p>
+          <w:p>
+            <w:pPr>
+              <w:spacing w:after="70" w:line="312"/>
+            </w:pPr>
+            <w:r>
+              <w:rPr>
+                <w:rFonts w:ascii="Microsoft JhengHei" w:cs="Microsoft JhengHei" w:eastAsia="Microsoft JhengHei" w:hAnsi="Microsoft JhengHei"/>
+                <w:color w:val="2B2540"/>
+                <w:sz w:val="21"/>
+                <w:szCs w:val="21"/>
+              </w:rPr>
+              <w:t xml:space="preserve">• 欄位級加密需要企業版加 CSFLE 加購授權;這個環境沒有驗證加密與解密。</w:t>
+            </w:r>
+          </w:p>
+          <w:p>
+            <w:pPr>
+              <w:spacing w:after="70" w:line="312"/>
+            </w:pPr>
+            <w:r>
+              <w:rPr>
+                <w:rFonts w:ascii="Microsoft JhengHei" w:cs="Microsoft JhengHei" w:eastAsia="Microsoft JhengHei" w:hAnsi="Microsoft JhengHei"/>
+                <w:color w:val="2B2540"/>
+                <w:sz w:val="21"/>
+                <w:szCs w:val="21"/>
+              </w:rPr>
+              <w:t xml:space="preserve">• 上線前要用讀原始位元組的方式確認欄位是密文——規則被丟掉時不會有任何錯誤。</w:t>
+            </w:r>
+          </w:p>
+        </w:tc>
+      </w:tr>
+    </w:tbl>
+    <w:p>
+      <w:pPr>
+        <w:spacing w:after="100"/>
+      </w:pPr>
+    </w:p>
+    <w:p>
+      <w:pPr>
         <w:pStyle w:val="Heading1"/>
         <w:pageBreakBefore/>
       </w:pPr>
@@ -47043,7 +48978,7 @@
                 <w:sz w:val="18"/>
                 <w:szCs w:val="18"/>
               </w:rPr>
-              <w:t xml:space="preserve">帳號被偷之後(Lab 19)</w:t>
+              <w:t xml:space="preserve">Schema Registry 與欄位級加密(Lab 20)</w:t>
             </w:r>
           </w:p>
         </w:tc>
@@ -47077,7 +49012,7 @@
                 <w:sz w:val="18"/>
                 <w:szCs w:val="18"/>
               </w:rPr>
-              <w:t xml:space="preserve">demo 已做:60 秒重新認證、認證失敗告警、TLS 套件限定、連線數上限、client quota、AD 鎖定雙面刃;未驗證:真實 AD 的鎖定原則與 F5 的登入速率限制、各元件(REST Proxy、C3)的 TLS 套件限定、重新認證間隔對大量 client 的負載。</w:t>
+              <w:t xml:space="preserve">已做:SR 的 RBAC、subject 與 KEK 授權;未驗證:CSFLE 的加密與解密(需企業版加 CSFLE 加購授權)、地端 KMS 對接(文件列的型態是 AWS / Azure / GCP / Vault)、machine 身分如何向 SR 認證(SR 的 REST 只認 AD 帳密或 MDS token)。</w:t>
             </w:r>
           </w:p>
         </w:tc>
@@ -47117,7 +49052,7 @@
                 <w:sz w:val="18"/>
                 <w:szCs w:val="18"/>
               </w:rPr>
-              <w:t xml:space="preserve">傳輸加密的剩餘題目</w:t>
+              <w:t xml:space="preserve">帳號被偷之後(Lab 19)</w:t>
             </w:r>
           </w:p>
         </w:tc>
@@ -47151,7 +49086,7 @@
                 <w:sz w:val="18"/>
                 <w:szCs w:val="18"/>
               </w:rPr>
-              <w:t xml:space="preserve">demo 已做 LDAPS、監控 HTTPS + Basic、C3 HTTPS(Lab 17);未驗證:真實 AD 的 LDAPS 憑證鏈(中繼 CA 要放進信任庫)、Alertmanager 的 mTLS、由 F5 終止 C3 的 TLS 時的行為。</w:t>
+              <w:t xml:space="preserve">demo 已做:60 秒重新認證、認證失敗告警、TLS 套件限定、連線數上限、client quota、AD 鎖定雙面刃;未驗證:真實 AD 的鎖定原則與 F5 的登入速率限制、各元件(REST Proxy、C3)的 TLS 套件限定、重新認證間隔對大量 client 的負載。</w:t>
             </w:r>
           </w:p>
         </w:tc>
@@ -47191,7 +49126,7 @@
                 <w:sz w:val="18"/>
                 <w:szCs w:val="18"/>
               </w:rPr>
-              <w:t xml:space="preserve">負載平衡器</w:t>
+              <w:t xml:space="preserve">傳輸加密的剩餘題目</w:t>
             </w:r>
           </w:p>
         </w:tc>
@@ -47225,7 +49160,7 @@
                 <w:sz w:val="18"/>
                 <w:szCs w:val="18"/>
               </w:rPr>
-              <w:t xml:space="preserve">客戶使用 F5:legacy app 前面的 LB 必須是 L4 透傳;sticky session 與 F5 的 TLS session 行為待客戶確認。</w:t>
+              <w:t xml:space="preserve">demo 已做 LDAPS、監控 HTTPS + Basic、C3 HTTPS(Lab 17);未驗證:真實 AD 的 LDAPS 憑證鏈(中繼 CA 要放進信任庫)、Alertmanager 的 mTLS、由 F5 終止 C3 的 TLS 時的行為。</w:t>
             </w:r>
           </w:p>
         </w:tc>
@@ -47265,7 +49200,7 @@
                 <w:sz w:val="18"/>
                 <w:szCs w:val="18"/>
               </w:rPr>
-              <w:t xml:space="preserve">憑證設計</w:t>
+              <w:t xml:space="preserve">負載平衡器</w:t>
             </w:r>
           </w:p>
         </w:tc>
@@ -47299,7 +49234,7 @@
                 <w:sz w:val="18"/>
                 <w:szCs w:val="18"/>
               </w:rPr>
-              <w:t xml:space="preserve">以客戶前提為準:共用一張 server 憑證,只做傳輸加密;身分另外處理(平台元件與 legacy app 各用 client 憑證)。Kafka 專家建議每台一張,僅供參考,不採用。</w:t>
+              <w:t xml:space="preserve">客戶使用 F5:legacy app 前面的 LB 必須是 L4 透傳;sticky session 與 F5 的 TLS session 行為待客戶確認。</w:t>
             </w:r>
           </w:p>
         </w:tc>
@@ -47339,7 +49274,7 @@
                 <w:sz w:val="18"/>
                 <w:szCs w:val="18"/>
               </w:rPr>
-              <w:t xml:space="preserve">變更核准</w:t>
+              <w:t xml:space="preserve">憑證設計</w:t>
             </w:r>
           </w:p>
         </w:tc>
@@ -47373,7 +49308,7 @@
                 <w:sz w:val="18"/>
                 <w:szCs w:val="18"/>
               </w:rPr>
-              <w:t xml:space="preserve">OP menu 的 ticket 檢查是可開關、可抽換的,等客戶決定核准方式。</w:t>
+              <w:t xml:space="preserve">以客戶前提為準:共用一張 server 憑證,只做傳輸加密;身分另外處理(平台元件與 legacy app 各用 client 憑證)。Kafka 專家建議每台一張,僅供參考,不採用。</w:t>
             </w:r>
           </w:p>
         </w:tc>
@@ -47413,7 +49348,7 @@
                 <w:sz w:val="18"/>
                 <w:szCs w:val="18"/>
               </w:rPr>
-              <w:t xml:space="preserve">CyberArk 的 PAM 側</w:t>
+              <w:t xml:space="preserve">變更核准</w:t>
             </w:r>
           </w:p>
         </w:tc>
@@ -47427,6 +49362,80 @@
               <w:right w:val="single" w:color="C9D3DC" w:sz="4"/>
             </w:tcBorders>
             <w:shd w:fill="F1F5F8" w:color="auto" w:val="clear"/>
+            <w:tcMar>
+              <w:top w:type="dxa" w:w="60"/>
+              <w:left w:type="dxa" w:w="100"/>
+              <w:bottom w:type="dxa" w:w="60"/>
+              <w:right w:type="dxa" w:w="100"/>
+            </w:tcMar>
+          </w:tcPr>
+          <w:p>
+            <w:pPr>
+              <w:spacing w:after="0" w:line="276"/>
+            </w:pPr>
+            <w:r>
+              <w:rPr>
+                <w:rFonts w:ascii="Microsoft JhengHei" w:cs="Microsoft JhengHei" w:eastAsia="Microsoft JhengHei" w:hAnsi="Microsoft JhengHei"/>
+                <w:b w:val="false"/>
+                <w:bCs w:val="false"/>
+                <w:color w:val="22313F"/>
+                <w:sz w:val="18"/>
+                <w:szCs w:val="18"/>
+              </w:rPr>
+              <w:t xml:space="preserve">OP menu 的 ticket 檢查是可開關、可抽換的,等客戶決定核准方式。</w:t>
+            </w:r>
+          </w:p>
+        </w:tc>
+      </w:tr>
+      <w:tr>
+        <w:trPr>
+          <w:cantSplit/>
+          <w:tblHeader w:val="off"/>
+        </w:trPr>
+        <w:tc>
+          <w:tcPr>
+            <w:tcW w:type="dxa" w:w="2600"/>
+            <w:tcBorders>
+              <w:top w:val="single" w:color="C9D3DC" w:sz="4"/>
+              <w:left w:val="single" w:color="C9D3DC" w:sz="4"/>
+              <w:bottom w:val="single" w:color="C9D3DC" w:sz="4"/>
+              <w:right w:val="single" w:color="C9D3DC" w:sz="4"/>
+            </w:tcBorders>
+            <w:shd w:fill="FFFFFF" w:color="auto" w:val="clear"/>
+            <w:tcMar>
+              <w:top w:type="dxa" w:w="60"/>
+              <w:left w:type="dxa" w:w="100"/>
+              <w:bottom w:type="dxa" w:w="60"/>
+              <w:right w:type="dxa" w:w="100"/>
+            </w:tcMar>
+          </w:tcPr>
+          <w:p>
+            <w:pPr>
+              <w:spacing w:after="0" w:line="276"/>
+            </w:pPr>
+            <w:r>
+              <w:rPr>
+                <w:rFonts w:ascii="Microsoft JhengHei" w:cs="Microsoft JhengHei" w:eastAsia="Microsoft JhengHei" w:hAnsi="Microsoft JhengHei"/>
+                <w:b w:val="false"/>
+                <w:bCs w:val="false"/>
+                <w:color w:val="22313F"/>
+                <w:sz w:val="18"/>
+                <w:szCs w:val="18"/>
+              </w:rPr>
+              <w:t xml:space="preserve">CyberArk 的 PAM 側</w:t>
+            </w:r>
+          </w:p>
+        </w:tc>
+        <w:tc>
+          <w:tcPr>
+            <w:tcW w:type="dxa" w:w="6426"/>
+            <w:tcBorders>
+              <w:top w:val="single" w:color="C9D3DC" w:sz="4"/>
+              <w:left w:val="single" w:color="C9D3DC" w:sz="4"/>
+              <w:bottom w:val="single" w:color="C9D3DC" w:sz="4"/>
+              <w:right w:val="single" w:color="C9D3DC" w:sz="4"/>
+            </w:tcBorders>
+            <w:shd w:fill="FFFFFF" w:color="auto" w:val="clear"/>
             <w:tcMar>
               <w:top w:type="dxa" w:w="60"/>
               <w:left w:type="dxa" w:w="100"/>

--- a/Confluent-Security-Lab-Story-Guide-v2-精簡版.docx
+++ b/Confluent-Security-Lab-Story-Guide-v2-精簡版.docx
@@ -9551,7 +9551,7 @@
           <w:sz w:val="21"/>
           <w:szCs w:val="21"/>
         </w:rPr>
-        <w:t xml:space="preserve">驗證方式:本手冊的每一條「手動指令」2026-10-09 驗證:從零重建後,第 1 到 20 章的整章腳本 0 失敗(第 15、16 章另跑,0 失敗;第 16 章在原本那次跑時 broker 重啟失敗一次,屬已知未解問題,見 RUNBOOK 第 19 章);第 18、19、20 章共 35 步的手動指令這次重新實跑並判定,0 不符合,手冊顯示的輸出就是該步指令實跑的結果(labguide/manual-out/);第 1 到 17 章的 118 步手動指令為上一輪(2026-10-08)實跑 0 不符合的結果,本次未逐步重跑。第 20 章的欄位級加密(CSFLE)需要企業版加購授權,加密與解密在這個環境未驗證。有介面操作的步驟以等效 API/CLI 驗證,截圖來自 Playwright 自動化。</w:t>
+        <w:t xml:space="preserve">驗證方式:本手冊的每一條「手動指令」2026-10-09 驗證:從零重建後,第 1 到 20 章整章腳本 0 失敗,第 15、16 章另跑 0 失敗,整條鏈跑完後直接重啟兩台 broker 都正常;第 6、9、18、19、20 章共 48 步的手動指令這次重新實跑並判定,0 不符合,手冊顯示的輸出就是該步指令實跑的結果(labguide/manual-out/);其餘章節的手動指令為上一輪(2026-10-08)實跑 0 不符合的結果,本次未逐步重跑。第 20 章的欄位級加密(CSFLE)需要企業版加購授權,加密與解密在這個環境未驗證。停用 SCRAM 帳號一律覆寫成隨機密碼、不刪除(刪除會讓之後重啟 broker 失敗,見 Lab 19 與 RUNBOOK)。有介面操作的步驟以等效 API/CLI 驗證,截圖來自 Playwright 自動化。</w:t>
       </w:r>
     </w:p>
     <w:p>
@@ -21176,7 +21176,7 @@
           <w:sz w:val="17"/>
           <w:szCs w:val="17"/>
         </w:rPr>
-        <w:t xml:space="preserve">kc kafka-configs --bootstrap-server $BOOT --command-config /clients/token-bootstrap.properties --alter --delete-config SCRAM-SHA-512 --entity-type users --entity-name shared-ops</w:t>
+        <w:t xml:space="preserve">kc kafka-configs --bootstrap-server $BOOT --command-config /clients/token-bootstrap.properties --alter --add-config "SCRAM-SHA-512=[password=$(head -c 24 /dev/urandom | base64 | tr -d "=+/")]" --entity-type users --entity-name shared-ops</w:t>
       </w:r>
     </w:p>
     <w:p>
@@ -42603,7 +42603,7 @@
         <w:rPr>
           <w:rFonts w:ascii="Microsoft JhengHei" w:cs="Microsoft JhengHei" w:eastAsia="Microsoft JhengHei" w:hAnsi="Microsoft JhengHei"/>
         </w:rPr>
-        <w:t xml:space="preserve">18.12 零中斷輪替 ③:不直接刪舊帳號,先「隔離」再看 audit</w:t>
+        <w:t xml:space="preserve">18.12 零中斷輪替 ③:不直接停用舊帳號,先「隔離」再看 audit</w:t>
       </w:r>
     </w:p>
     <w:p>
@@ -42718,7 +42718,7 @@
         <w:rPr>
           <w:rFonts w:ascii="Microsoft JhengHei" w:cs="Microsoft JhengHei" w:eastAsia="Microsoft JhengHei" w:hAnsi="Microsoft JhengHei"/>
         </w:rPr>
-        <w:t xml:space="preserve">18.13 零中斷輪替 ④:確認沒人用才停用(刪 SCRAM 憑證)</w:t>
+        <w:t xml:space="preserve">18.13 零中斷輪替 ④:確認沒人用才停用(停用 SCRAM 憑證)</w:t>
       </w:r>
     </w:p>
     <w:p>
@@ -43103,7 +43103,7 @@
         <w:rPr>
           <w:rFonts w:ascii="Microsoft JhengHei" w:cs="Microsoft JhengHei" w:eastAsia="Microsoft JhengHei" w:hAnsi="Microsoft JhengHei"/>
         </w:rPr>
-        <w:t xml:space="preserve">18.16 實驗:只刪 SCRAM 憑證,擋得住已經連著的舊連線嗎?</w:t>
+        <w:t xml:space="preserve">18.16 實驗:只停用 SCRAM 憑證,擋得住已經連著的舊連線嗎?</w:t>
       </w:r>
     </w:p>
     <w:p>
@@ -43116,7 +43116,7 @@
           <w:sz w:val="21"/>
           <w:szCs w:val="21"/>
         </w:rPr>
-        <w:t xml:space="preserve">長連線 producer(svc-orders,每 2 秒寫一筆,共 14 筆)寫到一半,對舊帳號做事。這個實驗回答「為什麼一定要先解除角色」。下面跑兩次:A 先解除角色再刪憑證;B 只刪憑證、角色保留。每次約 50 秒。</w:t>
+        <w:t xml:space="preserve">長連線 producer(svc-orders,每 2 秒寫一筆,共 14 筆)寫到一半,對舊帳號做事。這個實驗回答「為什麼一定要先解除角色」。下面跑兩次:A 先解除角色再停用憑證;B 只停用憑證、角色保留。每次約 50 秒。</w:t>
       </w:r>
     </w:p>
     <w:p>
@@ -43199,7 +43199,7 @@
           <w:sz w:val="17"/>
           <w:szCs w:val="17"/>
         </w:rPr>
-        <w:t xml:space="preserve">echo "=== B:只刪憑證、角色保留"</w:t>
+        <w:t xml:space="preserve">echo "=== B:只停用憑證、角色保留"</w:t>
       </w:r>
     </w:p>
     <w:p>
@@ -43272,7 +43272,7 @@
           <w:sz w:val="21"/>
           <w:szCs w:val="21"/>
         </w:rPr>
-        <w:t xml:space="preserve">A:只寫進約 6 筆,之後都是授權失敗、認證失敗 0 次 → 判定:解除角色就切斷舊連線;B:14 筆全部寫入 → 判定:只刪 SCRAM 憑證擋不住已建立的連線。</w:t>
+        <w:t xml:space="preserve">A:只寫進約 6 筆,之後都是授權失敗、認證失敗 0 次 → 判定:解除角色就切斷舊連線;B:14 筆全部寫入 → 判定:只停用 SCRAM 憑證擋不住已建立的連線。</w:t>
       </w:r>
     </w:p>
     <w:tbl>
@@ -43329,7 +43329,7 @@
                 <w:sz w:val="20"/>
                 <w:szCs w:val="20"/>
               </w:rPr>
-              <w:t xml:space="preserve">重點:SCRAM 只在「建立連線」時驗證(connections.max.reauth.ms 預設 0 = 不重新驗證),所以刪掉憑證只擋得住新連線。要切斷已連著的舊連線,必須解除角色;所以輪替流程一律是「先隔離(解除角色)→ 看 audit → 才刪憑證」。長連線的應用也要在認證或授權失敗時重新向 Conjur 取帳密並重建連線,不能只在啟動時取一次。</w:t>
+              <w:t xml:space="preserve">重點:SCRAM 只在「建立連線」時驗證(connections.max.reauth.ms 預設 0 = 不重新驗證),所以停用憑證只擋得住新連線。要切斷已連著的舊連線,必須解除角色;所以輪替流程一律是「先隔離(解除角色)→ 看 audit → 才停用憑證」。長連線的應用也要在認證或授權失敗時重新向 Conjur 取帳密並重建連線,不能只在啟動時取一次。</w:t>
             </w:r>
           </w:p>
         </w:tc>
@@ -44556,7 +44556,7 @@
                 <w:sz w:val="21"/>
                 <w:szCs w:val="21"/>
               </w:rPr>
-              <w:t xml:space="preserve">資安的下一個問題:「如果某個應用的帳密被偷了,你們多久能發現?它能做多少事?多久會失效?」Gary 想到 Ming 在 Lab 18 的實驗——只刪 SCRAM 憑證,舊連線還是照寫。這個答案資安不會接受。</w:t>
+              <w:t xml:space="preserve">資安的下一個問題:「如果某個應用的帳密被偷了,你們多久能發現?它能做多少事?多久會失效?」Gary 想到 Ming 在 Lab 18 的實驗——只停用 SCRAM 憑證,舊連線還是照寫。這個答案資安不會接受。</w:t>
             </w:r>
           </w:p>
           <w:p>
@@ -44846,7 +44846,7 @@
                 <w:sz w:val="19"/>
                 <w:szCs w:val="19"/>
               </w:rPr>
-              <w:t xml:space="preserve">第 18 章發現「只刪 SCRAM 憑證,已連著的舊連線不會斷」。這個 Lab 假設一個帳號已經被偷,逐項證明平台怎麼讓它撐不久、灌不大、被發現、而且不會連累管理員:① SASL 重新認證讓被停用的帳號在固定時間內被切斷;② 認證失敗暴增會觸發告警並送到 Alertmanager;③ TLS 只收 1.2/1.3 與 AEAD 套件;④ 單一來源的連線數上限;⑤ client quota 限制吞吐量;⑥ AD 的帳戶鎖定原則是雙面刃(攻擊者可以故意把管理員鎖住),以及緊急路徑不受影響。</w:t>
+              <w:t xml:space="preserve">第 18 章發現「只停用 SCRAM 憑證,已連著的舊連線不會斷」。這個 Lab 假設一個帳號已經被偷,逐項證明平台怎麼讓它撐不久、灌不大、被發現、而且不會連累管理員:① SASL 重新認證讓被停用的帳號在固定時間內被切斷;② 認證失敗暴增會觸發告警並送到 Alertmanager;③ TLS 只收 1.2/1.3 與 AEAD 套件;④ 單一來源的連線數上限;⑤ client quota 限制吞吐量;⑥ AD 的帳戶鎖定原則是雙面刃(攻擊者可以故意把管理員鎖住),以及緊急路徑不受影響。</w:t>
             </w:r>
           </w:p>
         </w:tc>
@@ -45275,7 +45275,7 @@
           <w:sz w:val="21"/>
           <w:szCs w:val="21"/>
         </w:rPr>
-        <w:t xml:space="preserve">對照第 18 章:當時只刪 SCRAM 憑證,舊連線 14 筆全寫入。現在同樣的動作(角色保留、只刪憑證),在下一次重新認證時失敗,連線被切斷。腳本用臨時帳號 svc-reauth,每 2 秒寫 1 筆、共 45 筆,第 10 秒刪它的憑證。</w:t>
+        <w:t xml:space="preserve">對照第 18 章:當時只停用 SCRAM 憑證,舊連線 14 筆全寫入。現在同樣的動作(角色保留、只停用憑證),在下一次重新認證時失敗,連線被切斷。腳本用臨時帳號 svc-reauth,每 2 秒寫 1 筆、共 45 筆,第 10 秒刪它的憑證。</w:t>
       </w:r>
     </w:p>
     <w:p>
@@ -45400,7 +45400,7 @@
                 <w:sz w:val="20"/>
                 <w:szCs w:val="20"/>
               </w:rPr>
-              <w:t xml:space="preserve">重新認證只擋「憑證」。這是第二道防線:要立刻切斷,仍然是解除角色(第 18 章的隔離流程);重新認證確保即使忘了,最慢也在設定的間隔內失效。</w:t>
+              <w:t xml:space="preserve">為什麼「停用」是覆寫成隨機密碼、不是刪除憑證:實測(CP 8.3.2、KRaft)刪除 SCRAM 憑證之後,下一次重啟 broker 會失敗(broker 啟動時向自己做 SCRAM 認證被拒);全新叢集可 100% 重現,改成覆寫隨機密碼就正常。已經刪過的帳號,事後重新建立即可救回。正式環境在確認 Confluent 的說法前,不要用 --delete-config 刪 SCRAM 憑證(RUNBOOK 第 19 章有重現步驟與對照表)。 重新認證只擋「憑證」。這是第二道防線:要立刻切斷,仍然是解除角色(第 18 章的隔離流程);重新認證確保即使忘了,最慢也在設定的間隔內失效。</w:t>
             </w:r>
           </w:p>
         </w:tc>
@@ -51321,7 +51321,7 @@
                 <w:sz w:val="17"/>
                 <w:szCs w:val="17"/>
               </w:rPr>
-              <w:t xml:space="preserve">只刪 SCRAM 憑證,已連著的舊連線不受影響(14 筆全寫完);解除角色後,同一條連線的每個請求都被授權擋下</w:t>
+              <w:t xml:space="preserve">只停用 SCRAM 憑證,已連著的舊連線不受影響(14 筆全寫完);解除角色後,同一條連線的每個請求都被授權擋下</w:t>
             </w:r>
           </w:p>
         </w:tc>
@@ -51355,7 +51355,7 @@
                 <w:sz w:val="17"/>
                 <w:szCs w:val="17"/>
               </w:rPr>
-              <w:t xml:space="preserve">輪替一定要「先隔離(解除角色)、看 audit、才刪憑證」;SCRAM 只在建立連線時驗證(connections.max.reauth.ms 預設 0)</w:t>
+              <w:t xml:space="preserve">輪替一定要「先隔離(解除角色)、看 audit、才停用憑證」;SCRAM 只在建立連線時驗證(connections.max.reauth.ms 預設 0)</w:t>
             </w:r>
           </w:p>
         </w:tc>

--- a/Confluent-Security-Lab-Story-Guide-v2-精簡版.docx
+++ b/Confluent-Security-Lab-Story-Guide-v2-精簡版.docx
@@ -3925,7 +3925,7 @@
                 <w:sz w:val="17"/>
                 <w:szCs w:val="17"/>
               </w:rPr>
-              <w:t xml:space="preserve">SASL/PLAIN 靜態帳號(kafka-controller)</w:t>
+              <w:t xml:space="preserve">mTLS(與 broker 共用憑證 CN=kafka-internal)</w:t>
             </w:r>
           </w:p>
         </w:tc>
@@ -4033,7 +4033,7 @@
                 <w:sz w:val="17"/>
                 <w:szCs w:val="17"/>
               </w:rPr>
-              <w:t xml:space="preserve">CLIENT:人 PLAIN+AD、服務 SCRAM、元件 OAUTHBEARER;INTERNAL 9092 只在容器內</w:t>
+              <w:t xml:space="preserve">CLIENT:人 PLAIN+AD、服務 SCRAM、元件 OAUTHBEARER;INTERNAL 9092(mTLS,共用內部憑證)只在容器內</w:t>
             </w:r>
           </w:p>
         </w:tc>
@@ -9413,7 +9413,7 @@
           <w:sz w:val="21"/>
           <w:szCs w:val="21"/>
         </w:rPr>
-        <w:t xml:space="preserve">KRaft 內部通道:CONTROLLER 用 SASL/PLAIN;broker↔broker 用 SCRAM;INTERNAL/CONTROLLER 埠必須以防火牆限制。</w:t>
+        <w:t xml:space="preserve">KRaft 內部通道:CONTROLLER 與 INTERNAL 都是 mTLS,broker 與 controller 共用一張憑證(CN=kafka-internal);不用 SCRAM(刪除過 SCRAM 憑證後重啟 broker 會失敗,Lab 19);INTERNAL/CONTROLLER 埠必須以防火牆限制。</w:t>
       </w:r>
     </w:p>
     <w:p>
@@ -9551,7 +9551,7 @@
           <w:sz w:val="21"/>
           <w:szCs w:val="21"/>
         </w:rPr>
-        <w:t xml:space="preserve">驗證方式:本手冊的每一條「手動指令」2026-10-09 驗證:從零重建後,第 1 到 20 章整章腳本 0 失敗,第 15、16 章另跑 0 失敗,整條鏈跑完後直接重啟兩台 broker 都正常;第 6、9、18、19、20 章共 48 步的手動指令這次重新實跑並判定,0 不符合,手冊顯示的輸出就是該步指令實跑的結果(labguide/manual-out/);其餘章節的手動指令為上一輪(2026-10-08)實跑 0 不符合的結果,本次未逐步重跑。第 20 章的欄位級加密(CSFLE)需要企業版加購授權,加密與解密在這個環境未驗證。停用 SCRAM 帳號一律覆寫成隨機密碼、不刪除(刪除會讓之後重啟 broker 失敗,見 Lab 19 與 RUNBOOK)。有介面操作的步驟以等效 API/CLI 驗證,截圖來自 Playwright 自動化。</w:t>
+        <w:t xml:space="preserve">驗證方式:本手冊的每一條「手動指令」2026-10-09 驗證(內部通道改 mTLS 後):從零重建,preflight 18 項全過;第 1 到 20 章整章腳本 0 失敗(第 19、20 章新增步驟調整後重跑 0 失敗),第 15、16 章另跑 0 失敗,整條鏈跑完後直接重啟兩台 broker 都正常、SCRAM 登入成功、自癒腳本用到 0 次;第 9、19、20 章共 29 步的手動指令這次重新實跑並判定,0 不符合;第 6、18 章與其餘章節的手動指令為上一輪實跑 0 不符合的結果,本次未逐步重跑。第 20 章的欄位級加密(CSFLE)需要企業版加購授權,加密與解密在這個環境未驗證。停用 SCRAM 帳號一律覆寫成隨機密碼、不刪除;刪除會讓之後重啟 broker 失敗或讓 SCRAM 登入全壞(KAFKA-20774,全新叢集可重現,跑過很多章節的環境不一定重現,見 Lab 19.9 與 RUNBOOK)。有介面操作的步驟以等效 API/CLI 驗證,截圖來自 Playwright 自動化。</w:t>
       </w:r>
     </w:p>
     <w:p>
@@ -44441,7 +44441,7 @@
       <w:r>
         <w:drawing>
           <wp:inline distT="0" distB="0" distL="0" distR="0">
-            <wp:extent cx="5619750" cy="1790700"/>
+            <wp:extent cx="5619750" cy="2047875"/>
             <wp:effectExtent t="0" r="0" b="0" l="0"/>
             <wp:docPr id="20" name="labmap-19.png" descr="Lab 19 地圖:這堂要證明的事、動到的元件(打亮)、走的路與結果(✔ 允許 / ✘ 拒絕)" title="Lab 19 地圖:這堂要證明的事、動到的元件(打亮)、走的路與結果(✔ 允許 / ✘ 拒絕)"/>
             <wp:cNvGraphicFramePr>
@@ -44466,7 +44466,7 @@
                   <pic:spPr bwMode="auto">
                     <a:xfrm>
                       <a:off x="0" y="0"/>
-                      <a:ext cx="5619750" cy="1790700"/>
+                      <a:ext cx="5619750" cy="2047875"/>
                     </a:xfrm>
                     <a:prstGeom prst="rect">
                       <a:avLst/>
@@ -45400,7 +45400,7 @@
                 <w:sz w:val="20"/>
                 <w:szCs w:val="20"/>
               </w:rPr>
-              <w:t xml:space="preserve">為什麼「停用」是覆寫成隨機密碼、不是刪除憑證:實測(CP 8.3.2、KRaft)刪除 SCRAM 憑證之後,下一次重啟 broker 會失敗(broker 啟動時向自己做 SCRAM 認證被拒);全新叢集可 100% 重現,改成覆寫隨機密碼就正常。已經刪過的帳號,事後重新建立即可救回。正式環境在確認 Confluent 的說法前,不要用 --delete-config 刪 SCRAM 憑證(RUNBOOK 第 19 章有重現步驟與對照表)。 重新認證只擋「憑證」。這是第二道防線:要立刻切斷,仍然是解除角色(第 18 章的隔離流程);重新認證確保即使忘了,最慢也在設定的間隔內失效。</w:t>
+              <w:t xml:space="preserve">為什麼「停用」是覆寫成隨機密碼、不是刪除憑證:實測(CP 8.3.2、KRaft)刪除 SCRAM 憑證之後,下一次重啟 broker 會失敗(broker 啟動時向自己做 SCRAM 認證被拒);全新叢集可 100% 重現,改成覆寫隨機密碼就正常。已經刪過的帳號,事後重新建立再重啟 broker 即可救回。內部通道改成 mTLS(Lab 9.5)後 broker 不會再起不來,但重啟後 CLIENT 埠的 SCRAM 帳號會全部登入失敗(實測),所以這條規則仍然必要。這是 Apache Kafka 的已知 bug KAFKA-20774(ScramDelta.apply() 在 REMOVE 對象不存在時丟掉整組 SCRAM 使用者;修復版 4.5.0 尚未發行,CP 8.3.2 的 Kafka 4.3.x 受影響)。在升到含修復的版本之前,不要用 --delete-config 刪 SCRAM 憑證(RUNBOOK 第 19 章有重現步驟、對照表與 bug 連結)。 重新認證只擋「憑證」。這是第二道防線:要立刻切斷,仍然是解除角色(第 18 章的隔離流程);重新認證確保即使忘了,最慢也在設定的間隔內失效。</w:t>
             </w:r>
           </w:p>
         </w:tc>
@@ -46668,6 +46668,99 @@
         <w:t xml:space="preserve">已解鎖;GARY 用對的密碼 [HTTP 200];鎖定已關閉;GARY 未鎖定。</w:t>
       </w:r>
     </w:p>
+    <w:p>
+      <w:pPr>
+        <w:pStyle w:val="Heading3"/>
+        <w:keepNext/>
+      </w:pPr>
+      <w:r>
+        <w:rPr>
+          <w:rFonts w:ascii="Microsoft JhengHei" w:cs="Microsoft JhengHei" w:eastAsia="Microsoft JhengHei" w:hAnsi="Microsoft JhengHei"/>
+        </w:rPr>
+        <w:t xml:space="preserve">19.9 已知 bug:刪除 SCRAM 帳號後重啟 broker,所有 SCRAM 登入失敗(KAFKA-20774)</w:t>
+      </w:r>
+    </w:p>
+    <w:p>
+      <w:pPr>
+        <w:spacing w:after="100" w:line="300"/>
+      </w:pPr>
+      <w:r>
+        <w:rPr>
+          <w:rFonts w:ascii="Microsoft JhengHei" w:cs="Microsoft JhengHei" w:eastAsia="Microsoft JhengHei" w:hAnsi="Microsoft JhengHei"/>
+          <w:sz w:val="21"/>
+          <w:szCs w:val="21"/>
+        </w:rPr>
+        <w:t xml:space="preserve">這就是為什麼整本手冊「停用帳號」都是覆寫隨機密碼、不用 --delete-config。Apache Kafka 的 ScramDelta.apply() 在重放 metadata 時,遇到對象不在目前 image 裡的 REMOVE 紀錄,會把整個 SCRAM 機制的使用者表丟掉(連 kafka-broker 這種應該存在的帳號也消失);修復在 Kafka 4.5.0,尚未發行,CP 8.3.2 的 Kafka 4.3.x 受影響。實驗:新建一個帳號再刪掉,重啟 broker1,svc-orders 用 SCRAM 登入 broker1 失敗(沒重啟的 broker2 正常);把被刪的帳號重新建立,再重啟 broker1,恢復。內部通道已改 mTLS(Lab 9.5),所以 broker 本身起得來;改之前 broker 會直接起不來。</w:t>
+      </w:r>
+    </w:p>
+    <w:p>
+      <w:pPr>
+        <w:keepNext/>
+        <w:spacing w:after="60" w:before="120"/>
+      </w:pPr>
+      <w:r>
+        <w:rPr>
+          <w:rFonts w:ascii="Microsoft JhengHei" w:cs="Microsoft JhengHei" w:eastAsia="Microsoft JhengHei" w:hAnsi="Microsoft JhengHei"/>
+          <w:b/>
+          <w:bCs/>
+          <w:color w:val="1F7A8C"/>
+          <w:sz w:val="20"/>
+          <w:szCs w:val="20"/>
+        </w:rPr>
+        <w:t xml:space="preserve">手動指令</w:t>
+      </w:r>
+    </w:p>
+    <w:p>
+      <w:pPr>
+        <w:pBdr>
+          <w:top w:val="none" w:color="FFFFFF" w:sz="0"/>
+          <w:left w:val="single" w:color="1F7A8C" w:sz="18" w:space="6"/>
+          <w:bottom w:val="none" w:color="FFFFFF" w:sz="0"/>
+          <w:right w:val="none" w:color="FFFFFF" w:sz="0"/>
+        </w:pBdr>
+        <w:shd w:fill="F1F4F7" w:color="auto" w:val="clear"/>
+        <w:spacing w:after="0" w:line="252"/>
+        <w:ind w:left="140" w:right="60"/>
+      </w:pPr>
+      <w:r>
+        <w:rPr>
+          <w:rFonts w:ascii="Consolas" w:cs="Consolas" w:eastAsia="Consolas" w:hAnsi="Consolas"/>
+          <w:color w:val="1B2733"/>
+          <w:sz w:val="17"/>
+          <w:szCs w:val="17"/>
+        </w:rPr>
+        <w:t xml:space="preserve">bash scripts/scram-delete-bug.sh</w:t>
+      </w:r>
+    </w:p>
+    <w:p>
+      <w:pPr>
+        <w:spacing w:after="80"/>
+      </w:pPr>
+    </w:p>
+    <w:p>
+      <w:pPr>
+        <w:spacing w:after="100" w:line="300"/>
+      </w:pPr>
+      <w:r>
+        <w:rPr>
+          <w:rFonts w:ascii="Microsoft JhengHei" w:cs="Microsoft JhengHei" w:eastAsia="Microsoft JhengHei" w:hAnsi="Microsoft JhengHei"/>
+          <w:b/>
+          <w:bCs/>
+          <w:color w:val="B7791F"/>
+          <w:sz w:val="21"/>
+          <w:szCs w:val="21"/>
+        </w:rPr>
+        <w:t xml:space="preserve">預期:</w:t>
+      </w:r>
+      <w:r>
+        <w:rPr>
+          <w:rFonts w:ascii="Microsoft JhengHei" w:cs="Microsoft JhengHei" w:eastAsia="Microsoft JhengHei" w:hAnsi="Microsoft JhengHei"/>
+          <w:sz w:val="21"/>
+          <w:szCs w:val="21"/>
+        </w:rPr>
+        <w:t xml:space="preserve">全新叢集:② 重啟後 svc-orders 登入 broker1 失敗、broker2 成功;③ 重建帳號再重啟後 broker1 成功;判定:已重現 KAFKA-20774…。跑過很多章節的環境可能是「判定:這次沒有重現」(bug 取決於 metadata 重放狀態),兩種都屬正常。約 3 到 4 分鐘。</w:t>
+      </w:r>
+    </w:p>
     <w:tbl>
       <w:tblPr>
         <w:tblW w:type="dxa" w:w="9026"/>
@@ -46688,6 +46781,71 @@
           <w:tcPr>
             <w:tcW w:type="dxa" w:w="9026"/>
             <w:tcBorders>
+              <w:top w:val="single" w:color="D5DEE6" w:sz="4"/>
+              <w:left w:val="single" w:color="B03A2E" w:sz="24"/>
+              <w:bottom w:val="single" w:color="D5DEE6" w:sz="4"/>
+              <w:right w:val="single" w:color="D5DEE6" w:sz="4"/>
+            </w:tcBorders>
+            <w:shd w:fill="FDECEA" w:color="auto" w:val="clear"/>
+            <w:tcMar>
+              <w:top w:type="dxa" w:w="80"/>
+              <w:left w:type="dxa" w:w="140"/>
+              <w:bottom w:type="dxa" w:w="80"/>
+              <w:right w:type="dxa" w:w="140"/>
+            </w:tcMar>
+          </w:tcPr>
+          <w:p>
+            <w:pPr>
+              <w:spacing w:after="0" w:line="288"/>
+            </w:pPr>
+            <w:r>
+              <w:rPr>
+                <w:rFonts w:ascii="Microsoft JhengHei" w:cs="Microsoft JhengHei" w:eastAsia="Microsoft JhengHei" w:hAnsi="Microsoft JhengHei"/>
+                <w:b/>
+                <w:bCs/>
+                <w:color w:val="B03A2E"/>
+                <w:sz w:val="20"/>
+                <w:szCs w:val="20"/>
+              </w:rPr>
+              <w:t xml:space="preserve">注意:</w:t>
+            </w:r>
+            <w:r>
+              <w:rPr>
+                <w:rFonts w:ascii="Microsoft JhengHei" w:cs="Microsoft JhengHei" w:eastAsia="Microsoft JhengHei" w:hAnsi="Microsoft JhengHei"/>
+                <w:sz w:val="20"/>
+                <w:szCs w:val="20"/>
+              </w:rPr>
+              <w:t xml:space="preserve">對客戶的說法:升到含修復的版本前,不要用 --delete-config 刪 SCRAM 帳號;停用 = 覆寫隨機密碼 + 解除 role binding;已經刪過就重建同名帳號再滾動重啟。對不存在的帳號執行刪除也會觸發(本專案舊版 reset.sh 就是這樣中的)。bug 連結與對照表在 RUNBOOK 第 19 章。</w:t>
+            </w:r>
+          </w:p>
+        </w:tc>
+      </w:tr>
+    </w:tbl>
+    <w:p>
+      <w:pPr>
+        <w:spacing w:after="80"/>
+      </w:pPr>
+    </w:p>
+    <w:tbl>
+      <w:tblPr>
+        <w:tblW w:type="dxa" w:w="9026"/>
+        <w:tblBorders>
+          <w:top w:val="single" w:color="auto" w:sz="4"/>
+          <w:left w:val="single" w:color="auto" w:sz="4"/>
+          <w:bottom w:val="single" w:color="auto" w:sz="4"/>
+          <w:right w:val="single" w:color="auto" w:sz="4"/>
+          <w:insideH w:val="single" w:color="auto" w:sz="4"/>
+          <w:insideV w:val="single" w:color="auto" w:sz="4"/>
+        </w:tblBorders>
+      </w:tblPr>
+      <w:tblGrid>
+        <w:gridCol w:w="9026"/>
+      </w:tblGrid>
+      <w:tr>
+        <w:tc>
+          <w:tcPr>
+            <w:tcW w:type="dxa" w:w="9026"/>
+            <w:tcBorders>
               <w:top w:val="single" w:color="DDD3EC" w:sz="4"/>
               <w:left w:val="single" w:color="6B4FA0" w:sz="30"/>
               <w:bottom w:val="single" w:color="DDD3EC" w:sz="4"/>
@@ -46808,7 +46966,7 @@
       <w:r>
         <w:drawing>
           <wp:inline distT="0" distB="0" distL="0" distR="0">
-            <wp:extent cx="5619750" cy="1866900"/>
+            <wp:extent cx="5619750" cy="2047875"/>
             <wp:effectExtent t="0" r="0" b="0" l="0"/>
             <wp:docPr id="21" name="labmap-20.png" descr="Lab 20 地圖:這堂要證明的事、動到的元件(打亮)、走的路與結果(✔ 允許 / ✘ 拒絕)" title="Lab 20 地圖:這堂要證明的事、動到的元件(打亮)、走的路與結果(✔ 允許 / ✘ 拒絕)"/>
             <wp:cNvGraphicFramePr>
@@ -46833,7 +46991,7 @@
                   <pic:spPr bwMode="auto">
                     <a:xfrm>
                       <a:off x="0" y="0"/>
-                      <a:ext cx="5619750" cy="1866900"/>
+                      <a:ext cx="5619750" cy="2047875"/>
                     </a:xfrm>
                     <a:prstGeom prst="rect">
                       <a:avLst/>
@@ -48485,6 +48643,164 @@
                 <w:szCs w:val="20"/>
               </w:rPr>
               <w:t xml:space="preserve">三個重點:① 沒有驗證:ENCRYPT 規則的實際加密、解密、金鑰輪替、效能,以及 KMS 對接(AWS / Azure / GCP / HashiCorp Vault 是官方支援的型態;沒有看到 CyberArk Conjur 或其他地端 KMS 的內建型態,地端要用自訂 KMS driver 或 Vault),都要在有授權的環境另外驗。② 要評估授權:企業版之外的加購授權,屬商務問題,不是技術設定。③ 危險的靜默失敗(測試時觀察到):如果 Schema Registry 沒有開 RuleSet extension,註冊帶規則的 schema 不會報錯,而是默默丟掉規則;之後 producer 照常寫入,卡號以明文落在 topic 裡(用一般 console consumer 讀原始位元組就看得到)。所以上線前一定要用「讀原始位元組」的方式確認欄位真的是密文,不能只看 producer 沒報錯。</w:t>
+            </w:r>
+          </w:p>
+        </w:tc>
+      </w:tr>
+    </w:tbl>
+    <w:p>
+      <w:pPr>
+        <w:spacing w:after="80"/>
+      </w:pPr>
+    </w:p>
+    <w:p>
+      <w:pPr>
+        <w:pStyle w:val="Heading3"/>
+        <w:keepNext/>
+      </w:pPr>
+      <w:r>
+        <w:rPr>
+          <w:rFonts w:ascii="Microsoft JhengHei" w:cs="Microsoft JhengHei" w:eastAsia="Microsoft JhengHei" w:hAnsi="Microsoft JhengHei"/>
+        </w:rPr>
+        <w:t xml:space="preserve">20.6 上線前的檢查習慣:讀 topic 的原始位元組,確認欄位到底有沒有被加密</w:t>
+      </w:r>
+    </w:p>
+    <w:p>
+      <w:pPr>
+        <w:spacing w:after="100" w:line="300"/>
+      </w:pPr>
+      <w:r>
+        <w:rPr>
+          <w:rFonts w:ascii="Microsoft JhengHei" w:cs="Microsoft JhengHei" w:eastAsia="Microsoft JhengHei" w:hAnsi="Microsoft JhengHei"/>
+          <w:sz w:val="21"/>
+          <w:szCs w:val="21"/>
+        </w:rPr>
+        <w:t xml:space="preserve">不要只看 producer 沒報錯。yujie 用 Avro(orders.events-value v1)寫一筆含卡號的訂單,再以一般 console consumer(bootstrap 身分)讀原始位元組找卡號。這個環境會看到明文——因為沒有 CSFLE 授權、規則不存在;正式環境若看到明文,就代表加密規則沒生效(例如 20.1 警告裡的靜默失敗)。</w:t>
+      </w:r>
+    </w:p>
+    <w:p>
+      <w:pPr>
+        <w:keepNext/>
+        <w:spacing w:after="60" w:before="120"/>
+      </w:pPr>
+      <w:r>
+        <w:rPr>
+          <w:rFonts w:ascii="Microsoft JhengHei" w:cs="Microsoft JhengHei" w:eastAsia="Microsoft JhengHei" w:hAnsi="Microsoft JhengHei"/>
+          <w:b/>
+          <w:bCs/>
+          <w:color w:val="1F7A8C"/>
+          <w:sz w:val="20"/>
+          <w:szCs w:val="20"/>
+        </w:rPr>
+        <w:t xml:space="preserve">手動指令</w:t>
+      </w:r>
+    </w:p>
+    <w:p>
+      <w:pPr>
+        <w:pBdr>
+          <w:top w:val="none" w:color="FFFFFF" w:sz="0"/>
+          <w:left w:val="single" w:color="1F7A8C" w:sz="18" w:space="6"/>
+          <w:bottom w:val="none" w:color="FFFFFF" w:sz="0"/>
+          <w:right w:val="none" w:color="FFFFFF" w:sz="0"/>
+        </w:pBdr>
+        <w:shd w:fill="F1F4F7" w:color="auto" w:val="clear"/>
+        <w:spacing w:after="0" w:line="252"/>
+        <w:ind w:left="140" w:right="60"/>
+      </w:pPr>
+      <w:r>
+        <w:rPr>
+          <w:rFonts w:ascii="Consolas" w:cs="Consolas" w:eastAsia="Consolas" w:hAnsi="Consolas"/>
+          <w:color w:val="1B2733"/>
+          <w:sz w:val="17"/>
+          <w:szCs w:val="17"/>
+        </w:rPr>
+        <w:t xml:space="preserve">bash scripts/sr-raw-check.sh</w:t>
+      </w:r>
+    </w:p>
+    <w:p>
+      <w:pPr>
+        <w:spacing w:after="80"/>
+      </w:pPr>
+    </w:p>
+    <w:p>
+      <w:pPr>
+        <w:spacing w:after="100" w:line="300"/>
+      </w:pPr>
+      <w:r>
+        <w:rPr>
+          <w:rFonts w:ascii="Microsoft JhengHei" w:cs="Microsoft JhengHei" w:eastAsia="Microsoft JhengHei" w:hAnsi="Microsoft JhengHei"/>
+          <w:b/>
+          <w:bCs/>
+          <w:color w:val="B7791F"/>
+          <w:sz w:val="21"/>
+          <w:szCs w:val="21"/>
+        </w:rPr>
+        <w:t xml:space="preserve">預期:</w:t>
+      </w:r>
+      <w:r>
+        <w:rPr>
+          <w:rFonts w:ascii="Microsoft JhengHei" w:cs="Microsoft JhengHei" w:eastAsia="Microsoft JhengHei" w:hAnsi="Microsoft JhengHei"/>
+          <w:sz w:val="21"/>
+          <w:szCs w:val="21"/>
+        </w:rPr>
+        <w:t xml:space="preserve">① 寫入完成(producer 沒有報錯);② od -c 看得到卡號字串;判定:topic 裡的卡號是明文。</w:t>
+      </w:r>
+    </w:p>
+    <w:tbl>
+      <w:tblPr>
+        <w:tblW w:type="dxa" w:w="9026"/>
+        <w:tblBorders>
+          <w:top w:val="single" w:color="auto" w:sz="4"/>
+          <w:left w:val="single" w:color="auto" w:sz="4"/>
+          <w:bottom w:val="single" w:color="auto" w:sz="4"/>
+          <w:right w:val="single" w:color="auto" w:sz="4"/>
+          <w:insideH w:val="single" w:color="auto" w:sz="4"/>
+          <w:insideV w:val="single" w:color="auto" w:sz="4"/>
+        </w:tblBorders>
+      </w:tblPr>
+      <w:tblGrid>
+        <w:gridCol w:w="9026"/>
+      </w:tblGrid>
+      <w:tr>
+        <w:tc>
+          <w:tcPr>
+            <w:tcW w:type="dxa" w:w="9026"/>
+            <w:tcBorders>
+              <w:top w:val="single" w:color="D5DEE6" w:sz="4"/>
+              <w:left w:val="single" w:color="B03A2E" w:sz="24"/>
+              <w:bottom w:val="single" w:color="D5DEE6" w:sz="4"/>
+              <w:right w:val="single" w:color="D5DEE6" w:sz="4"/>
+            </w:tcBorders>
+            <w:shd w:fill="FDECEA" w:color="auto" w:val="clear"/>
+            <w:tcMar>
+              <w:top w:type="dxa" w:w="80"/>
+              <w:left w:type="dxa" w:w="140"/>
+              <w:bottom w:type="dxa" w:w="80"/>
+              <w:right w:type="dxa" w:w="140"/>
+            </w:tcMar>
+          </w:tcPr>
+          <w:p>
+            <w:pPr>
+              <w:spacing w:after="0" w:line="288"/>
+            </w:pPr>
+            <w:r>
+              <w:rPr>
+                <w:rFonts w:ascii="Microsoft JhengHei" w:cs="Microsoft JhengHei" w:eastAsia="Microsoft JhengHei" w:hAnsi="Microsoft JhengHei"/>
+                <w:b/>
+                <w:bCs/>
+                <w:color w:val="B03A2E"/>
+                <w:sz w:val="20"/>
+                <w:szCs w:val="20"/>
+              </w:rPr>
+              <w:t xml:space="preserve">注意:</w:t>
+            </w:r>
+            <w:r>
+              <w:rPr>
+                <w:rFonts w:ascii="Microsoft JhengHei" w:cs="Microsoft JhengHei" w:eastAsia="Microsoft JhengHei" w:hAnsi="Microsoft JhengHei"/>
+                <w:sz w:val="20"/>
+                <w:szCs w:val="20"/>
+              </w:rPr>
+              <w:t xml:space="preserve">把這個檢查做成上線前與每次改 schema 規則後的固定步驟;有授權的環境應該看到密文(base64 的 ciphertext),看到明文就是事故。</w:t>
             </w:r>
           </w:p>
         </w:tc>
